--- a/Final report/Digital farm management system.docx
+++ b/Final report/Digital farm management system.docx
@@ -2,1205 +2,1809 @@
 <file path=word/document.xml><?xml version="1.0" encoding="utf-8"?>
 <w:document xmlns:wpc="http://schemas.microsoft.com/office/word/2010/wordprocessingCanvas" xmlns:cx="http://schemas.microsoft.com/office/drawing/2014/chartex" xmlns:cx1="http://schemas.microsoft.com/office/drawing/2015/9/8/chartex" xmlns:cx2="http://schemas.microsoft.com/office/drawing/2015/10/21/chartex" xmlns:cx3="http://schemas.microsoft.com/office/drawing/2016/5/9/chartex" xmlns:cx4="http://schemas.microsoft.com/office/drawing/2016/5/10/chartex" xmlns:cx5="http://schemas.microsoft.com/office/drawing/2016/5/11/chartex" xmlns:cx6="http://schemas.microsoft.com/office/drawing/2016/5/12/chartex" xmlns:cx7="http://schemas.microsoft.com/office/drawing/2016/5/13/chartex" xmlns:cx8="http://schemas.microsoft.com/office/drawing/2016/5/14/chartex" xmlns:mc="http://schemas.openxmlformats.org/markup-compatibility/2006" xmlns:aink="http://schemas.microsoft.com/office/drawing/2016/ink" xmlns:am3d="http://schemas.microsoft.com/office/drawing/2017/model3d" xmlns:o="urn:schemas-microsoft-com:office:office" xmlns:r="http://schemas.openxmlformats.org/officeDocument/2006/relationships" xmlns:m="http://schemas.openxmlformats.org/officeDocument/2006/math" xmlns:v="urn:schemas-microsoft-com:vml" xmlns:wp14="http://schemas.microsoft.com/office/word/2010/wordprocessingDrawing" xmlns:wp="http://schemas.openxmlformats.org/drawingml/2006/wordprocessingDrawing" xmlns:w10="urn:schemas-microsoft-com:office:word" xmlns:w="http://schemas.openxmlformats.org/wordprocessingml/2006/main" xmlns:w14="http://schemas.microsoft.com/office/word/2010/wordml" xmlns:w15="http://schemas.microsoft.com/office/word/2012/wordml" xmlns:w16cex="http://schemas.microsoft.com/office/word/2018/wordml/cex" xmlns:w16cid="http://schemas.microsoft.com/office/word/2016/wordml/cid" xmlns:w16="http://schemas.microsoft.com/office/word/2018/wordml" xmlns:w16sdtdh="http://schemas.microsoft.com/office/word/2020/wordml/sdtdatahash" xmlns:w16se="http://schemas.microsoft.com/office/word/2015/wordml/symex" xmlns:wpg="http://schemas.microsoft.com/office/word/2010/wordprocessingGroup" xmlns:wpi="http://schemas.microsoft.com/office/word/2010/wordprocessingInk" xmlns:wne="http://schemas.microsoft.com/office/word/2006/wordml" xmlns:wps="http://schemas.microsoft.com/office/word/2010/wordprocessingShape" mc:Ignorable="w14 w15 w16se w16cid w16 w16cex w16sdtdh wp14">
   <w:body>
-    <w:p>
-      <w:r>
-        <w:rPr>
-          <w:noProof/>
-          <w:color w:val="2E8787"/>
-        </w:rPr>
-        <mc:AlternateContent>
-          <mc:Choice Requires="wpg">
-            <w:drawing>
-              <wp:anchor distT="0" distB="0" distL="0" distR="0" simplePos="0" relativeHeight="251661312" behindDoc="1" locked="0" layoutInCell="1" allowOverlap="1" wp14:anchorId="35068278" wp14:editId="4B842B27">
-                <wp:simplePos x="0" y="0"/>
-                <wp:positionH relativeFrom="page">
-                  <wp:posOffset>22860</wp:posOffset>
-                </wp:positionH>
-                <wp:positionV relativeFrom="page">
-                  <wp:posOffset>0</wp:posOffset>
-                </wp:positionV>
-                <wp:extent cx="7563484" cy="10696575"/>
-                <wp:effectExtent l="0" t="0" r="0" b="9525"/>
-                <wp:wrapNone/>
-                <wp:docPr id="1" name="Group 1"/>
-                <wp:cNvGraphicFramePr>
-                  <a:graphicFrameLocks xmlns:a="http://schemas.openxmlformats.org/drawingml/2006/main"/>
-                </wp:cNvGraphicFramePr>
-                <a:graphic xmlns:a="http://schemas.openxmlformats.org/drawingml/2006/main">
-                  <a:graphicData uri="http://schemas.microsoft.com/office/word/2010/wordprocessingGroup">
-                    <wpg:wgp>
-                      <wpg:cNvGrpSpPr>
-                        <a:grpSpLocks/>
-                      </wpg:cNvGrpSpPr>
-                      <wpg:grpSpPr>
-                        <a:xfrm>
-                          <a:off x="0" y="0"/>
-                          <a:ext cx="7563484" cy="10696575"/>
-                          <a:chOff x="0" y="0"/>
-                          <a:chExt cx="7563484" cy="10696575"/>
-                        </a:xfrm>
-                      </wpg:grpSpPr>
-                      <pic:pic xmlns:pic="http://schemas.openxmlformats.org/drawingml/2006/picture">
-                        <pic:nvPicPr>
-                          <pic:cNvPr id="2" name="Image 2"/>
-                          <pic:cNvPicPr/>
-                        </pic:nvPicPr>
-                        <pic:blipFill>
-                          <a:blip r:embed="rId8" cstate="print"/>
-                          <a:stretch>
-                            <a:fillRect/>
-                          </a:stretch>
-                        </pic:blipFill>
-                        <pic:spPr>
-                          <a:xfrm>
-                            <a:off x="0" y="0"/>
-                            <a:ext cx="7562821" cy="10695990"/>
-                          </a:xfrm>
-                          <a:prstGeom prst="rect">
-                            <a:avLst/>
-                          </a:prstGeom>
-                        </pic:spPr>
-                      </pic:pic>
-                      <wps:wsp>
-                        <wps:cNvPr id="3" name="Graphic 3"/>
-                        <wps:cNvSpPr/>
-                        <wps:spPr>
-                          <a:xfrm>
-                            <a:off x="49" y="1225278"/>
-                            <a:ext cx="7562850" cy="9471660"/>
-                          </a:xfrm>
-                          <a:custGeom>
-                            <a:avLst/>
-                            <a:gdLst/>
-                            <a:ahLst/>
-                            <a:cxnLst/>
-                            <a:rect l="l" t="t" r="r" b="b"/>
-                            <a:pathLst>
-                              <a:path w="7562850" h="9471660">
-                                <a:moveTo>
-                                  <a:pt x="3858824" y="566994"/>
-                                </a:moveTo>
-                                <a:lnTo>
-                                  <a:pt x="3899225" y="535160"/>
-                                </a:lnTo>
-                                <a:lnTo>
-                                  <a:pt x="3937709" y="506203"/>
-                                </a:lnTo>
-                                <a:lnTo>
-                                  <a:pt x="3976684" y="478130"/>
-                                </a:lnTo>
-                                <a:lnTo>
-                                  <a:pt x="4016136" y="450935"/>
-                                </a:lnTo>
-                                <a:lnTo>
-                                  <a:pt x="4056053" y="424610"/>
-                                </a:lnTo>
-                                <a:lnTo>
-                                  <a:pt x="4096606" y="399040"/>
-                                </a:lnTo>
-                                <a:lnTo>
-                                  <a:pt x="4137236" y="374547"/>
-                                </a:lnTo>
-                                <a:lnTo>
-                                  <a:pt x="4178475" y="350794"/>
-                                </a:lnTo>
-                                <a:lnTo>
-                                  <a:pt x="4220131" y="327886"/>
-                                </a:lnTo>
-                                <a:lnTo>
-                                  <a:pt x="4262191" y="305816"/>
-                                </a:lnTo>
-                                <a:lnTo>
-                                  <a:pt x="4304641" y="284576"/>
-                                </a:lnTo>
-                                <a:lnTo>
-                                  <a:pt x="4347471" y="264160"/>
-                                </a:lnTo>
-                                <a:lnTo>
-                                  <a:pt x="4390667" y="244562"/>
-                                </a:lnTo>
-                                <a:lnTo>
-                                  <a:pt x="4434217" y="225775"/>
-                                </a:lnTo>
-                                <a:lnTo>
-                                  <a:pt x="4478109" y="207791"/>
-                                </a:lnTo>
-                                <a:lnTo>
-                                  <a:pt x="4522330" y="190605"/>
-                                </a:lnTo>
-                                <a:lnTo>
-                                  <a:pt x="4566869" y="174210"/>
-                                </a:lnTo>
-                                <a:lnTo>
-                                  <a:pt x="4611712" y="158599"/>
-                                </a:lnTo>
-                                <a:lnTo>
-                                  <a:pt x="4656847" y="143765"/>
-                                </a:lnTo>
-                                <a:lnTo>
-                                  <a:pt x="4702262" y="129701"/>
-                                </a:lnTo>
-                                <a:lnTo>
-                                  <a:pt x="4747945" y="116402"/>
-                                </a:lnTo>
-                                <a:lnTo>
-                                  <a:pt x="4793883" y="103860"/>
-                                </a:lnTo>
-                                <a:lnTo>
-                                  <a:pt x="4840064" y="92069"/>
-                                </a:lnTo>
-                                <a:lnTo>
-                                  <a:pt x="4886475" y="81022"/>
-                                </a:lnTo>
-                                <a:lnTo>
-                                  <a:pt x="4933104" y="70712"/>
-                                </a:lnTo>
-                                <a:lnTo>
-                                  <a:pt x="4979939" y="61133"/>
-                                </a:lnTo>
-                                <a:lnTo>
-                                  <a:pt x="5026967" y="52277"/>
-                                </a:lnTo>
-                                <a:lnTo>
-                                  <a:pt x="5074177" y="44139"/>
-                                </a:lnTo>
-                                <a:lnTo>
-                                  <a:pt x="5121554" y="36712"/>
-                                </a:lnTo>
-                                <a:lnTo>
-                                  <a:pt x="5169088" y="29988"/>
-                                </a:lnTo>
-                                <a:lnTo>
-                                  <a:pt x="5216766" y="23962"/>
-                                </a:lnTo>
-                                <a:lnTo>
-                                  <a:pt x="5264576" y="18626"/>
-                                </a:lnTo>
-                                <a:lnTo>
-                                  <a:pt x="5312504" y="13974"/>
-                                </a:lnTo>
-                                <a:lnTo>
-                                  <a:pt x="5360539" y="10000"/>
-                                </a:lnTo>
-                                <a:lnTo>
-                                  <a:pt x="5408669" y="6696"/>
-                                </a:lnTo>
-                                <a:lnTo>
-                                  <a:pt x="5456881" y="4055"/>
-                                </a:lnTo>
-                                <a:lnTo>
-                                  <a:pt x="5505162" y="2072"/>
-                                </a:lnTo>
-                                <a:lnTo>
-                                  <a:pt x="5553500" y="740"/>
-                                </a:lnTo>
-                                <a:lnTo>
-                                  <a:pt x="5601884" y="51"/>
-                                </a:lnTo>
-                                <a:lnTo>
-                                  <a:pt x="5650300" y="0"/>
-                                </a:lnTo>
-                                <a:lnTo>
-                                  <a:pt x="5698736" y="578"/>
-                                </a:lnTo>
-                                <a:lnTo>
-                                  <a:pt x="5747179" y="1781"/>
-                                </a:lnTo>
-                                <a:lnTo>
-                                  <a:pt x="5795619" y="3601"/>
-                                </a:lnTo>
-                                <a:lnTo>
-                                  <a:pt x="5844041" y="6031"/>
-                                </a:lnTo>
-                                <a:lnTo>
-                                  <a:pt x="5892434" y="9066"/>
-                                </a:lnTo>
-                                <a:lnTo>
-                                  <a:pt x="5940785" y="12697"/>
-                                </a:lnTo>
-                                <a:lnTo>
-                                  <a:pt x="5989082" y="16918"/>
-                                </a:lnTo>
-                                <a:lnTo>
-                                  <a:pt x="6037313" y="21724"/>
-                                </a:lnTo>
-                                <a:lnTo>
-                                  <a:pt x="6085465" y="27106"/>
-                                </a:lnTo>
-                                <a:lnTo>
-                                  <a:pt x="6133526" y="33059"/>
-                                </a:lnTo>
-                                <a:lnTo>
-                                  <a:pt x="6181483" y="39576"/>
-                                </a:lnTo>
-                                <a:lnTo>
-                                  <a:pt x="6229325" y="46649"/>
-                                </a:lnTo>
-                                <a:lnTo>
-                                  <a:pt x="6277038" y="54273"/>
-                                </a:lnTo>
-                                <a:lnTo>
-                                  <a:pt x="6324610" y="62441"/>
-                                </a:lnTo>
-                                <a:lnTo>
-                                  <a:pt x="6372029" y="71146"/>
-                                </a:lnTo>
-                                <a:lnTo>
-                                  <a:pt x="6419283" y="80381"/>
-                                </a:lnTo>
-                                <a:lnTo>
-                                  <a:pt x="6466360" y="90139"/>
-                                </a:lnTo>
-                                <a:lnTo>
-                                  <a:pt x="6513246" y="100415"/>
-                                </a:lnTo>
-                                <a:lnTo>
-                                  <a:pt x="6559929" y="111201"/>
-                                </a:lnTo>
-                                <a:lnTo>
-                                  <a:pt x="6606398" y="122490"/>
-                                </a:lnTo>
-                                <a:lnTo>
-                                  <a:pt x="6652640" y="134277"/>
-                                </a:lnTo>
-                                <a:lnTo>
-                                  <a:pt x="6698641" y="146554"/>
-                                </a:lnTo>
-                                <a:lnTo>
-                                  <a:pt x="6744391" y="159314"/>
-                                </a:lnTo>
-                                <a:lnTo>
-                                  <a:pt x="6789877" y="172552"/>
-                                </a:lnTo>
-                                <a:lnTo>
-                                  <a:pt x="6835086" y="186259"/>
-                                </a:lnTo>
-                                <a:lnTo>
-                                  <a:pt x="6880005" y="200430"/>
-                                </a:lnTo>
-                                <a:lnTo>
-                                  <a:pt x="6928273" y="215469"/>
-                                </a:lnTo>
-                                <a:lnTo>
-                                  <a:pt x="6976205" y="231307"/>
-                                </a:lnTo>
-                                <a:lnTo>
-                                  <a:pt x="7023797" y="247934"/>
-                                </a:lnTo>
-                                <a:lnTo>
-                                  <a:pt x="7071043" y="265342"/>
-                                </a:lnTo>
-                                <a:lnTo>
-                                  <a:pt x="7117937" y="283521"/>
-                                </a:lnTo>
-                                <a:lnTo>
-                                  <a:pt x="7164475" y="302463"/>
-                                </a:lnTo>
-                                <a:lnTo>
-                                  <a:pt x="7210651" y="322157"/>
-                                </a:lnTo>
-                                <a:lnTo>
-                                  <a:pt x="7256460" y="342596"/>
-                                </a:lnTo>
-                                <a:lnTo>
-                                  <a:pt x="7301897" y="363770"/>
-                                </a:lnTo>
-                                <a:lnTo>
-                                  <a:pt x="7346956" y="385670"/>
-                                </a:lnTo>
-                                <a:lnTo>
-                                  <a:pt x="7391633" y="408287"/>
-                                </a:lnTo>
-                                <a:lnTo>
-                                  <a:pt x="7435921" y="431612"/>
-                                </a:lnTo>
-                                <a:lnTo>
-                                  <a:pt x="7479816" y="455635"/>
-                                </a:lnTo>
-                                <a:lnTo>
-                                  <a:pt x="7523312" y="480348"/>
-                                </a:lnTo>
-                                <a:lnTo>
-                                  <a:pt x="7562849" y="503647"/>
-                                </a:lnTo>
-                                <a:lnTo>
-                                  <a:pt x="7562849" y="9471295"/>
-                                </a:lnTo>
-                                <a:lnTo>
-                                  <a:pt x="0" y="9471295"/>
-                                </a:lnTo>
-                                <a:lnTo>
-                                  <a:pt x="0" y="4100623"/>
-                                </a:lnTo>
-                                <a:lnTo>
-                                  <a:pt x="2087597" y="2455732"/>
-                                </a:lnTo>
-                                <a:lnTo>
-                                  <a:pt x="2135275" y="2417567"/>
-                                </a:lnTo>
-                                <a:lnTo>
-                                  <a:pt x="2255799" y="2318637"/>
-                                </a:lnTo>
-                                <a:lnTo>
-                                  <a:pt x="2293651" y="2286711"/>
-                                </a:lnTo>
-                                <a:lnTo>
-                                  <a:pt x="2332327" y="2253239"/>
-                                </a:lnTo>
-                                <a:lnTo>
-                                  <a:pt x="2370471" y="2219265"/>
-                                </a:lnTo>
-                                <a:lnTo>
-                                  <a:pt x="2408104" y="2184811"/>
-                                </a:lnTo>
-                                <a:lnTo>
-                                  <a:pt x="2445250" y="2149896"/>
-                                </a:lnTo>
-                                <a:lnTo>
-                                  <a:pt x="2481930" y="2114543"/>
-                                </a:lnTo>
-                                <a:lnTo>
-                                  <a:pt x="2518167" y="2078772"/>
-                                </a:lnTo>
-                                <a:lnTo>
-                                  <a:pt x="2553982" y="2042603"/>
-                                </a:lnTo>
-                                <a:lnTo>
-                                  <a:pt x="2589398" y="2006059"/>
-                                </a:lnTo>
-                                <a:lnTo>
-                                  <a:pt x="2659121" y="1931925"/>
-                                </a:lnTo>
-                                <a:lnTo>
-                                  <a:pt x="2727513" y="1856537"/>
-                                </a:lnTo>
-                                <a:lnTo>
-                                  <a:pt x="2794753" y="1780063"/>
-                                </a:lnTo>
-                                <a:lnTo>
-                                  <a:pt x="2893837" y="1663682"/>
-                                </a:lnTo>
-                                <a:lnTo>
-                                  <a:pt x="3377267" y="1070522"/>
-                                </a:lnTo>
-                                <a:lnTo>
-                                  <a:pt x="3475745" y="953593"/>
-                                </a:lnTo>
-                                <a:lnTo>
-                                  <a:pt x="3542467" y="876652"/>
-                                </a:lnTo>
-                                <a:lnTo>
-                                  <a:pt x="3610253" y="800717"/>
-                                </a:lnTo>
-                                <a:lnTo>
-                                  <a:pt x="3644600" y="763178"/>
-                                </a:lnTo>
-                                <a:lnTo>
-                                  <a:pt x="3679307" y="727845"/>
-                                </a:lnTo>
-                                <a:lnTo>
-                                  <a:pt x="3714590" y="693442"/>
-                                </a:lnTo>
-                                <a:lnTo>
-                                  <a:pt x="3750438" y="659964"/>
-                                </a:lnTo>
-                                <a:lnTo>
-                                  <a:pt x="3786837" y="627403"/>
-                                </a:lnTo>
-                                <a:lnTo>
-                                  <a:pt x="3823777" y="595754"/>
-                                </a:lnTo>
-                                <a:lnTo>
-                                  <a:pt x="3858824" y="566994"/>
-                                </a:lnTo>
-                                <a:close/>
-                              </a:path>
-                              <a:path w="7562850" h="9471660">
-                                <a:moveTo>
-                                  <a:pt x="600274" y="3561165"/>
-                                </a:moveTo>
-                                <a:lnTo>
-                                  <a:pt x="643190" y="3527559"/>
-                                </a:lnTo>
-                                <a:lnTo>
-                                  <a:pt x="684703" y="3495469"/>
-                                </a:lnTo>
-                                <a:lnTo>
-                                  <a:pt x="684316" y="3495774"/>
-                                </a:lnTo>
-                                <a:lnTo>
-                                  <a:pt x="726957" y="3463208"/>
-                                </a:lnTo>
-                                <a:lnTo>
-                                  <a:pt x="764294" y="3434421"/>
-                                </a:lnTo>
-                                <a:lnTo>
-                                  <a:pt x="920626" y="3316439"/>
-                                </a:lnTo>
-                                <a:lnTo>
-                                  <a:pt x="1783256" y="2688870"/>
-                                </a:lnTo>
-                                <a:lnTo>
-                                  <a:pt x="1861258" y="2630456"/>
-                                </a:lnTo>
-                                <a:lnTo>
-                                  <a:pt x="2034792" y="2497338"/>
-                                </a:lnTo>
-                                <a:lnTo>
-                                  <a:pt x="0" y="4100623"/>
-                                </a:lnTo>
-                                <a:lnTo>
-                                  <a:pt x="0" y="4083950"/>
-                                </a:lnTo>
-                                <a:lnTo>
-                                  <a:pt x="91245" y="3997209"/>
-                                </a:lnTo>
-                                <a:lnTo>
-                                  <a:pt x="165778" y="3928536"/>
-                                </a:lnTo>
-                                <a:lnTo>
-                                  <a:pt x="280158" y="3826618"/>
-                                </a:lnTo>
-                                <a:lnTo>
-                                  <a:pt x="397630" y="3726000"/>
-                                </a:lnTo>
-                                <a:lnTo>
-                                  <a:pt x="434916" y="3694882"/>
-                                </a:lnTo>
-                                <a:lnTo>
-                                  <a:pt x="434157" y="3695480"/>
-                                </a:lnTo>
-                                <a:lnTo>
-                                  <a:pt x="559060" y="3593847"/>
-                                </a:lnTo>
-                                <a:lnTo>
-                                  <a:pt x="600274" y="3561165"/>
-                                </a:lnTo>
-                                <a:close/>
-                              </a:path>
-                            </a:pathLst>
-                          </a:custGeom>
-                          <a:solidFill>
-                            <a:srgbClr val="FFFFFF">
-                              <a:alpha val="79998"/>
-                            </a:srgbClr>
-                          </a:solidFill>
-                        </wps:spPr>
-                        <wps:bodyPr wrap="square" lIns="0" tIns="0" rIns="0" bIns="0" rtlCol="0">
-                          <a:prstTxWarp prst="textNoShape">
-                            <a:avLst/>
-                          </a:prstTxWarp>
-                          <a:noAutofit/>
-                        </wps:bodyPr>
-                      </wps:wsp>
-                      <pic:pic xmlns:pic="http://schemas.openxmlformats.org/drawingml/2006/picture">
-                        <pic:nvPicPr>
-                          <pic:cNvPr id="4" name="Image 4"/>
-                          <pic:cNvPicPr/>
-                        </pic:nvPicPr>
-                        <pic:blipFill>
-                          <a:blip r:embed="rId9" cstate="print"/>
-                          <a:stretch>
-                            <a:fillRect/>
-                          </a:stretch>
-                        </pic:blipFill>
-                        <pic:spPr>
-                          <a:xfrm>
-                            <a:off x="49" y="4411763"/>
-                            <a:ext cx="4137902" cy="6284787"/>
-                          </a:xfrm>
-                          <a:prstGeom prst="rect">
-                            <a:avLst/>
-                          </a:prstGeom>
-                        </pic:spPr>
-                      </pic:pic>
-                      <pic:pic xmlns:pic="http://schemas.openxmlformats.org/drawingml/2006/picture">
-                        <pic:nvPicPr>
-                          <pic:cNvPr id="5" name="Image 5"/>
-                          <pic:cNvPicPr/>
-                        </pic:nvPicPr>
-                        <pic:blipFill>
-                          <a:blip r:embed="rId10" cstate="print"/>
-                          <a:stretch>
-                            <a:fillRect/>
-                          </a:stretch>
-                        </pic:blipFill>
-                        <pic:spPr>
-                          <a:xfrm>
-                            <a:off x="4579157" y="0"/>
-                            <a:ext cx="2983741" cy="4039049"/>
-                          </a:xfrm>
-                          <a:prstGeom prst="rect">
-                            <a:avLst/>
-                          </a:prstGeom>
-                        </pic:spPr>
-                      </pic:pic>
-                      <wps:wsp>
-                        <wps:cNvPr id="6" name="Graphic 6"/>
-                        <wps:cNvSpPr/>
-                        <wps:spPr>
-                          <a:xfrm>
-                            <a:off x="3904992" y="9266022"/>
-                            <a:ext cx="2901950" cy="1270"/>
-                          </a:xfrm>
-                          <a:custGeom>
-                            <a:avLst/>
-                            <a:gdLst/>
-                            <a:ahLst/>
-                            <a:cxnLst/>
-                            <a:rect l="l" t="t" r="r" b="b"/>
-                            <a:pathLst>
-                              <a:path w="2901950">
-                                <a:moveTo>
-                                  <a:pt x="0" y="0"/>
-                                </a:moveTo>
-                                <a:lnTo>
-                                  <a:pt x="2901621" y="0"/>
-                                </a:lnTo>
-                              </a:path>
-                            </a:pathLst>
-                          </a:custGeom>
-                          <a:ln w="19057">
-                            <a:solidFill>
-                              <a:srgbClr val="2E8787"/>
-                            </a:solidFill>
-                            <a:prstDash val="solid"/>
-                          </a:ln>
-                        </wps:spPr>
-                        <wps:bodyPr wrap="square" lIns="0" tIns="0" rIns="0" bIns="0" rtlCol="0">
-                          <a:prstTxWarp prst="textNoShape">
-                            <a:avLst/>
-                          </a:prstTxWarp>
-                          <a:noAutofit/>
-                        </wps:bodyPr>
-                      </wps:wsp>
-                    </wpg:wgp>
-                  </a:graphicData>
-                </a:graphic>
-              </wp:anchor>
-            </w:drawing>
-          </mc:Choice>
-          <mc:Fallback>
-            <w:pict>
-              <v:group w14:anchorId="72BCF0A5" id="Group 1" o:spid="_x0000_s1026" style="position:absolute;margin-left:1.8pt;margin-top:0;width:595.55pt;height:842.25pt;z-index:-251655168;mso-wrap-distance-left:0;mso-wrap-distance-right:0;mso-position-horizontal-relative:page;mso-position-vertical-relative:page" coordsize="75634,106965" o:gfxdata="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">
-                <v:shapetype id="_x0000_t75" coordsize="21600,21600" o:spt="75" o:preferrelative="t" path="m@4@5l@4@11@9@11@9@5xe" filled="f" stroked="f">
-                  <v:stroke joinstyle="miter"/>
-                  <v:formulas>
-                    <v:f eqn="if lineDrawn pixelLineWidth 0"/>
-                    <v:f eqn="sum @0 1 0"/>
-                    <v:f eqn="sum 0 0 @1"/>
-                    <v:f eqn="prod @2 1 2"/>
-                    <v:f eqn="prod @3 21600 pixelWidth"/>
-                    <v:f eqn="prod @3 21600 pixelHeight"/>
-                    <v:f eqn="sum @0 0 1"/>
-                    <v:f eqn="prod @6 1 2"/>
-                    <v:f eqn="prod @7 21600 pixelWidth"/>
-                    <v:f eqn="sum @8 21600 0"/>
-                    <v:f eqn="prod @7 21600 pixelHeight"/>
-                    <v:f eqn="sum @10 21600 0"/>
-                  </v:formulas>
-                  <v:path o:extrusionok="f" gradientshapeok="t" o:connecttype="rect"/>
-                  <o:lock v:ext="edit" aspectratio="t"/>
-                </v:shapetype>
-                <v:shape id="Image 2" o:spid="_x0000_s1027" type="#_x0000_t75" style="position:absolute;width:75628;height:106959;visibility:visible;mso-wrap-style:square" o:gfxdata="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">
-                  <v:imagedata r:id="rId11" o:title=""/>
-                </v:shape>
-                <v:shape id="Graphic 3" o:spid="_x0000_s1028" style="position:absolute;top:12252;width:75628;height:94717;visibility:visible;mso-wrap-style:square;v-text-anchor:top" coordsize="7562850,9471660" o:gfxdata="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" path="m3858824,566994r40401,-31834l3937709,506203r38975,-28073l4016136,450935r39917,-26325l4096606,399040r40630,-24493l4178475,350794r41656,-22908l4262191,305816r42450,-21240l4347471,264160r43196,-19598l4434217,225775r43892,-17984l4522330,190605r44539,-16395l4611712,158599r45135,-14834l4702262,129701r45683,-13299l4793883,103860r46181,-11791l4886475,81022r46629,-10310l4979939,61133r47028,-8856l5074177,44139r47377,-7427l5169088,29988r47678,-6026l5264576,18626r47928,-4652l5360539,10000r48130,-3304l5456881,4055r48281,-1983l5553500,740,5601884,51,5650300,r48436,578l5747179,1781r48440,1820l5844041,6031r48393,3035l5940785,12697r48297,4221l6037313,21724r48152,5382l6133526,33059r47957,6517l6229325,46649r47713,7624l6324610,62441r47419,8705l6419283,80381r47077,9758l6513246,100415r46683,10786l6606398,122490r46242,11787l6698641,146554r45750,12760l6789877,172552r45209,13707l6880005,200430r48268,15039l6976205,231307r47592,16627l7071043,265342r46894,18179l7164475,302463r46176,19694l7256460,342596r45437,21174l7346956,385670r44677,22617l7435921,431612r43895,24023l7523312,480348r39537,23299l7562849,9471295,,9471295,,4100623,2087597,2455732r47678,-38165l2255799,2318637r37852,-31926l2332327,2253239r38144,-33974l2408104,2184811r37146,-34915l2481930,2114543r36237,-35771l2553982,2042603r35416,-36544l2659121,1931925r68392,-75388l2794753,1780063r99084,-116381l3377267,1070522r98478,-116929l3542467,876652r67786,-75935l3644600,763178r34707,-35333l3714590,693442r35848,-33478l3786837,627403r36940,-31649l3858824,566994xem600274,3561165r42916,-33606l684703,3495469r-387,305l726957,3463208r37337,-28787l920626,3316439r862630,-627569l1861258,2630456r173534,-133118l,4100623r,-16673l91245,3997209r74533,-68673l280158,3826618,397630,3726000r37286,-31118l434157,3695480,559060,3593847r41214,-32682xe" stroked="f">
-                  <v:fill opacity="52428f"/>
-                  <v:path arrowok="t"/>
-                </v:shape>
-                <v:shape id="Image 4" o:spid="_x0000_s1029" type="#_x0000_t75" style="position:absolute;top:44117;width:41379;height:62848;visibility:visible;mso-wrap-style:square" o:gfxdata="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">
-                  <v:imagedata r:id="rId12" o:title=""/>
-                </v:shape>
-                <v:shape id="Image 5" o:spid="_x0000_s1030" type="#_x0000_t75" style="position:absolute;left:45791;width:29837;height:40390;visibility:visible;mso-wrap-style:square" o:gfxdata="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">
-                  <v:imagedata r:id="rId13" o:title=""/>
-                </v:shape>
-                <v:shape id="Graphic 6" o:spid="_x0000_s1031" style="position:absolute;left:39049;top:92660;width:29020;height:12;visibility:visible;mso-wrap-style:square;v-text-anchor:top" coordsize="2901950,1270" o:gfxdata="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" path="m,l2901621,e" filled="f" strokecolor="#2e8787" strokeweight=".52936mm">
-                  <v:path arrowok="t"/>
-                </v:shape>
-                <w10:wrap anchorx="page" anchory="page"/>
-              </v:group>
-            </w:pict>
-          </mc:Fallback>
-        </mc:AlternateContent>
-      </w:r>
-      <w:r>
-        <w:rPr>
-          <w:color w:val="2E8787"/>
-        </w:rPr>
-        <w:t>DIGITAL</w:t>
-      </w:r>
-      <w:r>
-        <w:rPr>
-          <w:color w:val="2E8787"/>
-          <w:spacing w:val="6"/>
-        </w:rPr>
-        <w:t xml:space="preserve"> </w:t>
-      </w:r>
-      <w:r>
-        <w:rPr>
-          <w:color w:val="2E8787"/>
-        </w:rPr>
-        <w:t>FARM</w:t>
-      </w:r>
-      <w:r>
-        <w:rPr>
-          <w:color w:val="2E8787"/>
-          <w:spacing w:val="6"/>
-        </w:rPr>
-        <w:t xml:space="preserve"> </w:t>
-      </w:r>
-      <w:r>
-        <w:rPr>
-          <w:color w:val="2E8787"/>
-        </w:rPr>
-        <w:t>MANAGEMENT</w:t>
-      </w:r>
-      <w:r>
-        <w:rPr>
-          <w:color w:val="2E8787"/>
-          <w:spacing w:val="6"/>
-        </w:rPr>
-        <w:t xml:space="preserve"> </w:t>
-      </w:r>
-      <w:r>
-        <w:rPr>
-          <w:color w:val="2E8787"/>
-          <w:spacing w:val="-2"/>
-        </w:rPr>
-        <w:t>SYSTEM</w:t>
-      </w:r>
-    </w:p>
-    <w:p>
-      <w:pPr>
-        <w:pStyle w:val="BodyText"/>
-        <w:rPr>
-          <w:rFonts w:ascii="Montserrat" w:hAnsi="Montserrat"/>
-          <w:b w:val="0"/>
-          <w:sz w:val="125"/>
-        </w:rPr>
-      </w:pPr>
-    </w:p>
-    <w:p>
-      <w:pPr>
-        <w:pStyle w:val="BodyText"/>
-        <w:rPr>
-          <w:rFonts w:ascii="Montserrat" w:hAnsi="Montserrat"/>
-          <w:b w:val="0"/>
-          <w:sz w:val="125"/>
-        </w:rPr>
-      </w:pPr>
-    </w:p>
-    <w:p>
-      <w:pPr>
-        <w:pStyle w:val="BodyText"/>
-        <w:spacing w:before="1191"/>
-        <w:rPr>
-          <w:rFonts w:ascii="Montserrat" w:hAnsi="Montserrat"/>
-          <w:b w:val="0"/>
-          <w:sz w:val="125"/>
-        </w:rPr>
-      </w:pPr>
-    </w:p>
-    <w:p>
-      <w:pPr>
-        <w:spacing w:line="1348" w:lineRule="exact"/>
-        <w:ind w:right="56"/>
-        <w:jc w:val="right"/>
-        <w:rPr>
-          <w:rFonts w:ascii="Montserrat" w:hAnsi="Montserrat" w:cs="Mongolian Baiti"/>
-          <w:b/>
-          <w:color w:val="2E8787"/>
-          <w:spacing w:val="-40"/>
-          <w:sz w:val="125"/>
-        </w:rPr>
-      </w:pPr>
-      <w:r>
-        <w:rPr>
-          <w:rFonts w:ascii="Montserrat" w:hAnsi="Montserrat" w:cs="Mongolian Baiti"/>
-          <w:b/>
-          <w:color w:val="2E8787"/>
-          <w:spacing w:val="-40"/>
-          <w:sz w:val="125"/>
-        </w:rPr>
-        <w:t>FINAL</w:t>
-      </w:r>
-    </w:p>
-    <w:p>
-      <w:pPr>
-        <w:ind w:left="3600"/>
-        <w:rPr>
-          <w:sz w:val="136"/>
-          <w:szCs w:val="136"/>
-        </w:rPr>
-      </w:pPr>
-      <w:r>
-        <w:rPr>
-          <w:sz w:val="136"/>
-          <w:szCs w:val="136"/>
-        </w:rPr>
-        <w:t xml:space="preserve"> </w:t>
-      </w:r>
-      <w:r>
-        <w:rPr>
-          <w:sz w:val="136"/>
-          <w:szCs w:val="136"/>
-        </w:rPr>
-        <w:t>REPORT</w:t>
-      </w:r>
-    </w:p>
-    <w:p>
-      <w:pPr>
-        <w:pStyle w:val="BodyText"/>
-        <w:spacing w:before="400"/>
-        <w:rPr>
-          <w:rFonts w:ascii="Montserrat" w:hAnsi="Montserrat"/>
-          <w:b w:val="0"/>
-          <w:sz w:val="34"/>
-        </w:rPr>
-      </w:pPr>
-    </w:p>
-    <w:p>
-      <w:pPr>
-        <w:ind w:left="5760"/>
+    <w:sdt>
+      <w:sdtPr>
+        <w:rPr>
+          <w:rFonts w:ascii="Times New Roman" w:eastAsia="Tahoma" w:hAnsi="Times New Roman" w:cs="Tahoma"/>
+          <w:color w:val="auto"/>
+          <w:sz w:val="24"/>
+          <w:szCs w:val="22"/>
+        </w:rPr>
+        <w:id w:val="1388922671"/>
+        <w:docPartObj>
+          <w:docPartGallery w:val="Table of Contents"/>
+          <w:docPartUnique/>
+        </w:docPartObj>
+      </w:sdtPr>
+      <w:sdtEndPr>
         <w:rPr>
           <w:b/>
           <w:bCs/>
-          <w:color w:val="2E8787"/>
-          <w:sz w:val="28"/>
-          <w:szCs w:val="28"/>
-        </w:rPr>
-      </w:pPr>
-      <w:r>
-        <w:rPr>
-          <w:b/>
-          <w:bCs/>
-          <w:color w:val="2E8787"/>
-          <w:sz w:val="28"/>
-          <w:szCs w:val="28"/>
-        </w:rPr>
-        <w:t xml:space="preserve">  </w:t>
-      </w:r>
-      <w:r>
-        <w:rPr>
-          <w:b/>
-          <w:bCs/>
-          <w:color w:val="2E8787"/>
-          <w:sz w:val="28"/>
-          <w:szCs w:val="28"/>
-        </w:rPr>
-        <w:t>PRESENTED</w:t>
-      </w:r>
-      <w:r>
-        <w:rPr>
-          <w:b/>
-          <w:bCs/>
-          <w:color w:val="2E8787"/>
-          <w:spacing w:val="-14"/>
-          <w:sz w:val="28"/>
-          <w:szCs w:val="28"/>
-        </w:rPr>
-        <w:t xml:space="preserve"> </w:t>
-      </w:r>
-      <w:r>
-        <w:rPr>
-          <w:b/>
-          <w:bCs/>
-          <w:color w:val="2E8787"/>
-          <w:spacing w:val="-5"/>
-          <w:sz w:val="28"/>
-          <w:szCs w:val="28"/>
-        </w:rPr>
-        <w:t>TO</w:t>
-      </w:r>
+          <w:noProof/>
+        </w:rPr>
+      </w:sdtEndPr>
+      <w:sdtContent>
+        <w:p>
+          <w:pPr>
+            <w:pStyle w:val="TOCHeading"/>
+            <w:spacing w:line="360" w:lineRule="auto"/>
+            <w:jc w:val="both"/>
+            <w:rPr>
+              <w:color w:val="000000" w:themeColor="text1"/>
+              <w:sz w:val="28"/>
+              <w:szCs w:val="28"/>
+            </w:rPr>
+          </w:pPr>
+          <w:r>
+            <w:rPr>
+              <w:color w:val="000000" w:themeColor="text1"/>
+              <w:sz w:val="28"/>
+              <w:szCs w:val="28"/>
+            </w:rPr>
+            <w:t xml:space="preserve">Table of </w:t>
+          </w:r>
+          <w:r>
+            <w:rPr>
+              <w:color w:val="000000" w:themeColor="text1"/>
+              <w:sz w:val="28"/>
+              <w:szCs w:val="28"/>
+            </w:rPr>
+            <w:t>Contents</w:t>
+          </w:r>
+        </w:p>
+        <w:p>
+          <w:pPr>
+            <w:pStyle w:val="TOC1"/>
+            <w:rPr>
+              <w:rFonts w:asciiTheme="minorHAnsi" w:eastAsiaTheme="minorEastAsia" w:hAnsiTheme="minorHAnsi" w:cstheme="minorBidi"/>
+              <w:lang w:val="en-PK" w:eastAsia="en-PK"/>
+            </w:rPr>
+          </w:pPr>
+          <w:r>
+            <w:fldChar w:fldCharType="begin"/>
+          </w:r>
+          <w:r>
+            <w:instrText xml:space="preserve"> TOC \o "1-3" \h \z \u </w:instrText>
+          </w:r>
+          <w:r>
+            <w:fldChar w:fldCharType="separate"/>
+          </w:r>
+          <w:hyperlink w:anchor="_Toc201518579" w:history="1">
+            <w:r>
+              <w:rPr>
+                <w:rStyle w:val="Hyperlink"/>
+              </w:rPr>
+              <w:t>1. Introduction</w:t>
+            </w:r>
+            <w:r>
+              <w:rPr>
+                <w:webHidden/>
+              </w:rPr>
+              <w:tab/>
+            </w:r>
+            <w:r>
+              <w:rPr>
+                <w:webHidden/>
+              </w:rPr>
+              <w:fldChar w:fldCharType="begin"/>
+            </w:r>
+            <w:r>
+              <w:rPr>
+                <w:webHidden/>
+              </w:rPr>
+              <w:instrText xml:space="preserve"> PAGEREF _Toc201518579 \h </w:instrText>
+            </w:r>
+            <w:r>
+              <w:rPr>
+                <w:webHidden/>
+              </w:rPr>
+            </w:r>
+            <w:r>
+              <w:rPr>
+                <w:webHidden/>
+              </w:rPr>
+              <w:fldChar w:fldCharType="separate"/>
+            </w:r>
+            <w:r>
+              <w:rPr>
+                <w:webHidden/>
+              </w:rPr>
+              <w:t>2</w:t>
+            </w:r>
+            <w:r>
+              <w:rPr>
+                <w:webHidden/>
+              </w:rPr>
+              <w:fldChar w:fldCharType="end"/>
+            </w:r>
+          </w:hyperlink>
+        </w:p>
+        <w:p>
+          <w:pPr>
+            <w:pStyle w:val="TOC2"/>
+            <w:tabs>
+              <w:tab w:val="right" w:leader="dot" w:pos="9634"/>
+            </w:tabs>
+            <w:spacing w:line="360" w:lineRule="auto"/>
+            <w:jc w:val="both"/>
+            <w:rPr>
+              <w:rFonts w:asciiTheme="minorHAnsi" w:eastAsiaTheme="minorEastAsia" w:hAnsiTheme="minorHAnsi" w:cstheme="minorBidi"/>
+              <w:noProof/>
+              <w:sz w:val="22"/>
+              <w:lang w:val="en-PK" w:eastAsia="en-PK"/>
+            </w:rPr>
+          </w:pPr>
+          <w:hyperlink w:anchor="_Toc201518580" w:history="1">
+            <w:r>
+              <w:rPr>
+                <w:rStyle w:val="Hyperlink"/>
+                <w:rFonts w:eastAsia="Verdana" w:cs="Times New Roman"/>
+                <w:noProof/>
+                <w:sz w:val="22"/>
+                <w:lang w:val="en-PK"/>
+              </w:rPr>
+              <w:t>1.1 Project Overview</w:t>
+            </w:r>
+            <w:r>
+              <w:rPr>
+                <w:noProof/>
+                <w:webHidden/>
+                <w:sz w:val="22"/>
+              </w:rPr>
+              <w:tab/>
+            </w:r>
+            <w:r>
+              <w:rPr>
+                <w:noProof/>
+                <w:webHidden/>
+                <w:sz w:val="22"/>
+              </w:rPr>
+              <w:fldChar w:fldCharType="begin"/>
+            </w:r>
+            <w:r>
+              <w:rPr>
+                <w:noProof/>
+                <w:webHidden/>
+                <w:sz w:val="22"/>
+              </w:rPr>
+              <w:instrText xml:space="preserve"> PAGEREF _Toc201518580 \h </w:instrText>
+            </w:r>
+            <w:r>
+              <w:rPr>
+                <w:noProof/>
+                <w:webHidden/>
+                <w:sz w:val="22"/>
+              </w:rPr>
+            </w:r>
+            <w:r>
+              <w:rPr>
+                <w:noProof/>
+                <w:webHidden/>
+                <w:sz w:val="22"/>
+              </w:rPr>
+              <w:fldChar w:fldCharType="separate"/>
+            </w:r>
+            <w:r>
+              <w:rPr>
+                <w:noProof/>
+                <w:webHidden/>
+                <w:sz w:val="22"/>
+              </w:rPr>
+              <w:t>2</w:t>
+            </w:r>
+            <w:r>
+              <w:rPr>
+                <w:noProof/>
+                <w:webHidden/>
+                <w:sz w:val="22"/>
+              </w:rPr>
+              <w:fldChar w:fldCharType="end"/>
+            </w:r>
+          </w:hyperlink>
+        </w:p>
+        <w:p>
+          <w:pPr>
+            <w:pStyle w:val="TOC2"/>
+            <w:tabs>
+              <w:tab w:val="right" w:leader="dot" w:pos="9634"/>
+            </w:tabs>
+            <w:spacing w:line="360" w:lineRule="auto"/>
+            <w:jc w:val="both"/>
+            <w:rPr>
+              <w:rFonts w:asciiTheme="minorHAnsi" w:eastAsiaTheme="minorEastAsia" w:hAnsiTheme="minorHAnsi" w:cstheme="minorBidi"/>
+              <w:noProof/>
+              <w:sz w:val="22"/>
+              <w:lang w:val="en-PK" w:eastAsia="en-PK"/>
+            </w:rPr>
+          </w:pPr>
+          <w:hyperlink w:anchor="_Toc201518581" w:history="1">
+            <w:r>
+              <w:rPr>
+                <w:rStyle w:val="Hyperlink"/>
+                <w:rFonts w:eastAsia="Verdana" w:cs="Times New Roman"/>
+                <w:noProof/>
+                <w:sz w:val="22"/>
+                <w:lang w:val="en-PK"/>
+              </w:rPr>
+              <w:t>1.2 Objectives</w:t>
+            </w:r>
+            <w:r>
+              <w:rPr>
+                <w:noProof/>
+                <w:webHidden/>
+                <w:sz w:val="22"/>
+              </w:rPr>
+              <w:tab/>
+            </w:r>
+            <w:r>
+              <w:rPr>
+                <w:noProof/>
+                <w:webHidden/>
+                <w:sz w:val="22"/>
+              </w:rPr>
+              <w:fldChar w:fldCharType="begin"/>
+            </w:r>
+            <w:r>
+              <w:rPr>
+                <w:noProof/>
+                <w:webHidden/>
+                <w:sz w:val="22"/>
+              </w:rPr>
+              <w:instrText xml:space="preserve"> PAGEREF _Toc201518581 \h </w:instrText>
+            </w:r>
+            <w:r>
+              <w:rPr>
+                <w:noProof/>
+                <w:webHidden/>
+                <w:sz w:val="22"/>
+              </w:rPr>
+            </w:r>
+            <w:r>
+              <w:rPr>
+                <w:noProof/>
+                <w:webHidden/>
+                <w:sz w:val="22"/>
+              </w:rPr>
+              <w:fldChar w:fldCharType="separate"/>
+            </w:r>
+            <w:r>
+              <w:rPr>
+                <w:noProof/>
+                <w:webHidden/>
+                <w:sz w:val="22"/>
+              </w:rPr>
+              <w:t>2</w:t>
+            </w:r>
+            <w:r>
+              <w:rPr>
+                <w:noProof/>
+                <w:webHidden/>
+                <w:sz w:val="22"/>
+              </w:rPr>
+              <w:fldChar w:fldCharType="end"/>
+            </w:r>
+          </w:hyperlink>
+        </w:p>
+        <w:p>
+          <w:pPr>
+            <w:pStyle w:val="TOC1"/>
+            <w:rPr>
+              <w:rFonts w:asciiTheme="minorHAnsi" w:eastAsiaTheme="minorEastAsia" w:hAnsiTheme="minorHAnsi" w:cstheme="minorBidi"/>
+              <w:lang w:val="en-PK" w:eastAsia="en-PK"/>
+            </w:rPr>
+          </w:pPr>
+          <w:hyperlink w:anchor="_Toc201518582" w:history="1">
+            <w:r>
+              <w:rPr>
+                <w:rStyle w:val="Hyperlink"/>
+              </w:rPr>
+              <w:t>2. Problem Solution</w:t>
+            </w:r>
+            <w:r>
+              <w:rPr>
+                <w:webHidden/>
+              </w:rPr>
+              <w:tab/>
+            </w:r>
+            <w:r>
+              <w:rPr>
+                <w:webHidden/>
+              </w:rPr>
+              <w:fldChar w:fldCharType="begin"/>
+            </w:r>
+            <w:r>
+              <w:rPr>
+                <w:webHidden/>
+              </w:rPr>
+              <w:instrText xml:space="preserve"> PAGEREF _Toc201518582 \h </w:instrText>
+            </w:r>
+            <w:r>
+              <w:rPr>
+                <w:webHidden/>
+              </w:rPr>
+            </w:r>
+            <w:r>
+              <w:rPr>
+                <w:webHidden/>
+              </w:rPr>
+              <w:fldChar w:fldCharType="separate"/>
+            </w:r>
+            <w:r>
+              <w:rPr>
+                <w:webHidden/>
+              </w:rPr>
+              <w:t>2</w:t>
+            </w:r>
+            <w:r>
+              <w:rPr>
+                <w:webHidden/>
+              </w:rPr>
+              <w:fldChar w:fldCharType="end"/>
+            </w:r>
+          </w:hyperlink>
+        </w:p>
+        <w:p>
+          <w:pPr>
+            <w:pStyle w:val="TOC1"/>
+            <w:rPr>
+              <w:rFonts w:asciiTheme="minorHAnsi" w:eastAsiaTheme="minorEastAsia" w:hAnsiTheme="minorHAnsi" w:cstheme="minorBidi"/>
+              <w:lang w:val="en-PK" w:eastAsia="en-PK"/>
+            </w:rPr>
+          </w:pPr>
+          <w:hyperlink w:anchor="_Toc201518583" w:history="1">
+            <w:r>
+              <w:rPr>
+                <w:rStyle w:val="Hyperlink"/>
+              </w:rPr>
+              <w:t>3. Features</w:t>
+            </w:r>
+            <w:r>
+              <w:rPr>
+                <w:webHidden/>
+              </w:rPr>
+              <w:tab/>
+            </w:r>
+            <w:r>
+              <w:rPr>
+                <w:webHidden/>
+              </w:rPr>
+              <w:fldChar w:fldCharType="begin"/>
+            </w:r>
+            <w:r>
+              <w:rPr>
+                <w:webHidden/>
+              </w:rPr>
+              <w:instrText xml:space="preserve"> PAGEREF _Toc201518583 \h </w:instrText>
+            </w:r>
+            <w:r>
+              <w:rPr>
+                <w:webHidden/>
+              </w:rPr>
+            </w:r>
+            <w:r>
+              <w:rPr>
+                <w:webHidden/>
+              </w:rPr>
+              <w:fldChar w:fldCharType="separate"/>
+            </w:r>
+            <w:r>
+              <w:rPr>
+                <w:webHidden/>
+              </w:rPr>
+              <w:t>3</w:t>
+            </w:r>
+            <w:r>
+              <w:rPr>
+                <w:webHidden/>
+              </w:rPr>
+              <w:fldChar w:fldCharType="end"/>
+            </w:r>
+          </w:hyperlink>
+        </w:p>
+        <w:p>
+          <w:pPr>
+            <w:pStyle w:val="TOC2"/>
+            <w:tabs>
+              <w:tab w:val="right" w:leader="dot" w:pos="9634"/>
+            </w:tabs>
+            <w:spacing w:line="360" w:lineRule="auto"/>
+            <w:jc w:val="both"/>
+            <w:rPr>
+              <w:rFonts w:asciiTheme="minorHAnsi" w:eastAsiaTheme="minorEastAsia" w:hAnsiTheme="minorHAnsi" w:cstheme="minorBidi"/>
+              <w:noProof/>
+              <w:sz w:val="22"/>
+              <w:lang w:val="en-PK" w:eastAsia="en-PK"/>
+            </w:rPr>
+          </w:pPr>
+          <w:hyperlink w:anchor="_Toc201518584" w:history="1">
+            <w:r>
+              <w:rPr>
+                <w:rStyle w:val="Hyperlink"/>
+                <w:rFonts w:cs="Times New Roman"/>
+                <w:noProof/>
+                <w:sz w:val="22"/>
+              </w:rPr>
+              <w:t>3.</w:t>
+            </w:r>
+            <w:r>
+              <w:rPr>
+                <w:rStyle w:val="Hyperlink"/>
+                <w:rFonts w:cs="Times New Roman"/>
+                <w:noProof/>
+                <w:sz w:val="22"/>
+                <w:lang w:val="en-PK"/>
+              </w:rPr>
+              <w:t>1. Core Functionality (Console &amp; GUI)</w:t>
+            </w:r>
+            <w:r>
+              <w:rPr>
+                <w:noProof/>
+                <w:webHidden/>
+                <w:sz w:val="22"/>
+              </w:rPr>
+              <w:tab/>
+            </w:r>
+            <w:r>
+              <w:rPr>
+                <w:noProof/>
+                <w:webHidden/>
+                <w:sz w:val="22"/>
+              </w:rPr>
+              <w:fldChar w:fldCharType="begin"/>
+            </w:r>
+            <w:r>
+              <w:rPr>
+                <w:noProof/>
+                <w:webHidden/>
+                <w:sz w:val="22"/>
+              </w:rPr>
+              <w:instrText xml:space="preserve"> PAGEREF _Toc201518584 \h </w:instrText>
+            </w:r>
+            <w:r>
+              <w:rPr>
+                <w:noProof/>
+                <w:webHidden/>
+                <w:sz w:val="22"/>
+              </w:rPr>
+            </w:r>
+            <w:r>
+              <w:rPr>
+                <w:noProof/>
+                <w:webHidden/>
+                <w:sz w:val="22"/>
+              </w:rPr>
+              <w:fldChar w:fldCharType="separate"/>
+            </w:r>
+            <w:r>
+              <w:rPr>
+                <w:noProof/>
+                <w:webHidden/>
+                <w:sz w:val="22"/>
+              </w:rPr>
+              <w:t>3</w:t>
+            </w:r>
+            <w:r>
+              <w:rPr>
+                <w:noProof/>
+                <w:webHidden/>
+                <w:sz w:val="22"/>
+              </w:rPr>
+              <w:fldChar w:fldCharType="end"/>
+            </w:r>
+          </w:hyperlink>
+        </w:p>
+        <w:p>
+          <w:pPr>
+            <w:pStyle w:val="TOC2"/>
+            <w:tabs>
+              <w:tab w:val="right" w:leader="dot" w:pos="9634"/>
+            </w:tabs>
+            <w:spacing w:line="360" w:lineRule="auto"/>
+            <w:jc w:val="both"/>
+            <w:rPr>
+              <w:rFonts w:asciiTheme="minorHAnsi" w:eastAsiaTheme="minorEastAsia" w:hAnsiTheme="minorHAnsi" w:cstheme="minorBidi"/>
+              <w:noProof/>
+              <w:sz w:val="22"/>
+              <w:lang w:val="en-PK" w:eastAsia="en-PK"/>
+            </w:rPr>
+          </w:pPr>
+          <w:hyperlink w:anchor="_Toc201518585" w:history="1">
+            <w:r>
+              <w:rPr>
+                <w:rStyle w:val="Hyperlink"/>
+                <w:rFonts w:cs="Times New Roman"/>
+                <w:noProof/>
+                <w:sz w:val="22"/>
+              </w:rPr>
+              <w:t>3.</w:t>
+            </w:r>
+            <w:r>
+              <w:rPr>
+                <w:rStyle w:val="Hyperlink"/>
+                <w:rFonts w:cs="Times New Roman"/>
+                <w:noProof/>
+                <w:sz w:val="22"/>
+                <w:lang w:val="en-PK"/>
+              </w:rPr>
+              <w:t>2. GUI-Specific Features</w:t>
+            </w:r>
+            <w:r>
+              <w:rPr>
+                <w:noProof/>
+                <w:webHidden/>
+                <w:sz w:val="22"/>
+              </w:rPr>
+              <w:tab/>
+            </w:r>
+            <w:r>
+              <w:rPr>
+                <w:noProof/>
+                <w:webHidden/>
+                <w:sz w:val="22"/>
+              </w:rPr>
+              <w:fldChar w:fldCharType="begin"/>
+            </w:r>
+            <w:r>
+              <w:rPr>
+                <w:noProof/>
+                <w:webHidden/>
+                <w:sz w:val="22"/>
+              </w:rPr>
+              <w:instrText xml:space="preserve"> PAGEREF _Toc201518585 \h </w:instrText>
+            </w:r>
+            <w:r>
+              <w:rPr>
+                <w:noProof/>
+                <w:webHidden/>
+                <w:sz w:val="22"/>
+              </w:rPr>
+            </w:r>
+            <w:r>
+              <w:rPr>
+                <w:noProof/>
+                <w:webHidden/>
+                <w:sz w:val="22"/>
+              </w:rPr>
+              <w:fldChar w:fldCharType="separate"/>
+            </w:r>
+            <w:r>
+              <w:rPr>
+                <w:noProof/>
+                <w:webHidden/>
+                <w:sz w:val="22"/>
+              </w:rPr>
+              <w:t>3</w:t>
+            </w:r>
+            <w:r>
+              <w:rPr>
+                <w:noProof/>
+                <w:webHidden/>
+                <w:sz w:val="22"/>
+              </w:rPr>
+              <w:fldChar w:fldCharType="end"/>
+            </w:r>
+          </w:hyperlink>
+        </w:p>
+        <w:p>
+          <w:pPr>
+            <w:pStyle w:val="TOC1"/>
+            <w:rPr>
+              <w:rFonts w:asciiTheme="minorHAnsi" w:eastAsiaTheme="minorEastAsia" w:hAnsiTheme="minorHAnsi" w:cstheme="minorBidi"/>
+              <w:lang w:val="en-PK" w:eastAsia="en-PK"/>
+            </w:rPr>
+          </w:pPr>
+          <w:hyperlink w:anchor="_Toc201518586" w:history="1">
+            <w:r>
+              <w:rPr>
+                <w:rStyle w:val="Hyperlink"/>
+              </w:rPr>
+              <w:t>4. OOP Concepts Implemented</w:t>
+            </w:r>
+            <w:r>
+              <w:rPr>
+                <w:webHidden/>
+              </w:rPr>
+              <w:tab/>
+            </w:r>
+            <w:r>
+              <w:rPr>
+                <w:webHidden/>
+              </w:rPr>
+              <w:fldChar w:fldCharType="begin"/>
+            </w:r>
+            <w:r>
+              <w:rPr>
+                <w:webHidden/>
+              </w:rPr>
+              <w:instrText xml:space="preserve"> PAGEREF _Toc201518586 \h </w:instrText>
+            </w:r>
+            <w:r>
+              <w:rPr>
+                <w:webHidden/>
+              </w:rPr>
+            </w:r>
+            <w:r>
+              <w:rPr>
+                <w:webHidden/>
+              </w:rPr>
+              <w:fldChar w:fldCharType="separate"/>
+            </w:r>
+            <w:r>
+              <w:rPr>
+                <w:webHidden/>
+              </w:rPr>
+              <w:t>3</w:t>
+            </w:r>
+            <w:r>
+              <w:rPr>
+                <w:webHidden/>
+              </w:rPr>
+              <w:fldChar w:fldCharType="end"/>
+            </w:r>
+          </w:hyperlink>
+        </w:p>
+        <w:p>
+          <w:pPr>
+            <w:pStyle w:val="TOC2"/>
+            <w:tabs>
+              <w:tab w:val="right" w:leader="dot" w:pos="9634"/>
+            </w:tabs>
+            <w:spacing w:line="360" w:lineRule="auto"/>
+            <w:jc w:val="both"/>
+            <w:rPr>
+              <w:rFonts w:asciiTheme="minorHAnsi" w:eastAsiaTheme="minorEastAsia" w:hAnsiTheme="minorHAnsi" w:cstheme="minorBidi"/>
+              <w:noProof/>
+              <w:sz w:val="22"/>
+              <w:lang w:val="en-PK" w:eastAsia="en-PK"/>
+            </w:rPr>
+          </w:pPr>
+          <w:hyperlink w:anchor="_Toc201518587" w:history="1">
+            <w:r>
+              <w:rPr>
+                <w:rStyle w:val="Hyperlink"/>
+                <w:noProof/>
+                <w:sz w:val="22"/>
+              </w:rPr>
+              <w:t>4.</w:t>
+            </w:r>
+            <w:r>
+              <w:rPr>
+                <w:rStyle w:val="Hyperlink"/>
+                <w:noProof/>
+                <w:sz w:val="22"/>
+                <w:lang w:val="en-PK"/>
+              </w:rPr>
+              <w:t>1. Inheritance</w:t>
+            </w:r>
+            <w:r>
+              <w:rPr>
+                <w:noProof/>
+                <w:webHidden/>
+                <w:sz w:val="22"/>
+              </w:rPr>
+              <w:tab/>
+            </w:r>
+            <w:r>
+              <w:rPr>
+                <w:noProof/>
+                <w:webHidden/>
+                <w:sz w:val="22"/>
+              </w:rPr>
+              <w:fldChar w:fldCharType="begin"/>
+            </w:r>
+            <w:r>
+              <w:rPr>
+                <w:noProof/>
+                <w:webHidden/>
+                <w:sz w:val="22"/>
+              </w:rPr>
+              <w:instrText xml:space="preserve"> PAGEREF _Toc201518587 \h </w:instrText>
+            </w:r>
+            <w:r>
+              <w:rPr>
+                <w:noProof/>
+                <w:webHidden/>
+                <w:sz w:val="22"/>
+              </w:rPr>
+            </w:r>
+            <w:r>
+              <w:rPr>
+                <w:noProof/>
+                <w:webHidden/>
+                <w:sz w:val="22"/>
+              </w:rPr>
+              <w:fldChar w:fldCharType="separate"/>
+            </w:r>
+            <w:r>
+              <w:rPr>
+                <w:noProof/>
+                <w:webHidden/>
+                <w:sz w:val="22"/>
+              </w:rPr>
+              <w:t>3</w:t>
+            </w:r>
+            <w:r>
+              <w:rPr>
+                <w:noProof/>
+                <w:webHidden/>
+                <w:sz w:val="22"/>
+              </w:rPr>
+              <w:fldChar w:fldCharType="end"/>
+            </w:r>
+          </w:hyperlink>
+        </w:p>
+        <w:p>
+          <w:pPr>
+            <w:pStyle w:val="TOC2"/>
+            <w:tabs>
+              <w:tab w:val="right" w:leader="dot" w:pos="9634"/>
+            </w:tabs>
+            <w:spacing w:line="360" w:lineRule="auto"/>
+            <w:jc w:val="both"/>
+            <w:rPr>
+              <w:rFonts w:asciiTheme="minorHAnsi" w:eastAsiaTheme="minorEastAsia" w:hAnsiTheme="minorHAnsi" w:cstheme="minorBidi"/>
+              <w:noProof/>
+              <w:sz w:val="22"/>
+              <w:lang w:val="en-PK" w:eastAsia="en-PK"/>
+            </w:rPr>
+          </w:pPr>
+          <w:hyperlink w:anchor="_Toc201518588" w:history="1">
+            <w:r>
+              <w:rPr>
+                <w:rStyle w:val="Hyperlink"/>
+                <w:rFonts w:cs="Times New Roman"/>
+                <w:noProof/>
+                <w:sz w:val="22"/>
+              </w:rPr>
+              <w:t>4.</w:t>
+            </w:r>
+            <w:r>
+              <w:rPr>
+                <w:rStyle w:val="Hyperlink"/>
+                <w:rFonts w:cs="Times New Roman"/>
+                <w:noProof/>
+                <w:sz w:val="22"/>
+                <w:lang w:val="en-PK"/>
+              </w:rPr>
+              <w:t>2. Polymorphism</w:t>
+            </w:r>
+            <w:r>
+              <w:rPr>
+                <w:noProof/>
+                <w:webHidden/>
+                <w:sz w:val="22"/>
+              </w:rPr>
+              <w:tab/>
+            </w:r>
+            <w:r>
+              <w:rPr>
+                <w:noProof/>
+                <w:webHidden/>
+                <w:sz w:val="22"/>
+              </w:rPr>
+              <w:fldChar w:fldCharType="begin"/>
+            </w:r>
+            <w:r>
+              <w:rPr>
+                <w:noProof/>
+                <w:webHidden/>
+                <w:sz w:val="22"/>
+              </w:rPr>
+              <w:instrText xml:space="preserve"> PAGEREF _Toc201518588 \h </w:instrText>
+            </w:r>
+            <w:r>
+              <w:rPr>
+                <w:noProof/>
+                <w:webHidden/>
+                <w:sz w:val="22"/>
+              </w:rPr>
+            </w:r>
+            <w:r>
+              <w:rPr>
+                <w:noProof/>
+                <w:webHidden/>
+                <w:sz w:val="22"/>
+              </w:rPr>
+              <w:fldChar w:fldCharType="separate"/>
+            </w:r>
+            <w:r>
+              <w:rPr>
+                <w:noProof/>
+                <w:webHidden/>
+                <w:sz w:val="22"/>
+              </w:rPr>
+              <w:t>4</w:t>
+            </w:r>
+            <w:r>
+              <w:rPr>
+                <w:noProof/>
+                <w:webHidden/>
+                <w:sz w:val="22"/>
+              </w:rPr>
+              <w:fldChar w:fldCharType="end"/>
+            </w:r>
+          </w:hyperlink>
+        </w:p>
+        <w:p>
+          <w:pPr>
+            <w:pStyle w:val="TOC2"/>
+            <w:tabs>
+              <w:tab w:val="right" w:leader="dot" w:pos="9634"/>
+            </w:tabs>
+            <w:spacing w:line="360" w:lineRule="auto"/>
+            <w:jc w:val="both"/>
+            <w:rPr>
+              <w:rFonts w:asciiTheme="minorHAnsi" w:eastAsiaTheme="minorEastAsia" w:hAnsiTheme="minorHAnsi" w:cstheme="minorBidi"/>
+              <w:noProof/>
+              <w:sz w:val="22"/>
+              <w:lang w:val="en-PK" w:eastAsia="en-PK"/>
+            </w:rPr>
+          </w:pPr>
+          <w:hyperlink w:anchor="_Toc201518589" w:history="1">
+            <w:r>
+              <w:rPr>
+                <w:rStyle w:val="Hyperlink"/>
+                <w:rFonts w:cs="Times New Roman"/>
+                <w:noProof/>
+                <w:sz w:val="22"/>
+              </w:rPr>
+              <w:t>4.</w:t>
+            </w:r>
+            <w:r>
+              <w:rPr>
+                <w:rStyle w:val="Hyperlink"/>
+                <w:rFonts w:cs="Times New Roman"/>
+                <w:noProof/>
+                <w:sz w:val="22"/>
+                <w:lang w:val="en-PK"/>
+              </w:rPr>
+              <w:t>3. Encapsulation</w:t>
+            </w:r>
+            <w:r>
+              <w:rPr>
+                <w:noProof/>
+                <w:webHidden/>
+                <w:sz w:val="22"/>
+              </w:rPr>
+              <w:tab/>
+            </w:r>
+            <w:r>
+              <w:rPr>
+                <w:noProof/>
+                <w:webHidden/>
+                <w:sz w:val="22"/>
+              </w:rPr>
+              <w:fldChar w:fldCharType="begin"/>
+            </w:r>
+            <w:r>
+              <w:rPr>
+                <w:noProof/>
+                <w:webHidden/>
+                <w:sz w:val="22"/>
+              </w:rPr>
+              <w:instrText xml:space="preserve"> PAGEREF _Toc201518589 \h </w:instrText>
+            </w:r>
+            <w:r>
+              <w:rPr>
+                <w:noProof/>
+                <w:webHidden/>
+                <w:sz w:val="22"/>
+              </w:rPr>
+            </w:r>
+            <w:r>
+              <w:rPr>
+                <w:noProof/>
+                <w:webHidden/>
+                <w:sz w:val="22"/>
+              </w:rPr>
+              <w:fldChar w:fldCharType="separate"/>
+            </w:r>
+            <w:r>
+              <w:rPr>
+                <w:noProof/>
+                <w:webHidden/>
+                <w:sz w:val="22"/>
+              </w:rPr>
+              <w:t>4</w:t>
+            </w:r>
+            <w:r>
+              <w:rPr>
+                <w:noProof/>
+                <w:webHidden/>
+                <w:sz w:val="22"/>
+              </w:rPr>
+              <w:fldChar w:fldCharType="end"/>
+            </w:r>
+          </w:hyperlink>
+        </w:p>
+        <w:p>
+          <w:pPr>
+            <w:pStyle w:val="TOC2"/>
+            <w:tabs>
+              <w:tab w:val="right" w:leader="dot" w:pos="9634"/>
+            </w:tabs>
+            <w:spacing w:line="360" w:lineRule="auto"/>
+            <w:jc w:val="both"/>
+            <w:rPr>
+              <w:rFonts w:asciiTheme="minorHAnsi" w:eastAsiaTheme="minorEastAsia" w:hAnsiTheme="minorHAnsi" w:cstheme="minorBidi"/>
+              <w:noProof/>
+              <w:sz w:val="22"/>
+              <w:lang w:val="en-PK" w:eastAsia="en-PK"/>
+            </w:rPr>
+          </w:pPr>
+          <w:hyperlink w:anchor="_Toc201518590" w:history="1">
+            <w:r>
+              <w:rPr>
+                <w:rStyle w:val="Hyperlink"/>
+                <w:rFonts w:cs="Times New Roman"/>
+                <w:noProof/>
+                <w:sz w:val="22"/>
+              </w:rPr>
+              <w:t>4.</w:t>
+            </w:r>
+            <w:r>
+              <w:rPr>
+                <w:rStyle w:val="Hyperlink"/>
+                <w:rFonts w:cs="Times New Roman"/>
+                <w:noProof/>
+                <w:sz w:val="22"/>
+                <w:lang w:val="en-PK"/>
+              </w:rPr>
+              <w:t>4. Abstraction</w:t>
+            </w:r>
+            <w:r>
+              <w:rPr>
+                <w:noProof/>
+                <w:webHidden/>
+                <w:sz w:val="22"/>
+              </w:rPr>
+              <w:tab/>
+            </w:r>
+            <w:r>
+              <w:rPr>
+                <w:noProof/>
+                <w:webHidden/>
+                <w:sz w:val="22"/>
+              </w:rPr>
+              <w:fldChar w:fldCharType="begin"/>
+            </w:r>
+            <w:r>
+              <w:rPr>
+                <w:noProof/>
+                <w:webHidden/>
+                <w:sz w:val="22"/>
+              </w:rPr>
+              <w:instrText xml:space="preserve"> PAGEREF _Toc201518590 \h </w:instrText>
+            </w:r>
+            <w:r>
+              <w:rPr>
+                <w:noProof/>
+                <w:webHidden/>
+                <w:sz w:val="22"/>
+              </w:rPr>
+            </w:r>
+            <w:r>
+              <w:rPr>
+                <w:noProof/>
+                <w:webHidden/>
+                <w:sz w:val="22"/>
+              </w:rPr>
+              <w:fldChar w:fldCharType="separate"/>
+            </w:r>
+            <w:r>
+              <w:rPr>
+                <w:noProof/>
+                <w:webHidden/>
+                <w:sz w:val="22"/>
+              </w:rPr>
+              <w:t>4</w:t>
+            </w:r>
+            <w:r>
+              <w:rPr>
+                <w:noProof/>
+                <w:webHidden/>
+                <w:sz w:val="22"/>
+              </w:rPr>
+              <w:fldChar w:fldCharType="end"/>
+            </w:r>
+          </w:hyperlink>
+        </w:p>
+        <w:p>
+          <w:pPr>
+            <w:pStyle w:val="TOC2"/>
+            <w:tabs>
+              <w:tab w:val="right" w:leader="dot" w:pos="9634"/>
+            </w:tabs>
+            <w:spacing w:line="360" w:lineRule="auto"/>
+            <w:jc w:val="both"/>
+            <w:rPr>
+              <w:rFonts w:asciiTheme="minorHAnsi" w:eastAsiaTheme="minorEastAsia" w:hAnsiTheme="minorHAnsi" w:cstheme="minorBidi"/>
+              <w:noProof/>
+              <w:sz w:val="22"/>
+              <w:lang w:val="en-PK" w:eastAsia="en-PK"/>
+            </w:rPr>
+          </w:pPr>
+          <w:hyperlink w:anchor="_Toc201518591" w:history="1">
+            <w:r>
+              <w:rPr>
+                <w:rStyle w:val="Hyperlink"/>
+                <w:rFonts w:cs="Times New Roman"/>
+                <w:noProof/>
+                <w:sz w:val="22"/>
+              </w:rPr>
+              <w:t>4.</w:t>
+            </w:r>
+            <w:r>
+              <w:rPr>
+                <w:rStyle w:val="Hyperlink"/>
+                <w:rFonts w:cs="Times New Roman"/>
+                <w:noProof/>
+                <w:sz w:val="22"/>
+                <w:lang w:val="en-PK"/>
+              </w:rPr>
+              <w:t>5. Static Members</w:t>
+            </w:r>
+            <w:r>
+              <w:rPr>
+                <w:noProof/>
+                <w:webHidden/>
+                <w:sz w:val="22"/>
+              </w:rPr>
+              <w:tab/>
+            </w:r>
+            <w:r>
+              <w:rPr>
+                <w:noProof/>
+                <w:webHidden/>
+                <w:sz w:val="22"/>
+              </w:rPr>
+              <w:fldChar w:fldCharType="begin"/>
+            </w:r>
+            <w:r>
+              <w:rPr>
+                <w:noProof/>
+                <w:webHidden/>
+                <w:sz w:val="22"/>
+              </w:rPr>
+              <w:instrText xml:space="preserve"> PAGEREF _Toc201518591 \h </w:instrText>
+            </w:r>
+            <w:r>
+              <w:rPr>
+                <w:noProof/>
+                <w:webHidden/>
+                <w:sz w:val="22"/>
+              </w:rPr>
+            </w:r>
+            <w:r>
+              <w:rPr>
+                <w:noProof/>
+                <w:webHidden/>
+                <w:sz w:val="22"/>
+              </w:rPr>
+              <w:fldChar w:fldCharType="separate"/>
+            </w:r>
+            <w:r>
+              <w:rPr>
+                <w:noProof/>
+                <w:webHidden/>
+                <w:sz w:val="22"/>
+              </w:rPr>
+              <w:t>4</w:t>
+            </w:r>
+            <w:r>
+              <w:rPr>
+                <w:noProof/>
+                <w:webHidden/>
+                <w:sz w:val="22"/>
+              </w:rPr>
+              <w:fldChar w:fldCharType="end"/>
+            </w:r>
+          </w:hyperlink>
+        </w:p>
+        <w:p>
+          <w:pPr>
+            <w:pStyle w:val="TOC1"/>
+            <w:rPr>
+              <w:rFonts w:asciiTheme="minorHAnsi" w:eastAsiaTheme="minorEastAsia" w:hAnsiTheme="minorHAnsi" w:cstheme="minorBidi"/>
+              <w:lang w:val="en-PK" w:eastAsia="en-PK"/>
+            </w:rPr>
+          </w:pPr>
+          <w:hyperlink w:anchor="_Toc201518592" w:history="1">
+            <w:r>
+              <w:rPr>
+                <w:rStyle w:val="Hyperlink"/>
+              </w:rPr>
+              <w:t>5. Code</w:t>
+            </w:r>
+            <w:r>
+              <w:rPr>
+                <w:webHidden/>
+              </w:rPr>
+              <w:tab/>
+            </w:r>
+            <w:r>
+              <w:rPr>
+                <w:webHidden/>
+              </w:rPr>
+              <w:fldChar w:fldCharType="begin"/>
+            </w:r>
+            <w:r>
+              <w:rPr>
+                <w:webHidden/>
+              </w:rPr>
+              <w:instrText xml:space="preserve"> PAGEREF _Toc201518592 \h </w:instrText>
+            </w:r>
+            <w:r>
+              <w:rPr>
+                <w:webHidden/>
+              </w:rPr>
+            </w:r>
+            <w:r>
+              <w:rPr>
+                <w:webHidden/>
+              </w:rPr>
+              <w:fldChar w:fldCharType="separate"/>
+            </w:r>
+            <w:r>
+              <w:rPr>
+                <w:webHidden/>
+              </w:rPr>
+              <w:t>5</w:t>
+            </w:r>
+            <w:r>
+              <w:rPr>
+                <w:webHidden/>
+              </w:rPr>
+              <w:fldChar w:fldCharType="end"/>
+            </w:r>
+          </w:hyperlink>
+        </w:p>
+        <w:p>
+          <w:pPr>
+            <w:pStyle w:val="TOC2"/>
+            <w:tabs>
+              <w:tab w:val="right" w:leader="dot" w:pos="9634"/>
+            </w:tabs>
+            <w:spacing w:line="360" w:lineRule="auto"/>
+            <w:jc w:val="both"/>
+            <w:rPr>
+              <w:rFonts w:asciiTheme="minorHAnsi" w:eastAsiaTheme="minorEastAsia" w:hAnsiTheme="minorHAnsi" w:cstheme="minorBidi"/>
+              <w:noProof/>
+              <w:sz w:val="22"/>
+              <w:lang w:val="en-PK" w:eastAsia="en-PK"/>
+            </w:rPr>
+          </w:pPr>
+          <w:hyperlink w:anchor="_Toc201518593" w:history="1">
+            <w:r>
+              <w:rPr>
+                <w:rStyle w:val="Hyperlink"/>
+                <w:noProof/>
+                <w:sz w:val="22"/>
+              </w:rPr>
+              <w:t>5.1. Base Classes:</w:t>
+            </w:r>
+            <w:r>
+              <w:rPr>
+                <w:noProof/>
+                <w:webHidden/>
+                <w:sz w:val="22"/>
+              </w:rPr>
+              <w:tab/>
+            </w:r>
+            <w:r>
+              <w:rPr>
+                <w:noProof/>
+                <w:webHidden/>
+                <w:sz w:val="22"/>
+              </w:rPr>
+              <w:fldChar w:fldCharType="begin"/>
+            </w:r>
+            <w:r>
+              <w:rPr>
+                <w:noProof/>
+                <w:webHidden/>
+                <w:sz w:val="22"/>
+              </w:rPr>
+              <w:instrText xml:space="preserve"> PAGEREF _Toc201518593 \h </w:instrText>
+            </w:r>
+            <w:r>
+              <w:rPr>
+                <w:noProof/>
+                <w:webHidden/>
+                <w:sz w:val="22"/>
+              </w:rPr>
+            </w:r>
+            <w:r>
+              <w:rPr>
+                <w:noProof/>
+                <w:webHidden/>
+                <w:sz w:val="22"/>
+              </w:rPr>
+              <w:fldChar w:fldCharType="separate"/>
+            </w:r>
+            <w:r>
+              <w:rPr>
+                <w:noProof/>
+                <w:webHidden/>
+                <w:sz w:val="22"/>
+              </w:rPr>
+              <w:t>5</w:t>
+            </w:r>
+            <w:r>
+              <w:rPr>
+                <w:noProof/>
+                <w:webHidden/>
+                <w:sz w:val="22"/>
+              </w:rPr>
+              <w:fldChar w:fldCharType="end"/>
+            </w:r>
+          </w:hyperlink>
+        </w:p>
+        <w:p>
+          <w:pPr>
+            <w:pStyle w:val="TOC2"/>
+            <w:tabs>
+              <w:tab w:val="right" w:leader="dot" w:pos="9634"/>
+            </w:tabs>
+            <w:spacing w:line="360" w:lineRule="auto"/>
+            <w:jc w:val="both"/>
+            <w:rPr>
+              <w:rFonts w:asciiTheme="minorHAnsi" w:eastAsiaTheme="minorEastAsia" w:hAnsiTheme="minorHAnsi" w:cstheme="minorBidi"/>
+              <w:noProof/>
+              <w:sz w:val="22"/>
+              <w:lang w:val="en-PK" w:eastAsia="en-PK"/>
+            </w:rPr>
+          </w:pPr>
+          <w:hyperlink w:anchor="_Toc201518594" w:history="1">
+            <w:r>
+              <w:rPr>
+                <w:rStyle w:val="Hyperlink"/>
+                <w:noProof/>
+                <w:sz w:val="22"/>
+              </w:rPr>
+              <w:t>5.2. Derived Classes</w:t>
+            </w:r>
+            <w:r>
+              <w:rPr>
+                <w:noProof/>
+                <w:webHidden/>
+                <w:sz w:val="22"/>
+              </w:rPr>
+              <w:tab/>
+            </w:r>
+            <w:r>
+              <w:rPr>
+                <w:noProof/>
+                <w:webHidden/>
+                <w:sz w:val="22"/>
+              </w:rPr>
+              <w:fldChar w:fldCharType="begin"/>
+            </w:r>
+            <w:r>
+              <w:rPr>
+                <w:noProof/>
+                <w:webHidden/>
+                <w:sz w:val="22"/>
+              </w:rPr>
+              <w:instrText xml:space="preserve"> PAGEREF _Toc201518594 \h </w:instrText>
+            </w:r>
+            <w:r>
+              <w:rPr>
+                <w:noProof/>
+                <w:webHidden/>
+                <w:sz w:val="22"/>
+              </w:rPr>
+            </w:r>
+            <w:r>
+              <w:rPr>
+                <w:noProof/>
+                <w:webHidden/>
+                <w:sz w:val="22"/>
+              </w:rPr>
+              <w:fldChar w:fldCharType="separate"/>
+            </w:r>
+            <w:r>
+              <w:rPr>
+                <w:noProof/>
+                <w:webHidden/>
+                <w:sz w:val="22"/>
+              </w:rPr>
+              <w:t>6</w:t>
+            </w:r>
+            <w:r>
+              <w:rPr>
+                <w:noProof/>
+                <w:webHidden/>
+                <w:sz w:val="22"/>
+              </w:rPr>
+              <w:fldChar w:fldCharType="end"/>
+            </w:r>
+          </w:hyperlink>
+        </w:p>
+        <w:p>
+          <w:pPr>
+            <w:pStyle w:val="TOC1"/>
+            <w:rPr>
+              <w:rFonts w:asciiTheme="minorHAnsi" w:eastAsiaTheme="minorEastAsia" w:hAnsiTheme="minorHAnsi" w:cstheme="minorBidi"/>
+              <w:lang w:val="en-PK" w:eastAsia="en-PK"/>
+            </w:rPr>
+          </w:pPr>
+          <w:hyperlink w:anchor="_Toc201518595" w:history="1">
+            <w:r>
+              <w:rPr>
+                <w:rStyle w:val="Hyperlink"/>
+              </w:rPr>
+              <w:t>6. Code + Output:</w:t>
+            </w:r>
+            <w:r>
+              <w:rPr>
+                <w:webHidden/>
+              </w:rPr>
+              <w:tab/>
+            </w:r>
+            <w:r>
+              <w:rPr>
+                <w:webHidden/>
+              </w:rPr>
+              <w:fldChar w:fldCharType="begin"/>
+            </w:r>
+            <w:r>
+              <w:rPr>
+                <w:webHidden/>
+              </w:rPr>
+              <w:instrText xml:space="preserve"> PAGEREF _Toc201518595 \h </w:instrText>
+            </w:r>
+            <w:r>
+              <w:rPr>
+                <w:webHidden/>
+              </w:rPr>
+            </w:r>
+            <w:r>
+              <w:rPr>
+                <w:webHidden/>
+              </w:rPr>
+              <w:fldChar w:fldCharType="separate"/>
+            </w:r>
+            <w:r>
+              <w:rPr>
+                <w:webHidden/>
+              </w:rPr>
+              <w:t>9</w:t>
+            </w:r>
+            <w:r>
+              <w:rPr>
+                <w:webHidden/>
+              </w:rPr>
+              <w:fldChar w:fldCharType="end"/>
+            </w:r>
+          </w:hyperlink>
+        </w:p>
+        <w:p>
+          <w:pPr>
+            <w:pStyle w:val="TOC2"/>
+            <w:tabs>
+              <w:tab w:val="right" w:leader="dot" w:pos="9634"/>
+            </w:tabs>
+            <w:spacing w:line="360" w:lineRule="auto"/>
+            <w:jc w:val="both"/>
+            <w:rPr>
+              <w:rFonts w:asciiTheme="minorHAnsi" w:eastAsiaTheme="minorEastAsia" w:hAnsiTheme="minorHAnsi" w:cstheme="minorBidi"/>
+              <w:noProof/>
+              <w:sz w:val="22"/>
+              <w:lang w:val="en-PK" w:eastAsia="en-PK"/>
+            </w:rPr>
+          </w:pPr>
+          <w:hyperlink w:anchor="_Toc201518596" w:history="1">
+            <w:r>
+              <w:rPr>
+                <w:rStyle w:val="Hyperlink"/>
+                <w:noProof/>
+                <w:sz w:val="22"/>
+              </w:rPr>
+              <w:t>6.1. Day Simulation:</w:t>
+            </w:r>
+            <w:r>
+              <w:rPr>
+                <w:noProof/>
+                <w:webHidden/>
+                <w:sz w:val="22"/>
+              </w:rPr>
+              <w:tab/>
+            </w:r>
+            <w:r>
+              <w:rPr>
+                <w:noProof/>
+                <w:webHidden/>
+                <w:sz w:val="22"/>
+              </w:rPr>
+              <w:fldChar w:fldCharType="begin"/>
+            </w:r>
+            <w:r>
+              <w:rPr>
+                <w:noProof/>
+                <w:webHidden/>
+                <w:sz w:val="22"/>
+              </w:rPr>
+              <w:instrText xml:space="preserve"> PAGEREF _Toc201518596 \h </w:instrText>
+            </w:r>
+            <w:r>
+              <w:rPr>
+                <w:noProof/>
+                <w:webHidden/>
+                <w:sz w:val="22"/>
+              </w:rPr>
+            </w:r>
+            <w:r>
+              <w:rPr>
+                <w:noProof/>
+                <w:webHidden/>
+                <w:sz w:val="22"/>
+              </w:rPr>
+              <w:fldChar w:fldCharType="separate"/>
+            </w:r>
+            <w:r>
+              <w:rPr>
+                <w:noProof/>
+                <w:webHidden/>
+                <w:sz w:val="22"/>
+              </w:rPr>
+              <w:t>9</w:t>
+            </w:r>
+            <w:r>
+              <w:rPr>
+                <w:noProof/>
+                <w:webHidden/>
+                <w:sz w:val="22"/>
+              </w:rPr>
+              <w:fldChar w:fldCharType="end"/>
+            </w:r>
+          </w:hyperlink>
+        </w:p>
+        <w:p>
+          <w:pPr>
+            <w:pStyle w:val="TOC2"/>
+            <w:tabs>
+              <w:tab w:val="right" w:leader="dot" w:pos="9634"/>
+            </w:tabs>
+            <w:spacing w:line="360" w:lineRule="auto"/>
+            <w:jc w:val="both"/>
+            <w:rPr>
+              <w:rFonts w:asciiTheme="minorHAnsi" w:eastAsiaTheme="minorEastAsia" w:hAnsiTheme="minorHAnsi" w:cstheme="minorBidi"/>
+              <w:noProof/>
+              <w:sz w:val="22"/>
+              <w:lang w:val="en-PK" w:eastAsia="en-PK"/>
+            </w:rPr>
+          </w:pPr>
+          <w:hyperlink w:anchor="_Toc201518597" w:history="1">
+            <w:r>
+              <w:rPr>
+                <w:rStyle w:val="Hyperlink"/>
+                <w:noProof/>
+                <w:sz w:val="22"/>
+              </w:rPr>
+              <w:t>6.2. Market Transactions:</w:t>
+            </w:r>
+            <w:r>
+              <w:rPr>
+                <w:noProof/>
+                <w:webHidden/>
+                <w:sz w:val="22"/>
+              </w:rPr>
+              <w:tab/>
+            </w:r>
+            <w:r>
+              <w:rPr>
+                <w:noProof/>
+                <w:webHidden/>
+                <w:sz w:val="22"/>
+              </w:rPr>
+              <w:fldChar w:fldCharType="begin"/>
+            </w:r>
+            <w:r>
+              <w:rPr>
+                <w:noProof/>
+                <w:webHidden/>
+                <w:sz w:val="22"/>
+              </w:rPr>
+              <w:instrText xml:space="preserve"> PAGEREF _Toc201518597 \h </w:instrText>
+            </w:r>
+            <w:r>
+              <w:rPr>
+                <w:noProof/>
+                <w:webHidden/>
+                <w:sz w:val="22"/>
+              </w:rPr>
+            </w:r>
+            <w:r>
+              <w:rPr>
+                <w:noProof/>
+                <w:webHidden/>
+                <w:sz w:val="22"/>
+              </w:rPr>
+              <w:fldChar w:fldCharType="separate"/>
+            </w:r>
+            <w:r>
+              <w:rPr>
+                <w:noProof/>
+                <w:webHidden/>
+                <w:sz w:val="22"/>
+              </w:rPr>
+              <w:t>10</w:t>
+            </w:r>
+            <w:r>
+              <w:rPr>
+                <w:noProof/>
+                <w:webHidden/>
+                <w:sz w:val="22"/>
+              </w:rPr>
+              <w:fldChar w:fldCharType="end"/>
+            </w:r>
+          </w:hyperlink>
+        </w:p>
+        <w:p>
+          <w:pPr>
+            <w:pStyle w:val="TOC1"/>
+            <w:rPr>
+              <w:rFonts w:asciiTheme="minorHAnsi" w:eastAsiaTheme="minorEastAsia" w:hAnsiTheme="minorHAnsi" w:cstheme="minorBidi"/>
+              <w:lang w:val="en-PK" w:eastAsia="en-PK"/>
+            </w:rPr>
+          </w:pPr>
+          <w:hyperlink w:anchor="_Toc201518598" w:history="1">
+            <w:r>
+              <w:rPr>
+                <w:rStyle w:val="Hyperlink"/>
+              </w:rPr>
+              <w:t xml:space="preserve">7. </w:t>
+            </w:r>
+            <w:r>
+              <w:rPr>
+                <w:rStyle w:val="Hyperlink"/>
+                <w:lang w:val="en-PK"/>
+              </w:rPr>
+              <w:t>Streamlit UI</w:t>
+            </w:r>
+            <w:r>
+              <w:rPr>
+                <w:webHidden/>
+              </w:rPr>
+              <w:tab/>
+            </w:r>
+            <w:r>
+              <w:rPr>
+                <w:webHidden/>
+              </w:rPr>
+              <w:fldChar w:fldCharType="begin"/>
+            </w:r>
+            <w:r>
+              <w:rPr>
+                <w:webHidden/>
+              </w:rPr>
+              <w:instrText xml:space="preserve"> PAGEREF _Toc201518598 \h </w:instrText>
+            </w:r>
+            <w:r>
+              <w:rPr>
+                <w:webHidden/>
+              </w:rPr>
+            </w:r>
+            <w:r>
+              <w:rPr>
+                <w:webHidden/>
+              </w:rPr>
+              <w:fldChar w:fldCharType="separate"/>
+            </w:r>
+            <w:r>
+              <w:rPr>
+                <w:webHidden/>
+              </w:rPr>
+              <w:t>11</w:t>
+            </w:r>
+            <w:r>
+              <w:rPr>
+                <w:webHidden/>
+              </w:rPr>
+              <w:fldChar w:fldCharType="end"/>
+            </w:r>
+          </w:hyperlink>
+        </w:p>
+        <w:p>
+          <w:pPr>
+            <w:pStyle w:val="TOC2"/>
+            <w:tabs>
+              <w:tab w:val="right" w:leader="dot" w:pos="9634"/>
+            </w:tabs>
+            <w:spacing w:line="360" w:lineRule="auto"/>
+            <w:jc w:val="both"/>
+            <w:rPr>
+              <w:rFonts w:asciiTheme="minorHAnsi" w:eastAsiaTheme="minorEastAsia" w:hAnsiTheme="minorHAnsi" w:cstheme="minorBidi"/>
+              <w:noProof/>
+              <w:sz w:val="22"/>
+              <w:lang w:val="en-PK" w:eastAsia="en-PK"/>
+            </w:rPr>
+          </w:pPr>
+          <w:hyperlink w:anchor="_Toc201518599" w:history="1">
+            <w:r>
+              <w:rPr>
+                <w:rStyle w:val="Hyperlink"/>
+                <w:rFonts w:eastAsia="Verdana"/>
+                <w:noProof/>
+                <w:sz w:val="22"/>
+              </w:rPr>
+              <w:t>7.1 Dashboard</w:t>
+            </w:r>
+            <w:r>
+              <w:rPr>
+                <w:noProof/>
+                <w:webHidden/>
+                <w:sz w:val="22"/>
+              </w:rPr>
+              <w:tab/>
+            </w:r>
+            <w:r>
+              <w:rPr>
+                <w:noProof/>
+                <w:webHidden/>
+                <w:sz w:val="22"/>
+              </w:rPr>
+              <w:fldChar w:fldCharType="begin"/>
+            </w:r>
+            <w:r>
+              <w:rPr>
+                <w:noProof/>
+                <w:webHidden/>
+                <w:sz w:val="22"/>
+              </w:rPr>
+              <w:instrText xml:space="preserve"> PAGEREF _Toc201518599 \h </w:instrText>
+            </w:r>
+            <w:r>
+              <w:rPr>
+                <w:noProof/>
+                <w:webHidden/>
+                <w:sz w:val="22"/>
+              </w:rPr>
+            </w:r>
+            <w:r>
+              <w:rPr>
+                <w:noProof/>
+                <w:webHidden/>
+                <w:sz w:val="22"/>
+              </w:rPr>
+              <w:fldChar w:fldCharType="separate"/>
+            </w:r>
+            <w:r>
+              <w:rPr>
+                <w:noProof/>
+                <w:webHidden/>
+                <w:sz w:val="22"/>
+              </w:rPr>
+              <w:t>11</w:t>
+            </w:r>
+            <w:r>
+              <w:rPr>
+                <w:noProof/>
+                <w:webHidden/>
+                <w:sz w:val="22"/>
+              </w:rPr>
+              <w:fldChar w:fldCharType="end"/>
+            </w:r>
+          </w:hyperlink>
+        </w:p>
+        <w:p>
+          <w:pPr>
+            <w:pStyle w:val="TOC2"/>
+            <w:tabs>
+              <w:tab w:val="right" w:leader="dot" w:pos="9634"/>
+            </w:tabs>
+            <w:spacing w:line="360" w:lineRule="auto"/>
+            <w:jc w:val="both"/>
+            <w:rPr>
+              <w:rFonts w:asciiTheme="minorHAnsi" w:eastAsiaTheme="minorEastAsia" w:hAnsiTheme="minorHAnsi" w:cstheme="minorBidi"/>
+              <w:noProof/>
+              <w:sz w:val="22"/>
+              <w:lang w:val="en-PK" w:eastAsia="en-PK"/>
+            </w:rPr>
+          </w:pPr>
+          <w:hyperlink w:anchor="_Toc201518600" w:history="1">
+            <w:r>
+              <w:rPr>
+                <w:rStyle w:val="Hyperlink"/>
+                <w:noProof/>
+                <w:sz w:val="22"/>
+              </w:rPr>
+              <w:t>7.2 Market Panel:</w:t>
+            </w:r>
+            <w:r>
+              <w:rPr>
+                <w:noProof/>
+                <w:webHidden/>
+                <w:sz w:val="22"/>
+              </w:rPr>
+              <w:tab/>
+            </w:r>
+            <w:r>
+              <w:rPr>
+                <w:noProof/>
+                <w:webHidden/>
+                <w:sz w:val="22"/>
+              </w:rPr>
+              <w:fldChar w:fldCharType="begin"/>
+            </w:r>
+            <w:r>
+              <w:rPr>
+                <w:noProof/>
+                <w:webHidden/>
+                <w:sz w:val="22"/>
+              </w:rPr>
+              <w:instrText xml:space="preserve"> PAGEREF _Toc201518600 \h </w:instrText>
+            </w:r>
+            <w:r>
+              <w:rPr>
+                <w:noProof/>
+                <w:webHidden/>
+                <w:sz w:val="22"/>
+              </w:rPr>
+            </w:r>
+            <w:r>
+              <w:rPr>
+                <w:noProof/>
+                <w:webHidden/>
+                <w:sz w:val="22"/>
+              </w:rPr>
+              <w:fldChar w:fldCharType="separate"/>
+            </w:r>
+            <w:r>
+              <w:rPr>
+                <w:noProof/>
+                <w:webHidden/>
+                <w:sz w:val="22"/>
+              </w:rPr>
+              <w:t>12</w:t>
+            </w:r>
+            <w:r>
+              <w:rPr>
+                <w:noProof/>
+                <w:webHidden/>
+                <w:sz w:val="22"/>
+              </w:rPr>
+              <w:fldChar w:fldCharType="end"/>
+            </w:r>
+          </w:hyperlink>
+        </w:p>
+        <w:p>
+          <w:pPr>
+            <w:spacing w:line="360" w:lineRule="auto"/>
+            <w:jc w:val="both"/>
+          </w:pPr>
+          <w:r>
+            <w:rPr>
+              <w:b/>
+              <w:bCs/>
+              <w:noProof/>
+            </w:rPr>
+            <w:fldChar w:fldCharType="end"/>
+          </w:r>
+        </w:p>
+      </w:sdtContent>
+    </w:sdt>
+    <w:p>
+      <w:pPr>
+        <w:pStyle w:val="Title"/>
+        <w:tabs>
+          <w:tab w:val="center" w:pos="4794"/>
+          <w:tab w:val="left" w:pos="6468"/>
+        </w:tabs>
+        <w:spacing w:line="360" w:lineRule="auto"/>
+        <w:jc w:val="both"/>
+        <w:rPr>
+          <w:rFonts w:ascii="Times New Roman" w:hAnsi="Times New Roman" w:cs="Times New Roman"/>
+        </w:rPr>
+      </w:pPr>
     </w:p>
     <w:p>
       <w:pPr>
         <w:pStyle w:val="BodyText"/>
-        <w:spacing w:before="112"/>
+        <w:spacing w:before="20" w:line="360" w:lineRule="auto"/>
         <w:ind w:left="4717"/>
-        <w:jc w:val="center"/>
-        <w:rPr>
-          <w:rFonts w:ascii="Montserrat" w:hAnsi="Montserrat"/>
-        </w:rPr>
-      </w:pPr>
-      <w:r>
-        <w:rPr>
-          <w:rFonts w:ascii="Montserrat" w:hAnsi="Montserrat"/>
-          <w:w w:val="105"/>
-        </w:rPr>
-        <w:t>MS</w:t>
-      </w:r>
-      <w:r>
-        <w:rPr>
-          <w:rFonts w:ascii="Montserrat" w:hAnsi="Montserrat"/>
-          <w:spacing w:val="44"/>
-          <w:w w:val="105"/>
-        </w:rPr>
-        <w:t xml:space="preserve"> </w:t>
-      </w:r>
-      <w:r>
-        <w:rPr>
-          <w:rFonts w:ascii="Montserrat" w:hAnsi="Montserrat"/>
-          <w:w w:val="105"/>
-        </w:rPr>
-        <w:t>BUSHRA</w:t>
-      </w:r>
-      <w:r>
-        <w:rPr>
-          <w:rFonts w:ascii="Montserrat" w:hAnsi="Montserrat"/>
-          <w:spacing w:val="44"/>
-          <w:w w:val="105"/>
-        </w:rPr>
-        <w:t xml:space="preserve"> </w:t>
-      </w:r>
-      <w:r>
-        <w:rPr>
-          <w:rFonts w:ascii="Montserrat" w:hAnsi="Montserrat"/>
-          <w:spacing w:val="-2"/>
-          <w:w w:val="105"/>
-        </w:rPr>
-        <w:t>MEHMOOD</w:t>
-      </w:r>
-    </w:p>
-    <w:p>
-      <w:pPr>
-        <w:pStyle w:val="BodyText"/>
-        <w:spacing w:before="112"/>
-        <w:ind w:left="4717"/>
-        <w:jc w:val="center"/>
-        <w:rPr>
-          <w:rFonts w:ascii="Montserrat" w:hAnsi="Montserrat"/>
-        </w:rPr>
-      </w:pPr>
-    </w:p>
-    <w:p>
-      <w:pPr>
-        <w:rPr>
-          <w:b/>
-          <w:bCs/>
-          <w:color w:val="2E8787"/>
-          <w:sz w:val="28"/>
-          <w:szCs w:val="28"/>
-        </w:rPr>
-      </w:pPr>
-      <w:r>
-        <w:rPr>
-          <w:b/>
-          <w:bCs/>
-          <w:color w:val="2E8787"/>
-          <w:sz w:val="28"/>
-          <w:szCs w:val="28"/>
-        </w:rPr>
-        <w:t xml:space="preserve">                                                              </w:t>
-      </w:r>
-      <w:r>
-        <w:rPr>
-          <w:b/>
-          <w:bCs/>
-          <w:color w:val="2E8787"/>
-          <w:sz w:val="28"/>
-          <w:szCs w:val="28"/>
-        </w:rPr>
-        <w:t>PRESENTED</w:t>
-      </w:r>
-      <w:r>
-        <w:rPr>
-          <w:b/>
-          <w:bCs/>
-          <w:color w:val="2E8787"/>
-          <w:spacing w:val="-14"/>
-          <w:sz w:val="28"/>
-          <w:szCs w:val="28"/>
-        </w:rPr>
-        <w:t xml:space="preserve"> </w:t>
-      </w:r>
-      <w:r>
-        <w:rPr>
-          <w:b/>
-          <w:bCs/>
-          <w:color w:val="2E8787"/>
-          <w:spacing w:val="-5"/>
-          <w:sz w:val="28"/>
-          <w:szCs w:val="28"/>
-        </w:rPr>
-        <w:t>BY</w:t>
-      </w:r>
-    </w:p>
-    <w:p>
-      <w:pPr>
-        <w:pStyle w:val="BodyText"/>
-        <w:spacing w:before="112"/>
-        <w:ind w:left="4717"/>
-        <w:jc w:val="center"/>
-        <w:rPr>
-          <w:rFonts w:ascii="Montserrat" w:hAnsi="Montserrat"/>
-          <w:b w:val="0"/>
-          <w:bCs w:val="0"/>
-        </w:rPr>
-      </w:pPr>
-      <w:r>
-        <w:rPr>
-          <w:rFonts w:ascii="Montserrat" w:hAnsi="Montserrat"/>
-          <w:b w:val="0"/>
-          <w:bCs w:val="0"/>
-          <w:spacing w:val="2"/>
-          <w:w w:val="105"/>
-        </w:rPr>
-        <w:t>MUHAMMAD</w:t>
-      </w:r>
-      <w:r>
-        <w:rPr>
-          <w:rFonts w:ascii="Montserrat" w:hAnsi="Montserrat"/>
-          <w:b w:val="0"/>
-          <w:bCs w:val="0"/>
-          <w:spacing w:val="56"/>
-          <w:w w:val="150"/>
-        </w:rPr>
-        <w:t xml:space="preserve"> </w:t>
-      </w:r>
-      <w:r>
-        <w:rPr>
-          <w:rFonts w:ascii="Montserrat" w:hAnsi="Montserrat"/>
-          <w:b w:val="0"/>
-          <w:bCs w:val="0"/>
-          <w:spacing w:val="2"/>
-          <w:w w:val="105"/>
-        </w:rPr>
-        <w:t>NOMAN</w:t>
-      </w:r>
-      <w:r>
-        <w:rPr>
-          <w:rFonts w:ascii="Montserrat" w:hAnsi="Montserrat"/>
-          <w:b w:val="0"/>
-          <w:bCs w:val="0"/>
-          <w:spacing w:val="57"/>
-          <w:w w:val="150"/>
-        </w:rPr>
-        <w:t xml:space="preserve"> </w:t>
-      </w:r>
-      <w:r>
-        <w:rPr>
-          <w:rFonts w:ascii="Montserrat" w:hAnsi="Montserrat"/>
-          <w:b w:val="0"/>
-          <w:bCs w:val="0"/>
-          <w:spacing w:val="-4"/>
-          <w:w w:val="105"/>
-        </w:rPr>
-        <w:t>42124</w:t>
-      </w:r>
-    </w:p>
-    <w:p>
-      <w:pPr>
-        <w:pStyle w:val="BodyText"/>
-        <w:spacing w:before="19"/>
-        <w:ind w:left="4717" w:right="1"/>
-        <w:jc w:val="center"/>
-        <w:rPr>
-          <w:rFonts w:ascii="Montserrat" w:hAnsi="Montserrat"/>
-        </w:rPr>
-      </w:pPr>
-      <w:r>
-        <w:rPr>
-          <w:rFonts w:ascii="Montserrat" w:hAnsi="Montserrat"/>
-          <w:spacing w:val="4"/>
-        </w:rPr>
-        <w:t>MUHAMMAD</w:t>
-      </w:r>
-      <w:r>
-        <w:rPr>
-          <w:rFonts w:ascii="Montserrat" w:hAnsi="Montserrat"/>
-          <w:spacing w:val="67"/>
-          <w:w w:val="150"/>
-        </w:rPr>
-        <w:t xml:space="preserve"> </w:t>
-      </w:r>
-      <w:r>
-        <w:rPr>
-          <w:rFonts w:ascii="Montserrat" w:hAnsi="Montserrat"/>
-          <w:spacing w:val="4"/>
-        </w:rPr>
-        <w:t>ILLYAS</w:t>
-      </w:r>
-      <w:r>
-        <w:rPr>
-          <w:rFonts w:ascii="Montserrat" w:hAnsi="Montserrat"/>
-          <w:spacing w:val="67"/>
-          <w:w w:val="150"/>
-        </w:rPr>
-        <w:t xml:space="preserve"> </w:t>
-      </w:r>
-      <w:r>
-        <w:rPr>
-          <w:rFonts w:ascii="Montserrat" w:hAnsi="Montserrat"/>
-          <w:spacing w:val="-4"/>
-        </w:rPr>
-        <w:t>42105</w:t>
-      </w:r>
-    </w:p>
-    <w:p>
-      <w:pPr>
-        <w:pStyle w:val="BodyText"/>
-        <w:spacing w:before="20"/>
-        <w:ind w:left="4717"/>
-        <w:jc w:val="center"/>
-        <w:rPr>
-          <w:rFonts w:ascii="Montserrat" w:hAnsi="Montserrat"/>
-          <w:b w:val="0"/>
-          <w:bCs w:val="0"/>
-          <w:spacing w:val="-4"/>
-        </w:rPr>
-      </w:pPr>
-      <w:r>
-        <w:rPr>
-          <w:rFonts w:ascii="Montserrat" w:hAnsi="Montserrat"/>
-          <w:b w:val="0"/>
-          <w:bCs w:val="0"/>
-        </w:rPr>
-        <w:t>HAMZA</w:t>
-      </w:r>
-      <w:r>
-        <w:rPr>
-          <w:rFonts w:ascii="Montserrat" w:hAnsi="Montserrat"/>
-          <w:b w:val="0"/>
-          <w:bCs w:val="0"/>
-          <w:spacing w:val="67"/>
-          <w:w w:val="150"/>
-        </w:rPr>
-        <w:t xml:space="preserve"> </w:t>
-      </w:r>
-      <w:r>
-        <w:rPr>
-          <w:rFonts w:ascii="Montserrat" w:hAnsi="Montserrat"/>
-          <w:b w:val="0"/>
-          <w:bCs w:val="0"/>
-        </w:rPr>
-        <w:t>SIDDIQUE</w:t>
-      </w:r>
-      <w:r>
-        <w:rPr>
-          <w:rFonts w:ascii="Montserrat" w:hAnsi="Montserrat"/>
-          <w:b w:val="0"/>
-          <w:bCs w:val="0"/>
-          <w:spacing w:val="68"/>
-          <w:w w:val="150"/>
-        </w:rPr>
-        <w:t xml:space="preserve"> </w:t>
-      </w:r>
-      <w:r>
-        <w:rPr>
-          <w:rFonts w:ascii="Montserrat" w:hAnsi="Montserrat"/>
-          <w:b w:val="0"/>
-          <w:bCs w:val="0"/>
-          <w:spacing w:val="-4"/>
-        </w:rPr>
-        <w:t>39912</w:t>
-      </w:r>
-    </w:p>
-    <w:p>
-      <w:pPr>
-        <w:pStyle w:val="BodyText"/>
-        <w:spacing w:before="20"/>
-        <w:ind w:left="4717"/>
-        <w:jc w:val="center"/>
-        <w:rPr>
-          <w:rFonts w:ascii="Montserrat" w:hAnsi="Montserrat"/>
-          <w:b w:val="0"/>
-          <w:bCs w:val="0"/>
-          <w:spacing w:val="-4"/>
-        </w:rPr>
-      </w:pPr>
-    </w:p>
-    <w:p>
-      <w:pPr>
-        <w:pStyle w:val="BodyText"/>
-        <w:spacing w:before="20"/>
-        <w:ind w:left="4717"/>
-        <w:jc w:val="center"/>
-        <w:rPr>
-          <w:rFonts w:ascii="Montserrat" w:hAnsi="Montserrat"/>
-          <w:b w:val="0"/>
-          <w:bCs w:val="0"/>
-          <w:spacing w:val="-4"/>
-        </w:rPr>
-      </w:pPr>
-    </w:p>
-    <w:p>
-      <w:pPr>
-        <w:pStyle w:val="BodyText"/>
-        <w:spacing w:before="20"/>
-        <w:ind w:left="4717"/>
-        <w:jc w:val="center"/>
-        <w:rPr>
-          <w:rFonts w:ascii="Montserrat" w:hAnsi="Montserrat"/>
-          <w:b w:val="0"/>
-          <w:bCs w:val="0"/>
-          <w:spacing w:val="-4"/>
-        </w:rPr>
-      </w:pPr>
-    </w:p>
-    <w:p>
-      <w:pPr>
-        <w:pStyle w:val="BodyText"/>
-        <w:spacing w:before="20"/>
-        <w:ind w:left="4717"/>
-        <w:jc w:val="center"/>
-        <w:rPr>
-          <w:rFonts w:ascii="Montserrat" w:hAnsi="Montserrat"/>
-          <w:b w:val="0"/>
-          <w:bCs w:val="0"/>
-          <w:spacing w:val="-4"/>
-        </w:rPr>
-      </w:pPr>
-    </w:p>
-    <w:p>
-      <w:pPr>
-        <w:pStyle w:val="BodyText"/>
-        <w:spacing w:before="20"/>
-        <w:ind w:left="4717"/>
-        <w:jc w:val="center"/>
-        <w:rPr>
-          <w:rFonts w:ascii="Montserrat" w:hAnsi="Montserrat"/>
-          <w:b w:val="0"/>
-          <w:bCs w:val="0"/>
-          <w:spacing w:val="-4"/>
-        </w:rPr>
-      </w:pPr>
-    </w:p>
-    <w:p>
-      <w:pPr>
-        <w:pStyle w:val="BodyText"/>
-        <w:spacing w:before="20"/>
-        <w:ind w:left="4717"/>
-        <w:jc w:val="center"/>
-        <w:rPr>
-          <w:rFonts w:ascii="Montserrat" w:hAnsi="Montserrat"/>
-          <w:b w:val="0"/>
-          <w:bCs w:val="0"/>
-          <w:spacing w:val="-4"/>
-        </w:rPr>
-      </w:pPr>
-    </w:p>
-    <w:p>
-      <w:pPr>
-        <w:pStyle w:val="Title"/>
-        <w:rPr>
-          <w:rFonts w:ascii="Times New Roman" w:hAnsi="Times New Roman" w:cs="Times New Roman"/>
-        </w:rPr>
-      </w:pPr>
-      <w:r>
-        <w:rPr>
-          <w:rFonts w:ascii="Times New Roman" w:hAnsi="Times New Roman" w:cs="Times New Roman"/>
-        </w:rPr>
-        <w:t>Final Report OOP</w:t>
-      </w:r>
-    </w:p>
-    <w:p>
-      <w:pPr>
-        <w:pStyle w:val="BodyText"/>
-        <w:spacing w:before="20"/>
-        <w:ind w:left="4717"/>
-        <w:jc w:val="center"/>
+        <w:jc w:val="both"/>
         <w:rPr>
           <w:rFonts w:ascii="Times New Roman" w:hAnsi="Times New Roman" w:cs="Times New Roman"/>
           <w:b w:val="0"/>
@@ -1212,18 +1816,12 @@
     <w:p>
       <w:pPr>
         <w:pStyle w:val="Title"/>
+        <w:spacing w:line="360" w:lineRule="auto"/>
+        <w:jc w:val="both"/>
         <w:rPr>
           <w:rFonts w:ascii="Times New Roman" w:hAnsi="Times New Roman" w:cs="Times New Roman"/>
         </w:rPr>
       </w:pPr>
-      <w:r>
-        <w:rPr>
-          <w:rFonts w:ascii="Times New Roman" w:hAnsi="Times New Roman" w:cs="Times New Roman"/>
-          <w:b/>
-          <w:bCs/>
-        </w:rPr>
-        <w:br w:type="page"/>
-      </w:r>
     </w:p>
     <w:p>
       <w:pPr>
@@ -1233,6 +1831,7 @@
           <w:rFonts w:cs="Times New Roman"/>
         </w:rPr>
       </w:pPr>
+      <w:bookmarkStart w:id="0" w:name="_Toc201518579"/>
       <w:r>
         <w:rPr>
           <w:rFonts w:cs="Times New Roman"/>
@@ -1240,6 +1839,7 @@
         <w:lastRenderedPageBreak/>
         <w:t>1. Introduction</w:t>
       </w:r>
+      <w:bookmarkEnd w:id="0"/>
     </w:p>
     <w:p>
       <w:pPr>
@@ -1250,6 +1850,7 @@
           <w:lang w:val="en-PK"/>
         </w:rPr>
       </w:pPr>
+      <w:bookmarkStart w:id="1" w:name="_Toc201518580"/>
       <w:r>
         <w:rPr>
           <w:rFonts w:eastAsia="Verdana" w:cs="Times New Roman"/>
@@ -1257,6 +1858,7 @@
         </w:rPr>
         <w:t>1.1 Project Overview</w:t>
       </w:r>
+      <w:bookmarkEnd w:id="1"/>
     </w:p>
     <w:p>
       <w:pPr>
@@ -1400,6 +2002,7 @@
           <w:lang w:val="en-PK"/>
         </w:rPr>
       </w:pPr>
+      <w:bookmarkStart w:id="2" w:name="_Toc201518581"/>
       <w:r>
         <w:rPr>
           <w:rFonts w:eastAsia="Verdana" w:cs="Times New Roman"/>
@@ -1407,6 +2010,7 @@
         </w:rPr>
         <w:t>1.2 Objectives</w:t>
       </w:r>
+      <w:bookmarkEnd w:id="2"/>
     </w:p>
     <w:p>
       <w:pPr>
@@ -1544,6 +2148,8 @@
     </w:p>
     <w:p>
       <w:pPr>
+        <w:spacing w:line="360" w:lineRule="auto"/>
+        <w:jc w:val="both"/>
         <w:rPr>
           <w:rFonts w:cs="Times New Roman"/>
         </w:rPr>
@@ -1552,11 +2158,13 @@
     <w:p>
       <w:pPr>
         <w:pStyle w:val="Heading1"/>
+        <w:jc w:val="both"/>
         <w:rPr>
           <w:rFonts w:cs="Times New Roman"/>
           <w:lang w:val="en-US"/>
         </w:rPr>
       </w:pPr>
+      <w:bookmarkStart w:id="3" w:name="_Toc201518582"/>
       <w:r>
         <w:rPr>
           <w:rFonts w:cs="Times New Roman"/>
@@ -1570,6 +2178,7 @@
         </w:rPr>
         <w:t>Problem Solution</w:t>
       </w:r>
+      <w:bookmarkEnd w:id="3"/>
     </w:p>
     <w:p>
       <w:pPr>
@@ -1775,6 +2384,7 @@
     <w:p>
       <w:pPr>
         <w:pStyle w:val="Heading1"/>
+        <w:jc w:val="both"/>
         <w:rPr>
           <w:rFonts w:cs="Times New Roman"/>
           <w:lang w:val="en-US"/>
@@ -1784,6 +2394,7 @@
     <w:p>
       <w:pPr>
         <w:pStyle w:val="Heading1"/>
+        <w:jc w:val="both"/>
         <w:rPr>
           <w:rFonts w:cs="Times New Roman"/>
           <w:lang w:val="en-US"/>
@@ -1793,6 +2404,7 @@
     <w:p>
       <w:pPr>
         <w:pStyle w:val="Heading1"/>
+        <w:jc w:val="both"/>
         <w:rPr>
           <w:rFonts w:cs="Times New Roman"/>
           <w:lang w:val="en-US"/>
@@ -1802,6 +2414,7 @@
     <w:p>
       <w:pPr>
         <w:pStyle w:val="Heading1"/>
+        <w:jc w:val="both"/>
         <w:rPr>
           <w:rFonts w:cs="Times New Roman"/>
           <w:lang w:val="en-US"/>
@@ -1811,6 +2424,7 @@
     <w:p>
       <w:pPr>
         <w:pStyle w:val="Heading1"/>
+        <w:jc w:val="both"/>
         <w:rPr>
           <w:rFonts w:cs="Times New Roman"/>
           <w:lang w:val="en-US"/>
@@ -1820,17 +2434,18 @@
     <w:p>
       <w:pPr>
         <w:pStyle w:val="Heading1"/>
+        <w:jc w:val="both"/>
         <w:rPr>
           <w:rFonts w:cs="Times New Roman"/>
           <w:lang w:val="en-US"/>
         </w:rPr>
       </w:pPr>
+      <w:bookmarkStart w:id="4" w:name="_Toc201518583"/>
       <w:r>
         <w:rPr>
           <w:rFonts w:cs="Times New Roman"/>
           <w:lang w:val="en-US"/>
         </w:rPr>
-        <w:lastRenderedPageBreak/>
         <w:t xml:space="preserve">3. </w:t>
       </w:r>
       <w:r>
@@ -1839,15 +2454,24 @@
         </w:rPr>
         <w:t>Features</w:t>
       </w:r>
+      <w:bookmarkEnd w:id="4"/>
     </w:p>
     <w:p>
       <w:pPr>
         <w:pStyle w:val="Heading2"/>
-        <w:rPr>
-          <w:rFonts w:cs="Times New Roman"/>
-          <w:lang w:val="en-PK"/>
-        </w:rPr>
-      </w:pPr>
+        <w:jc w:val="both"/>
+        <w:rPr>
+          <w:rFonts w:cs="Times New Roman"/>
+          <w:lang w:val="en-PK"/>
+        </w:rPr>
+      </w:pPr>
+      <w:bookmarkStart w:id="5" w:name="_Toc201518584"/>
+      <w:r>
+        <w:rPr>
+          <w:rFonts w:cs="Times New Roman"/>
+        </w:rPr>
+        <w:t>3.</w:t>
+      </w:r>
       <w:r>
         <w:rPr>
           <w:rFonts w:cs="Times New Roman"/>
@@ -1855,6 +2479,7 @@
         </w:rPr>
         <w:t>1. Core Functionality (Console &amp; GUI)</w:t>
       </w:r>
+      <w:bookmarkEnd w:id="5"/>
     </w:p>
     <w:p>
       <w:pPr>
@@ -1863,6 +2488,7 @@
           <w:numId w:val="2"/>
         </w:numPr>
         <w:spacing w:line="360" w:lineRule="auto"/>
+        <w:jc w:val="both"/>
         <w:rPr>
           <w:rFonts w:cs="Times New Roman"/>
           <w:lang w:val="en-PK"/>
@@ -1885,6 +2511,7 @@
           <w:numId w:val="2"/>
         </w:numPr>
         <w:spacing w:line="360" w:lineRule="auto"/>
+        <w:jc w:val="both"/>
         <w:rPr>
           <w:rFonts w:cs="Times New Roman"/>
           <w:lang w:val="en-PK"/>
@@ -1905,6 +2532,7 @@
           <w:numId w:val="2"/>
         </w:numPr>
         <w:spacing w:line="360" w:lineRule="auto"/>
+        <w:jc w:val="both"/>
         <w:rPr>
           <w:rFonts w:cs="Times New Roman"/>
           <w:lang w:val="en-PK"/>
@@ -1925,6 +2553,7 @@
           <w:numId w:val="2"/>
         </w:numPr>
         <w:spacing w:line="360" w:lineRule="auto"/>
+        <w:jc w:val="both"/>
         <w:rPr>
           <w:rFonts w:cs="Times New Roman"/>
           <w:lang w:val="en-PK"/>
@@ -1945,6 +2574,7 @@
           <w:numId w:val="2"/>
         </w:numPr>
         <w:spacing w:line="360" w:lineRule="auto"/>
+        <w:jc w:val="both"/>
         <w:rPr>
           <w:rFonts w:cs="Times New Roman"/>
           <w:lang w:val="en-PK"/>
@@ -1967,6 +2597,7 @@
           <w:numId w:val="2"/>
         </w:numPr>
         <w:spacing w:line="360" w:lineRule="auto"/>
+        <w:jc w:val="both"/>
         <w:rPr>
           <w:rFonts w:cs="Times New Roman"/>
           <w:lang w:val="en-PK"/>
@@ -1987,6 +2618,7 @@
           <w:numId w:val="2"/>
         </w:numPr>
         <w:spacing w:line="360" w:lineRule="auto"/>
+        <w:jc w:val="both"/>
         <w:rPr>
           <w:rFonts w:cs="Times New Roman"/>
           <w:lang w:val="en-PK"/>
@@ -2007,6 +2639,7 @@
           <w:numId w:val="2"/>
         </w:numPr>
         <w:spacing w:line="360" w:lineRule="auto"/>
+        <w:jc w:val="both"/>
         <w:rPr>
           <w:rFonts w:cs="Times New Roman"/>
           <w:lang w:val="en-PK"/>
@@ -2029,6 +2662,7 @@
           <w:numId w:val="2"/>
         </w:numPr>
         <w:spacing w:line="360" w:lineRule="auto"/>
+        <w:jc w:val="both"/>
         <w:rPr>
           <w:rFonts w:cs="Times New Roman"/>
           <w:lang w:val="en-PK"/>
@@ -2049,6 +2683,7 @@
           <w:numId w:val="2"/>
         </w:numPr>
         <w:spacing w:line="360" w:lineRule="auto"/>
+        <w:jc w:val="both"/>
         <w:rPr>
           <w:rFonts w:cs="Times New Roman"/>
           <w:lang w:val="en-PK"/>
@@ -2068,6 +2703,7 @@
           <w:numId w:val="2"/>
         </w:numPr>
         <w:spacing w:line="360" w:lineRule="auto"/>
+        <w:jc w:val="both"/>
         <w:rPr>
           <w:rFonts w:cs="Times New Roman"/>
           <w:lang w:val="en-PK"/>
@@ -2090,6 +2726,7 @@
           <w:numId w:val="2"/>
         </w:numPr>
         <w:spacing w:line="360" w:lineRule="auto"/>
+        <w:jc w:val="both"/>
         <w:rPr>
           <w:rFonts w:cs="Times New Roman"/>
           <w:lang w:val="en-PK"/>
@@ -2106,6 +2743,7 @@
     <w:p>
       <w:pPr>
         <w:spacing w:line="360" w:lineRule="auto"/>
+        <w:jc w:val="both"/>
         <w:rPr>
           <w:rFonts w:cs="Times New Roman"/>
           <w:lang w:val="en-PK"/>
@@ -2115,11 +2753,19 @@
     <w:p>
       <w:pPr>
         <w:pStyle w:val="Heading2"/>
-        <w:rPr>
-          <w:rFonts w:cs="Times New Roman"/>
-          <w:lang w:val="en-PK"/>
-        </w:rPr>
-      </w:pPr>
+        <w:jc w:val="both"/>
+        <w:rPr>
+          <w:rFonts w:cs="Times New Roman"/>
+          <w:lang w:val="en-PK"/>
+        </w:rPr>
+      </w:pPr>
+      <w:bookmarkStart w:id="6" w:name="_Toc201518585"/>
+      <w:r>
+        <w:rPr>
+          <w:rFonts w:cs="Times New Roman"/>
+        </w:rPr>
+        <w:t>3.</w:t>
+      </w:r>
       <w:r>
         <w:rPr>
           <w:rFonts w:cs="Times New Roman"/>
@@ -2127,6 +2773,7 @@
         </w:rPr>
         <w:t>2. GUI-Specific Features</w:t>
       </w:r>
+      <w:bookmarkEnd w:id="6"/>
     </w:p>
     <w:p>
       <w:pPr>
@@ -2135,6 +2782,7 @@
           <w:numId w:val="3"/>
         </w:numPr>
         <w:spacing w:line="360" w:lineRule="auto"/>
+        <w:jc w:val="both"/>
         <w:rPr>
           <w:rFonts w:cs="Times New Roman"/>
           <w:lang w:val="en-PK"/>
@@ -2157,6 +2805,7 @@
           <w:numId w:val="3"/>
         </w:numPr>
         <w:spacing w:line="360" w:lineRule="auto"/>
+        <w:jc w:val="both"/>
         <w:rPr>
           <w:rFonts w:cs="Times New Roman"/>
           <w:lang w:val="en-PK"/>
@@ -2177,6 +2826,7 @@
           <w:numId w:val="3"/>
         </w:numPr>
         <w:spacing w:line="360" w:lineRule="auto"/>
+        <w:jc w:val="both"/>
         <w:rPr>
           <w:rFonts w:cs="Times New Roman"/>
           <w:lang w:val="en-PK"/>
@@ -2199,6 +2849,7 @@
           <w:numId w:val="3"/>
         </w:numPr>
         <w:spacing w:line="360" w:lineRule="auto"/>
+        <w:jc w:val="both"/>
         <w:rPr>
           <w:rFonts w:cs="Times New Roman"/>
           <w:lang w:val="en-PK"/>
@@ -2219,6 +2870,7 @@
           <w:numId w:val="3"/>
         </w:numPr>
         <w:spacing w:line="360" w:lineRule="auto"/>
+        <w:jc w:val="both"/>
         <w:rPr>
           <w:rFonts w:cs="Times New Roman"/>
           <w:lang w:val="en-PK"/>
@@ -2241,6 +2893,7 @@
           <w:numId w:val="3"/>
         </w:numPr>
         <w:spacing w:line="360" w:lineRule="auto"/>
+        <w:jc w:val="both"/>
         <w:rPr>
           <w:rFonts w:cs="Times New Roman"/>
           <w:lang w:val="en-PK"/>
@@ -2261,6 +2914,7 @@
           <w:numId w:val="3"/>
         </w:numPr>
         <w:spacing w:line="360" w:lineRule="auto"/>
+        <w:jc w:val="both"/>
         <w:rPr>
           <w:rFonts w:cs="Times New Roman"/>
           <w:lang w:val="en-PK"/>
@@ -2281,6 +2935,7 @@
           <w:numId w:val="3"/>
         </w:numPr>
         <w:spacing w:line="360" w:lineRule="auto"/>
+        <w:jc w:val="both"/>
         <w:rPr>
           <w:rFonts w:cs="Times New Roman"/>
           <w:lang w:val="en-PK"/>
@@ -2303,6 +2958,7 @@
           <w:numId w:val="3"/>
         </w:numPr>
         <w:spacing w:line="360" w:lineRule="auto"/>
+        <w:jc w:val="both"/>
         <w:rPr>
           <w:rFonts w:cs="Times New Roman"/>
           <w:lang w:val="en-PK"/>
@@ -2319,6 +2975,7 @@
     <w:p>
       <w:pPr>
         <w:spacing w:line="360" w:lineRule="auto"/>
+        <w:jc w:val="both"/>
         <w:rPr>
           <w:rFonts w:cs="Times New Roman"/>
           <w:lang w:val="en-PK"/>
@@ -2328,10 +2985,12 @@
     <w:p>
       <w:pPr>
         <w:pStyle w:val="Heading1"/>
-        <w:rPr>
-          <w:rFonts w:cs="Times New Roman"/>
-        </w:rPr>
-      </w:pPr>
+        <w:jc w:val="both"/>
+        <w:rPr>
+          <w:rFonts w:cs="Times New Roman"/>
+        </w:rPr>
+      </w:pPr>
+      <w:bookmarkStart w:id="7" w:name="_Toc201518586"/>
       <w:r>
         <w:rPr>
           <w:rFonts w:cs="Times New Roman"/>
@@ -2345,28 +3004,59 @@
         </w:rPr>
         <w:t>OOP Concepts Implemented</w:t>
       </w:r>
-    </w:p>
-    <w:p>
-      <w:pPr>
-        <w:spacing w:line="360" w:lineRule="auto"/>
-        <w:rPr>
-          <w:rFonts w:cs="Times New Roman"/>
-          <w:lang w:val="en-PK"/>
-        </w:rPr>
-      </w:pPr>
-      <w:r>
+      <w:bookmarkEnd w:id="7"/>
+    </w:p>
+    <w:p>
+      <w:pPr>
+        <w:spacing w:line="360" w:lineRule="auto"/>
         <w:rPr>
           <w:rStyle w:val="Heading2Char"/>
           <w:lang w:val="en-PK"/>
         </w:rPr>
-        <w:t>1. Inheritance</w:t>
-      </w:r>
-      <w:r>
-        <w:rPr>
-          <w:rFonts w:cs="Times New Roman"/>
-          <w:lang w:val="en-PK"/>
-        </w:rPr>
-        <w:br/>
+      </w:pPr>
+      <w:bookmarkStart w:id="8" w:name="_Toc201518587"/>
+      <w:r>
+        <w:rPr>
+          <w:rStyle w:val="Heading2Char"/>
+        </w:rPr>
+        <w:t>4.</w:t>
+      </w:r>
+      <w:r>
+        <w:rPr>
+          <w:rStyle w:val="Heading2Char"/>
+          <w:lang w:val="en-PK"/>
+        </w:rPr>
+        <w:t>1</w:t>
+      </w:r>
+      <w:r>
+        <w:rPr>
+          <w:rStyle w:val="Heading2Char"/>
+        </w:rPr>
+        <w:t xml:space="preserve"> </w:t>
+      </w:r>
+      <w:r>
+        <w:rPr>
+          <w:rStyle w:val="Heading2Char"/>
+          <w:lang w:val="en-PK"/>
+        </w:rPr>
+        <w:t>Inheritance</w:t>
+      </w:r>
+      <w:bookmarkEnd w:id="8"/>
+    </w:p>
+    <w:p>
+      <w:pPr>
+        <w:spacing w:line="360" w:lineRule="auto"/>
+        <w:jc w:val="both"/>
+        <w:rPr>
+          <w:rFonts w:cs="Times New Roman"/>
+          <w:lang w:val="en-PK"/>
+        </w:rPr>
+      </w:pPr>
+      <w:r>
+        <w:rPr>
+          <w:rFonts w:cs="Times New Roman"/>
+          <w:lang w:val="en-PK"/>
+        </w:rPr>
         <w:t xml:space="preserve">The Animal and Crop base classes provide shared attributes, while Cow, Chicken, Wheat, and Corn implement specialized </w:t>
       </w:r>
       <w:proofErr w:type="spellStart"/>
@@ -2419,6 +3109,46 @@
     <w:p>
       <w:pPr>
         <w:spacing w:line="360" w:lineRule="auto"/>
+        <w:rPr>
+          <w:rStyle w:val="Heading2Char"/>
+          <w:rFonts w:cs="Times New Roman"/>
+        </w:rPr>
+      </w:pPr>
+      <w:bookmarkStart w:id="9" w:name="_Toc201518588"/>
+      <w:r>
+        <w:rPr>
+          <w:rStyle w:val="Heading2Char"/>
+          <w:rFonts w:cs="Times New Roman"/>
+        </w:rPr>
+        <w:t>4</w:t>
+      </w:r>
+      <w:r>
+        <w:rPr>
+          <w:rStyle w:val="Heading2Char"/>
+          <w:rFonts w:cs="Times New Roman"/>
+        </w:rPr>
+        <w:t>.2 Polym</w:t>
+      </w:r>
+      <w:r>
+        <w:rPr>
+          <w:rStyle w:val="Heading2Char"/>
+          <w:rFonts w:cs="Times New Roman"/>
+        </w:rPr>
+        <w:t>o</w:t>
+      </w:r>
+      <w:r>
+        <w:rPr>
+          <w:rStyle w:val="Heading2Char"/>
+          <w:rFonts w:cs="Times New Roman"/>
+        </w:rPr>
+        <w:t xml:space="preserve">rphism </w:t>
+      </w:r>
+      <w:bookmarkEnd w:id="9"/>
+    </w:p>
+    <w:p>
+      <w:pPr>
+        <w:spacing w:line="360" w:lineRule="auto"/>
+        <w:jc w:val="both"/>
         <w:rPr>
           <w:rStyle w:val="Heading2Char"/>
           <w:rFonts w:eastAsia="Tahoma" w:cs="Times New Roman"/>
@@ -2430,60 +3160,53 @@
       </w:pPr>
       <w:r>
         <w:rPr>
+          <w:rFonts w:cs="Times New Roman"/>
+          <w:lang w:val="en-PK"/>
+        </w:rPr>
+        <w:t>The feed() and produce() methods behave differently per animal type. Calling these on generic Animal objects automatically selects the correct implementation, enabling flexible farm operations.</w:t>
+      </w:r>
+    </w:p>
+    <w:p>
+      <w:pPr>
+        <w:spacing w:line="360" w:lineRule="auto"/>
+        <w:rPr>
           <w:rStyle w:val="Heading2Char"/>
           <w:rFonts w:cs="Times New Roman"/>
           <w:lang w:val="en-PK"/>
         </w:rPr>
-        <w:lastRenderedPageBreak/>
-        <w:t>2. Polymorphism</w:t>
-      </w:r>
-      <w:r>
-        <w:rPr>
-          <w:rFonts w:cs="Times New Roman"/>
-          <w:lang w:val="en-PK"/>
-        </w:rPr>
-        <w:br/>
-        <w:t>The </w:t>
-      </w:r>
-      <w:proofErr w:type="gramStart"/>
-      <w:r>
-        <w:rPr>
-          <w:rFonts w:cs="Times New Roman"/>
-          <w:lang w:val="en-PK"/>
-        </w:rPr>
-        <w:t>feed(</w:t>
-      </w:r>
-      <w:proofErr w:type="gramEnd"/>
-      <w:r>
-        <w:rPr>
-          <w:rFonts w:cs="Times New Roman"/>
-          <w:lang w:val="en-PK"/>
-        </w:rPr>
-        <w:t>) and produce() methods behave differently per animal type. Calling these on generic Animal objects automatically selects the correct implementation, enabling flexible farm operations.</w:t>
-      </w:r>
-    </w:p>
-    <w:p>
-      <w:pPr>
-        <w:spacing w:line="360" w:lineRule="auto"/>
-        <w:rPr>
-          <w:rFonts w:cs="Times New Roman"/>
-          <w:lang w:val="en-PK"/>
-        </w:rPr>
-      </w:pPr>
+      </w:pPr>
+      <w:bookmarkStart w:id="10" w:name="_Toc201518589"/>
       <w:r>
         <w:rPr>
           <w:rStyle w:val="Heading2Char"/>
           <w:rFonts w:cs="Times New Roman"/>
+        </w:rPr>
+        <w:t>4.</w:t>
+      </w:r>
+      <w:r>
+        <w:rPr>
+          <w:rStyle w:val="Heading2Char"/>
+          <w:rFonts w:cs="Times New Roman"/>
           <w:lang w:val="en-PK"/>
         </w:rPr>
         <w:t>3. Encapsulation</w:t>
       </w:r>
-      <w:r>
-        <w:rPr>
-          <w:rFonts w:cs="Times New Roman"/>
-          <w:lang w:val="en-PK"/>
-        </w:rPr>
-        <w:br/>
+      <w:bookmarkEnd w:id="10"/>
+    </w:p>
+    <w:p>
+      <w:pPr>
+        <w:spacing w:line="360" w:lineRule="auto"/>
+        <w:jc w:val="both"/>
+        <w:rPr>
+          <w:rFonts w:cs="Times New Roman"/>
+          <w:lang w:val="en-PK"/>
+        </w:rPr>
+      </w:pPr>
+      <w:r>
+        <w:rPr>
+          <w:rFonts w:cs="Times New Roman"/>
+          <w:lang w:val="en-PK"/>
+        </w:rPr>
         <w:t>Critical data like health and </w:t>
       </w:r>
       <w:proofErr w:type="spellStart"/>
@@ -2500,28 +3223,40 @@
           <w:rFonts w:cs="Times New Roman"/>
           <w:lang w:val="en-PK"/>
         </w:rPr>
-        <w:t> </w:t>
-      </w:r>
-      <w:proofErr w:type="gramStart"/>
-      <w:r>
-        <w:rPr>
-          <w:rFonts w:cs="Times New Roman"/>
-          <w:lang w:val="en-PK"/>
-        </w:rPr>
-        <w:t>are</w:t>
-      </w:r>
-      <w:proofErr w:type="gramEnd"/>
-      <w:r>
-        <w:rPr>
-          <w:rFonts w:cs="Times New Roman"/>
-          <w:lang w:val="en-PK"/>
-        </w:rPr>
-        <w:t xml:space="preserve"> managed through controlled methods. Static variables track inventory securely, preventing direct external access that could corrupt game state.</w:t>
-      </w:r>
-    </w:p>
-    <w:p>
-      <w:pPr>
-        <w:spacing w:line="360" w:lineRule="auto"/>
+        <w:t> are managed through controlled methods. Static variables track inventory securely, preventing direct external access that could corrupt game state.</w:t>
+      </w:r>
+    </w:p>
+    <w:p>
+      <w:pPr>
+        <w:spacing w:line="360" w:lineRule="auto"/>
+        <w:rPr>
+          <w:rStyle w:val="Heading2Char"/>
+          <w:rFonts w:cs="Times New Roman"/>
+          <w:lang w:val="en-PK"/>
+        </w:rPr>
+      </w:pPr>
+      <w:bookmarkStart w:id="11" w:name="_Toc201518590"/>
+      <w:r>
+        <w:rPr>
+          <w:rStyle w:val="Heading2Char"/>
+          <w:rFonts w:cs="Times New Roman"/>
+        </w:rPr>
+        <w:t>4.</w:t>
+      </w:r>
+      <w:r>
+        <w:rPr>
+          <w:rStyle w:val="Heading2Char"/>
+          <w:rFonts w:cs="Times New Roman"/>
+          <w:lang w:val="en-PK"/>
+        </w:rPr>
+        <w:t>4. Abstraction</w:t>
+      </w:r>
+      <w:bookmarkEnd w:id="11"/>
+    </w:p>
+    <w:p>
+      <w:pPr>
+        <w:spacing w:line="360" w:lineRule="auto"/>
+        <w:jc w:val="both"/>
         <w:rPr>
           <w:rStyle w:val="Heading2Char"/>
           <w:rFonts w:eastAsia="Tahoma" w:cs="Times New Roman"/>
@@ -2533,60 +3268,48 @@
       </w:pPr>
       <w:r>
         <w:rPr>
+          <w:rFonts w:cs="Times New Roman"/>
+          <w:lang w:val="en-PK"/>
+        </w:rPr>
+        <w:t>Abstract methods like grow() enforce implementation rules while hiding complex logic. Users interact with simple commands ("feed", "harvest") without needing backend knowledge.</w:t>
+      </w:r>
+    </w:p>
+    <w:p>
+      <w:pPr>
+        <w:spacing w:line="360" w:lineRule="auto"/>
+        <w:rPr>
           <w:rStyle w:val="Heading2Char"/>
           <w:rFonts w:cs="Times New Roman"/>
           <w:lang w:val="en-PK"/>
         </w:rPr>
-        <w:t>4. Abstraction</w:t>
-      </w:r>
-      <w:r>
-        <w:rPr>
-          <w:rFonts w:cs="Times New Roman"/>
-          <w:lang w:val="en-PK"/>
-        </w:rPr>
-        <w:br/>
-        <w:t>Abstract methods like </w:t>
-      </w:r>
-      <w:proofErr w:type="gramStart"/>
-      <w:r>
-        <w:rPr>
-          <w:rFonts w:cs="Times New Roman"/>
-          <w:lang w:val="en-PK"/>
-        </w:rPr>
-        <w:t>grow(</w:t>
-      </w:r>
-      <w:proofErr w:type="gramEnd"/>
-      <w:r>
-        <w:rPr>
-          <w:rFonts w:cs="Times New Roman"/>
-          <w:lang w:val="en-PK"/>
-        </w:rPr>
-        <w:t>) enforce implementation rules while hiding complex logic. Users interact with simple commands ("feed", "harvest") without needing backend knowledge.</w:t>
-      </w:r>
-    </w:p>
-    <w:p>
-      <w:pPr>
-        <w:spacing w:line="360" w:lineRule="auto"/>
-        <w:rPr>
-          <w:rFonts w:cs="Times New Roman"/>
-          <w:lang w:val="en-PK"/>
-        </w:rPr>
-      </w:pPr>
+      </w:pPr>
+      <w:bookmarkStart w:id="12" w:name="_Toc201518591"/>
       <w:r>
         <w:rPr>
           <w:rStyle w:val="Heading2Char"/>
           <w:rFonts w:cs="Times New Roman"/>
+        </w:rPr>
+        <w:t>4.</w:t>
+      </w:r>
+      <w:r>
+        <w:rPr>
+          <w:rStyle w:val="Heading2Char"/>
+          <w:rFonts w:cs="Times New Roman"/>
           <w:lang w:val="en-PK"/>
         </w:rPr>
         <w:t>5. Static Members</w:t>
       </w:r>
-      <w:r>
-        <w:rPr>
-          <w:rFonts w:cs="Times New Roman"/>
-          <w:lang w:val="en-PK"/>
-        </w:rPr>
-        <w:br/>
-      </w:r>
+      <w:bookmarkEnd w:id="12"/>
+    </w:p>
+    <w:p>
+      <w:pPr>
+        <w:spacing w:line="360" w:lineRule="auto"/>
+        <w:jc w:val="both"/>
+        <w:rPr>
+          <w:rFonts w:cs="Times New Roman"/>
+          <w:lang w:val="en-PK"/>
+        </w:rPr>
+      </w:pPr>
       <w:proofErr w:type="spellStart"/>
       <w:r>
         <w:rPr>
@@ -2657,6 +3380,7 @@
     <w:p>
       <w:pPr>
         <w:spacing w:line="360" w:lineRule="auto"/>
+        <w:jc w:val="both"/>
         <w:rPr>
           <w:rFonts w:cs="Times New Roman"/>
           <w:lang w:val="en-PK"/>
@@ -2689,30 +3413,36 @@
     <w:p>
       <w:pPr>
         <w:spacing w:line="360" w:lineRule="auto"/>
-        <w:rPr>
-          <w:rFonts w:cs="Times New Roman"/>
-          <w:lang w:val="en-PK"/>
-        </w:rPr>
-      </w:pPr>
-    </w:p>
-    <w:p>
-      <w:pPr>
-        <w:spacing w:line="360" w:lineRule="auto"/>
-        <w:rPr>
-          <w:rFonts w:cs="Times New Roman"/>
-          <w:lang w:val="en-PK"/>
-        </w:rPr>
-      </w:pPr>
-    </w:p>
-    <w:p>
-      <w:pPr>
-        <w:rPr>
-          <w:rFonts w:cs="Times New Roman"/>
-        </w:rPr>
-      </w:pPr>
-    </w:p>
-    <w:p>
-      <w:pPr>
+        <w:jc w:val="both"/>
+        <w:rPr>
+          <w:rFonts w:cs="Times New Roman"/>
+          <w:lang w:val="en-PK"/>
+        </w:rPr>
+      </w:pPr>
+    </w:p>
+    <w:p>
+      <w:pPr>
+        <w:spacing w:line="360" w:lineRule="auto"/>
+        <w:jc w:val="both"/>
+        <w:rPr>
+          <w:rFonts w:cs="Times New Roman"/>
+          <w:lang w:val="en-PK"/>
+        </w:rPr>
+      </w:pPr>
+    </w:p>
+    <w:p>
+      <w:pPr>
+        <w:spacing w:line="360" w:lineRule="auto"/>
+        <w:jc w:val="both"/>
+        <w:rPr>
+          <w:rFonts w:cs="Times New Roman"/>
+        </w:rPr>
+      </w:pPr>
+    </w:p>
+    <w:p>
+      <w:pPr>
+        <w:spacing w:line="360" w:lineRule="auto"/>
+        <w:jc w:val="both"/>
         <w:rPr>
           <w:rFonts w:eastAsia="Verdana" w:cs="Verdana"/>
           <w:b/>
@@ -2729,7 +3459,9 @@
     <w:p>
       <w:pPr>
         <w:pStyle w:val="Heading1"/>
-      </w:pPr>
+        <w:jc w:val="both"/>
+      </w:pPr>
+      <w:bookmarkStart w:id="13" w:name="_Toc201518592"/>
       <w:r>
         <w:rPr>
           <w:lang w:val="en-US"/>
@@ -2738,21 +3470,35 @@
         <w:t xml:space="preserve">5. </w:t>
       </w:r>
       <w:r>
-        <w:t xml:space="preserve">Code </w:t>
+        <w:t>Code</w:t>
+      </w:r>
+      <w:bookmarkEnd w:id="13"/>
+      <w:r>
+        <w:t xml:space="preserve"> </w:t>
       </w:r>
     </w:p>
     <w:p>
       <w:pPr>
         <w:pStyle w:val="Heading2"/>
-      </w:pPr>
+        <w:jc w:val="both"/>
+      </w:pPr>
+      <w:bookmarkStart w:id="14" w:name="_Toc201518593"/>
+      <w:r>
+        <w:t>5.</w:t>
+      </w:r>
       <w:r>
         <w:t xml:space="preserve">1. </w:t>
       </w:r>
       <w:r>
         <w:t>Base Classes:</w:t>
       </w:r>
-    </w:p>
-    <w:p>
+      <w:bookmarkEnd w:id="14"/>
+    </w:p>
+    <w:p>
+      <w:pPr>
+        <w:spacing w:line="360" w:lineRule="auto"/>
+        <w:jc w:val="both"/>
+      </w:pPr>
       <w:r>
         <w:rPr>
           <w:noProof/>
@@ -2775,7 +3521,7 @@
                     </pic:cNvPicPr>
                   </pic:nvPicPr>
                   <pic:blipFill>
-                    <a:blip r:embed="rId14">
+                    <a:blip r:embed="rId8">
                       <a:extLst>
                         <a:ext uri="{28A0092B-C50C-407E-A947-70E740481C1C}">
                           <a14:useLocalDpi xmlns:a14="http://schemas.microsoft.com/office/drawing/2010/main" val="0"/>
@@ -2809,13 +3555,17 @@
     </w:p>
     <w:p>
       <w:pPr>
-        <w:rPr>
-          <w:rFonts w:cs="Times New Roman"/>
-        </w:rPr>
-      </w:pPr>
-    </w:p>
-    <w:p>
-      <w:pPr>
+        <w:spacing w:line="360" w:lineRule="auto"/>
+        <w:jc w:val="both"/>
+        <w:rPr>
+          <w:rFonts w:cs="Times New Roman"/>
+        </w:rPr>
+      </w:pPr>
+    </w:p>
+    <w:p>
+      <w:pPr>
+        <w:spacing w:line="360" w:lineRule="auto"/>
+        <w:jc w:val="both"/>
         <w:rPr>
           <w:rFonts w:cs="Times New Roman"/>
         </w:rPr>
@@ -2843,7 +3593,7 @@
                     </pic:cNvPicPr>
                   </pic:nvPicPr>
                   <pic:blipFill>
-                    <a:blip r:embed="rId15">
+                    <a:blip r:embed="rId9">
                       <a:extLst>
                         <a:ext uri="{28A0092B-C50C-407E-A947-70E740481C1C}">
                           <a14:useLocalDpi xmlns:a14="http://schemas.microsoft.com/office/drawing/2010/main" val="0"/>
@@ -2877,14 +3627,17 @@
     </w:p>
     <w:p>
       <w:pPr>
-        <w:rPr>
-          <w:rFonts w:cs="Times New Roman"/>
-        </w:rPr>
-      </w:pPr>
-    </w:p>
-    <w:p>
-      <w:pPr>
-        <w:spacing w:line="360" w:lineRule="auto"/>
+        <w:spacing w:line="360" w:lineRule="auto"/>
+        <w:jc w:val="both"/>
+        <w:rPr>
+          <w:rFonts w:cs="Times New Roman"/>
+        </w:rPr>
+      </w:pPr>
+    </w:p>
+    <w:p>
+      <w:pPr>
+        <w:spacing w:line="360" w:lineRule="auto"/>
+        <w:jc w:val="both"/>
         <w:rPr>
           <w:rFonts w:eastAsiaTheme="majorEastAsia" w:cstheme="majorBidi"/>
           <w:b/>
@@ -2899,23 +3652,25 @@
     <w:p>
       <w:pPr>
         <w:pStyle w:val="Heading2"/>
-      </w:pPr>
+        <w:jc w:val="both"/>
+      </w:pPr>
+      <w:bookmarkStart w:id="15" w:name="_Toc201518594"/>
       <w:r>
         <w:lastRenderedPageBreak/>
+        <w:t>5.</w:t>
+      </w:r>
+      <w:r>
         <w:t>2. Derived Classes</w:t>
       </w:r>
-    </w:p>
-    <w:p>
-      <w:pPr>
-        <w:spacing w:line="360" w:lineRule="auto"/>
-      </w:pPr>
-      <w:proofErr w:type="gramStart"/>
-      <w:r>
-        <w:t>First</w:t>
-      </w:r>
-      <w:proofErr w:type="gramEnd"/>
-      <w:r>
-        <w:t xml:space="preserve"> we’ll start with overridden </w:t>
+      <w:bookmarkEnd w:id="15"/>
+    </w:p>
+    <w:p>
+      <w:pPr>
+        <w:spacing w:line="360" w:lineRule="auto"/>
+        <w:jc w:val="both"/>
+      </w:pPr>
+      <w:r>
+        <w:t xml:space="preserve">First we’ll start with overridden </w:t>
       </w:r>
       <w:r>
         <w:t>methods</w:t>
@@ -2927,12 +3682,17 @@
     <w:p>
       <w:pPr>
         <w:spacing w:line="360" w:lineRule="auto"/>
+        <w:jc w:val="both"/>
       </w:pPr>
       <w:r>
         <w:t>Below is the code of Cow child class</w:t>
       </w:r>
     </w:p>
     <w:p>
+      <w:pPr>
+        <w:spacing w:line="360" w:lineRule="auto"/>
+        <w:jc w:val="both"/>
+      </w:pPr>
       <w:r>
         <w:rPr>
           <w:noProof/>
@@ -2955,7 +3715,7 @@
                     </pic:cNvPicPr>
                   </pic:nvPicPr>
                   <pic:blipFill>
-                    <a:blip r:embed="rId16">
+                    <a:blip r:embed="rId10">
                       <a:extLst>
                         <a:ext uri="{28A0092B-C50C-407E-A947-70E740481C1C}">
                           <a14:useLocalDpi xmlns:a14="http://schemas.microsoft.com/office/drawing/2010/main" val="0"/>
@@ -2987,8 +3747,17 @@
         </w:drawing>
       </w:r>
     </w:p>
-    <w:p/>
-    <w:p>
+    <w:p>
+      <w:pPr>
+        <w:spacing w:line="360" w:lineRule="auto"/>
+        <w:jc w:val="both"/>
+      </w:pPr>
+    </w:p>
+    <w:p>
+      <w:pPr>
+        <w:spacing w:line="360" w:lineRule="auto"/>
+        <w:jc w:val="both"/>
+      </w:pPr>
       <w:r>
         <w:rPr>
           <w:noProof/>
@@ -3011,7 +3780,7 @@
                     </pic:cNvPicPr>
                   </pic:nvPicPr>
                   <pic:blipFill>
-                    <a:blip r:embed="rId17">
+                    <a:blip r:embed="rId11">
                       <a:extLst>
                         <a:ext uri="{28A0092B-C50C-407E-A947-70E740481C1C}">
                           <a14:useLocalDpi xmlns:a14="http://schemas.microsoft.com/office/drawing/2010/main" val="0"/>
@@ -3043,8 +3812,17 @@
         </w:drawing>
       </w:r>
     </w:p>
-    <w:p/>
-    <w:p>
+    <w:p>
+      <w:pPr>
+        <w:spacing w:line="360" w:lineRule="auto"/>
+        <w:jc w:val="both"/>
+      </w:pPr>
+    </w:p>
+    <w:p>
+      <w:pPr>
+        <w:spacing w:line="360" w:lineRule="auto"/>
+        <w:jc w:val="both"/>
+      </w:pPr>
       <w:r>
         <w:rPr>
           <w:noProof/>
@@ -3068,7 +3846,7 @@
                     </pic:cNvPicPr>
                   </pic:nvPicPr>
                   <pic:blipFill>
-                    <a:blip r:embed="rId18">
+                    <a:blip r:embed="rId12">
                       <a:extLst>
                         <a:ext uri="{28A0092B-C50C-407E-A947-70E740481C1C}">
                           <a14:useLocalDpi xmlns:a14="http://schemas.microsoft.com/office/drawing/2010/main" val="0"/>
@@ -3103,36 +3881,31 @@
     <w:p>
       <w:pPr>
         <w:spacing w:line="360" w:lineRule="auto"/>
-        <w:rPr>
-          <w:rFonts w:cs="Times New Roman"/>
-        </w:rPr>
-      </w:pPr>
-    </w:p>
-    <w:p>
-      <w:pPr>
-        <w:spacing w:line="360" w:lineRule="auto"/>
-        <w:rPr>
-          <w:rFonts w:cs="Times New Roman"/>
-        </w:rPr>
-      </w:pPr>
-      <w:proofErr w:type="gramStart"/>
-      <w:r>
-        <w:rPr>
-          <w:rFonts w:cs="Times New Roman"/>
-        </w:rPr>
-        <w:t>Similarly</w:t>
-      </w:r>
-      <w:proofErr w:type="gramEnd"/>
-      <w:r>
-        <w:rPr>
-          <w:rFonts w:cs="Times New Roman"/>
-        </w:rPr>
-        <w:t xml:space="preserve"> now the code for the crop derive class</w:t>
-      </w:r>
-    </w:p>
-    <w:p>
-      <w:pPr>
-        <w:spacing w:line="360" w:lineRule="auto"/>
+        <w:jc w:val="both"/>
+        <w:rPr>
+          <w:rFonts w:cs="Times New Roman"/>
+        </w:rPr>
+      </w:pPr>
+    </w:p>
+    <w:p>
+      <w:pPr>
+        <w:spacing w:line="360" w:lineRule="auto"/>
+        <w:jc w:val="both"/>
+        <w:rPr>
+          <w:rFonts w:cs="Times New Roman"/>
+        </w:rPr>
+      </w:pPr>
+      <w:r>
+        <w:rPr>
+          <w:rFonts w:cs="Times New Roman"/>
+        </w:rPr>
+        <w:t>Similarly now the code for the crop derive class</w:t>
+      </w:r>
+    </w:p>
+    <w:p>
+      <w:pPr>
+        <w:spacing w:line="360" w:lineRule="auto"/>
+        <w:jc w:val="both"/>
         <w:rPr>
           <w:rFonts w:cs="Times New Roman"/>
         </w:rPr>
@@ -3146,13 +3919,17 @@
     </w:p>
     <w:p>
       <w:pPr>
-        <w:rPr>
-          <w:rFonts w:cs="Times New Roman"/>
-        </w:rPr>
-      </w:pPr>
-    </w:p>
-    <w:p>
-      <w:pPr>
+        <w:spacing w:line="360" w:lineRule="auto"/>
+        <w:jc w:val="both"/>
+        <w:rPr>
+          <w:rFonts w:cs="Times New Roman"/>
+        </w:rPr>
+      </w:pPr>
+    </w:p>
+    <w:p>
+      <w:pPr>
+        <w:spacing w:line="360" w:lineRule="auto"/>
+        <w:jc w:val="both"/>
         <w:rPr>
           <w:rFonts w:cs="Times New Roman"/>
         </w:rPr>
@@ -3180,7 +3957,7 @@
                     </pic:cNvPicPr>
                   </pic:nvPicPr>
                   <pic:blipFill>
-                    <a:blip r:embed="rId19">
+                    <a:blip r:embed="rId13">
                       <a:extLst>
                         <a:ext uri="{28A0092B-C50C-407E-A947-70E740481C1C}">
                           <a14:useLocalDpi xmlns:a14="http://schemas.microsoft.com/office/drawing/2010/main" val="0"/>
@@ -3214,13 +3991,17 @@
     </w:p>
     <w:p>
       <w:pPr>
-        <w:rPr>
-          <w:rFonts w:cs="Times New Roman"/>
-        </w:rPr>
-      </w:pPr>
-    </w:p>
-    <w:p>
-      <w:pPr>
+        <w:spacing w:line="360" w:lineRule="auto"/>
+        <w:jc w:val="both"/>
+        <w:rPr>
+          <w:rFonts w:cs="Times New Roman"/>
+        </w:rPr>
+      </w:pPr>
+    </w:p>
+    <w:p>
+      <w:pPr>
+        <w:spacing w:line="360" w:lineRule="auto"/>
+        <w:jc w:val="both"/>
         <w:rPr>
           <w:rFonts w:cs="Times New Roman"/>
         </w:rPr>
@@ -3249,7 +4030,7 @@
                     </pic:cNvPicPr>
                   </pic:nvPicPr>
                   <pic:blipFill>
-                    <a:blip r:embed="rId20">
+                    <a:blip r:embed="rId14">
                       <a:extLst>
                         <a:ext uri="{28A0092B-C50C-407E-A947-70E740481C1C}">
                           <a14:useLocalDpi xmlns:a14="http://schemas.microsoft.com/office/drawing/2010/main" val="0"/>
@@ -3283,19 +4064,30 @@
     </w:p>
     <w:p>
       <w:pPr>
-        <w:rPr>
-          <w:rFonts w:cs="Times New Roman"/>
-        </w:rPr>
-      </w:pPr>
-    </w:p>
-    <w:p/>
-    <w:p>
+        <w:spacing w:line="360" w:lineRule="auto"/>
+        <w:jc w:val="both"/>
+      </w:pPr>
+    </w:p>
+    <w:p>
+      <w:pPr>
+        <w:spacing w:line="360" w:lineRule="auto"/>
+        <w:jc w:val="both"/>
+      </w:pPr>
       <w:r>
         <w:t xml:space="preserve">Variables (including static too) and objects </w:t>
       </w:r>
     </w:p>
-    <w:p/>
-    <w:p>
+    <w:p>
+      <w:pPr>
+        <w:spacing w:line="360" w:lineRule="auto"/>
+        <w:jc w:val="both"/>
+      </w:pPr>
+    </w:p>
+    <w:p>
+      <w:pPr>
+        <w:spacing w:line="360" w:lineRule="auto"/>
+        <w:jc w:val="both"/>
+      </w:pPr>
       <w:r>
         <w:rPr>
           <w:noProof/>
@@ -3318,7 +4110,7 @@
                     </pic:cNvPicPr>
                   </pic:nvPicPr>
                   <pic:blipFill>
-                    <a:blip r:embed="rId21">
+                    <a:blip r:embed="rId15">
                       <a:extLst>
                         <a:ext uri="{28A0092B-C50C-407E-A947-70E740481C1C}">
                           <a14:useLocalDpi xmlns:a14="http://schemas.microsoft.com/office/drawing/2010/main" val="0"/>
@@ -3356,7 +4148,9 @@
     <w:p>
       <w:pPr>
         <w:pStyle w:val="Heading1"/>
-      </w:pPr>
+        <w:jc w:val="both"/>
+      </w:pPr>
+      <w:bookmarkStart w:id="16" w:name="_Toc201518595"/>
       <w:r>
         <w:rPr>
           <w:lang w:val="en-US"/>
@@ -3367,14 +4161,466 @@
       <w:r>
         <w:t>Code + Output:</w:t>
       </w:r>
-    </w:p>
-    <w:p/>
+      <w:bookmarkEnd w:id="16"/>
+    </w:p>
+    <w:p>
+      <w:pPr>
+        <w:pStyle w:val="Heading2"/>
+        <w:jc w:val="both"/>
+      </w:pPr>
+      <w:bookmarkStart w:id="17" w:name="_Toc201518596"/>
+      <w:r>
+        <w:t>6.</w:t>
+      </w:r>
+      <w:r>
+        <w:t xml:space="preserve">1. </w:t>
+      </w:r>
+      <w:r>
+        <w:t>Day Simulation:</w:t>
+      </w:r>
+      <w:bookmarkEnd w:id="17"/>
+    </w:p>
+    <w:p>
+      <w:pPr>
+        <w:spacing w:line="360" w:lineRule="auto"/>
+        <w:jc w:val="both"/>
+      </w:pPr>
+    </w:p>
+    <w:p>
+      <w:pPr>
+        <w:spacing w:line="360" w:lineRule="auto"/>
+        <w:jc w:val="both"/>
+      </w:pPr>
+      <w:r>
+        <w:rPr>
+          <w:noProof/>
+        </w:rPr>
+        <w:drawing>
+          <wp:inline distT="0" distB="0" distL="0" distR="0" wp14:anchorId="43FBC2D5" wp14:editId="4336BC58">
+            <wp:extent cx="6111240" cy="2461260"/>
+            <wp:effectExtent l="0" t="0" r="3810" b="0"/>
+            <wp:docPr id="20" name="Picture 20"/>
+            <wp:cNvGraphicFramePr>
+              <a:graphicFrameLocks xmlns:a="http://schemas.openxmlformats.org/drawingml/2006/main" noChangeAspect="1"/>
+            </wp:cNvGraphicFramePr>
+            <a:graphic xmlns:a="http://schemas.openxmlformats.org/drawingml/2006/main">
+              <a:graphicData uri="http://schemas.openxmlformats.org/drawingml/2006/picture">
+                <pic:pic xmlns:pic="http://schemas.openxmlformats.org/drawingml/2006/picture">
+                  <pic:nvPicPr>
+                    <pic:cNvPr id="0" name="Picture 6"/>
+                    <pic:cNvPicPr>
+                      <a:picLocks noChangeAspect="1" noChangeArrowheads="1"/>
+                    </pic:cNvPicPr>
+                  </pic:nvPicPr>
+                  <pic:blipFill>
+                    <a:blip r:embed="rId16" cstate="print">
+                      <a:extLst>
+                        <a:ext uri="{28A0092B-C50C-407E-A947-70E740481C1C}">
+                          <a14:useLocalDpi xmlns:a14="http://schemas.microsoft.com/office/drawing/2010/main" val="0"/>
+                        </a:ext>
+                      </a:extLst>
+                    </a:blip>
+                    <a:srcRect/>
+                    <a:stretch>
+                      <a:fillRect/>
+                    </a:stretch>
+                  </pic:blipFill>
+                  <pic:spPr bwMode="auto">
+                    <a:xfrm>
+                      <a:off x="0" y="0"/>
+                      <a:ext cx="6111240" cy="2461260"/>
+                    </a:xfrm>
+                    <a:prstGeom prst="rect">
+                      <a:avLst/>
+                    </a:prstGeom>
+                    <a:noFill/>
+                    <a:ln>
+                      <a:noFill/>
+                    </a:ln>
+                  </pic:spPr>
+                </pic:pic>
+              </a:graphicData>
+            </a:graphic>
+          </wp:inline>
+        </w:drawing>
+      </w:r>
+    </w:p>
+    <w:p>
+      <w:pPr>
+        <w:spacing w:line="360" w:lineRule="auto"/>
+        <w:jc w:val="both"/>
+      </w:pPr>
+    </w:p>
+    <w:p>
+      <w:pPr>
+        <w:spacing w:line="360" w:lineRule="auto"/>
+        <w:jc w:val="both"/>
+      </w:pPr>
+      <w:r>
+        <w:rPr>
+          <w:noProof/>
+        </w:rPr>
+        <w:drawing>
+          <wp:inline distT="0" distB="0" distL="0" distR="0" wp14:anchorId="7F4DD949" wp14:editId="0DC34C6B">
+            <wp:extent cx="5591175" cy="3000332"/>
+            <wp:effectExtent l="0" t="0" r="0" b="0"/>
+            <wp:docPr id="23" name="Picture 23"/>
+            <wp:cNvGraphicFramePr>
+              <a:graphicFrameLocks xmlns:a="http://schemas.openxmlformats.org/drawingml/2006/main" noChangeAspect="1"/>
+            </wp:cNvGraphicFramePr>
+            <a:graphic xmlns:a="http://schemas.openxmlformats.org/drawingml/2006/main">
+              <a:graphicData uri="http://schemas.openxmlformats.org/drawingml/2006/picture">
+                <pic:pic xmlns:pic="http://schemas.openxmlformats.org/drawingml/2006/picture">
+                  <pic:nvPicPr>
+                    <pic:cNvPr id="0" name="Picture 9"/>
+                    <pic:cNvPicPr>
+                      <a:picLocks noChangeAspect="1" noChangeArrowheads="1"/>
+                    </pic:cNvPicPr>
+                  </pic:nvPicPr>
+                  <pic:blipFill>
+                    <a:blip r:embed="rId17">
+                      <a:extLst>
+                        <a:ext uri="{28A0092B-C50C-407E-A947-70E740481C1C}">
+                          <a14:useLocalDpi xmlns:a14="http://schemas.microsoft.com/office/drawing/2010/main" val="0"/>
+                        </a:ext>
+                      </a:extLst>
+                    </a:blip>
+                    <a:srcRect/>
+                    <a:stretch>
+                      <a:fillRect/>
+                    </a:stretch>
+                  </pic:blipFill>
+                  <pic:spPr bwMode="auto">
+                    <a:xfrm>
+                      <a:off x="0" y="0"/>
+                      <a:ext cx="5612395" cy="3011719"/>
+                    </a:xfrm>
+                    <a:prstGeom prst="rect">
+                      <a:avLst/>
+                    </a:prstGeom>
+                    <a:noFill/>
+                    <a:ln>
+                      <a:noFill/>
+                    </a:ln>
+                  </pic:spPr>
+                </pic:pic>
+              </a:graphicData>
+            </a:graphic>
+          </wp:inline>
+        </w:drawing>
+      </w:r>
+    </w:p>
+    <w:p>
+      <w:pPr>
+        <w:spacing w:line="360" w:lineRule="auto"/>
+        <w:jc w:val="both"/>
+      </w:pPr>
+    </w:p>
+    <w:p>
+      <w:pPr>
+        <w:spacing w:line="360" w:lineRule="auto"/>
+        <w:jc w:val="both"/>
+      </w:pPr>
+    </w:p>
+    <w:p>
+      <w:pPr>
+        <w:spacing w:line="360" w:lineRule="auto"/>
+        <w:jc w:val="both"/>
+      </w:pPr>
+      <w:r>
+        <w:rPr>
+          <w:noProof/>
+        </w:rPr>
+        <w:drawing>
+          <wp:inline distT="0" distB="0" distL="0" distR="0" wp14:anchorId="77EE9FAB" wp14:editId="5C5466A7">
+            <wp:extent cx="5591175" cy="1190625"/>
+            <wp:effectExtent l="0" t="0" r="0" b="9525"/>
+            <wp:docPr id="21" name="Picture 21"/>
+            <wp:cNvGraphicFramePr>
+              <a:graphicFrameLocks xmlns:a="http://schemas.openxmlformats.org/drawingml/2006/main" noChangeAspect="1"/>
+            </wp:cNvGraphicFramePr>
+            <a:graphic xmlns:a="http://schemas.openxmlformats.org/drawingml/2006/main">
+              <a:graphicData uri="http://schemas.openxmlformats.org/drawingml/2006/picture">
+                <pic:pic xmlns:pic="http://schemas.openxmlformats.org/drawingml/2006/picture">
+                  <pic:nvPicPr>
+                    <pic:cNvPr id="0" name="Picture 7"/>
+                    <pic:cNvPicPr>
+                      <a:picLocks noChangeAspect="1" noChangeArrowheads="1"/>
+                    </pic:cNvPicPr>
+                  </pic:nvPicPr>
+                  <pic:blipFill rotWithShape="1">
+                    <a:blip r:embed="rId18">
+                      <a:extLst>
+                        <a:ext uri="{28A0092B-C50C-407E-A947-70E740481C1C}">
+                          <a14:useLocalDpi xmlns:a14="http://schemas.microsoft.com/office/drawing/2010/main" val="0"/>
+                        </a:ext>
+                      </a:extLst>
+                    </a:blip>
+                    <a:srcRect t="54710"/>
+                    <a:stretch/>
+                  </pic:blipFill>
+                  <pic:spPr bwMode="auto">
+                    <a:xfrm>
+                      <a:off x="0" y="0"/>
+                      <a:ext cx="5697393" cy="1213244"/>
+                    </a:xfrm>
+                    <a:prstGeom prst="rect">
+                      <a:avLst/>
+                    </a:prstGeom>
+                    <a:noFill/>
+                    <a:ln>
+                      <a:noFill/>
+                    </a:ln>
+                    <a:extLst>
+                      <a:ext uri="{53640926-AAD7-44D8-BBD7-CCE9431645EC}">
+                        <a14:shadowObscured xmlns:a14="http://schemas.microsoft.com/office/drawing/2010/main"/>
+                      </a:ext>
+                    </a:extLst>
+                  </pic:spPr>
+                </pic:pic>
+              </a:graphicData>
+            </a:graphic>
+          </wp:inline>
+        </w:drawing>
+      </w:r>
+    </w:p>
+    <w:p>
+      <w:pPr>
+        <w:spacing w:line="360" w:lineRule="auto"/>
+        <w:jc w:val="both"/>
+      </w:pPr>
+    </w:p>
+    <w:p>
+      <w:pPr>
+        <w:spacing w:line="360" w:lineRule="auto"/>
+        <w:jc w:val="both"/>
+      </w:pPr>
+      <w:r>
+        <w:rPr>
+          <w:noProof/>
+        </w:rPr>
+        <w:lastRenderedPageBreak/>
+        <w:drawing>
+          <wp:inline distT="0" distB="0" distL="0" distR="0" wp14:anchorId="663742AB" wp14:editId="555ED426">
+            <wp:extent cx="5628005" cy="1276085"/>
+            <wp:effectExtent l="0" t="0" r="0" b="635"/>
+            <wp:docPr id="22" name="Picture 22"/>
+            <wp:cNvGraphicFramePr>
+              <a:graphicFrameLocks xmlns:a="http://schemas.openxmlformats.org/drawingml/2006/main" noChangeAspect="1"/>
+            </wp:cNvGraphicFramePr>
+            <a:graphic xmlns:a="http://schemas.openxmlformats.org/drawingml/2006/main">
+              <a:graphicData uri="http://schemas.openxmlformats.org/drawingml/2006/picture">
+                <pic:pic xmlns:pic="http://schemas.openxmlformats.org/drawingml/2006/picture">
+                  <pic:nvPicPr>
+                    <pic:cNvPr id="0" name="Picture 8"/>
+                    <pic:cNvPicPr>
+                      <a:picLocks noChangeAspect="1" noChangeArrowheads="1"/>
+                    </pic:cNvPicPr>
+                  </pic:nvPicPr>
+                  <pic:blipFill rotWithShape="1">
+                    <a:blip r:embed="rId19">
+                      <a:extLst>
+                        <a:ext uri="{28A0092B-C50C-407E-A947-70E740481C1C}">
+                          <a14:useLocalDpi xmlns:a14="http://schemas.microsoft.com/office/drawing/2010/main" val="0"/>
+                        </a:ext>
+                      </a:extLst>
+                    </a:blip>
+                    <a:srcRect t="53152"/>
+                    <a:stretch/>
+                  </pic:blipFill>
+                  <pic:spPr bwMode="auto">
+                    <a:xfrm>
+                      <a:off x="0" y="0"/>
+                      <a:ext cx="5643396" cy="1279575"/>
+                    </a:xfrm>
+                    <a:prstGeom prst="rect">
+                      <a:avLst/>
+                    </a:prstGeom>
+                    <a:noFill/>
+                    <a:ln>
+                      <a:noFill/>
+                    </a:ln>
+                    <a:extLst>
+                      <a:ext uri="{53640926-AAD7-44D8-BBD7-CCE9431645EC}">
+                        <a14:shadowObscured xmlns:a14="http://schemas.microsoft.com/office/drawing/2010/main"/>
+                      </a:ext>
+                    </a:extLst>
+                  </pic:spPr>
+                </pic:pic>
+              </a:graphicData>
+            </a:graphic>
+          </wp:inline>
+        </w:drawing>
+      </w:r>
+    </w:p>
+    <w:p>
+      <w:pPr>
+        <w:spacing w:line="360" w:lineRule="auto"/>
+        <w:jc w:val="both"/>
+      </w:pPr>
+    </w:p>
+    <w:p>
+      <w:pPr>
+        <w:pStyle w:val="Heading2"/>
+        <w:jc w:val="both"/>
+      </w:pPr>
+      <w:bookmarkStart w:id="18" w:name="_Toc201518597"/>
+      <w:r>
+        <w:t>6.</w:t>
+      </w:r>
+      <w:r>
+        <w:t xml:space="preserve">2. </w:t>
+      </w:r>
+      <w:r>
+        <w:t>Market Transactions:</w:t>
+      </w:r>
+      <w:bookmarkEnd w:id="18"/>
+    </w:p>
+    <w:p>
+      <w:pPr>
+        <w:spacing w:line="360" w:lineRule="auto"/>
+        <w:jc w:val="both"/>
+      </w:pPr>
+      <w:r>
+        <w:t>Buying goods</w:t>
+      </w:r>
+    </w:p>
+    <w:p>
+      <w:pPr>
+        <w:spacing w:line="360" w:lineRule="auto"/>
+        <w:jc w:val="both"/>
+      </w:pPr>
+      <w:r>
+        <w:rPr>
+          <w:noProof/>
+        </w:rPr>
+        <w:drawing>
+          <wp:inline distT="0" distB="0" distL="0" distR="0" wp14:anchorId="517CD541" wp14:editId="6DEB3FEF">
+            <wp:extent cx="5705475" cy="3306445"/>
+            <wp:effectExtent l="0" t="0" r="9525" b="8255"/>
+            <wp:docPr id="24" name="Picture 24"/>
+            <wp:cNvGraphicFramePr>
+              <a:graphicFrameLocks xmlns:a="http://schemas.openxmlformats.org/drawingml/2006/main" noChangeAspect="1"/>
+            </wp:cNvGraphicFramePr>
+            <a:graphic xmlns:a="http://schemas.openxmlformats.org/drawingml/2006/main">
+              <a:graphicData uri="http://schemas.openxmlformats.org/drawingml/2006/picture">
+                <pic:pic xmlns:pic="http://schemas.openxmlformats.org/drawingml/2006/picture">
+                  <pic:nvPicPr>
+                    <pic:cNvPr id="0" name="Picture 10"/>
+                    <pic:cNvPicPr>
+                      <a:picLocks noChangeAspect="1" noChangeArrowheads="1"/>
+                    </pic:cNvPicPr>
+                  </pic:nvPicPr>
+                  <pic:blipFill>
+                    <a:blip r:embed="rId20">
+                      <a:extLst>
+                        <a:ext uri="{28A0092B-C50C-407E-A947-70E740481C1C}">
+                          <a14:useLocalDpi xmlns:a14="http://schemas.microsoft.com/office/drawing/2010/main" val="0"/>
+                        </a:ext>
+                      </a:extLst>
+                    </a:blip>
+                    <a:srcRect/>
+                    <a:stretch>
+                      <a:fillRect/>
+                    </a:stretch>
+                  </pic:blipFill>
+                  <pic:spPr bwMode="auto">
+                    <a:xfrm>
+                      <a:off x="0" y="0"/>
+                      <a:ext cx="5719286" cy="3314449"/>
+                    </a:xfrm>
+                    <a:prstGeom prst="rect">
+                      <a:avLst/>
+                    </a:prstGeom>
+                    <a:noFill/>
+                    <a:ln>
+                      <a:noFill/>
+                    </a:ln>
+                  </pic:spPr>
+                </pic:pic>
+              </a:graphicData>
+            </a:graphic>
+          </wp:inline>
+        </w:drawing>
+      </w:r>
+    </w:p>
+    <w:p>
+      <w:pPr>
+        <w:spacing w:line="360" w:lineRule="auto"/>
+        <w:jc w:val="both"/>
+      </w:pPr>
+      <w:r>
+        <w:t>Selling goods</w:t>
+      </w:r>
+    </w:p>
+    <w:p>
+      <w:pPr>
+        <w:spacing w:line="360" w:lineRule="auto"/>
+        <w:jc w:val="both"/>
+      </w:pPr>
+      <w:r>
+        <w:br/>
+      </w:r>
+      <w:r>
+        <w:rPr>
+          <w:noProof/>
+        </w:rPr>
+        <w:drawing>
+          <wp:inline distT="0" distB="0" distL="0" distR="0" wp14:anchorId="43FC827B" wp14:editId="493BA0E2">
+            <wp:extent cx="5554980" cy="2844570"/>
+            <wp:effectExtent l="0" t="0" r="7620" b="0"/>
+            <wp:docPr id="25" name="Picture 25"/>
+            <wp:cNvGraphicFramePr>
+              <a:graphicFrameLocks xmlns:a="http://schemas.openxmlformats.org/drawingml/2006/main" noChangeAspect="1"/>
+            </wp:cNvGraphicFramePr>
+            <a:graphic xmlns:a="http://schemas.openxmlformats.org/drawingml/2006/main">
+              <a:graphicData uri="http://schemas.openxmlformats.org/drawingml/2006/picture">
+                <pic:pic xmlns:pic="http://schemas.openxmlformats.org/drawingml/2006/picture">
+                  <pic:nvPicPr>
+                    <pic:cNvPr id="0" name="Picture 11"/>
+                    <pic:cNvPicPr>
+                      <a:picLocks noChangeAspect="1" noChangeArrowheads="1"/>
+                    </pic:cNvPicPr>
+                  </pic:nvPicPr>
+                  <pic:blipFill>
+                    <a:blip r:embed="rId21">
+                      <a:extLst>
+                        <a:ext uri="{28A0092B-C50C-407E-A947-70E740481C1C}">
+                          <a14:useLocalDpi xmlns:a14="http://schemas.microsoft.com/office/drawing/2010/main" val="0"/>
+                        </a:ext>
+                      </a:extLst>
+                    </a:blip>
+                    <a:srcRect/>
+                    <a:stretch>
+                      <a:fillRect/>
+                    </a:stretch>
+                  </pic:blipFill>
+                  <pic:spPr bwMode="auto">
+                    <a:xfrm>
+                      <a:off x="0" y="0"/>
+                      <a:ext cx="5573097" cy="2853847"/>
+                    </a:xfrm>
+                    <a:prstGeom prst="rect">
+                      <a:avLst/>
+                    </a:prstGeom>
+                    <a:noFill/>
+                    <a:ln>
+                      <a:noFill/>
+                    </a:ln>
+                  </pic:spPr>
+                </pic:pic>
+              </a:graphicData>
+            </a:graphic>
+          </wp:inline>
+        </w:drawing>
+      </w:r>
+    </w:p>
     <w:p>
       <w:pPr>
         <w:pStyle w:val="BodyText"/>
-        <w:spacing w:before="20"/>
+        <w:spacing w:before="20" w:line="360" w:lineRule="auto"/>
         <w:ind w:left="4717"/>
-        <w:jc w:val="center"/>
+        <w:jc w:val="both"/>
         <w:rPr>
           <w:rFonts w:ascii="Montserrat" w:hAnsi="Montserrat"/>
           <w:b w:val="0"/>
@@ -3384,19 +4630,376 @@
     </w:p>
     <w:p>
       <w:pPr>
-        <w:pStyle w:val="BodyText"/>
-        <w:spacing w:before="20"/>
-        <w:ind w:left="4717"/>
-        <w:jc w:val="center"/>
-        <w:rPr>
-          <w:rFonts w:ascii="Montserrat" w:hAnsi="Montserrat"/>
-          <w:b w:val="0"/>
-          <w:bCs w:val="0"/>
-        </w:rPr>
+        <w:pStyle w:val="Heading1"/>
+        <w:jc w:val="both"/>
+      </w:pPr>
+      <w:bookmarkStart w:id="19" w:name="_Toc201518598"/>
+      <w:r>
+        <w:rPr>
+          <w:lang w:val="en-US"/>
+        </w:rPr>
+        <w:t xml:space="preserve">7. </w:t>
+      </w:r>
+      <w:proofErr w:type="spellStart"/>
+      <w:r>
+        <w:t>Streamlit</w:t>
+      </w:r>
+      <w:proofErr w:type="spellEnd"/>
+      <w:r>
+        <w:t xml:space="preserve"> UI</w:t>
+      </w:r>
+      <w:bookmarkEnd w:id="19"/>
+    </w:p>
+    <w:p>
+      <w:pPr>
+        <w:pStyle w:val="Heading2"/>
+        <w:jc w:val="both"/>
+        <w:rPr>
+          <w:rFonts w:eastAsia="Verdana"/>
+        </w:rPr>
+      </w:pPr>
+      <w:bookmarkStart w:id="20" w:name="_Toc201518599"/>
+      <w:r>
+        <w:rPr>
+          <w:rFonts w:eastAsia="Verdana"/>
+        </w:rPr>
+        <w:t xml:space="preserve">7.1 </w:t>
+      </w:r>
+      <w:r>
+        <w:rPr>
+          <w:rFonts w:eastAsia="Verdana"/>
+        </w:rPr>
+        <w:t>Dashboard</w:t>
+      </w:r>
+      <w:bookmarkEnd w:id="20"/>
+    </w:p>
+    <w:p>
+      <w:pPr>
+        <w:spacing w:line="360" w:lineRule="auto"/>
+        <w:jc w:val="both"/>
+      </w:pPr>
+      <w:r>
+        <w:rPr>
+          <w:noProof/>
+        </w:rPr>
+        <w:drawing>
+          <wp:inline distT="0" distB="0" distL="0" distR="0" wp14:anchorId="3C4832F4" wp14:editId="6718D958">
+            <wp:extent cx="6297098" cy="2781300"/>
+            <wp:effectExtent l="0" t="0" r="8890" b="0"/>
+            <wp:docPr id="26" name="Picture 26"/>
+            <wp:cNvGraphicFramePr>
+              <a:graphicFrameLocks xmlns:a="http://schemas.openxmlformats.org/drawingml/2006/main" noChangeAspect="1"/>
+            </wp:cNvGraphicFramePr>
+            <a:graphic xmlns:a="http://schemas.openxmlformats.org/drawingml/2006/main">
+              <a:graphicData uri="http://schemas.openxmlformats.org/drawingml/2006/picture">
+                <pic:pic xmlns:pic="http://schemas.openxmlformats.org/drawingml/2006/picture">
+                  <pic:nvPicPr>
+                    <pic:cNvPr id="0" name="Picture 12"/>
+                    <pic:cNvPicPr>
+                      <a:picLocks noChangeAspect="1" noChangeArrowheads="1"/>
+                    </pic:cNvPicPr>
+                  </pic:nvPicPr>
+                  <pic:blipFill>
+                    <a:blip r:embed="rId22" cstate="print">
+                      <a:extLst>
+                        <a:ext uri="{28A0092B-C50C-407E-A947-70E740481C1C}">
+                          <a14:useLocalDpi xmlns:a14="http://schemas.microsoft.com/office/drawing/2010/main" val="0"/>
+                        </a:ext>
+                      </a:extLst>
+                    </a:blip>
+                    <a:srcRect/>
+                    <a:stretch>
+                      <a:fillRect/>
+                    </a:stretch>
+                  </pic:blipFill>
+                  <pic:spPr bwMode="auto">
+                    <a:xfrm>
+                      <a:off x="0" y="0"/>
+                      <a:ext cx="6311400" cy="2787617"/>
+                    </a:xfrm>
+                    <a:prstGeom prst="rect">
+                      <a:avLst/>
+                    </a:prstGeom>
+                    <a:noFill/>
+                    <a:ln>
+                      <a:noFill/>
+                    </a:ln>
+                  </pic:spPr>
+                </pic:pic>
+              </a:graphicData>
+            </a:graphic>
+          </wp:inline>
+        </w:drawing>
+      </w:r>
+    </w:p>
+    <w:p>
+      <w:pPr>
+        <w:spacing w:line="360" w:lineRule="auto"/>
+        <w:jc w:val="both"/>
+      </w:pPr>
+    </w:p>
+    <w:p>
+      <w:pPr>
+        <w:spacing w:line="360" w:lineRule="auto"/>
+        <w:jc w:val="both"/>
+      </w:pPr>
+      <w:r>
+        <w:rPr>
+          <w:noProof/>
+        </w:rPr>
+        <w:drawing>
+          <wp:inline distT="0" distB="0" distL="0" distR="0" wp14:anchorId="1A962CD1" wp14:editId="45A0A4AA">
+            <wp:extent cx="5394960" cy="3627993"/>
+            <wp:effectExtent l="0" t="0" r="0" b="0"/>
+            <wp:docPr id="27" name="Picture 27"/>
+            <wp:cNvGraphicFramePr>
+              <a:graphicFrameLocks xmlns:a="http://schemas.openxmlformats.org/drawingml/2006/main" noChangeAspect="1"/>
+            </wp:cNvGraphicFramePr>
+            <a:graphic xmlns:a="http://schemas.openxmlformats.org/drawingml/2006/main">
+              <a:graphicData uri="http://schemas.openxmlformats.org/drawingml/2006/picture">
+                <pic:pic xmlns:pic="http://schemas.openxmlformats.org/drawingml/2006/picture">
+                  <pic:nvPicPr>
+                    <pic:cNvPr id="0" name="Picture 13"/>
+                    <pic:cNvPicPr>
+                      <a:picLocks noChangeAspect="1" noChangeArrowheads="1"/>
+                    </pic:cNvPicPr>
+                  </pic:nvPicPr>
+                  <pic:blipFill>
+                    <a:blip r:embed="rId23">
+                      <a:extLst>
+                        <a:ext uri="{28A0092B-C50C-407E-A947-70E740481C1C}">
+                          <a14:useLocalDpi xmlns:a14="http://schemas.microsoft.com/office/drawing/2010/main" val="0"/>
+                        </a:ext>
+                      </a:extLst>
+                    </a:blip>
+                    <a:srcRect/>
+                    <a:stretch>
+                      <a:fillRect/>
+                    </a:stretch>
+                  </pic:blipFill>
+                  <pic:spPr bwMode="auto">
+                    <a:xfrm>
+                      <a:off x="0" y="0"/>
+                      <a:ext cx="5405828" cy="3635301"/>
+                    </a:xfrm>
+                    <a:prstGeom prst="rect">
+                      <a:avLst/>
+                    </a:prstGeom>
+                    <a:noFill/>
+                    <a:ln>
+                      <a:noFill/>
+                    </a:ln>
+                  </pic:spPr>
+                </pic:pic>
+              </a:graphicData>
+            </a:graphic>
+          </wp:inline>
+        </w:drawing>
+      </w:r>
+    </w:p>
+    <w:p>
+      <w:pPr>
+        <w:spacing w:line="360" w:lineRule="auto"/>
+        <w:jc w:val="both"/>
+      </w:pPr>
+    </w:p>
+    <w:p>
+      <w:pPr>
+        <w:spacing w:line="360" w:lineRule="auto"/>
+        <w:jc w:val="both"/>
+      </w:pPr>
+    </w:p>
+    <w:p>
+      <w:pPr>
+        <w:spacing w:line="360" w:lineRule="auto"/>
+        <w:jc w:val="both"/>
+      </w:pPr>
+    </w:p>
+    <w:p>
+      <w:pPr>
+        <w:spacing w:line="360" w:lineRule="auto"/>
+        <w:jc w:val="both"/>
+      </w:pPr>
+    </w:p>
+    <w:p>
+      <w:pPr>
+        <w:spacing w:line="360" w:lineRule="auto"/>
+        <w:jc w:val="both"/>
+      </w:pPr>
+    </w:p>
+    <w:p>
+      <w:pPr>
+        <w:spacing w:line="360" w:lineRule="auto"/>
+        <w:jc w:val="both"/>
+      </w:pPr>
+    </w:p>
+    <w:p>
+      <w:pPr>
+        <w:spacing w:line="360" w:lineRule="auto"/>
+        <w:jc w:val="both"/>
+      </w:pPr>
+      <w:r>
+        <w:t>Simulation stats after some days</w:t>
+      </w:r>
+    </w:p>
+    <w:p>
+      <w:pPr>
+        <w:spacing w:line="360" w:lineRule="auto"/>
+        <w:jc w:val="both"/>
+      </w:pPr>
+    </w:p>
+    <w:p>
+      <w:pPr>
+        <w:spacing w:line="360" w:lineRule="auto"/>
+        <w:jc w:val="both"/>
+      </w:pPr>
+      <w:r>
+        <w:rPr>
+          <w:noProof/>
+        </w:rPr>
+        <w:drawing>
+          <wp:inline distT="0" distB="0" distL="0" distR="0" wp14:anchorId="2188053A" wp14:editId="7319F804">
+            <wp:extent cx="6118860" cy="2705100"/>
+            <wp:effectExtent l="0" t="0" r="0" b="0"/>
+            <wp:docPr id="28" name="Picture 28"/>
+            <wp:cNvGraphicFramePr>
+              <a:graphicFrameLocks xmlns:a="http://schemas.openxmlformats.org/drawingml/2006/main" noChangeAspect="1"/>
+            </wp:cNvGraphicFramePr>
+            <a:graphic xmlns:a="http://schemas.openxmlformats.org/drawingml/2006/main">
+              <a:graphicData uri="http://schemas.openxmlformats.org/drawingml/2006/picture">
+                <pic:pic xmlns:pic="http://schemas.openxmlformats.org/drawingml/2006/picture">
+                  <pic:nvPicPr>
+                    <pic:cNvPr id="0" name="Picture 14"/>
+                    <pic:cNvPicPr>
+                      <a:picLocks noChangeAspect="1" noChangeArrowheads="1"/>
+                    </pic:cNvPicPr>
+                  </pic:nvPicPr>
+                  <pic:blipFill>
+                    <a:blip r:embed="rId24" cstate="print">
+                      <a:extLst>
+                        <a:ext uri="{28A0092B-C50C-407E-A947-70E740481C1C}">
+                          <a14:useLocalDpi xmlns:a14="http://schemas.microsoft.com/office/drawing/2010/main" val="0"/>
+                        </a:ext>
+                      </a:extLst>
+                    </a:blip>
+                    <a:srcRect/>
+                    <a:stretch>
+                      <a:fillRect/>
+                    </a:stretch>
+                  </pic:blipFill>
+                  <pic:spPr bwMode="auto">
+                    <a:xfrm>
+                      <a:off x="0" y="0"/>
+                      <a:ext cx="6118860" cy="2705100"/>
+                    </a:xfrm>
+                    <a:prstGeom prst="rect">
+                      <a:avLst/>
+                    </a:prstGeom>
+                    <a:noFill/>
+                    <a:ln>
+                      <a:noFill/>
+                    </a:ln>
+                  </pic:spPr>
+                </pic:pic>
+              </a:graphicData>
+            </a:graphic>
+          </wp:inline>
+        </w:drawing>
+      </w:r>
+    </w:p>
+    <w:p>
+      <w:pPr>
+        <w:spacing w:line="360" w:lineRule="auto"/>
+        <w:jc w:val="both"/>
+      </w:pPr>
+    </w:p>
+    <w:p>
+      <w:pPr>
+        <w:pStyle w:val="Heading2"/>
+        <w:jc w:val="both"/>
+      </w:pPr>
+      <w:bookmarkStart w:id="21" w:name="_Toc201518600"/>
+      <w:r>
+        <w:t xml:space="preserve">7.2 </w:t>
+      </w:r>
+      <w:r>
+        <w:t>Market Panel:</w:t>
+      </w:r>
+      <w:bookmarkEnd w:id="21"/>
+    </w:p>
+    <w:p>
+      <w:pPr>
+        <w:spacing w:line="360" w:lineRule="auto"/>
+        <w:jc w:val="both"/>
+      </w:pPr>
+    </w:p>
+    <w:p>
+      <w:pPr>
+        <w:spacing w:line="360" w:lineRule="auto"/>
+        <w:jc w:val="both"/>
+      </w:pPr>
+      <w:r>
+        <w:rPr>
+          <w:noProof/>
+        </w:rPr>
+        <w:drawing>
+          <wp:inline distT="0" distB="0" distL="0" distR="0" wp14:anchorId="5335C0C7" wp14:editId="274F0CCA">
+            <wp:extent cx="5836920" cy="3707135"/>
+            <wp:effectExtent l="0" t="0" r="0" b="7620"/>
+            <wp:docPr id="30" name="Picture 30"/>
+            <wp:cNvGraphicFramePr>
+              <a:graphicFrameLocks xmlns:a="http://schemas.openxmlformats.org/drawingml/2006/main" noChangeAspect="1"/>
+            </wp:cNvGraphicFramePr>
+            <a:graphic xmlns:a="http://schemas.openxmlformats.org/drawingml/2006/main">
+              <a:graphicData uri="http://schemas.openxmlformats.org/drawingml/2006/picture">
+                <pic:pic xmlns:pic="http://schemas.openxmlformats.org/drawingml/2006/picture">
+                  <pic:nvPicPr>
+                    <pic:cNvPr id="0" name="Picture 16"/>
+                    <pic:cNvPicPr>
+                      <a:picLocks noChangeAspect="1" noChangeArrowheads="1"/>
+                    </pic:cNvPicPr>
+                  </pic:nvPicPr>
+                  <pic:blipFill>
+                    <a:blip r:embed="rId25">
+                      <a:extLst>
+                        <a:ext uri="{28A0092B-C50C-407E-A947-70E740481C1C}">
+                          <a14:useLocalDpi xmlns:a14="http://schemas.microsoft.com/office/drawing/2010/main" val="0"/>
+                        </a:ext>
+                      </a:extLst>
+                    </a:blip>
+                    <a:srcRect/>
+                    <a:stretch>
+                      <a:fillRect/>
+                    </a:stretch>
+                  </pic:blipFill>
+                  <pic:spPr bwMode="auto">
+                    <a:xfrm>
+                      <a:off x="0" y="0"/>
+                      <a:ext cx="5843684" cy="3711431"/>
+                    </a:xfrm>
+                    <a:prstGeom prst="rect">
+                      <a:avLst/>
+                    </a:prstGeom>
+                    <a:noFill/>
+                    <a:ln>
+                      <a:noFill/>
+                    </a:ln>
+                  </pic:spPr>
+                </pic:pic>
+              </a:graphicData>
+            </a:graphic>
+          </wp:inline>
+        </w:drawing>
+      </w:r>
+    </w:p>
+    <w:p>
+      <w:pPr>
+        <w:pStyle w:val="Heading1"/>
+        <w:jc w:val="both"/>
       </w:pPr>
     </w:p>
     <w:sectPr>
-      <w:footerReference w:type="default" r:id="rId22"/>
+      <w:footerReference w:type="default" r:id="rId26"/>
       <w:type w:val="continuous"/>
       <w:pgSz w:w="11910" w:h="16850"/>
       <w:pgMar w:top="1080" w:right="1133" w:bottom="280" w:left="1133" w:header="720" w:footer="720" w:gutter="0"/>
@@ -4950,6 +6553,80 @@
       <w:sz w:val="24"/>
     </w:rPr>
   </w:style>
+  <w:style w:type="paragraph" w:styleId="TOCHeading">
+    <w:name w:val="TOC Heading"/>
+    <w:basedOn w:val="Heading1"/>
+    <w:next w:val="Normal"/>
+    <w:uiPriority w:val="39"/>
+    <w:unhideWhenUsed/>
+    <w:qFormat/>
+    <w:rsid w:val="00135C2F"/>
+    <w:pPr>
+      <w:keepNext/>
+      <w:keepLines/>
+      <w:widowControl/>
+      <w:autoSpaceDE/>
+      <w:autoSpaceDN/>
+      <w:spacing w:before="240" w:line="259" w:lineRule="auto"/>
+      <w:outlineLvl w:val="9"/>
+    </w:pPr>
+    <w:rPr>
+      <w:rFonts w:asciiTheme="majorHAnsi" w:eastAsiaTheme="majorEastAsia" w:hAnsiTheme="majorHAnsi" w:cstheme="majorBidi"/>
+      <w:b w:val="0"/>
+      <w:bCs w:val="0"/>
+      <w:color w:val="365F91" w:themeColor="accent1" w:themeShade="BF"/>
+      <w:sz w:val="32"/>
+      <w:szCs w:val="32"/>
+      <w:lang w:val="en-US"/>
+    </w:rPr>
+  </w:style>
+  <w:style w:type="paragraph" w:styleId="TOC1">
+    <w:name w:val="toc 1"/>
+    <w:basedOn w:val="Normal"/>
+    <w:next w:val="Normal"/>
+    <w:autoRedefine/>
+    <w:uiPriority w:val="39"/>
+    <w:unhideWhenUsed/>
+    <w:rsid w:val="00981AC3"/>
+    <w:pPr>
+      <w:tabs>
+        <w:tab w:val="right" w:leader="dot" w:pos="9634"/>
+      </w:tabs>
+      <w:spacing w:after="100" w:line="360" w:lineRule="auto"/>
+      <w:jc w:val="both"/>
+    </w:pPr>
+    <w:rPr>
+      <w:rFonts w:cs="Times New Roman"/>
+      <w:b/>
+      <w:bCs/>
+      <w:noProof/>
+      <w:sz w:val="22"/>
+    </w:rPr>
+  </w:style>
+  <w:style w:type="paragraph" w:styleId="TOC2">
+    <w:name w:val="toc 2"/>
+    <w:basedOn w:val="Normal"/>
+    <w:next w:val="Normal"/>
+    <w:autoRedefine/>
+    <w:uiPriority w:val="39"/>
+    <w:unhideWhenUsed/>
+    <w:rsid w:val="00135C2F"/>
+    <w:pPr>
+      <w:spacing w:after="100"/>
+      <w:ind w:left="240"/>
+    </w:pPr>
+  </w:style>
+  <w:style w:type="character" w:styleId="Hyperlink">
+    <w:name w:val="Hyperlink"/>
+    <w:basedOn w:val="DefaultParagraphFont"/>
+    <w:uiPriority w:val="99"/>
+    <w:unhideWhenUsed/>
+    <w:rsid w:val="00135C2F"/>
+    <w:rPr>
+      <w:color w:val="0000FF" w:themeColor="hyperlink"/>
+      <w:u w:val="single"/>
+    </w:rPr>
+  </w:style>
 </w:styles>
 </file>
 

--- a/Final report/Digital farm management system.docx
+++ b/Final report/Digital farm management system.docx
@@ -57,6 +57,8 @@
             <w:pStyle w:val="TOC1"/>
             <w:rPr>
               <w:rFonts w:asciiTheme="minorHAnsi" w:eastAsiaTheme="minorEastAsia" w:hAnsiTheme="minorHAnsi" w:cstheme="minorBidi"/>
+              <w:b w:val="0"/>
+              <w:bCs w:val="0"/>
               <w:lang w:val="en-PK" w:eastAsia="en-PK"/>
             </w:rPr>
           </w:pPr>
@@ -69,7 +71,7 @@
           <w:r>
             <w:fldChar w:fldCharType="separate"/>
           </w:r>
-          <w:hyperlink w:anchor="_Toc201518579" w:history="1">
+          <w:hyperlink w:anchor="_Toc201567486" w:history="1">
             <w:r>
               <w:rPr>
                 <w:rStyle w:val="Hyperlink"/>
@@ -92,7 +94,7 @@
               <w:rPr>
                 <w:webHidden/>
               </w:rPr>
-              <w:instrText xml:space="preserve"> PAGEREF _Toc201518579 \h </w:instrText>
+              <w:instrText xml:space="preserve"> PAGEREF _Toc201567486 \h </w:instrText>
             </w:r>
             <w:r>
               <w:rPr>
@@ -109,7 +111,7 @@
               <w:rPr>
                 <w:webHidden/>
               </w:rPr>
-              <w:t>2</w:t>
+              <w:t>1</w:t>
             </w:r>
             <w:r>
               <w:rPr>
@@ -125,8 +127,6 @@
             <w:tabs>
               <w:tab w:val="right" w:leader="dot" w:pos="9634"/>
             </w:tabs>
-            <w:spacing w:line="360" w:lineRule="auto"/>
-            <w:jc w:val="both"/>
             <w:rPr>
               <w:rFonts w:asciiTheme="minorHAnsi" w:eastAsiaTheme="minorEastAsia" w:hAnsiTheme="minorHAnsi" w:cstheme="minorBidi"/>
               <w:noProof/>
@@ -134,13 +134,12 @@
               <w:lang w:val="en-PK" w:eastAsia="en-PK"/>
             </w:rPr>
           </w:pPr>
-          <w:hyperlink w:anchor="_Toc201518580" w:history="1">
+          <w:hyperlink w:anchor="_Toc201567487" w:history="1">
             <w:r>
               <w:rPr>
                 <w:rStyle w:val="Hyperlink"/>
                 <w:rFonts w:eastAsia="Verdana" w:cs="Times New Roman"/>
                 <w:noProof/>
-                <w:sz w:val="22"/>
                 <w:lang w:val="en-PK"/>
               </w:rPr>
               <w:t>1.1 Project Overview</w:t>
@@ -149,7 +148,6 @@
               <w:rPr>
                 <w:noProof/>
                 <w:webHidden/>
-                <w:sz w:val="22"/>
               </w:rPr>
               <w:tab/>
             </w:r>
@@ -157,7 +155,6 @@
               <w:rPr>
                 <w:noProof/>
                 <w:webHidden/>
-                <w:sz w:val="22"/>
               </w:rPr>
               <w:fldChar w:fldCharType="begin"/>
             </w:r>
@@ -165,22 +162,19 @@
               <w:rPr>
                 <w:noProof/>
                 <w:webHidden/>
-                <w:sz w:val="22"/>
-              </w:rPr>
-              <w:instrText xml:space="preserve"> PAGEREF _Toc201518580 \h </w:instrText>
-            </w:r>
-            <w:r>
-              <w:rPr>
-                <w:noProof/>
-                <w:webHidden/>
-                <w:sz w:val="22"/>
-              </w:rPr>
-            </w:r>
-            <w:r>
-              <w:rPr>
-                <w:noProof/>
-                <w:webHidden/>
-                <w:sz w:val="22"/>
+              </w:rPr>
+              <w:instrText xml:space="preserve"> PAGEREF _Toc201567487 \h </w:instrText>
+            </w:r>
+            <w:r>
+              <w:rPr>
+                <w:noProof/>
+                <w:webHidden/>
+              </w:rPr>
+            </w:r>
+            <w:r>
+              <w:rPr>
+                <w:noProof/>
+                <w:webHidden/>
               </w:rPr>
               <w:fldChar w:fldCharType="separate"/>
             </w:r>
@@ -188,15 +182,13 @@
               <w:rPr>
                 <w:noProof/>
                 <w:webHidden/>
-                <w:sz w:val="22"/>
-              </w:rPr>
-              <w:t>2</w:t>
-            </w:r>
-            <w:r>
-              <w:rPr>
-                <w:noProof/>
-                <w:webHidden/>
-                <w:sz w:val="22"/>
+              </w:rPr>
+              <w:t>1</w:t>
+            </w:r>
+            <w:r>
+              <w:rPr>
+                <w:noProof/>
+                <w:webHidden/>
               </w:rPr>
               <w:fldChar w:fldCharType="end"/>
             </w:r>
@@ -208,8 +200,6 @@
             <w:tabs>
               <w:tab w:val="right" w:leader="dot" w:pos="9634"/>
             </w:tabs>
-            <w:spacing w:line="360" w:lineRule="auto"/>
-            <w:jc w:val="both"/>
             <w:rPr>
               <w:rFonts w:asciiTheme="minorHAnsi" w:eastAsiaTheme="minorEastAsia" w:hAnsiTheme="minorHAnsi" w:cstheme="minorBidi"/>
               <w:noProof/>
@@ -217,13 +207,12 @@
               <w:lang w:val="en-PK" w:eastAsia="en-PK"/>
             </w:rPr>
           </w:pPr>
-          <w:hyperlink w:anchor="_Toc201518581" w:history="1">
+          <w:hyperlink w:anchor="_Toc201567488" w:history="1">
             <w:r>
               <w:rPr>
                 <w:rStyle w:val="Hyperlink"/>
                 <w:rFonts w:eastAsia="Verdana" w:cs="Times New Roman"/>
                 <w:noProof/>
-                <w:sz w:val="22"/>
                 <w:lang w:val="en-PK"/>
               </w:rPr>
               <w:t>1.2 Objectives</w:t>
@@ -232,7 +221,6 @@
               <w:rPr>
                 <w:noProof/>
                 <w:webHidden/>
-                <w:sz w:val="22"/>
               </w:rPr>
               <w:tab/>
             </w:r>
@@ -240,7 +228,6 @@
               <w:rPr>
                 <w:noProof/>
                 <w:webHidden/>
-                <w:sz w:val="22"/>
               </w:rPr>
               <w:fldChar w:fldCharType="begin"/>
             </w:r>
@@ -248,22 +235,19 @@
               <w:rPr>
                 <w:noProof/>
                 <w:webHidden/>
-                <w:sz w:val="22"/>
-              </w:rPr>
-              <w:instrText xml:space="preserve"> PAGEREF _Toc201518581 \h </w:instrText>
-            </w:r>
-            <w:r>
-              <w:rPr>
-                <w:noProof/>
-                <w:webHidden/>
-                <w:sz w:val="22"/>
-              </w:rPr>
-            </w:r>
-            <w:r>
-              <w:rPr>
-                <w:noProof/>
-                <w:webHidden/>
-                <w:sz w:val="22"/>
+              </w:rPr>
+              <w:instrText xml:space="preserve"> PAGEREF _Toc201567488 \h </w:instrText>
+            </w:r>
+            <w:r>
+              <w:rPr>
+                <w:noProof/>
+                <w:webHidden/>
+              </w:rPr>
+            </w:r>
+            <w:r>
+              <w:rPr>
+                <w:noProof/>
+                <w:webHidden/>
               </w:rPr>
               <w:fldChar w:fldCharType="separate"/>
             </w:r>
@@ -271,7 +255,6 @@
               <w:rPr>
                 <w:noProof/>
                 <w:webHidden/>
-                <w:sz w:val="22"/>
               </w:rPr>
               <w:t>2</w:t>
             </w:r>
@@ -279,7 +262,6 @@
               <w:rPr>
                 <w:noProof/>
                 <w:webHidden/>
-                <w:sz w:val="22"/>
               </w:rPr>
               <w:fldChar w:fldCharType="end"/>
             </w:r>
@@ -290,10 +272,12 @@
             <w:pStyle w:val="TOC1"/>
             <w:rPr>
               <w:rFonts w:asciiTheme="minorHAnsi" w:eastAsiaTheme="minorEastAsia" w:hAnsiTheme="minorHAnsi" w:cstheme="minorBidi"/>
+              <w:b w:val="0"/>
+              <w:bCs w:val="0"/>
               <w:lang w:val="en-PK" w:eastAsia="en-PK"/>
             </w:rPr>
           </w:pPr>
-          <w:hyperlink w:anchor="_Toc201518582" w:history="1">
+          <w:hyperlink w:anchor="_Toc201567489" w:history="1">
             <w:r>
               <w:rPr>
                 <w:rStyle w:val="Hyperlink"/>
@@ -316,7 +300,7 @@
               <w:rPr>
                 <w:webHidden/>
               </w:rPr>
-              <w:instrText xml:space="preserve"> PAGEREF _Toc201518582 \h </w:instrText>
+              <w:instrText xml:space="preserve"> PAGEREF _Toc201567489 \h </w:instrText>
             </w:r>
             <w:r>
               <w:rPr>
@@ -348,10 +332,12 @@
             <w:pStyle w:val="TOC1"/>
             <w:rPr>
               <w:rFonts w:asciiTheme="minorHAnsi" w:eastAsiaTheme="minorEastAsia" w:hAnsiTheme="minorHAnsi" w:cstheme="minorBidi"/>
+              <w:b w:val="0"/>
+              <w:bCs w:val="0"/>
               <w:lang w:val="en-PK" w:eastAsia="en-PK"/>
             </w:rPr>
           </w:pPr>
-          <w:hyperlink w:anchor="_Toc201518583" w:history="1">
+          <w:hyperlink w:anchor="_Toc201567490" w:history="1">
             <w:r>
               <w:rPr>
                 <w:rStyle w:val="Hyperlink"/>
@@ -374,7 +360,7 @@
               <w:rPr>
                 <w:webHidden/>
               </w:rPr>
-              <w:instrText xml:space="preserve"> PAGEREF _Toc201518583 \h </w:instrText>
+              <w:instrText xml:space="preserve"> PAGEREF _Toc201567490 \h </w:instrText>
             </w:r>
             <w:r>
               <w:rPr>
@@ -391,7 +377,7 @@
               <w:rPr>
                 <w:webHidden/>
               </w:rPr>
-              <w:t>3</w:t>
+              <w:t>2</w:t>
             </w:r>
             <w:r>
               <w:rPr>
@@ -407,8 +393,6 @@
             <w:tabs>
               <w:tab w:val="right" w:leader="dot" w:pos="9634"/>
             </w:tabs>
-            <w:spacing w:line="360" w:lineRule="auto"/>
-            <w:jc w:val="both"/>
             <w:rPr>
               <w:rFonts w:asciiTheme="minorHAnsi" w:eastAsiaTheme="minorEastAsia" w:hAnsiTheme="minorHAnsi" w:cstheme="minorBidi"/>
               <w:noProof/>
@@ -416,13 +400,12 @@
               <w:lang w:val="en-PK" w:eastAsia="en-PK"/>
             </w:rPr>
           </w:pPr>
-          <w:hyperlink w:anchor="_Toc201518584" w:history="1">
+          <w:hyperlink w:anchor="_Toc201567491" w:history="1">
             <w:r>
               <w:rPr>
                 <w:rStyle w:val="Hyperlink"/>
                 <w:rFonts w:cs="Times New Roman"/>
                 <w:noProof/>
-                <w:sz w:val="22"/>
               </w:rPr>
               <w:t>3.</w:t>
             </w:r>
@@ -431,7 +414,6 @@
                 <w:rStyle w:val="Hyperlink"/>
                 <w:rFonts w:cs="Times New Roman"/>
                 <w:noProof/>
-                <w:sz w:val="22"/>
                 <w:lang w:val="en-PK"/>
               </w:rPr>
               <w:t>1. Core Functionality (Console &amp; GUI)</w:t>
@@ -440,7 +422,6 @@
               <w:rPr>
                 <w:noProof/>
                 <w:webHidden/>
-                <w:sz w:val="22"/>
               </w:rPr>
               <w:tab/>
             </w:r>
@@ -448,7 +429,6 @@
               <w:rPr>
                 <w:noProof/>
                 <w:webHidden/>
-                <w:sz w:val="22"/>
               </w:rPr>
               <w:fldChar w:fldCharType="begin"/>
             </w:r>
@@ -456,22 +436,19 @@
               <w:rPr>
                 <w:noProof/>
                 <w:webHidden/>
-                <w:sz w:val="22"/>
-              </w:rPr>
-              <w:instrText xml:space="preserve"> PAGEREF _Toc201518584 \h </w:instrText>
-            </w:r>
-            <w:r>
-              <w:rPr>
-                <w:noProof/>
-                <w:webHidden/>
-                <w:sz w:val="22"/>
-              </w:rPr>
-            </w:r>
-            <w:r>
-              <w:rPr>
-                <w:noProof/>
-                <w:webHidden/>
-                <w:sz w:val="22"/>
+              </w:rPr>
+              <w:instrText xml:space="preserve"> PAGEREF _Toc201567491 \h </w:instrText>
+            </w:r>
+            <w:r>
+              <w:rPr>
+                <w:noProof/>
+                <w:webHidden/>
+              </w:rPr>
+            </w:r>
+            <w:r>
+              <w:rPr>
+                <w:noProof/>
+                <w:webHidden/>
               </w:rPr>
               <w:fldChar w:fldCharType="separate"/>
             </w:r>
@@ -479,15 +456,13 @@
               <w:rPr>
                 <w:noProof/>
                 <w:webHidden/>
-                <w:sz w:val="22"/>
-              </w:rPr>
-              <w:t>3</w:t>
-            </w:r>
-            <w:r>
-              <w:rPr>
-                <w:noProof/>
-                <w:webHidden/>
-                <w:sz w:val="22"/>
+              </w:rPr>
+              <w:t>2</w:t>
+            </w:r>
+            <w:r>
+              <w:rPr>
+                <w:noProof/>
+                <w:webHidden/>
               </w:rPr>
               <w:fldChar w:fldCharType="end"/>
             </w:r>
@@ -499,8 +474,6 @@
             <w:tabs>
               <w:tab w:val="right" w:leader="dot" w:pos="9634"/>
             </w:tabs>
-            <w:spacing w:line="360" w:lineRule="auto"/>
-            <w:jc w:val="both"/>
             <w:rPr>
               <w:rFonts w:asciiTheme="minorHAnsi" w:eastAsiaTheme="minorEastAsia" w:hAnsiTheme="minorHAnsi" w:cstheme="minorBidi"/>
               <w:noProof/>
@@ -508,13 +481,12 @@
               <w:lang w:val="en-PK" w:eastAsia="en-PK"/>
             </w:rPr>
           </w:pPr>
-          <w:hyperlink w:anchor="_Toc201518585" w:history="1">
+          <w:hyperlink w:anchor="_Toc201567492" w:history="1">
             <w:r>
               <w:rPr>
                 <w:rStyle w:val="Hyperlink"/>
                 <w:rFonts w:cs="Times New Roman"/>
                 <w:noProof/>
-                <w:sz w:val="22"/>
               </w:rPr>
               <w:t>3.</w:t>
             </w:r>
@@ -523,7 +495,6 @@
                 <w:rStyle w:val="Hyperlink"/>
                 <w:rFonts w:cs="Times New Roman"/>
                 <w:noProof/>
-                <w:sz w:val="22"/>
                 <w:lang w:val="en-PK"/>
               </w:rPr>
               <w:t>2. GUI-Specific Features</w:t>
@@ -532,7 +503,6 @@
               <w:rPr>
                 <w:noProof/>
                 <w:webHidden/>
-                <w:sz w:val="22"/>
               </w:rPr>
               <w:tab/>
             </w:r>
@@ -540,7 +510,6 @@
               <w:rPr>
                 <w:noProof/>
                 <w:webHidden/>
-                <w:sz w:val="22"/>
               </w:rPr>
               <w:fldChar w:fldCharType="begin"/>
             </w:r>
@@ -548,22 +517,19 @@
               <w:rPr>
                 <w:noProof/>
                 <w:webHidden/>
-                <w:sz w:val="22"/>
-              </w:rPr>
-              <w:instrText xml:space="preserve"> PAGEREF _Toc201518585 \h </w:instrText>
-            </w:r>
-            <w:r>
-              <w:rPr>
-                <w:noProof/>
-                <w:webHidden/>
-                <w:sz w:val="22"/>
-              </w:rPr>
-            </w:r>
-            <w:r>
-              <w:rPr>
-                <w:noProof/>
-                <w:webHidden/>
-                <w:sz w:val="22"/>
+              </w:rPr>
+              <w:instrText xml:space="preserve"> PAGEREF _Toc201567492 \h </w:instrText>
+            </w:r>
+            <w:r>
+              <w:rPr>
+                <w:noProof/>
+                <w:webHidden/>
+              </w:rPr>
+            </w:r>
+            <w:r>
+              <w:rPr>
+                <w:noProof/>
+                <w:webHidden/>
               </w:rPr>
               <w:fldChar w:fldCharType="separate"/>
             </w:r>
@@ -571,7 +537,6 @@
               <w:rPr>
                 <w:noProof/>
                 <w:webHidden/>
-                <w:sz w:val="22"/>
               </w:rPr>
               <w:t>3</w:t>
             </w:r>
@@ -579,7 +544,6 @@
               <w:rPr>
                 <w:noProof/>
                 <w:webHidden/>
-                <w:sz w:val="22"/>
               </w:rPr>
               <w:fldChar w:fldCharType="end"/>
             </w:r>
@@ -590,10 +554,12 @@
             <w:pStyle w:val="TOC1"/>
             <w:rPr>
               <w:rFonts w:asciiTheme="minorHAnsi" w:eastAsiaTheme="minorEastAsia" w:hAnsiTheme="minorHAnsi" w:cstheme="minorBidi"/>
+              <w:b w:val="0"/>
+              <w:bCs w:val="0"/>
               <w:lang w:val="en-PK" w:eastAsia="en-PK"/>
             </w:rPr>
           </w:pPr>
-          <w:hyperlink w:anchor="_Toc201518586" w:history="1">
+          <w:hyperlink w:anchor="_Toc201567493" w:history="1">
             <w:r>
               <w:rPr>
                 <w:rStyle w:val="Hyperlink"/>
@@ -616,7 +582,7 @@
               <w:rPr>
                 <w:webHidden/>
               </w:rPr>
-              <w:instrText xml:space="preserve"> PAGEREF _Toc201518586 \h </w:instrText>
+              <w:instrText xml:space="preserve"> PAGEREF _Toc201567493 \h </w:instrText>
             </w:r>
             <w:r>
               <w:rPr>
@@ -649,8 +615,6 @@
             <w:tabs>
               <w:tab w:val="right" w:leader="dot" w:pos="9634"/>
             </w:tabs>
-            <w:spacing w:line="360" w:lineRule="auto"/>
-            <w:jc w:val="both"/>
             <w:rPr>
               <w:rFonts w:asciiTheme="minorHAnsi" w:eastAsiaTheme="minorEastAsia" w:hAnsiTheme="minorHAnsi" w:cstheme="minorBidi"/>
               <w:noProof/>
@@ -658,12 +622,11 @@
               <w:lang w:val="en-PK" w:eastAsia="en-PK"/>
             </w:rPr>
           </w:pPr>
-          <w:hyperlink w:anchor="_Toc201518587" w:history="1">
+          <w:hyperlink w:anchor="_Toc201567494" w:history="1">
             <w:r>
               <w:rPr>
                 <w:rStyle w:val="Hyperlink"/>
                 <w:noProof/>
-                <w:sz w:val="22"/>
               </w:rPr>
               <w:t>4.</w:t>
             </w:r>
@@ -671,16 +634,29 @@
               <w:rPr>
                 <w:rStyle w:val="Hyperlink"/>
                 <w:noProof/>
-                <w:sz w:val="22"/>
                 <w:lang w:val="en-PK"/>
               </w:rPr>
-              <w:t>1. Inheritance</w:t>
-            </w:r>
-            <w:r>
-              <w:rPr>
-                <w:noProof/>
-                <w:webHidden/>
-                <w:sz w:val="22"/>
+              <w:t>1</w:t>
+            </w:r>
+            <w:r>
+              <w:rPr>
+                <w:rStyle w:val="Hyperlink"/>
+                <w:noProof/>
+              </w:rPr>
+              <w:t xml:space="preserve"> </w:t>
+            </w:r>
+            <w:r>
+              <w:rPr>
+                <w:rStyle w:val="Hyperlink"/>
+                <w:noProof/>
+                <w:lang w:val="en-PK"/>
+              </w:rPr>
+              <w:t>Inheritance</w:t>
+            </w:r>
+            <w:r>
+              <w:rPr>
+                <w:noProof/>
+                <w:webHidden/>
               </w:rPr>
               <w:tab/>
             </w:r>
@@ -688,7 +664,6 @@
               <w:rPr>
                 <w:noProof/>
                 <w:webHidden/>
-                <w:sz w:val="22"/>
               </w:rPr>
               <w:fldChar w:fldCharType="begin"/>
             </w:r>
@@ -696,22 +671,19 @@
               <w:rPr>
                 <w:noProof/>
                 <w:webHidden/>
-                <w:sz w:val="22"/>
-              </w:rPr>
-              <w:instrText xml:space="preserve"> PAGEREF _Toc201518587 \h </w:instrText>
-            </w:r>
-            <w:r>
-              <w:rPr>
-                <w:noProof/>
-                <w:webHidden/>
-                <w:sz w:val="22"/>
-              </w:rPr>
-            </w:r>
-            <w:r>
-              <w:rPr>
-                <w:noProof/>
-                <w:webHidden/>
-                <w:sz w:val="22"/>
+              </w:rPr>
+              <w:instrText xml:space="preserve"> PAGEREF _Toc201567494 \h </w:instrText>
+            </w:r>
+            <w:r>
+              <w:rPr>
+                <w:noProof/>
+                <w:webHidden/>
+              </w:rPr>
+            </w:r>
+            <w:r>
+              <w:rPr>
+                <w:noProof/>
+                <w:webHidden/>
               </w:rPr>
               <w:fldChar w:fldCharType="separate"/>
             </w:r>
@@ -719,7 +691,6 @@
               <w:rPr>
                 <w:noProof/>
                 <w:webHidden/>
-                <w:sz w:val="22"/>
               </w:rPr>
               <w:t>3</w:t>
             </w:r>
@@ -727,7 +698,6 @@
               <w:rPr>
                 <w:noProof/>
                 <w:webHidden/>
-                <w:sz w:val="22"/>
               </w:rPr>
               <w:fldChar w:fldCharType="end"/>
             </w:r>
@@ -739,8 +709,6 @@
             <w:tabs>
               <w:tab w:val="right" w:leader="dot" w:pos="9634"/>
             </w:tabs>
-            <w:spacing w:line="360" w:lineRule="auto"/>
-            <w:jc w:val="both"/>
             <w:rPr>
               <w:rFonts w:asciiTheme="minorHAnsi" w:eastAsiaTheme="minorEastAsia" w:hAnsiTheme="minorHAnsi" w:cstheme="minorBidi"/>
               <w:noProof/>
@@ -748,31 +716,19 @@
               <w:lang w:val="en-PK" w:eastAsia="en-PK"/>
             </w:rPr>
           </w:pPr>
-          <w:hyperlink w:anchor="_Toc201518588" w:history="1">
+          <w:hyperlink w:anchor="_Toc201567495" w:history="1">
             <w:r>
               <w:rPr>
                 <w:rStyle w:val="Hyperlink"/>
                 <w:rFonts w:cs="Times New Roman"/>
                 <w:noProof/>
-                <w:sz w:val="22"/>
-              </w:rPr>
-              <w:t>4.</w:t>
-            </w:r>
-            <w:r>
-              <w:rPr>
-                <w:rStyle w:val="Hyperlink"/>
-                <w:rFonts w:cs="Times New Roman"/>
-                <w:noProof/>
-                <w:sz w:val="22"/>
-                <w:lang w:val="en-PK"/>
-              </w:rPr>
-              <w:t>2. Polymorphism</w:t>
-            </w:r>
-            <w:r>
-              <w:rPr>
-                <w:noProof/>
-                <w:webHidden/>
-                <w:sz w:val="22"/>
+              </w:rPr>
+              <w:t>4.2 Polymorphism</w:t>
+            </w:r>
+            <w:r>
+              <w:rPr>
+                <w:noProof/>
+                <w:webHidden/>
               </w:rPr>
               <w:tab/>
             </w:r>
@@ -780,7 +736,6 @@
               <w:rPr>
                 <w:noProof/>
                 <w:webHidden/>
-                <w:sz w:val="22"/>
               </w:rPr>
               <w:fldChar w:fldCharType="begin"/>
             </w:r>
@@ -788,22 +743,19 @@
               <w:rPr>
                 <w:noProof/>
                 <w:webHidden/>
-                <w:sz w:val="22"/>
-              </w:rPr>
-              <w:instrText xml:space="preserve"> PAGEREF _Toc201518588 \h </w:instrText>
-            </w:r>
-            <w:r>
-              <w:rPr>
-                <w:noProof/>
-                <w:webHidden/>
-                <w:sz w:val="22"/>
-              </w:rPr>
-            </w:r>
-            <w:r>
-              <w:rPr>
-                <w:noProof/>
-                <w:webHidden/>
-                <w:sz w:val="22"/>
+              </w:rPr>
+              <w:instrText xml:space="preserve"> PAGEREF _Toc201567495 \h </w:instrText>
+            </w:r>
+            <w:r>
+              <w:rPr>
+                <w:noProof/>
+                <w:webHidden/>
+              </w:rPr>
+            </w:r>
+            <w:r>
+              <w:rPr>
+                <w:noProof/>
+                <w:webHidden/>
               </w:rPr>
               <w:fldChar w:fldCharType="separate"/>
             </w:r>
@@ -811,7 +763,6 @@
               <w:rPr>
                 <w:noProof/>
                 <w:webHidden/>
-                <w:sz w:val="22"/>
               </w:rPr>
               <w:t>4</w:t>
             </w:r>
@@ -819,7 +770,6 @@
               <w:rPr>
                 <w:noProof/>
                 <w:webHidden/>
-                <w:sz w:val="22"/>
               </w:rPr>
               <w:fldChar w:fldCharType="end"/>
             </w:r>
@@ -831,8 +781,6 @@
             <w:tabs>
               <w:tab w:val="right" w:leader="dot" w:pos="9634"/>
             </w:tabs>
-            <w:spacing w:line="360" w:lineRule="auto"/>
-            <w:jc w:val="both"/>
             <w:rPr>
               <w:rFonts w:asciiTheme="minorHAnsi" w:eastAsiaTheme="minorEastAsia" w:hAnsiTheme="minorHAnsi" w:cstheme="minorBidi"/>
               <w:noProof/>
@@ -840,13 +788,12 @@
               <w:lang w:val="en-PK" w:eastAsia="en-PK"/>
             </w:rPr>
           </w:pPr>
-          <w:hyperlink w:anchor="_Toc201518589" w:history="1">
+          <w:hyperlink w:anchor="_Toc201567496" w:history="1">
             <w:r>
               <w:rPr>
                 <w:rStyle w:val="Hyperlink"/>
                 <w:rFonts w:cs="Times New Roman"/>
                 <w:noProof/>
-                <w:sz w:val="22"/>
               </w:rPr>
               <w:t>4.</w:t>
             </w:r>
@@ -855,7 +802,6 @@
                 <w:rStyle w:val="Hyperlink"/>
                 <w:rFonts w:cs="Times New Roman"/>
                 <w:noProof/>
-                <w:sz w:val="22"/>
                 <w:lang w:val="en-PK"/>
               </w:rPr>
               <w:t>3. Encapsulation</w:t>
@@ -864,7 +810,6 @@
               <w:rPr>
                 <w:noProof/>
                 <w:webHidden/>
-                <w:sz w:val="22"/>
               </w:rPr>
               <w:tab/>
             </w:r>
@@ -872,7 +817,6 @@
               <w:rPr>
                 <w:noProof/>
                 <w:webHidden/>
-                <w:sz w:val="22"/>
               </w:rPr>
               <w:fldChar w:fldCharType="begin"/>
             </w:r>
@@ -880,22 +824,19 @@
               <w:rPr>
                 <w:noProof/>
                 <w:webHidden/>
-                <w:sz w:val="22"/>
-              </w:rPr>
-              <w:instrText xml:space="preserve"> PAGEREF _Toc201518589 \h </w:instrText>
-            </w:r>
-            <w:r>
-              <w:rPr>
-                <w:noProof/>
-                <w:webHidden/>
-                <w:sz w:val="22"/>
-              </w:rPr>
-            </w:r>
-            <w:r>
-              <w:rPr>
-                <w:noProof/>
-                <w:webHidden/>
-                <w:sz w:val="22"/>
+              </w:rPr>
+              <w:instrText xml:space="preserve"> PAGEREF _Toc201567496 \h </w:instrText>
+            </w:r>
+            <w:r>
+              <w:rPr>
+                <w:noProof/>
+                <w:webHidden/>
+              </w:rPr>
+            </w:r>
+            <w:r>
+              <w:rPr>
+                <w:noProof/>
+                <w:webHidden/>
               </w:rPr>
               <w:fldChar w:fldCharType="separate"/>
             </w:r>
@@ -903,7 +844,6 @@
               <w:rPr>
                 <w:noProof/>
                 <w:webHidden/>
-                <w:sz w:val="22"/>
               </w:rPr>
               <w:t>4</w:t>
             </w:r>
@@ -911,7 +851,6 @@
               <w:rPr>
                 <w:noProof/>
                 <w:webHidden/>
-                <w:sz w:val="22"/>
               </w:rPr>
               <w:fldChar w:fldCharType="end"/>
             </w:r>
@@ -923,8 +862,6 @@
             <w:tabs>
               <w:tab w:val="right" w:leader="dot" w:pos="9634"/>
             </w:tabs>
-            <w:spacing w:line="360" w:lineRule="auto"/>
-            <w:jc w:val="both"/>
             <w:rPr>
               <w:rFonts w:asciiTheme="minorHAnsi" w:eastAsiaTheme="minorEastAsia" w:hAnsiTheme="minorHAnsi" w:cstheme="minorBidi"/>
               <w:noProof/>
@@ -932,13 +869,12 @@
               <w:lang w:val="en-PK" w:eastAsia="en-PK"/>
             </w:rPr>
           </w:pPr>
-          <w:hyperlink w:anchor="_Toc201518590" w:history="1">
+          <w:hyperlink w:anchor="_Toc201567497" w:history="1">
             <w:r>
               <w:rPr>
                 <w:rStyle w:val="Hyperlink"/>
                 <w:rFonts w:cs="Times New Roman"/>
                 <w:noProof/>
-                <w:sz w:val="22"/>
               </w:rPr>
               <w:t>4.</w:t>
             </w:r>
@@ -947,7 +883,6 @@
                 <w:rStyle w:val="Hyperlink"/>
                 <w:rFonts w:cs="Times New Roman"/>
                 <w:noProof/>
-                <w:sz w:val="22"/>
                 <w:lang w:val="en-PK"/>
               </w:rPr>
               <w:t>4. Abstraction</w:t>
@@ -956,7 +891,6 @@
               <w:rPr>
                 <w:noProof/>
                 <w:webHidden/>
-                <w:sz w:val="22"/>
               </w:rPr>
               <w:tab/>
             </w:r>
@@ -964,7 +898,6 @@
               <w:rPr>
                 <w:noProof/>
                 <w:webHidden/>
-                <w:sz w:val="22"/>
               </w:rPr>
               <w:fldChar w:fldCharType="begin"/>
             </w:r>
@@ -972,22 +905,19 @@
               <w:rPr>
                 <w:noProof/>
                 <w:webHidden/>
-                <w:sz w:val="22"/>
-              </w:rPr>
-              <w:instrText xml:space="preserve"> PAGEREF _Toc201518590 \h </w:instrText>
-            </w:r>
-            <w:r>
-              <w:rPr>
-                <w:noProof/>
-                <w:webHidden/>
-                <w:sz w:val="22"/>
-              </w:rPr>
-            </w:r>
-            <w:r>
-              <w:rPr>
-                <w:noProof/>
-                <w:webHidden/>
-                <w:sz w:val="22"/>
+              </w:rPr>
+              <w:instrText xml:space="preserve"> PAGEREF _Toc201567497 \h </w:instrText>
+            </w:r>
+            <w:r>
+              <w:rPr>
+                <w:noProof/>
+                <w:webHidden/>
+              </w:rPr>
+            </w:r>
+            <w:r>
+              <w:rPr>
+                <w:noProof/>
+                <w:webHidden/>
               </w:rPr>
               <w:fldChar w:fldCharType="separate"/>
             </w:r>
@@ -995,7 +925,6 @@
               <w:rPr>
                 <w:noProof/>
                 <w:webHidden/>
-                <w:sz w:val="22"/>
               </w:rPr>
               <w:t>4</w:t>
             </w:r>
@@ -1003,7 +932,6 @@
               <w:rPr>
                 <w:noProof/>
                 <w:webHidden/>
-                <w:sz w:val="22"/>
               </w:rPr>
               <w:fldChar w:fldCharType="end"/>
             </w:r>
@@ -1015,8 +943,6 @@
             <w:tabs>
               <w:tab w:val="right" w:leader="dot" w:pos="9634"/>
             </w:tabs>
-            <w:spacing w:line="360" w:lineRule="auto"/>
-            <w:jc w:val="both"/>
             <w:rPr>
               <w:rFonts w:asciiTheme="minorHAnsi" w:eastAsiaTheme="minorEastAsia" w:hAnsiTheme="minorHAnsi" w:cstheme="minorBidi"/>
               <w:noProof/>
@@ -1024,13 +950,12 @@
               <w:lang w:val="en-PK" w:eastAsia="en-PK"/>
             </w:rPr>
           </w:pPr>
-          <w:hyperlink w:anchor="_Toc201518591" w:history="1">
+          <w:hyperlink w:anchor="_Toc201567498" w:history="1">
             <w:r>
               <w:rPr>
                 <w:rStyle w:val="Hyperlink"/>
                 <w:rFonts w:cs="Times New Roman"/>
                 <w:noProof/>
-                <w:sz w:val="22"/>
               </w:rPr>
               <w:t>4.</w:t>
             </w:r>
@@ -1039,7 +964,6 @@
                 <w:rStyle w:val="Hyperlink"/>
                 <w:rFonts w:cs="Times New Roman"/>
                 <w:noProof/>
-                <w:sz w:val="22"/>
                 <w:lang w:val="en-PK"/>
               </w:rPr>
               <w:t>5. Static Members</w:t>
@@ -1048,7 +972,6 @@
               <w:rPr>
                 <w:noProof/>
                 <w:webHidden/>
-                <w:sz w:val="22"/>
               </w:rPr>
               <w:tab/>
             </w:r>
@@ -1056,7 +979,6 @@
               <w:rPr>
                 <w:noProof/>
                 <w:webHidden/>
-                <w:sz w:val="22"/>
               </w:rPr>
               <w:fldChar w:fldCharType="begin"/>
             </w:r>
@@ -1064,22 +986,19 @@
               <w:rPr>
                 <w:noProof/>
                 <w:webHidden/>
-                <w:sz w:val="22"/>
-              </w:rPr>
-              <w:instrText xml:space="preserve"> PAGEREF _Toc201518591 \h </w:instrText>
-            </w:r>
-            <w:r>
-              <w:rPr>
-                <w:noProof/>
-                <w:webHidden/>
-                <w:sz w:val="22"/>
-              </w:rPr>
-            </w:r>
-            <w:r>
-              <w:rPr>
-                <w:noProof/>
-                <w:webHidden/>
-                <w:sz w:val="22"/>
+              </w:rPr>
+              <w:instrText xml:space="preserve"> PAGEREF _Toc201567498 \h </w:instrText>
+            </w:r>
+            <w:r>
+              <w:rPr>
+                <w:noProof/>
+                <w:webHidden/>
+              </w:rPr>
+            </w:r>
+            <w:r>
+              <w:rPr>
+                <w:noProof/>
+                <w:webHidden/>
               </w:rPr>
               <w:fldChar w:fldCharType="separate"/>
             </w:r>
@@ -1087,7 +1006,6 @@
               <w:rPr>
                 <w:noProof/>
                 <w:webHidden/>
-                <w:sz w:val="22"/>
               </w:rPr>
               <w:t>4</w:t>
             </w:r>
@@ -1095,7 +1013,6 @@
               <w:rPr>
                 <w:noProof/>
                 <w:webHidden/>
-                <w:sz w:val="22"/>
               </w:rPr>
               <w:fldChar w:fldCharType="end"/>
             </w:r>
@@ -1106,10 +1023,12 @@
             <w:pStyle w:val="TOC1"/>
             <w:rPr>
               <w:rFonts w:asciiTheme="minorHAnsi" w:eastAsiaTheme="minorEastAsia" w:hAnsiTheme="minorHAnsi" w:cstheme="minorBidi"/>
+              <w:b w:val="0"/>
+              <w:bCs w:val="0"/>
               <w:lang w:val="en-PK" w:eastAsia="en-PK"/>
             </w:rPr>
           </w:pPr>
-          <w:hyperlink w:anchor="_Toc201518592" w:history="1">
+          <w:hyperlink w:anchor="_Toc201567499" w:history="1">
             <w:r>
               <w:rPr>
                 <w:rStyle w:val="Hyperlink"/>
@@ -1132,7 +1051,7 @@
               <w:rPr>
                 <w:webHidden/>
               </w:rPr>
-              <w:instrText xml:space="preserve"> PAGEREF _Toc201518592 \h </w:instrText>
+              <w:instrText xml:space="preserve"> PAGEREF _Toc201567499 \h </w:instrText>
             </w:r>
             <w:r>
               <w:rPr>
@@ -1165,8 +1084,6 @@
             <w:tabs>
               <w:tab w:val="right" w:leader="dot" w:pos="9634"/>
             </w:tabs>
-            <w:spacing w:line="360" w:lineRule="auto"/>
-            <w:jc w:val="both"/>
             <w:rPr>
               <w:rFonts w:asciiTheme="minorHAnsi" w:eastAsiaTheme="minorEastAsia" w:hAnsiTheme="minorHAnsi" w:cstheme="minorBidi"/>
               <w:noProof/>
@@ -1174,12 +1091,11 @@
               <w:lang w:val="en-PK" w:eastAsia="en-PK"/>
             </w:rPr>
           </w:pPr>
-          <w:hyperlink w:anchor="_Toc201518593" w:history="1">
+          <w:hyperlink w:anchor="_Toc201567500" w:history="1">
             <w:r>
               <w:rPr>
                 <w:rStyle w:val="Hyperlink"/>
                 <w:noProof/>
-                <w:sz w:val="22"/>
               </w:rPr>
               <w:t>5.1. Base Classes:</w:t>
             </w:r>
@@ -1187,7 +1103,6 @@
               <w:rPr>
                 <w:noProof/>
                 <w:webHidden/>
-                <w:sz w:val="22"/>
               </w:rPr>
               <w:tab/>
             </w:r>
@@ -1195,7 +1110,6 @@
               <w:rPr>
                 <w:noProof/>
                 <w:webHidden/>
-                <w:sz w:val="22"/>
               </w:rPr>
               <w:fldChar w:fldCharType="begin"/>
             </w:r>
@@ -1203,22 +1117,19 @@
               <w:rPr>
                 <w:noProof/>
                 <w:webHidden/>
-                <w:sz w:val="22"/>
-              </w:rPr>
-              <w:instrText xml:space="preserve"> PAGEREF _Toc201518593 \h </w:instrText>
-            </w:r>
-            <w:r>
-              <w:rPr>
-                <w:noProof/>
-                <w:webHidden/>
-                <w:sz w:val="22"/>
-              </w:rPr>
-            </w:r>
-            <w:r>
-              <w:rPr>
-                <w:noProof/>
-                <w:webHidden/>
-                <w:sz w:val="22"/>
+              </w:rPr>
+              <w:instrText xml:space="preserve"> PAGEREF _Toc201567500 \h </w:instrText>
+            </w:r>
+            <w:r>
+              <w:rPr>
+                <w:noProof/>
+                <w:webHidden/>
+              </w:rPr>
+            </w:r>
+            <w:r>
+              <w:rPr>
+                <w:noProof/>
+                <w:webHidden/>
               </w:rPr>
               <w:fldChar w:fldCharType="separate"/>
             </w:r>
@@ -1226,7 +1137,6 @@
               <w:rPr>
                 <w:noProof/>
                 <w:webHidden/>
-                <w:sz w:val="22"/>
               </w:rPr>
               <w:t>5</w:t>
             </w:r>
@@ -1234,7 +1144,6 @@
               <w:rPr>
                 <w:noProof/>
                 <w:webHidden/>
-                <w:sz w:val="22"/>
               </w:rPr>
               <w:fldChar w:fldCharType="end"/>
             </w:r>
@@ -1246,8 +1155,6 @@
             <w:tabs>
               <w:tab w:val="right" w:leader="dot" w:pos="9634"/>
             </w:tabs>
-            <w:spacing w:line="360" w:lineRule="auto"/>
-            <w:jc w:val="both"/>
             <w:rPr>
               <w:rFonts w:asciiTheme="minorHAnsi" w:eastAsiaTheme="minorEastAsia" w:hAnsiTheme="minorHAnsi" w:cstheme="minorBidi"/>
               <w:noProof/>
@@ -1255,12 +1162,11 @@
               <w:lang w:val="en-PK" w:eastAsia="en-PK"/>
             </w:rPr>
           </w:pPr>
-          <w:hyperlink w:anchor="_Toc201518594" w:history="1">
+          <w:hyperlink w:anchor="_Toc201567501" w:history="1">
             <w:r>
               <w:rPr>
                 <w:rStyle w:val="Hyperlink"/>
                 <w:noProof/>
-                <w:sz w:val="22"/>
               </w:rPr>
               <w:t>5.2. Derived Classes</w:t>
             </w:r>
@@ -1268,7 +1174,6 @@
               <w:rPr>
                 <w:noProof/>
                 <w:webHidden/>
-                <w:sz w:val="22"/>
               </w:rPr>
               <w:tab/>
             </w:r>
@@ -1276,7 +1181,6 @@
               <w:rPr>
                 <w:noProof/>
                 <w:webHidden/>
-                <w:sz w:val="22"/>
               </w:rPr>
               <w:fldChar w:fldCharType="begin"/>
             </w:r>
@@ -1284,22 +1188,19 @@
               <w:rPr>
                 <w:noProof/>
                 <w:webHidden/>
-                <w:sz w:val="22"/>
-              </w:rPr>
-              <w:instrText xml:space="preserve"> PAGEREF _Toc201518594 \h </w:instrText>
-            </w:r>
-            <w:r>
-              <w:rPr>
-                <w:noProof/>
-                <w:webHidden/>
-                <w:sz w:val="22"/>
-              </w:rPr>
-            </w:r>
-            <w:r>
-              <w:rPr>
-                <w:noProof/>
-                <w:webHidden/>
-                <w:sz w:val="22"/>
+              </w:rPr>
+              <w:instrText xml:space="preserve"> PAGEREF _Toc201567501 \h </w:instrText>
+            </w:r>
+            <w:r>
+              <w:rPr>
+                <w:noProof/>
+                <w:webHidden/>
+              </w:rPr>
+            </w:r>
+            <w:r>
+              <w:rPr>
+                <w:noProof/>
+                <w:webHidden/>
               </w:rPr>
               <w:fldChar w:fldCharType="separate"/>
             </w:r>
@@ -1307,7 +1208,6 @@
               <w:rPr>
                 <w:noProof/>
                 <w:webHidden/>
-                <w:sz w:val="22"/>
               </w:rPr>
               <w:t>6</w:t>
             </w:r>
@@ -1315,7 +1215,6 @@
               <w:rPr>
                 <w:noProof/>
                 <w:webHidden/>
-                <w:sz w:val="22"/>
               </w:rPr>
               <w:fldChar w:fldCharType="end"/>
             </w:r>
@@ -1326,10 +1225,12 @@
             <w:pStyle w:val="TOC1"/>
             <w:rPr>
               <w:rFonts w:asciiTheme="minorHAnsi" w:eastAsiaTheme="minorEastAsia" w:hAnsiTheme="minorHAnsi" w:cstheme="minorBidi"/>
+              <w:b w:val="0"/>
+              <w:bCs w:val="0"/>
               <w:lang w:val="en-PK" w:eastAsia="en-PK"/>
             </w:rPr>
           </w:pPr>
-          <w:hyperlink w:anchor="_Toc201518595" w:history="1">
+          <w:hyperlink w:anchor="_Toc201567502" w:history="1">
             <w:r>
               <w:rPr>
                 <w:rStyle w:val="Hyperlink"/>
@@ -1352,7 +1253,7 @@
               <w:rPr>
                 <w:webHidden/>
               </w:rPr>
-              <w:instrText xml:space="preserve"> PAGEREF _Toc201518595 \h </w:instrText>
+              <w:instrText xml:space="preserve"> PAGEREF _Toc201567502 \h </w:instrText>
             </w:r>
             <w:r>
               <w:rPr>
@@ -1385,8 +1286,6 @@
             <w:tabs>
               <w:tab w:val="right" w:leader="dot" w:pos="9634"/>
             </w:tabs>
-            <w:spacing w:line="360" w:lineRule="auto"/>
-            <w:jc w:val="both"/>
             <w:rPr>
               <w:rFonts w:asciiTheme="minorHAnsi" w:eastAsiaTheme="minorEastAsia" w:hAnsiTheme="minorHAnsi" w:cstheme="minorBidi"/>
               <w:noProof/>
@@ -1394,12 +1293,11 @@
               <w:lang w:val="en-PK" w:eastAsia="en-PK"/>
             </w:rPr>
           </w:pPr>
-          <w:hyperlink w:anchor="_Toc201518596" w:history="1">
+          <w:hyperlink w:anchor="_Toc201567503" w:history="1">
             <w:r>
               <w:rPr>
                 <w:rStyle w:val="Hyperlink"/>
                 <w:noProof/>
-                <w:sz w:val="22"/>
               </w:rPr>
               <w:t>6.1. Day Simulation:</w:t>
             </w:r>
@@ -1407,7 +1305,6 @@
               <w:rPr>
                 <w:noProof/>
                 <w:webHidden/>
-                <w:sz w:val="22"/>
               </w:rPr>
               <w:tab/>
             </w:r>
@@ -1415,7 +1312,6 @@
               <w:rPr>
                 <w:noProof/>
                 <w:webHidden/>
-                <w:sz w:val="22"/>
               </w:rPr>
               <w:fldChar w:fldCharType="begin"/>
             </w:r>
@@ -1423,22 +1319,19 @@
               <w:rPr>
                 <w:noProof/>
                 <w:webHidden/>
-                <w:sz w:val="22"/>
-              </w:rPr>
-              <w:instrText xml:space="preserve"> PAGEREF _Toc201518596 \h </w:instrText>
-            </w:r>
-            <w:r>
-              <w:rPr>
-                <w:noProof/>
-                <w:webHidden/>
-                <w:sz w:val="22"/>
-              </w:rPr>
-            </w:r>
-            <w:r>
-              <w:rPr>
-                <w:noProof/>
-                <w:webHidden/>
-                <w:sz w:val="22"/>
+              </w:rPr>
+              <w:instrText xml:space="preserve"> PAGEREF _Toc201567503 \h </w:instrText>
+            </w:r>
+            <w:r>
+              <w:rPr>
+                <w:noProof/>
+                <w:webHidden/>
+              </w:rPr>
+            </w:r>
+            <w:r>
+              <w:rPr>
+                <w:noProof/>
+                <w:webHidden/>
               </w:rPr>
               <w:fldChar w:fldCharType="separate"/>
             </w:r>
@@ -1446,7 +1339,6 @@
               <w:rPr>
                 <w:noProof/>
                 <w:webHidden/>
-                <w:sz w:val="22"/>
               </w:rPr>
               <w:t>9</w:t>
             </w:r>
@@ -1454,7 +1346,6 @@
               <w:rPr>
                 <w:noProof/>
                 <w:webHidden/>
-                <w:sz w:val="22"/>
               </w:rPr>
               <w:fldChar w:fldCharType="end"/>
             </w:r>
@@ -1466,8 +1357,6 @@
             <w:tabs>
               <w:tab w:val="right" w:leader="dot" w:pos="9634"/>
             </w:tabs>
-            <w:spacing w:line="360" w:lineRule="auto"/>
-            <w:jc w:val="both"/>
             <w:rPr>
               <w:rFonts w:asciiTheme="minorHAnsi" w:eastAsiaTheme="minorEastAsia" w:hAnsiTheme="minorHAnsi" w:cstheme="minorBidi"/>
               <w:noProof/>
@@ -1475,12 +1364,11 @@
               <w:lang w:val="en-PK" w:eastAsia="en-PK"/>
             </w:rPr>
           </w:pPr>
-          <w:hyperlink w:anchor="_Toc201518597" w:history="1">
+          <w:hyperlink w:anchor="_Toc201567504" w:history="1">
             <w:r>
               <w:rPr>
                 <w:rStyle w:val="Hyperlink"/>
                 <w:noProof/>
-                <w:sz w:val="22"/>
               </w:rPr>
               <w:t>6.2. Market Transactions:</w:t>
             </w:r>
@@ -1488,7 +1376,6 @@
               <w:rPr>
                 <w:noProof/>
                 <w:webHidden/>
-                <w:sz w:val="22"/>
               </w:rPr>
               <w:tab/>
             </w:r>
@@ -1496,7 +1383,6 @@
               <w:rPr>
                 <w:noProof/>
                 <w:webHidden/>
-                <w:sz w:val="22"/>
               </w:rPr>
               <w:fldChar w:fldCharType="begin"/>
             </w:r>
@@ -1504,22 +1390,19 @@
               <w:rPr>
                 <w:noProof/>
                 <w:webHidden/>
-                <w:sz w:val="22"/>
-              </w:rPr>
-              <w:instrText xml:space="preserve"> PAGEREF _Toc201518597 \h </w:instrText>
-            </w:r>
-            <w:r>
-              <w:rPr>
-                <w:noProof/>
-                <w:webHidden/>
-                <w:sz w:val="22"/>
-              </w:rPr>
-            </w:r>
-            <w:r>
-              <w:rPr>
-                <w:noProof/>
-                <w:webHidden/>
-                <w:sz w:val="22"/>
+              </w:rPr>
+              <w:instrText xml:space="preserve"> PAGEREF _Toc201567504 \h </w:instrText>
+            </w:r>
+            <w:r>
+              <w:rPr>
+                <w:noProof/>
+                <w:webHidden/>
+              </w:rPr>
+            </w:r>
+            <w:r>
+              <w:rPr>
+                <w:noProof/>
+                <w:webHidden/>
               </w:rPr>
               <w:fldChar w:fldCharType="separate"/>
             </w:r>
@@ -1527,7 +1410,6 @@
               <w:rPr>
                 <w:noProof/>
                 <w:webHidden/>
-                <w:sz w:val="22"/>
               </w:rPr>
               <w:t>10</w:t>
             </w:r>
@@ -1535,7 +1417,6 @@
               <w:rPr>
                 <w:noProof/>
                 <w:webHidden/>
-                <w:sz w:val="22"/>
               </w:rPr>
               <w:fldChar w:fldCharType="end"/>
             </w:r>
@@ -1546,22 +1427,17 @@
             <w:pStyle w:val="TOC1"/>
             <w:rPr>
               <w:rFonts w:asciiTheme="minorHAnsi" w:eastAsiaTheme="minorEastAsia" w:hAnsiTheme="minorHAnsi" w:cstheme="minorBidi"/>
+              <w:b w:val="0"/>
+              <w:bCs w:val="0"/>
               <w:lang w:val="en-PK" w:eastAsia="en-PK"/>
             </w:rPr>
           </w:pPr>
-          <w:hyperlink w:anchor="_Toc201518598" w:history="1">
+          <w:hyperlink w:anchor="_Toc201567505" w:history="1">
             <w:r>
               <w:rPr>
                 <w:rStyle w:val="Hyperlink"/>
               </w:rPr>
-              <w:t xml:space="preserve">7. </w:t>
-            </w:r>
-            <w:r>
-              <w:rPr>
-                <w:rStyle w:val="Hyperlink"/>
-                <w:lang w:val="en-PK"/>
-              </w:rPr>
-              <w:t>Streamlit UI</w:t>
+              <w:t>7. Streamlit UI</w:t>
             </w:r>
             <w:r>
               <w:rPr>
@@ -1579,7 +1455,7 @@
               <w:rPr>
                 <w:webHidden/>
               </w:rPr>
-              <w:instrText xml:space="preserve"> PAGEREF _Toc201518598 \h </w:instrText>
+              <w:instrText xml:space="preserve"> PAGEREF _Toc201567505 \h </w:instrText>
             </w:r>
             <w:r>
               <w:rPr>
@@ -1596,7 +1472,7 @@
               <w:rPr>
                 <w:webHidden/>
               </w:rPr>
-              <w:t>11</w:t>
+              <w:t>12</w:t>
             </w:r>
             <w:r>
               <w:rPr>
@@ -1612,8 +1488,6 @@
             <w:tabs>
               <w:tab w:val="right" w:leader="dot" w:pos="9634"/>
             </w:tabs>
-            <w:spacing w:line="360" w:lineRule="auto"/>
-            <w:jc w:val="both"/>
             <w:rPr>
               <w:rFonts w:asciiTheme="minorHAnsi" w:eastAsiaTheme="minorEastAsia" w:hAnsiTheme="minorHAnsi" w:cstheme="minorBidi"/>
               <w:noProof/>
@@ -1621,13 +1495,12 @@
               <w:lang w:val="en-PK" w:eastAsia="en-PK"/>
             </w:rPr>
           </w:pPr>
-          <w:hyperlink w:anchor="_Toc201518599" w:history="1">
+          <w:hyperlink w:anchor="_Toc201567506" w:history="1">
             <w:r>
               <w:rPr>
                 <w:rStyle w:val="Hyperlink"/>
                 <w:rFonts w:eastAsia="Verdana"/>
                 <w:noProof/>
-                <w:sz w:val="22"/>
               </w:rPr>
               <w:t>7.1 Dashboard</w:t>
             </w:r>
@@ -1635,7 +1508,6 @@
               <w:rPr>
                 <w:noProof/>
                 <w:webHidden/>
-                <w:sz w:val="22"/>
               </w:rPr>
               <w:tab/>
             </w:r>
@@ -1643,7 +1515,6 @@
               <w:rPr>
                 <w:noProof/>
                 <w:webHidden/>
-                <w:sz w:val="22"/>
               </w:rPr>
               <w:fldChar w:fldCharType="begin"/>
             </w:r>
@@ -1651,22 +1522,19 @@
               <w:rPr>
                 <w:noProof/>
                 <w:webHidden/>
-                <w:sz w:val="22"/>
-              </w:rPr>
-              <w:instrText xml:space="preserve"> PAGEREF _Toc201518599 \h </w:instrText>
-            </w:r>
-            <w:r>
-              <w:rPr>
-                <w:noProof/>
-                <w:webHidden/>
-                <w:sz w:val="22"/>
-              </w:rPr>
-            </w:r>
-            <w:r>
-              <w:rPr>
-                <w:noProof/>
-                <w:webHidden/>
-                <w:sz w:val="22"/>
+              </w:rPr>
+              <w:instrText xml:space="preserve"> PAGEREF _Toc201567506 \h </w:instrText>
+            </w:r>
+            <w:r>
+              <w:rPr>
+                <w:noProof/>
+                <w:webHidden/>
+              </w:rPr>
+            </w:r>
+            <w:r>
+              <w:rPr>
+                <w:noProof/>
+                <w:webHidden/>
               </w:rPr>
               <w:fldChar w:fldCharType="separate"/>
             </w:r>
@@ -1674,15 +1542,13 @@
               <w:rPr>
                 <w:noProof/>
                 <w:webHidden/>
-                <w:sz w:val="22"/>
-              </w:rPr>
-              <w:t>11</w:t>
-            </w:r>
-            <w:r>
-              <w:rPr>
-                <w:noProof/>
-                <w:webHidden/>
-                <w:sz w:val="22"/>
+              </w:rPr>
+              <w:t>12</w:t>
+            </w:r>
+            <w:r>
+              <w:rPr>
+                <w:noProof/>
+                <w:webHidden/>
               </w:rPr>
               <w:fldChar w:fldCharType="end"/>
             </w:r>
@@ -1694,8 +1560,6 @@
             <w:tabs>
               <w:tab w:val="right" w:leader="dot" w:pos="9634"/>
             </w:tabs>
-            <w:spacing w:line="360" w:lineRule="auto"/>
-            <w:jc w:val="both"/>
             <w:rPr>
               <w:rFonts w:asciiTheme="minorHAnsi" w:eastAsiaTheme="minorEastAsia" w:hAnsiTheme="minorHAnsi" w:cstheme="minorBidi"/>
               <w:noProof/>
@@ -1703,12 +1567,11 @@
               <w:lang w:val="en-PK" w:eastAsia="en-PK"/>
             </w:rPr>
           </w:pPr>
-          <w:hyperlink w:anchor="_Toc201518600" w:history="1">
+          <w:hyperlink w:anchor="_Toc201567507" w:history="1">
             <w:r>
               <w:rPr>
                 <w:rStyle w:val="Hyperlink"/>
                 <w:noProof/>
-                <w:sz w:val="22"/>
               </w:rPr>
               <w:t>7.2 Market Panel:</w:t>
             </w:r>
@@ -1716,7 +1579,6 @@
               <w:rPr>
                 <w:noProof/>
                 <w:webHidden/>
-                <w:sz w:val="22"/>
               </w:rPr>
               <w:tab/>
             </w:r>
@@ -1724,7 +1586,6 @@
               <w:rPr>
                 <w:noProof/>
                 <w:webHidden/>
-                <w:sz w:val="22"/>
               </w:rPr>
               <w:fldChar w:fldCharType="begin"/>
             </w:r>
@@ -1732,22 +1593,19 @@
               <w:rPr>
                 <w:noProof/>
                 <w:webHidden/>
-                <w:sz w:val="22"/>
-              </w:rPr>
-              <w:instrText xml:space="preserve"> PAGEREF _Toc201518600 \h </w:instrText>
-            </w:r>
-            <w:r>
-              <w:rPr>
-                <w:noProof/>
-                <w:webHidden/>
-                <w:sz w:val="22"/>
-              </w:rPr>
-            </w:r>
-            <w:r>
-              <w:rPr>
-                <w:noProof/>
-                <w:webHidden/>
-                <w:sz w:val="22"/>
+              </w:rPr>
+              <w:instrText xml:space="preserve"> PAGEREF _Toc201567507 \h </w:instrText>
+            </w:r>
+            <w:r>
+              <w:rPr>
+                <w:noProof/>
+                <w:webHidden/>
+              </w:rPr>
+            </w:r>
+            <w:r>
+              <w:rPr>
+                <w:noProof/>
+                <w:webHidden/>
               </w:rPr>
               <w:fldChar w:fldCharType="separate"/>
             </w:r>
@@ -1755,15 +1613,13 @@
               <w:rPr>
                 <w:noProof/>
                 <w:webHidden/>
-                <w:sz w:val="22"/>
-              </w:rPr>
-              <w:t>12</w:t>
-            </w:r>
-            <w:r>
-              <w:rPr>
-                <w:noProof/>
-                <w:webHidden/>
-                <w:sz w:val="22"/>
+              </w:rPr>
+              <w:t>14</w:t>
+            </w:r>
+            <w:r>
+              <w:rPr>
+                <w:noProof/>
+                <w:webHidden/>
               </w:rPr>
               <w:fldChar w:fldCharType="end"/>
             </w:r>
@@ -1825,13 +1681,32 @@
     </w:p>
     <w:p>
       <w:pPr>
+        <w:rPr>
+          <w:rFonts w:eastAsia="Verdana" w:cs="Times New Roman"/>
+          <w:b/>
+          <w:bCs/>
+          <w:color w:val="000000" w:themeColor="text1"/>
+          <w:sz w:val="28"/>
+          <w:szCs w:val="34"/>
+          <w:lang w:val="en-PK"/>
+        </w:rPr>
+      </w:pPr>
+      <w:bookmarkStart w:id="0" w:name="_Toc201567486"/>
+      <w:r>
+        <w:rPr>
+          <w:rFonts w:cs="Times New Roman"/>
+        </w:rPr>
+        <w:br w:type="page"/>
+      </w:r>
+    </w:p>
+    <w:p>
+      <w:pPr>
         <w:pStyle w:val="Heading1"/>
         <w:jc w:val="both"/>
         <w:rPr>
           <w:rFonts w:cs="Times New Roman"/>
         </w:rPr>
       </w:pPr>
-      <w:bookmarkStart w:id="0" w:name="_Toc201518579"/>
       <w:r>
         <w:rPr>
           <w:rFonts w:cs="Times New Roman"/>
@@ -1850,7 +1725,7 @@
           <w:lang w:val="en-PK"/>
         </w:rPr>
       </w:pPr>
-      <w:bookmarkStart w:id="1" w:name="_Toc201518580"/>
+      <w:bookmarkStart w:id="1" w:name="_Toc201567487"/>
       <w:r>
         <w:rPr>
           <w:rFonts w:eastAsia="Verdana" w:cs="Times New Roman"/>
@@ -2002,7 +1877,7 @@
           <w:lang w:val="en-PK"/>
         </w:rPr>
       </w:pPr>
-      <w:bookmarkStart w:id="2" w:name="_Toc201518581"/>
+      <w:bookmarkStart w:id="2" w:name="_Toc201567488"/>
       <w:r>
         <w:rPr>
           <w:rFonts w:eastAsia="Verdana" w:cs="Times New Roman"/>
@@ -2164,7 +2039,7 @@
           <w:lang w:val="en-US"/>
         </w:rPr>
       </w:pPr>
-      <w:bookmarkStart w:id="3" w:name="_Toc201518582"/>
+      <w:bookmarkStart w:id="3" w:name="_Toc201567489"/>
       <w:r>
         <w:rPr>
           <w:rFonts w:cs="Times New Roman"/>
@@ -2430,22 +2305,13 @@
           <w:lang w:val="en-US"/>
         </w:rPr>
       </w:pPr>
-    </w:p>
-    <w:p>
-      <w:pPr>
-        <w:pStyle w:val="Heading1"/>
-        <w:jc w:val="both"/>
+      <w:bookmarkStart w:id="4" w:name="_Toc201567490"/>
+      <w:r>
         <w:rPr>
           <w:rFonts w:cs="Times New Roman"/>
           <w:lang w:val="en-US"/>
         </w:rPr>
-      </w:pPr>
-      <w:bookmarkStart w:id="4" w:name="_Toc201518583"/>
-      <w:r>
-        <w:rPr>
-          <w:rFonts w:cs="Times New Roman"/>
-          <w:lang w:val="en-US"/>
-        </w:rPr>
+        <w:lastRenderedPageBreak/>
         <w:t xml:space="preserve">3. </w:t>
       </w:r>
       <w:r>
@@ -2465,7 +2331,7 @@
           <w:lang w:val="en-PK"/>
         </w:rPr>
       </w:pPr>
-      <w:bookmarkStart w:id="5" w:name="_Toc201518584"/>
+      <w:bookmarkStart w:id="5" w:name="_Toc201567491"/>
       <w:r>
         <w:rPr>
           <w:rFonts w:cs="Times New Roman"/>
@@ -2569,6 +2435,34 @@
     </w:p>
     <w:p>
       <w:pPr>
+        <w:pStyle w:val="ListParagraph"/>
+        <w:numPr>
+          <w:ilvl w:val="1"/>
+          <w:numId w:val="2"/>
+        </w:numPr>
+        <w:rPr>
+          <w:rFonts w:cs="Times New Roman"/>
+          <w:lang w:val="en-PK"/>
+        </w:rPr>
+      </w:pPr>
+      <w:r>
+        <w:rPr>
+          <w:rFonts w:cs="Times New Roman"/>
+          <w:lang w:val="en-PK"/>
+        </w:rPr>
+        <w:t>Simulate health degradation if animals are not fed.</w:t>
+      </w:r>
+    </w:p>
+    <w:p>
+      <w:pPr>
+        <w:rPr>
+          <w:rFonts w:cs="Times New Roman"/>
+          <w:lang w:val="en-PK"/>
+        </w:rPr>
+      </w:pPr>
+    </w:p>
+    <w:p>
+      <w:pPr>
         <w:numPr>
           <w:ilvl w:val="0"/>
           <w:numId w:val="2"/>
@@ -2629,8 +2523,39 @@
           <w:rFonts w:cs="Times New Roman"/>
           <w:lang w:val="en-PK"/>
         </w:rPr>
-        <w:t>Water crops and track growth.</w:t>
-      </w:r>
+        <w:t>Water crops to ensure healthy growth.</w:t>
+      </w:r>
+    </w:p>
+    <w:p>
+      <w:pPr>
+        <w:pStyle w:val="ListParagraph"/>
+        <w:numPr>
+          <w:ilvl w:val="1"/>
+          <w:numId w:val="2"/>
+        </w:numPr>
+        <w:rPr>
+          <w:rFonts w:cs="Times New Roman"/>
+          <w:lang w:val="en-PK"/>
+        </w:rPr>
+      </w:pPr>
+      <w:r>
+        <w:rPr>
+          <w:rFonts w:cs="Times New Roman"/>
+          <w:lang w:val="en-PK"/>
+        </w:rPr>
+        <w:t>Track growth cycles before harvest.</w:t>
+      </w:r>
+    </w:p>
+    <w:p>
+      <w:pPr>
+        <w:spacing w:line="360" w:lineRule="auto"/>
+        <w:ind w:left="720"/>
+        <w:jc w:val="both"/>
+        <w:rPr>
+          <w:rFonts w:cs="Times New Roman"/>
+          <w:lang w:val="en-PK"/>
+        </w:rPr>
+      </w:pPr>
     </w:p>
     <w:p>
       <w:pPr>
@@ -2698,6 +2623,17 @@
     </w:p>
     <w:p>
       <w:pPr>
+        <w:spacing w:line="360" w:lineRule="auto"/>
+        <w:jc w:val="both"/>
+        <w:rPr>
+          <w:rFonts w:cs="Times New Roman"/>
+          <w:lang w:val="en-PK"/>
+        </w:rPr>
+      </w:pPr>
+    </w:p>
+    <w:p>
+      <w:pPr>
+        <w:pStyle w:val="ListParagraph"/>
         <w:numPr>
           <w:ilvl w:val="0"/>
           <w:numId w:val="2"/>
@@ -2706,21 +2642,24 @@
         <w:jc w:val="both"/>
         <w:rPr>
           <w:rFonts w:cs="Times New Roman"/>
-          <w:lang w:val="en-PK"/>
-        </w:rPr>
-      </w:pPr>
-      <w:r>
-        <w:rPr>
-          <w:rFonts w:cs="Times New Roman"/>
           <w:b/>
           <w:bCs/>
           <w:lang w:val="en-PK"/>
         </w:rPr>
-        <w:t>Market Simulation</w:t>
-      </w:r>
-    </w:p>
-    <w:p>
-      <w:pPr>
+      </w:pPr>
+      <w:r>
+        <w:rPr>
+          <w:rFonts w:cs="Times New Roman"/>
+          <w:b/>
+          <w:bCs/>
+          <w:lang w:val="en-PK"/>
+        </w:rPr>
+        <w:t>Market System</w:t>
+      </w:r>
+    </w:p>
+    <w:p>
+      <w:pPr>
+        <w:pStyle w:val="ListParagraph"/>
         <w:numPr>
           <w:ilvl w:val="1"/>
           <w:numId w:val="2"/>
@@ -2737,15 +2676,121 @@
           <w:rFonts w:cs="Times New Roman"/>
           <w:lang w:val="en-PK"/>
         </w:rPr>
-        <w:t>Buy/sell goods with dynamic pricing.</w:t>
-      </w:r>
-    </w:p>
-    <w:p>
-      <w:pPr>
-        <w:spacing w:line="360" w:lineRule="auto"/>
-        <w:jc w:val="both"/>
-        <w:rPr>
-          <w:rFonts w:cs="Times New Roman"/>
+        <w:t>Buy and sell farm products (milk, eggs, wheat, corn).</w:t>
+      </w:r>
+    </w:p>
+    <w:p>
+      <w:pPr>
+        <w:pStyle w:val="ListParagraph"/>
+        <w:numPr>
+          <w:ilvl w:val="1"/>
+          <w:numId w:val="2"/>
+        </w:numPr>
+        <w:spacing w:line="360" w:lineRule="auto"/>
+        <w:jc w:val="both"/>
+        <w:rPr>
+          <w:rFonts w:cs="Times New Roman"/>
+          <w:lang w:val="en-PK"/>
+        </w:rPr>
+      </w:pPr>
+      <w:r>
+        <w:rPr>
+          <w:rFonts w:cs="Times New Roman"/>
+          <w:lang w:val="en-PK"/>
+        </w:rPr>
+        <w:t>Dynamic pricing and stock availability.</w:t>
+      </w:r>
+    </w:p>
+    <w:p>
+      <w:pPr>
+        <w:pStyle w:val="ListParagraph"/>
+        <w:numPr>
+          <w:ilvl w:val="1"/>
+          <w:numId w:val="2"/>
+        </w:numPr>
+        <w:spacing w:line="360" w:lineRule="auto"/>
+        <w:jc w:val="both"/>
+        <w:rPr>
+          <w:rFonts w:cs="Times New Roman"/>
+          <w:lang w:val="en-PK"/>
+        </w:rPr>
+      </w:pPr>
+      <w:r>
+        <w:rPr>
+          <w:rFonts w:cs="Times New Roman"/>
+          <w:lang w:val="en-PK"/>
+        </w:rPr>
+        <w:t>Track balance and inventory.</w:t>
+      </w:r>
+    </w:p>
+    <w:p>
+      <w:pPr>
+        <w:spacing w:line="360" w:lineRule="auto"/>
+        <w:jc w:val="both"/>
+        <w:rPr>
+          <w:rFonts w:cs="Times New Roman"/>
+          <w:b/>
+          <w:bCs/>
+          <w:lang w:val="en-PK"/>
+        </w:rPr>
+      </w:pPr>
+    </w:p>
+    <w:p>
+      <w:pPr>
+        <w:pStyle w:val="ListParagraph"/>
+        <w:numPr>
+          <w:ilvl w:val="0"/>
+          <w:numId w:val="2"/>
+        </w:numPr>
+        <w:spacing w:line="360" w:lineRule="auto"/>
+        <w:jc w:val="both"/>
+        <w:rPr>
+          <w:rFonts w:cs="Times New Roman"/>
+          <w:b/>
+          <w:bCs/>
+          <w:lang w:val="en-PK"/>
+        </w:rPr>
+      </w:pPr>
+      <w:r>
+        <w:rPr>
+          <w:rFonts w:cs="Times New Roman"/>
+          <w:b/>
+          <w:bCs/>
+          <w:lang w:val="en-PK"/>
+        </w:rPr>
+        <w:t>Day Simulation</w:t>
+      </w:r>
+    </w:p>
+    <w:p>
+      <w:pPr>
+        <w:pStyle w:val="ListParagraph"/>
+        <w:numPr>
+          <w:ilvl w:val="1"/>
+          <w:numId w:val="2"/>
+        </w:numPr>
+        <w:spacing w:line="360" w:lineRule="auto"/>
+        <w:jc w:val="both"/>
+        <w:rPr>
+          <w:rFonts w:cs="Times New Roman"/>
+          <w:lang w:val="en-PK"/>
+        </w:rPr>
+      </w:pPr>
+      <w:r>
+        <w:rPr>
+          <w:rFonts w:cs="Times New Roman"/>
+          <w:lang w:val="en-PK"/>
+        </w:rPr>
+        <w:t>Progress time to trigger new growth cycles and animal health updates.</w:t>
+      </w:r>
+    </w:p>
+    <w:p>
+      <w:pPr>
+        <w:spacing w:line="360" w:lineRule="auto"/>
+        <w:jc w:val="both"/>
+        <w:rPr>
+          <w:rFonts w:cs="Times New Roman"/>
+          <w:b/>
+          <w:bCs/>
           <w:lang w:val="en-PK"/>
         </w:rPr>
       </w:pPr>
@@ -2759,7 +2804,7 @@
           <w:lang w:val="en-PK"/>
         </w:rPr>
       </w:pPr>
-      <w:bookmarkStart w:id="6" w:name="_Toc201518585"/>
+      <w:bookmarkStart w:id="6" w:name="_Toc201567492"/>
       <w:r>
         <w:rPr>
           <w:rFonts w:cs="Times New Roman"/>
@@ -2930,6 +2975,26 @@
     </w:p>
     <w:p>
       <w:pPr>
+        <w:spacing w:line="360" w:lineRule="auto"/>
+        <w:jc w:val="both"/>
+        <w:rPr>
+          <w:rFonts w:cs="Times New Roman"/>
+          <w:lang w:val="en-PK"/>
+        </w:rPr>
+      </w:pPr>
+    </w:p>
+    <w:p>
+      <w:pPr>
+        <w:spacing w:line="360" w:lineRule="auto"/>
+        <w:jc w:val="both"/>
+        <w:rPr>
+          <w:rFonts w:cs="Times New Roman"/>
+          <w:lang w:val="en-PK"/>
+        </w:rPr>
+      </w:pPr>
+    </w:p>
+    <w:p>
+      <w:pPr>
         <w:numPr>
           <w:ilvl w:val="0"/>
           <w:numId w:val="3"/>
@@ -2948,6 +3013,7 @@
           <w:bCs/>
           <w:lang w:val="en-PK"/>
         </w:rPr>
+        <w:lastRenderedPageBreak/>
         <w:t>Notifications</w:t>
       </w:r>
     </w:p>
@@ -2990,7 +3056,7 @@
           <w:rFonts w:cs="Times New Roman"/>
         </w:rPr>
       </w:pPr>
-      <w:bookmarkStart w:id="7" w:name="_Toc201518586"/>
+      <w:bookmarkStart w:id="7" w:name="_Toc201567493"/>
       <w:r>
         <w:rPr>
           <w:rFonts w:cs="Times New Roman"/>
@@ -3014,7 +3080,7 @@
           <w:lang w:val="en-PK"/>
         </w:rPr>
       </w:pPr>
-      <w:bookmarkStart w:id="8" w:name="_Toc201518587"/>
+      <w:bookmarkStart w:id="8" w:name="_Toc201567494"/>
       <w:r>
         <w:rPr>
           <w:rStyle w:val="Heading2Char"/>
@@ -3082,68 +3148,45 @@
         <w:rPr>
           <w:rStyle w:val="Heading2Char"/>
           <w:rFonts w:cs="Times New Roman"/>
-          <w:lang w:val="en-PK"/>
-        </w:rPr>
-      </w:pPr>
-    </w:p>
-    <w:p>
-      <w:pPr>
-        <w:spacing w:line="360" w:lineRule="auto"/>
+        </w:rPr>
+      </w:pPr>
+      <w:bookmarkStart w:id="9" w:name="_Toc201567495"/>
+      <w:r>
         <w:rPr>
           <w:rStyle w:val="Heading2Char"/>
           <w:rFonts w:cs="Times New Roman"/>
-          <w:lang w:val="en-PK"/>
-        </w:rPr>
-      </w:pPr>
-    </w:p>
-    <w:p>
-      <w:pPr>
-        <w:spacing w:line="360" w:lineRule="auto"/>
+        </w:rPr>
+        <w:t>4</w:t>
+      </w:r>
+      <w:r>
         <w:rPr>
           <w:rStyle w:val="Heading2Char"/>
           <w:rFonts w:cs="Times New Roman"/>
-          <w:lang w:val="en-PK"/>
-        </w:rPr>
-      </w:pPr>
-    </w:p>
-    <w:p>
-      <w:pPr>
-        <w:spacing w:line="360" w:lineRule="auto"/>
+        </w:rPr>
+        <w:t>.2 Polym</w:t>
+      </w:r>
+      <w:r>
         <w:rPr>
           <w:rStyle w:val="Heading2Char"/>
           <w:rFonts w:cs="Times New Roman"/>
         </w:rPr>
-      </w:pPr>
-      <w:bookmarkStart w:id="9" w:name="_Toc201518588"/>
+        <w:t>o</w:t>
+      </w:r>
       <w:r>
         <w:rPr>
           <w:rStyle w:val="Heading2Char"/>
           <w:rFonts w:cs="Times New Roman"/>
         </w:rPr>
-        <w:t>4</w:t>
-      </w:r>
+        <w:t>rphism</w:t>
+      </w:r>
+      <w:bookmarkEnd w:id="9"/>
       <w:r>
         <w:rPr>
           <w:rStyle w:val="Heading2Char"/>
           <w:rFonts w:cs="Times New Roman"/>
         </w:rPr>
-        <w:t>.2 Polym</w:t>
-      </w:r>
-      <w:r>
-        <w:rPr>
-          <w:rStyle w:val="Heading2Char"/>
-          <w:rFonts w:cs="Times New Roman"/>
-        </w:rPr>
-        <w:t>o</w:t>
-      </w:r>
-      <w:r>
-        <w:rPr>
-          <w:rStyle w:val="Heading2Char"/>
-          <w:rFonts w:cs="Times New Roman"/>
-        </w:rPr>
-        <w:t xml:space="preserve">rphism </w:t>
-      </w:r>
-      <w:bookmarkEnd w:id="9"/>
+        <w:t xml:space="preserve"> </w:t>
+      </w:r>
     </w:p>
     <w:p>
       <w:pPr>
@@ -3163,7 +3206,23 @@
           <w:rFonts w:cs="Times New Roman"/>
           <w:lang w:val="en-PK"/>
         </w:rPr>
-        <w:t>The feed() and produce() methods behave differently per animal type. Calling these on generic Animal objects automatically selects the correct implementation, enabling flexible farm operations.</w:t>
+        <w:t>The </w:t>
+      </w:r>
+      <w:proofErr w:type="gramStart"/>
+      <w:r>
+        <w:rPr>
+          <w:rFonts w:cs="Times New Roman"/>
+          <w:lang w:val="en-PK"/>
+        </w:rPr>
+        <w:t>feed(</w:t>
+      </w:r>
+      <w:proofErr w:type="gramEnd"/>
+      <w:r>
+        <w:rPr>
+          <w:rFonts w:cs="Times New Roman"/>
+          <w:lang w:val="en-PK"/>
+        </w:rPr>
+        <w:t>) and produce() methods behave differently per animal type. Calling these on generic Animal objects automatically selects the correct implementation, enabling flexible farm operations.</w:t>
       </w:r>
     </w:p>
     <w:p>
@@ -3175,7 +3234,7 @@
           <w:lang w:val="en-PK"/>
         </w:rPr>
       </w:pPr>
-      <w:bookmarkStart w:id="10" w:name="_Toc201518589"/>
+      <w:bookmarkStart w:id="10" w:name="_Toc201567496"/>
       <w:r>
         <w:rPr>
           <w:rStyle w:val="Heading2Char"/>
@@ -3223,7 +3282,23 @@
           <w:rFonts w:cs="Times New Roman"/>
           <w:lang w:val="en-PK"/>
         </w:rPr>
-        <w:t> are managed through controlled methods. Static variables track inventory securely, preventing direct external access that could corrupt game state.</w:t>
+        <w:t> </w:t>
+      </w:r>
+      <w:proofErr w:type="gramStart"/>
+      <w:r>
+        <w:rPr>
+          <w:rFonts w:cs="Times New Roman"/>
+          <w:lang w:val="en-PK"/>
+        </w:rPr>
+        <w:t>are</w:t>
+      </w:r>
+      <w:proofErr w:type="gramEnd"/>
+      <w:r>
+        <w:rPr>
+          <w:rFonts w:cs="Times New Roman"/>
+          <w:lang w:val="en-PK"/>
+        </w:rPr>
+        <w:t xml:space="preserve"> managed through controlled methods. Static variables track inventory securely, preventing direct external access that could corrupt game state.</w:t>
       </w:r>
     </w:p>
     <w:p>
@@ -3235,7 +3310,7 @@
           <w:lang w:val="en-PK"/>
         </w:rPr>
       </w:pPr>
-      <w:bookmarkStart w:id="11" w:name="_Toc201518590"/>
+      <w:bookmarkStart w:id="11" w:name="_Toc201567497"/>
       <w:r>
         <w:rPr>
           <w:rStyle w:val="Heading2Char"/>
@@ -3271,7 +3346,23 @@
           <w:rFonts w:cs="Times New Roman"/>
           <w:lang w:val="en-PK"/>
         </w:rPr>
-        <w:t>Abstract methods like grow() enforce implementation rules while hiding complex logic. Users interact with simple commands ("feed", "harvest") without needing backend knowledge.</w:t>
+        <w:t>Abstract methods like </w:t>
+      </w:r>
+      <w:proofErr w:type="gramStart"/>
+      <w:r>
+        <w:rPr>
+          <w:rFonts w:cs="Times New Roman"/>
+          <w:lang w:val="en-PK"/>
+        </w:rPr>
+        <w:t>grow(</w:t>
+      </w:r>
+      <w:proofErr w:type="gramEnd"/>
+      <w:r>
+        <w:rPr>
+          <w:rFonts w:cs="Times New Roman"/>
+          <w:lang w:val="en-PK"/>
+        </w:rPr>
+        <w:t>) enforce implementation rules while hiding complex logic. Users interact with simple commands ("feed", "harvest") without needing backend knowledge.</w:t>
       </w:r>
     </w:p>
     <w:p>
@@ -3283,7 +3374,7 @@
           <w:lang w:val="en-PK"/>
         </w:rPr>
       </w:pPr>
-      <w:bookmarkStart w:id="12" w:name="_Toc201518591"/>
+      <w:bookmarkStart w:id="12" w:name="_Toc201567498"/>
       <w:r>
         <w:rPr>
           <w:rStyle w:val="Heading2Char"/>
@@ -3409,6 +3500,16 @@
         </w:rPr>
         <w:t> to handle animals generically, while encapsulation protects data during GUI interactions. Static variables maintain real-time inventory updates across the system.</w:t>
       </w:r>
+    </w:p>
+    <w:p>
+      <w:pPr>
+        <w:spacing w:line="360" w:lineRule="auto"/>
+        <w:jc w:val="both"/>
+        <w:rPr>
+          <w:rFonts w:cs="Times New Roman"/>
+          <w:lang w:val="en-PK"/>
+        </w:rPr>
+      </w:pPr>
     </w:p>
     <w:p>
       <w:pPr>
@@ -3461,7 +3562,7 @@
         <w:pStyle w:val="Heading1"/>
         <w:jc w:val="both"/>
       </w:pPr>
-      <w:bookmarkStart w:id="13" w:name="_Toc201518592"/>
+      <w:bookmarkStart w:id="13" w:name="_Toc201567499"/>
       <w:r>
         <w:rPr>
           <w:lang w:val="en-US"/>
@@ -3482,7 +3583,7 @@
         <w:pStyle w:val="Heading2"/>
         <w:jc w:val="both"/>
       </w:pPr>
-      <w:bookmarkStart w:id="14" w:name="_Toc201518593"/>
+      <w:bookmarkStart w:id="14" w:name="_Toc201567500"/>
       <w:r>
         <w:t>5.</w:t>
       </w:r>
@@ -3654,7 +3755,7 @@
         <w:pStyle w:val="Heading2"/>
         <w:jc w:val="both"/>
       </w:pPr>
-      <w:bookmarkStart w:id="15" w:name="_Toc201518594"/>
+      <w:bookmarkStart w:id="15" w:name="_Toc201567501"/>
       <w:r>
         <w:lastRenderedPageBreak/>
         <w:t>5.</w:t>
@@ -3669,8 +3770,13 @@
         <w:spacing w:line="360" w:lineRule="auto"/>
         <w:jc w:val="both"/>
       </w:pPr>
-      <w:r>
-        <w:t xml:space="preserve">First we’ll start with overridden </w:t>
+      <w:proofErr w:type="gramStart"/>
+      <w:r>
+        <w:t>First</w:t>
+      </w:r>
+      <w:proofErr w:type="gramEnd"/>
+      <w:r>
+        <w:t xml:space="preserve"> we’ll start with overridden </w:t>
       </w:r>
       <w:r>
         <w:t>methods</w:t>
@@ -3685,7 +3791,17 @@
         <w:jc w:val="both"/>
       </w:pPr>
       <w:r>
-        <w:t>Below is the code of Cow child class</w:t>
+        <w:t xml:space="preserve">Below is the code of </w:t>
+      </w:r>
+      <w:r>
+        <w:rPr>
+          <w:b/>
+          <w:bCs/>
+        </w:rPr>
+        <w:t>Cow</w:t>
+      </w:r>
+      <w:r>
+        <w:t xml:space="preserve"> child class</w:t>
       </w:r>
     </w:p>
     <w:p>
@@ -3763,9 +3879,9 @@
           <w:noProof/>
         </w:rPr>
         <w:drawing>
-          <wp:inline distT="0" distB="0" distL="0" distR="0" wp14:anchorId="1FE4AA3E" wp14:editId="494CF064">
-            <wp:extent cx="5486400" cy="3077570"/>
-            <wp:effectExtent l="0" t="0" r="0" b="8890"/>
+          <wp:inline distT="0" distB="0" distL="0" distR="0" wp14:anchorId="1FE4AA3E" wp14:editId="55C09752">
+            <wp:extent cx="5501640" cy="2940685"/>
+            <wp:effectExtent l="0" t="0" r="3810" b="0"/>
             <wp:docPr id="11" name="Picture 11"/>
             <wp:cNvGraphicFramePr>
               <a:graphicFrameLocks xmlns:a="http://schemas.openxmlformats.org/drawingml/2006/main" noChangeAspect="1"/>
@@ -3795,7 +3911,7 @@
                   <pic:spPr bwMode="auto">
                     <a:xfrm>
                       <a:off x="0" y="0"/>
-                      <a:ext cx="5504192" cy="3087550"/>
+                      <a:ext cx="5527772" cy="2954653"/>
                     </a:xfrm>
                     <a:prstGeom prst="rect">
                       <a:avLst/>
@@ -3895,26 +4011,48 @@
           <w:rFonts w:cs="Times New Roman"/>
         </w:rPr>
       </w:pPr>
-      <w:r>
-        <w:rPr>
-          <w:rFonts w:cs="Times New Roman"/>
-        </w:rPr>
-        <w:t>Similarly now the code for the crop derive class</w:t>
-      </w:r>
-    </w:p>
-    <w:p>
-      <w:pPr>
-        <w:spacing w:line="360" w:lineRule="auto"/>
-        <w:jc w:val="both"/>
-        <w:rPr>
-          <w:rFonts w:cs="Times New Roman"/>
-        </w:rPr>
-      </w:pPr>
-      <w:r>
-        <w:rPr>
-          <w:rFonts w:cs="Times New Roman"/>
-        </w:rPr>
-        <w:t>Below is the code of Wheat child class overridden methods</w:t>
+      <w:proofErr w:type="gramStart"/>
+      <w:r>
+        <w:rPr>
+          <w:rFonts w:cs="Times New Roman"/>
+        </w:rPr>
+        <w:t>Similarly</w:t>
+      </w:r>
+      <w:proofErr w:type="gramEnd"/>
+      <w:r>
+        <w:rPr>
+          <w:rFonts w:cs="Times New Roman"/>
+        </w:rPr>
+        <w:t xml:space="preserve"> now the code for the crop derive class</w:t>
+      </w:r>
+    </w:p>
+    <w:p>
+      <w:pPr>
+        <w:spacing w:line="360" w:lineRule="auto"/>
+        <w:jc w:val="both"/>
+        <w:rPr>
+          <w:rFonts w:cs="Times New Roman"/>
+        </w:rPr>
+      </w:pPr>
+      <w:r>
+        <w:rPr>
+          <w:rFonts w:cs="Times New Roman"/>
+        </w:rPr>
+        <w:t xml:space="preserve">Below is the code of </w:t>
+      </w:r>
+      <w:r>
+        <w:rPr>
+          <w:rFonts w:cs="Times New Roman"/>
+          <w:b/>
+          <w:bCs/>
+        </w:rPr>
+        <w:t>Wheat</w:t>
+      </w:r>
+      <w:r>
+        <w:rPr>
+          <w:rFonts w:cs="Times New Roman"/>
+        </w:rPr>
+        <w:t xml:space="preserve"> child class overridden methods</w:t>
       </w:r>
     </w:p>
     <w:p>
@@ -4150,7 +4288,7 @@
         <w:pStyle w:val="Heading1"/>
         <w:jc w:val="both"/>
       </w:pPr>
-      <w:bookmarkStart w:id="16" w:name="_Toc201518595"/>
+      <w:bookmarkStart w:id="16" w:name="_Toc201567502"/>
       <w:r>
         <w:rPr>
           <w:lang w:val="en-US"/>
@@ -4168,7 +4306,7 @@
         <w:pStyle w:val="Heading2"/>
         <w:jc w:val="both"/>
       </w:pPr>
-      <w:bookmarkStart w:id="17" w:name="_Toc201518596"/>
+      <w:bookmarkStart w:id="17" w:name="_Toc201567503"/>
       <w:r>
         <w:t>6.</w:t>
       </w:r>
@@ -4464,7 +4602,7 @@
         <w:pStyle w:val="Heading2"/>
         <w:jc w:val="both"/>
       </w:pPr>
-      <w:bookmarkStart w:id="18" w:name="_Toc201518597"/>
+      <w:bookmarkStart w:id="18" w:name="_Toc201567504"/>
       <w:r>
         <w:t>6.</w:t>
       </w:r>
@@ -4483,6 +4621,65 @@
       </w:pPr>
       <w:r>
         <w:t>Buying goods</w:t>
+      </w:r>
+    </w:p>
+    <w:p>
+      <w:pPr>
+        <w:spacing w:line="360" w:lineRule="auto"/>
+        <w:jc w:val="both"/>
+      </w:pPr>
+      <w:r>
+        <w:rPr>
+          <w:noProof/>
+        </w:rPr>
+        <w:drawing>
+          <wp:inline distT="0" distB="0" distL="0" distR="0" wp14:anchorId="270AB374" wp14:editId="521F92F4">
+            <wp:extent cx="5696870" cy="2468880"/>
+            <wp:effectExtent l="0" t="0" r="0" b="7620"/>
+            <wp:docPr id="1" name="Picture 1"/>
+            <wp:cNvGraphicFramePr>
+              <a:graphicFrameLocks xmlns:a="http://schemas.openxmlformats.org/drawingml/2006/main" noChangeAspect="1"/>
+            </wp:cNvGraphicFramePr>
+            <a:graphic xmlns:a="http://schemas.openxmlformats.org/drawingml/2006/main">
+              <a:graphicData uri="http://schemas.openxmlformats.org/drawingml/2006/picture">
+                <pic:pic xmlns:pic="http://schemas.openxmlformats.org/drawingml/2006/picture">
+                  <pic:nvPicPr>
+                    <pic:cNvPr id="0" name="Picture 1"/>
+                    <pic:cNvPicPr>
+                      <a:picLocks noChangeAspect="1" noChangeArrowheads="1"/>
+                    </pic:cNvPicPr>
+                  </pic:nvPicPr>
+                  <pic:blipFill>
+                    <a:blip r:embed="rId20" cstate="print">
+                      <a:extLst>
+                        <a:ext uri="{28A0092B-C50C-407E-A947-70E740481C1C}">
+                          <a14:useLocalDpi xmlns:a14="http://schemas.microsoft.com/office/drawing/2010/main" val="0"/>
+                        </a:ext>
+                      </a:extLst>
+                    </a:blip>
+                    <a:srcRect/>
+                    <a:stretch>
+                      <a:fillRect/>
+                    </a:stretch>
+                  </pic:blipFill>
+                  <pic:spPr bwMode="auto">
+                    <a:xfrm>
+                      <a:off x="0" y="0"/>
+                      <a:ext cx="5706568" cy="2473083"/>
+                    </a:xfrm>
+                    <a:prstGeom prst="rect">
+                      <a:avLst/>
+                    </a:prstGeom>
+                    <a:noFill/>
+                    <a:ln>
+                      <a:noFill/>
+                    </a:ln>
+                  </pic:spPr>
+                </pic:pic>
+              </a:graphicData>
+            </a:graphic>
+          </wp:inline>
+        </w:drawing>
       </w:r>
     </w:p>
     <w:p>
@@ -4512,7 +4709,7 @@
                     </pic:cNvPicPr>
                   </pic:nvPicPr>
                   <pic:blipFill>
-                    <a:blip r:embed="rId20">
+                    <a:blip r:embed="rId21">
                       <a:extLst>
                         <a:ext uri="{28A0092B-C50C-407E-A947-70E740481C1C}">
                           <a14:useLocalDpi xmlns:a14="http://schemas.microsoft.com/office/drawing/2010/main" val="0"/>
@@ -4549,7 +4746,32 @@
         <w:spacing w:line="360" w:lineRule="auto"/>
         <w:jc w:val="both"/>
       </w:pPr>
-      <w:r>
+    </w:p>
+    <w:p>
+      <w:pPr>
+        <w:spacing w:line="360" w:lineRule="auto"/>
+        <w:jc w:val="both"/>
+      </w:pPr>
+    </w:p>
+    <w:p>
+      <w:pPr>
+        <w:spacing w:line="360" w:lineRule="auto"/>
+        <w:jc w:val="both"/>
+      </w:pPr>
+    </w:p>
+    <w:p>
+      <w:pPr>
+        <w:spacing w:line="360" w:lineRule="auto"/>
+        <w:jc w:val="both"/>
+      </w:pPr>
+    </w:p>
+    <w:p>
+      <w:pPr>
+        <w:spacing w:line="360" w:lineRule="auto"/>
+        <w:jc w:val="both"/>
+      </w:pPr>
+      <w:r>
+        <w:lastRenderedPageBreak/>
         <w:t>Selling goods</w:t>
       </w:r>
     </w:p>
@@ -4558,6 +4780,59 @@
         <w:spacing w:line="360" w:lineRule="auto"/>
         <w:jc w:val="both"/>
       </w:pPr>
+      <w:r>
+        <w:rPr>
+          <w:noProof/>
+        </w:rPr>
+        <w:drawing>
+          <wp:inline distT="0" distB="0" distL="0" distR="0" wp14:anchorId="6889F321" wp14:editId="09CFD5CE">
+            <wp:extent cx="5562600" cy="1683327"/>
+            <wp:effectExtent l="0" t="0" r="0" b="0"/>
+            <wp:docPr id="3" name="Picture 3"/>
+            <wp:cNvGraphicFramePr>
+              <a:graphicFrameLocks xmlns:a="http://schemas.openxmlformats.org/drawingml/2006/main" noChangeAspect="1"/>
+            </wp:cNvGraphicFramePr>
+            <a:graphic xmlns:a="http://schemas.openxmlformats.org/drawingml/2006/main">
+              <a:graphicData uri="http://schemas.openxmlformats.org/drawingml/2006/picture">
+                <pic:pic xmlns:pic="http://schemas.openxmlformats.org/drawingml/2006/picture">
+                  <pic:nvPicPr>
+                    <pic:cNvPr id="0" name="Picture 3"/>
+                    <pic:cNvPicPr>
+                      <a:picLocks noChangeAspect="1" noChangeArrowheads="1"/>
+                    </pic:cNvPicPr>
+                  </pic:nvPicPr>
+                  <pic:blipFill>
+                    <a:blip r:embed="rId22" cstate="print">
+                      <a:extLst>
+                        <a:ext uri="{28A0092B-C50C-407E-A947-70E740481C1C}">
+                          <a14:useLocalDpi xmlns:a14="http://schemas.microsoft.com/office/drawing/2010/main" val="0"/>
+                        </a:ext>
+                      </a:extLst>
+                    </a:blip>
+                    <a:srcRect/>
+                    <a:stretch>
+                      <a:fillRect/>
+                    </a:stretch>
+                  </pic:blipFill>
+                  <pic:spPr bwMode="auto">
+                    <a:xfrm>
+                      <a:off x="0" y="0"/>
+                      <a:ext cx="5571026" cy="1685877"/>
+                    </a:xfrm>
+                    <a:prstGeom prst="rect">
+                      <a:avLst/>
+                    </a:prstGeom>
+                    <a:noFill/>
+                    <a:ln>
+                      <a:noFill/>
+                    </a:ln>
+                  </pic:spPr>
+                </pic:pic>
+              </a:graphicData>
+            </a:graphic>
+          </wp:inline>
+        </w:drawing>
+      </w:r>
       <w:r>
         <w:br/>
       </w:r>
@@ -4583,7 +4858,7 @@
                     </pic:cNvPicPr>
                   </pic:nvPicPr>
                   <pic:blipFill>
-                    <a:blip r:embed="rId21">
+                    <a:blip r:embed="rId23">
                       <a:extLst>
                         <a:ext uri="{28A0092B-C50C-407E-A947-70E740481C1C}">
                           <a14:useLocalDpi xmlns:a14="http://schemas.microsoft.com/office/drawing/2010/main" val="0"/>
@@ -4630,14 +4905,30 @@
     </w:p>
     <w:p>
       <w:pPr>
+        <w:rPr>
+          <w:rFonts w:eastAsia="Verdana" w:cs="Verdana"/>
+          <w:b/>
+          <w:bCs/>
+          <w:color w:val="000000" w:themeColor="text1"/>
+          <w:sz w:val="28"/>
+          <w:szCs w:val="34"/>
+        </w:rPr>
+      </w:pPr>
+      <w:r>
+        <w:br w:type="page"/>
+      </w:r>
+    </w:p>
+    <w:p>
+      <w:pPr>
         <w:pStyle w:val="Heading1"/>
         <w:jc w:val="both"/>
       </w:pPr>
-      <w:bookmarkStart w:id="19" w:name="_Toc201518598"/>
+      <w:bookmarkStart w:id="19" w:name="_Toc201567505"/>
       <w:r>
         <w:rPr>
           <w:lang w:val="en-US"/>
         </w:rPr>
+        <w:lastRenderedPageBreak/>
         <w:t xml:space="preserve">7. </w:t>
       </w:r>
       <w:proofErr w:type="spellStart"/>
@@ -4652,13 +4943,80 @@
     </w:p>
     <w:p>
       <w:pPr>
+        <w:spacing w:line="360" w:lineRule="auto"/>
+        <w:jc w:val="both"/>
+      </w:pPr>
+      <w:r>
+        <w:t xml:space="preserve">After building the basic console version of my Digital Farm Management System, I decided to improve the user experience by adding a Graphical User Interface (GUI) using the </w:t>
+      </w:r>
+      <w:proofErr w:type="spellStart"/>
+      <w:r>
+        <w:t>Streamlit</w:t>
+      </w:r>
+      <w:proofErr w:type="spellEnd"/>
+      <w:r>
+        <w:t xml:space="preserve"> </w:t>
+      </w:r>
+      <w:r>
+        <w:t xml:space="preserve">software </w:t>
+      </w:r>
+      <w:r>
+        <w:t>in C++. The purpose of this was to make the system more interactive, beginner-friendly, and closer to how real applications work visually.</w:t>
+      </w:r>
+    </w:p>
+    <w:p>
+      <w:pPr>
+        <w:spacing w:line="360" w:lineRule="auto"/>
+        <w:jc w:val="both"/>
+      </w:pPr>
+    </w:p>
+    <w:p>
+      <w:pPr>
+        <w:spacing w:line="360" w:lineRule="auto"/>
+        <w:jc w:val="both"/>
+      </w:pPr>
+      <w:r>
+        <w:t>In the GUI version, actions like feeding animals, planting crops, and checking balances are done through buttons, message boxes, and input fields, instead of typing commands in the console. This makes the simulation easier to use and more engaging, especially for users who may not be comfortable with text-based interfaces.</w:t>
+      </w:r>
+    </w:p>
+    <w:p>
+      <w:pPr>
+        <w:spacing w:line="360" w:lineRule="auto"/>
+        <w:jc w:val="both"/>
+      </w:pPr>
+    </w:p>
+    <w:p>
+      <w:pPr>
+        <w:spacing w:line="360" w:lineRule="auto"/>
+        <w:jc w:val="both"/>
+      </w:pPr>
+      <w:r>
+        <w:t xml:space="preserve">Even though the backend logic of the farm was originally written in C++, using </w:t>
+      </w:r>
+      <w:proofErr w:type="spellStart"/>
+      <w:r>
+        <w:t>Streamlit</w:t>
+      </w:r>
+      <w:proofErr w:type="spellEnd"/>
+      <w:r>
+        <w:t xml:space="preserve"> helped me present the same concepts in a cleaner, more user-friendly way. This experience taught me how frontend and backend systems can work together, and how Python can be used to quickly build interfaces on top of existing logic.</w:t>
+      </w:r>
+    </w:p>
+    <w:p>
+      <w:pPr>
+        <w:spacing w:line="360" w:lineRule="auto"/>
+        <w:jc w:val="both"/>
+      </w:pPr>
+    </w:p>
+    <w:p>
+      <w:pPr>
         <w:pStyle w:val="Heading2"/>
         <w:jc w:val="both"/>
         <w:rPr>
           <w:rFonts w:eastAsia="Verdana"/>
         </w:rPr>
       </w:pPr>
-      <w:bookmarkStart w:id="20" w:name="_Toc201518599"/>
+      <w:bookmarkStart w:id="20" w:name="_Toc201567506"/>
       <w:r>
         <w:rPr>
           <w:rFonts w:eastAsia="Verdana"/>
@@ -4700,7 +5058,7 @@
                     </pic:cNvPicPr>
                   </pic:nvPicPr>
                   <pic:blipFill>
-                    <a:blip r:embed="rId22" cstate="print">
+                    <a:blip r:embed="rId24" cstate="print">
                       <a:extLst>
                         <a:ext uri="{28A0092B-C50C-407E-A947-70E740481C1C}">
                           <a14:useLocalDpi xmlns:a14="http://schemas.microsoft.com/office/drawing/2010/main" val="0"/>
@@ -4747,6 +5105,7 @@
         <w:rPr>
           <w:noProof/>
         </w:rPr>
+        <w:lastRenderedPageBreak/>
         <w:drawing>
           <wp:inline distT="0" distB="0" distL="0" distR="0" wp14:anchorId="1A962CD1" wp14:editId="45A0A4AA">
             <wp:extent cx="5394960" cy="3627993"/>
@@ -4765,7 +5124,7 @@
                     </pic:cNvPicPr>
                   </pic:nvPicPr>
                   <pic:blipFill>
-                    <a:blip r:embed="rId23">
+                    <a:blip r:embed="rId25">
                       <a:extLst>
                         <a:ext uri="{28A0092B-C50C-407E-A947-70E740481C1C}">
                           <a14:useLocalDpi xmlns:a14="http://schemas.microsoft.com/office/drawing/2010/main" val="0"/>
@@ -4808,45 +5167,9 @@
         <w:spacing w:line="360" w:lineRule="auto"/>
         <w:jc w:val="both"/>
       </w:pPr>
-    </w:p>
-    <w:p>
-      <w:pPr>
-        <w:spacing w:line="360" w:lineRule="auto"/>
-        <w:jc w:val="both"/>
-      </w:pPr>
-    </w:p>
-    <w:p>
-      <w:pPr>
-        <w:spacing w:line="360" w:lineRule="auto"/>
-        <w:jc w:val="both"/>
-      </w:pPr>
-    </w:p>
-    <w:p>
-      <w:pPr>
-        <w:spacing w:line="360" w:lineRule="auto"/>
-        <w:jc w:val="both"/>
-      </w:pPr>
-    </w:p>
-    <w:p>
-      <w:pPr>
-        <w:spacing w:line="360" w:lineRule="auto"/>
-        <w:jc w:val="both"/>
-      </w:pPr>
-    </w:p>
-    <w:p>
-      <w:pPr>
-        <w:spacing w:line="360" w:lineRule="auto"/>
-        <w:jc w:val="both"/>
-      </w:pPr>
       <w:r>
         <w:t>Simulation stats after some days</w:t>
       </w:r>
-    </w:p>
-    <w:p>
-      <w:pPr>
-        <w:spacing w:line="360" w:lineRule="auto"/>
-        <w:jc w:val="both"/>
-      </w:pPr>
     </w:p>
     <w:p>
       <w:pPr>
@@ -4875,7 +5198,7 @@
                     </pic:cNvPicPr>
                   </pic:nvPicPr>
                   <pic:blipFill>
-                    <a:blip r:embed="rId24" cstate="print">
+                    <a:blip r:embed="rId26" cstate="print">
                       <a:extLst>
                         <a:ext uri="{28A0092B-C50C-407E-A947-70E740481C1C}">
                           <a14:useLocalDpi xmlns:a14="http://schemas.microsoft.com/office/drawing/2010/main" val="0"/>
@@ -4918,7 +5241,13 @@
         <w:pStyle w:val="Heading2"/>
         <w:jc w:val="both"/>
       </w:pPr>
-      <w:bookmarkStart w:id="21" w:name="_Toc201518600"/>
+    </w:p>
+    <w:p>
+      <w:pPr>
+        <w:pStyle w:val="Heading2"/>
+        <w:jc w:val="both"/>
+      </w:pPr>
+      <w:bookmarkStart w:id="21" w:name="_Toc201567507"/>
       <w:r>
         <w:t xml:space="preserve">7.2 </w:t>
       </w:r>
@@ -4926,12 +5255,6 @@
         <w:t>Market Panel:</w:t>
       </w:r>
       <w:bookmarkEnd w:id="21"/>
-    </w:p>
-    <w:p>
-      <w:pPr>
-        <w:spacing w:line="360" w:lineRule="auto"/>
-        <w:jc w:val="both"/>
-      </w:pPr>
     </w:p>
     <w:p>
       <w:pPr>
@@ -4960,7 +5283,7 @@
                     </pic:cNvPicPr>
                   </pic:nvPicPr>
                   <pic:blipFill>
-                    <a:blip r:embed="rId25">
+                    <a:blip r:embed="rId27">
                       <a:extLst>
                         <a:ext uri="{28A0092B-C50C-407E-A947-70E740481C1C}">
                           <a14:useLocalDpi xmlns:a14="http://schemas.microsoft.com/office/drawing/2010/main" val="0"/>
@@ -4999,7 +5322,7 @@
       </w:pPr>
     </w:p>
     <w:sectPr>
-      <w:footerReference w:type="default" r:id="rId26"/>
+      <w:footerReference w:type="default" r:id="rId28"/>
       <w:type w:val="continuous"/>
       <w:pgSz w:w="11910" w:h="16850"/>
       <w:pgMar w:top="1080" w:right="1133" w:bottom="280" w:left="1133" w:header="720" w:footer="720" w:gutter="0"/>
@@ -5134,9 +5457,9 @@
 <file path=word/numbering.xml><?xml version="1.0" encoding="utf-8"?>
 <w:numbering xmlns:wpc="http://schemas.microsoft.com/office/word/2010/wordprocessingCanvas" xmlns:cx="http://schemas.microsoft.com/office/drawing/2014/chartex" xmlns:cx1="http://schemas.microsoft.com/office/drawing/2015/9/8/chartex" xmlns:cx2="http://schemas.microsoft.com/office/drawing/2015/10/21/chartex" xmlns:cx3="http://schemas.microsoft.com/office/drawing/2016/5/9/chartex" xmlns:cx4="http://schemas.microsoft.com/office/drawing/2016/5/10/chartex" xmlns:cx5="http://schemas.microsoft.com/office/drawing/2016/5/11/chartex" xmlns:cx6="http://schemas.microsoft.com/office/drawing/2016/5/12/chartex" xmlns:cx7="http://schemas.microsoft.com/office/drawing/2016/5/13/chartex" xmlns:cx8="http://schemas.microsoft.com/office/drawing/2016/5/14/chartex" xmlns:mc="http://schemas.openxmlformats.org/markup-compatibility/2006" xmlns:aink="http://schemas.microsoft.com/office/drawing/2016/ink" xmlns:am3d="http://schemas.microsoft.com/office/drawing/2017/model3d" xmlns:o="urn:schemas-microsoft-com:office:office" xmlns:r="http://schemas.openxmlformats.org/officeDocument/2006/relationships" xmlns:m="http://schemas.openxmlformats.org/officeDocument/2006/math" xmlns:v="urn:schemas-microsoft-com:vml" xmlns:wp14="http://schemas.microsoft.com/office/word/2010/wordprocessingDrawing" xmlns:wp="http://schemas.openxmlformats.org/drawingml/2006/wordprocessingDrawing" xmlns:w10="urn:schemas-microsoft-com:office:word" xmlns:w="http://schemas.openxmlformats.org/wordprocessingml/2006/main" xmlns:w14="http://schemas.microsoft.com/office/word/2010/wordml" xmlns:w15="http://schemas.microsoft.com/office/word/2012/wordml" xmlns:w16cex="http://schemas.microsoft.com/office/word/2018/wordml/cex" xmlns:w16cid="http://schemas.microsoft.com/office/word/2016/wordml/cid" xmlns:w16="http://schemas.microsoft.com/office/word/2018/wordml" xmlns:w16sdtdh="http://schemas.microsoft.com/office/word/2020/wordml/sdtdatahash" xmlns:w16se="http://schemas.microsoft.com/office/word/2015/wordml/symex" xmlns:wpg="http://schemas.microsoft.com/office/word/2010/wordprocessingGroup" xmlns:wpi="http://schemas.microsoft.com/office/word/2010/wordprocessingInk" xmlns:wne="http://schemas.microsoft.com/office/word/2006/wordml" xmlns:wps="http://schemas.microsoft.com/office/word/2010/wordprocessingShape" mc:Ignorable="w14 w15 w16se w16cid w16 w16cex w16sdtdh wp14">
   <w:abstractNum w:abstractNumId="0" w15:restartNumberingAfterBreak="0">
-    <w:nsid w:val="0F514925"/>
+    <w:nsid w:val="0C374181"/>
     <w:multiLevelType w:val="multilevel"/>
-    <w:tmpl w:val="90DA7E6E"/>
+    <w:tmpl w:val="86366AB2"/>
     <w:lvl w:ilvl="0">
       <w:start w:val="1"/>
       <w:numFmt w:val="bullet"/>
@@ -5283,6 +5606,155 @@
     </w:lvl>
   </w:abstractNum>
   <w:abstractNum w:abstractNumId="1" w15:restartNumberingAfterBreak="0">
+    <w:nsid w:val="0F514925"/>
+    <w:multiLevelType w:val="multilevel"/>
+    <w:tmpl w:val="90DA7E6E"/>
+    <w:lvl w:ilvl="0">
+      <w:start w:val="1"/>
+      <w:numFmt w:val="bullet"/>
+      <w:lvlText w:val=""/>
+      <w:lvlJc w:val="left"/>
+      <w:pPr>
+        <w:tabs>
+          <w:tab w:val="num" w:pos="720"/>
+        </w:tabs>
+        <w:ind w:left="720" w:hanging="360"/>
+      </w:pPr>
+      <w:rPr>
+        <w:rFonts w:ascii="Symbol" w:hAnsi="Symbol" w:hint="default"/>
+        <w:sz w:val="20"/>
+      </w:rPr>
+    </w:lvl>
+    <w:lvl w:ilvl="1" w:tentative="1">
+      <w:start w:val="1"/>
+      <w:numFmt w:val="bullet"/>
+      <w:lvlText w:val="o"/>
+      <w:lvlJc w:val="left"/>
+      <w:pPr>
+        <w:tabs>
+          <w:tab w:val="num" w:pos="1440"/>
+        </w:tabs>
+        <w:ind w:left="1440" w:hanging="360"/>
+      </w:pPr>
+      <w:rPr>
+        <w:rFonts w:ascii="Courier New" w:hAnsi="Courier New" w:hint="default"/>
+        <w:sz w:val="20"/>
+      </w:rPr>
+    </w:lvl>
+    <w:lvl w:ilvl="2" w:tentative="1">
+      <w:start w:val="1"/>
+      <w:numFmt w:val="bullet"/>
+      <w:lvlText w:val=""/>
+      <w:lvlJc w:val="left"/>
+      <w:pPr>
+        <w:tabs>
+          <w:tab w:val="num" w:pos="2160"/>
+        </w:tabs>
+        <w:ind w:left="2160" w:hanging="360"/>
+      </w:pPr>
+      <w:rPr>
+        <w:rFonts w:ascii="Wingdings" w:hAnsi="Wingdings" w:hint="default"/>
+        <w:sz w:val="20"/>
+      </w:rPr>
+    </w:lvl>
+    <w:lvl w:ilvl="3" w:tentative="1">
+      <w:start w:val="1"/>
+      <w:numFmt w:val="bullet"/>
+      <w:lvlText w:val=""/>
+      <w:lvlJc w:val="left"/>
+      <w:pPr>
+        <w:tabs>
+          <w:tab w:val="num" w:pos="2880"/>
+        </w:tabs>
+        <w:ind w:left="2880" w:hanging="360"/>
+      </w:pPr>
+      <w:rPr>
+        <w:rFonts w:ascii="Wingdings" w:hAnsi="Wingdings" w:hint="default"/>
+        <w:sz w:val="20"/>
+      </w:rPr>
+    </w:lvl>
+    <w:lvl w:ilvl="4" w:tentative="1">
+      <w:start w:val="1"/>
+      <w:numFmt w:val="bullet"/>
+      <w:lvlText w:val=""/>
+      <w:lvlJc w:val="left"/>
+      <w:pPr>
+        <w:tabs>
+          <w:tab w:val="num" w:pos="3600"/>
+        </w:tabs>
+        <w:ind w:left="3600" w:hanging="360"/>
+      </w:pPr>
+      <w:rPr>
+        <w:rFonts w:ascii="Wingdings" w:hAnsi="Wingdings" w:hint="default"/>
+        <w:sz w:val="20"/>
+      </w:rPr>
+    </w:lvl>
+    <w:lvl w:ilvl="5" w:tentative="1">
+      <w:start w:val="1"/>
+      <w:numFmt w:val="bullet"/>
+      <w:lvlText w:val=""/>
+      <w:lvlJc w:val="left"/>
+      <w:pPr>
+        <w:tabs>
+          <w:tab w:val="num" w:pos="4320"/>
+        </w:tabs>
+        <w:ind w:left="4320" w:hanging="360"/>
+      </w:pPr>
+      <w:rPr>
+        <w:rFonts w:ascii="Wingdings" w:hAnsi="Wingdings" w:hint="default"/>
+        <w:sz w:val="20"/>
+      </w:rPr>
+    </w:lvl>
+    <w:lvl w:ilvl="6" w:tentative="1">
+      <w:start w:val="1"/>
+      <w:numFmt w:val="bullet"/>
+      <w:lvlText w:val=""/>
+      <w:lvlJc w:val="left"/>
+      <w:pPr>
+        <w:tabs>
+          <w:tab w:val="num" w:pos="5040"/>
+        </w:tabs>
+        <w:ind w:left="5040" w:hanging="360"/>
+      </w:pPr>
+      <w:rPr>
+        <w:rFonts w:ascii="Wingdings" w:hAnsi="Wingdings" w:hint="default"/>
+        <w:sz w:val="20"/>
+      </w:rPr>
+    </w:lvl>
+    <w:lvl w:ilvl="7" w:tentative="1">
+      <w:start w:val="1"/>
+      <w:numFmt w:val="bullet"/>
+      <w:lvlText w:val=""/>
+      <w:lvlJc w:val="left"/>
+      <w:pPr>
+        <w:tabs>
+          <w:tab w:val="num" w:pos="5760"/>
+        </w:tabs>
+        <w:ind w:left="5760" w:hanging="360"/>
+      </w:pPr>
+      <w:rPr>
+        <w:rFonts w:ascii="Wingdings" w:hAnsi="Wingdings" w:hint="default"/>
+        <w:sz w:val="20"/>
+      </w:rPr>
+    </w:lvl>
+    <w:lvl w:ilvl="8" w:tentative="1">
+      <w:start w:val="1"/>
+      <w:numFmt w:val="bullet"/>
+      <w:lvlText w:val=""/>
+      <w:lvlJc w:val="left"/>
+      <w:pPr>
+        <w:tabs>
+          <w:tab w:val="num" w:pos="6480"/>
+        </w:tabs>
+        <w:ind w:left="6480" w:hanging="360"/>
+      </w:pPr>
+      <w:rPr>
+        <w:rFonts w:ascii="Wingdings" w:hAnsi="Wingdings" w:hint="default"/>
+        <w:sz w:val="20"/>
+      </w:rPr>
+    </w:lvl>
+  </w:abstractNum>
+  <w:abstractNum w:abstractNumId="2" w15:restartNumberingAfterBreak="0">
     <w:nsid w:val="1E060D28"/>
     <w:multiLevelType w:val="multilevel"/>
     <w:tmpl w:val="CFFA466E"/>
@@ -5431,7 +5903,7 @@
       </w:rPr>
     </w:lvl>
   </w:abstractNum>
-  <w:abstractNum w:abstractNumId="2" w15:restartNumberingAfterBreak="0">
+  <w:abstractNum w:abstractNumId="3" w15:restartNumberingAfterBreak="0">
     <w:nsid w:val="51557124"/>
     <w:multiLevelType w:val="multilevel"/>
     <w:tmpl w:val="988CB25E"/>
@@ -5580,7 +6052,7 @@
       </w:rPr>
     </w:lvl>
   </w:abstractNum>
-  <w:abstractNum w:abstractNumId="3" w15:restartNumberingAfterBreak="0">
+  <w:abstractNum w:abstractNumId="4" w15:restartNumberingAfterBreak="0">
     <w:nsid w:val="727830AC"/>
     <w:multiLevelType w:val="multilevel"/>
     <w:tmpl w:val="D6342696"/>
@@ -5729,7 +6201,7 @@
       </w:rPr>
     </w:lvl>
   </w:abstractNum>
-  <w:abstractNum w:abstractNumId="4" w15:restartNumberingAfterBreak="0">
+  <w:abstractNum w:abstractNumId="5" w15:restartNumberingAfterBreak="0">
     <w:nsid w:val="7EF41B90"/>
     <w:multiLevelType w:val="multilevel"/>
     <w:tmpl w:val="2744D210"/>
@@ -5879,19 +6351,22 @@
     </w:lvl>
   </w:abstractNum>
   <w:num w:numId="1">
+    <w:abstractNumId w:val="4"/>
+  </w:num>
+  <w:num w:numId="2">
+    <w:abstractNumId w:val="5"/>
+  </w:num>
+  <w:num w:numId="3">
+    <w:abstractNumId w:val="2"/>
+  </w:num>
+  <w:num w:numId="4">
+    <w:abstractNumId w:val="1"/>
+  </w:num>
+  <w:num w:numId="5">
     <w:abstractNumId w:val="3"/>
   </w:num>
-  <w:num w:numId="2">
-    <w:abstractNumId w:val="4"/>
-  </w:num>
-  <w:num w:numId="3">
-    <w:abstractNumId w:val="1"/>
-  </w:num>
-  <w:num w:numId="4">
+  <w:num w:numId="6">
     <w:abstractNumId w:val="0"/>
-  </w:num>
-  <w:num w:numId="5">
-    <w:abstractNumId w:val="2"/>
   </w:num>
 </w:numbering>
 </file>
@@ -6394,7 +6869,6 @@
   <w:style w:type="character" w:default="1" w:styleId="DefaultParagraphFont">
     <w:name w:val="Default Paragraph Font"/>
     <w:uiPriority w:val="1"/>
-    <w:semiHidden/>
     <w:unhideWhenUsed/>
   </w:style>
   <w:style w:type="table" w:default="1" w:styleId="TableNormal">

--- a/Final report/Digital farm management system.docx
+++ b/Final report/Digital farm management system.docx
@@ -28,26 +28,25 @@
           <w:pPr>
             <w:pStyle w:val="TOCHeading"/>
             <w:spacing w:line="360" w:lineRule="auto"/>
-            <w:jc w:val="both"/>
             <w:rPr>
               <w:color w:val="000000" w:themeColor="text1"/>
-              <w:sz w:val="28"/>
-              <w:szCs w:val="28"/>
+              <w:sz w:val="24"/>
+              <w:szCs w:val="24"/>
             </w:rPr>
           </w:pPr>
           <w:r>
             <w:rPr>
               <w:color w:val="000000" w:themeColor="text1"/>
-              <w:sz w:val="28"/>
-              <w:szCs w:val="28"/>
+              <w:sz w:val="24"/>
+              <w:szCs w:val="24"/>
             </w:rPr>
             <w:t xml:space="preserve">Table of </w:t>
           </w:r>
           <w:r>
             <w:rPr>
               <w:color w:val="000000" w:themeColor="text1"/>
-              <w:sz w:val="28"/>
-              <w:szCs w:val="28"/>
+              <w:sz w:val="24"/>
+              <w:szCs w:val="24"/>
             </w:rPr>
             <w:t>Contents</w:t>
           </w:r>
@@ -59,63 +58,93 @@
               <w:rFonts w:asciiTheme="minorHAnsi" w:eastAsiaTheme="minorEastAsia" w:hAnsiTheme="minorHAnsi" w:cstheme="minorBidi"/>
               <w:b w:val="0"/>
               <w:bCs w:val="0"/>
+              <w:sz w:val="24"/>
+              <w:szCs w:val="24"/>
               <w:lang w:val="en-PK" w:eastAsia="en-PK"/>
             </w:rPr>
           </w:pPr>
           <w:r>
+            <w:rPr>
+              <w:sz w:val="24"/>
+              <w:szCs w:val="24"/>
+            </w:rPr>
             <w:fldChar w:fldCharType="begin"/>
           </w:r>
           <w:r>
+            <w:rPr>
+              <w:sz w:val="24"/>
+              <w:szCs w:val="24"/>
+            </w:rPr>
             <w:instrText xml:space="preserve"> TOC \o "1-3" \h \z \u </w:instrText>
           </w:r>
           <w:r>
+            <w:rPr>
+              <w:sz w:val="24"/>
+              <w:szCs w:val="24"/>
+            </w:rPr>
             <w:fldChar w:fldCharType="separate"/>
           </w:r>
-          <w:hyperlink w:anchor="_Toc201567486" w:history="1">
+          <w:hyperlink w:anchor="_Toc201568960" w:history="1">
             <w:r>
               <w:rPr>
                 <w:rStyle w:val="Hyperlink"/>
+                <w:sz w:val="24"/>
+                <w:szCs w:val="24"/>
               </w:rPr>
               <w:t>1. Introduction</w:t>
             </w:r>
             <w:r>
               <w:rPr>
                 <w:webHidden/>
+                <w:sz w:val="24"/>
+                <w:szCs w:val="24"/>
               </w:rPr>
               <w:tab/>
             </w:r>
             <w:r>
               <w:rPr>
                 <w:webHidden/>
+                <w:sz w:val="24"/>
+                <w:szCs w:val="24"/>
               </w:rPr>
               <w:fldChar w:fldCharType="begin"/>
             </w:r>
             <w:r>
               <w:rPr>
                 <w:webHidden/>
-              </w:rPr>
-              <w:instrText xml:space="preserve"> PAGEREF _Toc201567486 \h </w:instrText>
-            </w:r>
-            <w:r>
-              <w:rPr>
-                <w:webHidden/>
-              </w:rPr>
-            </w:r>
-            <w:r>
-              <w:rPr>
-                <w:webHidden/>
+                <w:sz w:val="24"/>
+                <w:szCs w:val="24"/>
+              </w:rPr>
+              <w:instrText xml:space="preserve"> PAGEREF _Toc201568960 \h </w:instrText>
+            </w:r>
+            <w:r>
+              <w:rPr>
+                <w:webHidden/>
+                <w:sz w:val="24"/>
+                <w:szCs w:val="24"/>
+              </w:rPr>
+            </w:r>
+            <w:r>
+              <w:rPr>
+                <w:webHidden/>
+                <w:sz w:val="24"/>
+                <w:szCs w:val="24"/>
               </w:rPr>
               <w:fldChar w:fldCharType="separate"/>
             </w:r>
             <w:r>
               <w:rPr>
                 <w:webHidden/>
-              </w:rPr>
-              <w:t>1</w:t>
-            </w:r>
-            <w:r>
-              <w:rPr>
-                <w:webHidden/>
+                <w:sz w:val="24"/>
+                <w:szCs w:val="24"/>
+              </w:rPr>
+              <w:t>3</w:t>
+            </w:r>
+            <w:r>
+              <w:rPr>
+                <w:webHidden/>
+                <w:sz w:val="24"/>
+                <w:szCs w:val="24"/>
               </w:rPr>
               <w:fldChar w:fldCharType="end"/>
             </w:r>
@@ -130,16 +159,17 @@
             <w:rPr>
               <w:rFonts w:asciiTheme="minorHAnsi" w:eastAsiaTheme="minorEastAsia" w:hAnsiTheme="minorHAnsi" w:cstheme="minorBidi"/>
               <w:noProof/>
-              <w:sz w:val="22"/>
+              <w:szCs w:val="24"/>
               <w:lang w:val="en-PK" w:eastAsia="en-PK"/>
             </w:rPr>
           </w:pPr>
-          <w:hyperlink w:anchor="_Toc201567487" w:history="1">
+          <w:hyperlink w:anchor="_Toc201568961" w:history="1">
             <w:r>
               <w:rPr>
                 <w:rStyle w:val="Hyperlink"/>
                 <w:rFonts w:eastAsia="Verdana" w:cs="Times New Roman"/>
                 <w:noProof/>
+                <w:szCs w:val="24"/>
                 <w:lang w:val="en-PK"/>
               </w:rPr>
               <w:t>1.1 Project Overview</w:t>
@@ -148,6 +178,7 @@
               <w:rPr>
                 <w:noProof/>
                 <w:webHidden/>
+                <w:szCs w:val="24"/>
               </w:rPr>
               <w:tab/>
             </w:r>
@@ -155,6 +186,7 @@
               <w:rPr>
                 <w:noProof/>
                 <w:webHidden/>
+                <w:szCs w:val="24"/>
               </w:rPr>
               <w:fldChar w:fldCharType="begin"/>
             </w:r>
@@ -162,19 +194,22 @@
               <w:rPr>
                 <w:noProof/>
                 <w:webHidden/>
-              </w:rPr>
-              <w:instrText xml:space="preserve"> PAGEREF _Toc201567487 \h </w:instrText>
-            </w:r>
-            <w:r>
-              <w:rPr>
-                <w:noProof/>
-                <w:webHidden/>
-              </w:rPr>
-            </w:r>
-            <w:r>
-              <w:rPr>
-                <w:noProof/>
-                <w:webHidden/>
+                <w:szCs w:val="24"/>
+              </w:rPr>
+              <w:instrText xml:space="preserve"> PAGEREF _Toc201568961 \h </w:instrText>
+            </w:r>
+            <w:r>
+              <w:rPr>
+                <w:noProof/>
+                <w:webHidden/>
+                <w:szCs w:val="24"/>
+              </w:rPr>
+            </w:r>
+            <w:r>
+              <w:rPr>
+                <w:noProof/>
+                <w:webHidden/>
+                <w:szCs w:val="24"/>
               </w:rPr>
               <w:fldChar w:fldCharType="separate"/>
             </w:r>
@@ -182,13 +217,15 @@
               <w:rPr>
                 <w:noProof/>
                 <w:webHidden/>
-              </w:rPr>
-              <w:t>1</w:t>
-            </w:r>
-            <w:r>
-              <w:rPr>
-                <w:noProof/>
-                <w:webHidden/>
+                <w:szCs w:val="24"/>
+              </w:rPr>
+              <w:t>3</w:t>
+            </w:r>
+            <w:r>
+              <w:rPr>
+                <w:noProof/>
+                <w:webHidden/>
+                <w:szCs w:val="24"/>
               </w:rPr>
               <w:fldChar w:fldCharType="end"/>
             </w:r>
@@ -203,16 +240,17 @@
             <w:rPr>
               <w:rFonts w:asciiTheme="minorHAnsi" w:eastAsiaTheme="minorEastAsia" w:hAnsiTheme="minorHAnsi" w:cstheme="minorBidi"/>
               <w:noProof/>
-              <w:sz w:val="22"/>
+              <w:szCs w:val="24"/>
               <w:lang w:val="en-PK" w:eastAsia="en-PK"/>
             </w:rPr>
           </w:pPr>
-          <w:hyperlink w:anchor="_Toc201567488" w:history="1">
+          <w:hyperlink w:anchor="_Toc201568962" w:history="1">
             <w:r>
               <w:rPr>
                 <w:rStyle w:val="Hyperlink"/>
                 <w:rFonts w:eastAsia="Verdana" w:cs="Times New Roman"/>
                 <w:noProof/>
+                <w:szCs w:val="24"/>
                 <w:lang w:val="en-PK"/>
               </w:rPr>
               <w:t>1.2 Objectives</w:t>
@@ -221,6 +259,7 @@
               <w:rPr>
                 <w:noProof/>
                 <w:webHidden/>
+                <w:szCs w:val="24"/>
               </w:rPr>
               <w:tab/>
             </w:r>
@@ -228,6 +267,7 @@
               <w:rPr>
                 <w:noProof/>
                 <w:webHidden/>
+                <w:szCs w:val="24"/>
               </w:rPr>
               <w:fldChar w:fldCharType="begin"/>
             </w:r>
@@ -235,19 +275,22 @@
               <w:rPr>
                 <w:noProof/>
                 <w:webHidden/>
-              </w:rPr>
-              <w:instrText xml:space="preserve"> PAGEREF _Toc201567488 \h </w:instrText>
-            </w:r>
-            <w:r>
-              <w:rPr>
-                <w:noProof/>
-                <w:webHidden/>
-              </w:rPr>
-            </w:r>
-            <w:r>
-              <w:rPr>
-                <w:noProof/>
-                <w:webHidden/>
+                <w:szCs w:val="24"/>
+              </w:rPr>
+              <w:instrText xml:space="preserve"> PAGEREF _Toc201568962 \h </w:instrText>
+            </w:r>
+            <w:r>
+              <w:rPr>
+                <w:noProof/>
+                <w:webHidden/>
+                <w:szCs w:val="24"/>
+              </w:rPr>
+            </w:r>
+            <w:r>
+              <w:rPr>
+                <w:noProof/>
+                <w:webHidden/>
+                <w:szCs w:val="24"/>
               </w:rPr>
               <w:fldChar w:fldCharType="separate"/>
             </w:r>
@@ -255,13 +298,15 @@
               <w:rPr>
                 <w:noProof/>
                 <w:webHidden/>
-              </w:rPr>
-              <w:t>2</w:t>
-            </w:r>
-            <w:r>
-              <w:rPr>
-                <w:noProof/>
-                <w:webHidden/>
+                <w:szCs w:val="24"/>
+              </w:rPr>
+              <w:t>3</w:t>
+            </w:r>
+            <w:r>
+              <w:rPr>
+                <w:noProof/>
+                <w:webHidden/>
+                <w:szCs w:val="24"/>
               </w:rPr>
               <w:fldChar w:fldCharType="end"/>
             </w:r>
@@ -274,54 +319,72 @@
               <w:rFonts w:asciiTheme="minorHAnsi" w:eastAsiaTheme="minorEastAsia" w:hAnsiTheme="minorHAnsi" w:cstheme="minorBidi"/>
               <w:b w:val="0"/>
               <w:bCs w:val="0"/>
+              <w:sz w:val="24"/>
+              <w:szCs w:val="24"/>
               <w:lang w:val="en-PK" w:eastAsia="en-PK"/>
             </w:rPr>
           </w:pPr>
-          <w:hyperlink w:anchor="_Toc201567489" w:history="1">
+          <w:hyperlink w:anchor="_Toc201568963" w:history="1">
             <w:r>
               <w:rPr>
                 <w:rStyle w:val="Hyperlink"/>
+                <w:sz w:val="24"/>
+                <w:szCs w:val="24"/>
               </w:rPr>
               <w:t>2. Problem Solution</w:t>
             </w:r>
             <w:r>
               <w:rPr>
                 <w:webHidden/>
+                <w:sz w:val="24"/>
+                <w:szCs w:val="24"/>
               </w:rPr>
               <w:tab/>
             </w:r>
             <w:r>
               <w:rPr>
                 <w:webHidden/>
+                <w:sz w:val="24"/>
+                <w:szCs w:val="24"/>
               </w:rPr>
               <w:fldChar w:fldCharType="begin"/>
             </w:r>
             <w:r>
               <w:rPr>
                 <w:webHidden/>
-              </w:rPr>
-              <w:instrText xml:space="preserve"> PAGEREF _Toc201567489 \h </w:instrText>
-            </w:r>
-            <w:r>
-              <w:rPr>
-                <w:webHidden/>
-              </w:rPr>
-            </w:r>
-            <w:r>
-              <w:rPr>
-                <w:webHidden/>
+                <w:sz w:val="24"/>
+                <w:szCs w:val="24"/>
+              </w:rPr>
+              <w:instrText xml:space="preserve"> PAGEREF _Toc201568963 \h </w:instrText>
+            </w:r>
+            <w:r>
+              <w:rPr>
+                <w:webHidden/>
+                <w:sz w:val="24"/>
+                <w:szCs w:val="24"/>
+              </w:rPr>
+            </w:r>
+            <w:r>
+              <w:rPr>
+                <w:webHidden/>
+                <w:sz w:val="24"/>
+                <w:szCs w:val="24"/>
               </w:rPr>
               <w:fldChar w:fldCharType="separate"/>
             </w:r>
             <w:r>
               <w:rPr>
                 <w:webHidden/>
-              </w:rPr>
-              <w:t>2</w:t>
-            </w:r>
-            <w:r>
-              <w:rPr>
-                <w:webHidden/>
+                <w:sz w:val="24"/>
+                <w:szCs w:val="24"/>
+              </w:rPr>
+              <w:t>3</w:t>
+            </w:r>
+            <w:r>
+              <w:rPr>
+                <w:webHidden/>
+                <w:sz w:val="24"/>
+                <w:szCs w:val="24"/>
               </w:rPr>
               <w:fldChar w:fldCharType="end"/>
             </w:r>
@@ -334,54 +397,72 @@
               <w:rFonts w:asciiTheme="minorHAnsi" w:eastAsiaTheme="minorEastAsia" w:hAnsiTheme="minorHAnsi" w:cstheme="minorBidi"/>
               <w:b w:val="0"/>
               <w:bCs w:val="0"/>
+              <w:sz w:val="24"/>
+              <w:szCs w:val="24"/>
               <w:lang w:val="en-PK" w:eastAsia="en-PK"/>
             </w:rPr>
           </w:pPr>
-          <w:hyperlink w:anchor="_Toc201567490" w:history="1">
+          <w:hyperlink w:anchor="_Toc201568964" w:history="1">
             <w:r>
               <w:rPr>
                 <w:rStyle w:val="Hyperlink"/>
+                <w:sz w:val="24"/>
+                <w:szCs w:val="24"/>
               </w:rPr>
               <w:t>3. Features</w:t>
             </w:r>
             <w:r>
               <w:rPr>
                 <w:webHidden/>
+                <w:sz w:val="24"/>
+                <w:szCs w:val="24"/>
               </w:rPr>
               <w:tab/>
             </w:r>
             <w:r>
               <w:rPr>
                 <w:webHidden/>
+                <w:sz w:val="24"/>
+                <w:szCs w:val="24"/>
               </w:rPr>
               <w:fldChar w:fldCharType="begin"/>
             </w:r>
             <w:r>
               <w:rPr>
                 <w:webHidden/>
-              </w:rPr>
-              <w:instrText xml:space="preserve"> PAGEREF _Toc201567490 \h </w:instrText>
-            </w:r>
-            <w:r>
-              <w:rPr>
-                <w:webHidden/>
-              </w:rPr>
-            </w:r>
-            <w:r>
-              <w:rPr>
-                <w:webHidden/>
+                <w:sz w:val="24"/>
+                <w:szCs w:val="24"/>
+              </w:rPr>
+              <w:instrText xml:space="preserve"> PAGEREF _Toc201568964 \h </w:instrText>
+            </w:r>
+            <w:r>
+              <w:rPr>
+                <w:webHidden/>
+                <w:sz w:val="24"/>
+                <w:szCs w:val="24"/>
+              </w:rPr>
+            </w:r>
+            <w:r>
+              <w:rPr>
+                <w:webHidden/>
+                <w:sz w:val="24"/>
+                <w:szCs w:val="24"/>
               </w:rPr>
               <w:fldChar w:fldCharType="separate"/>
             </w:r>
             <w:r>
               <w:rPr>
                 <w:webHidden/>
-              </w:rPr>
-              <w:t>2</w:t>
-            </w:r>
-            <w:r>
-              <w:rPr>
-                <w:webHidden/>
+                <w:sz w:val="24"/>
+                <w:szCs w:val="24"/>
+              </w:rPr>
+              <w:t>4</w:t>
+            </w:r>
+            <w:r>
+              <w:rPr>
+                <w:webHidden/>
+                <w:sz w:val="24"/>
+                <w:szCs w:val="24"/>
               </w:rPr>
               <w:fldChar w:fldCharType="end"/>
             </w:r>
@@ -396,16 +477,17 @@
             <w:rPr>
               <w:rFonts w:asciiTheme="minorHAnsi" w:eastAsiaTheme="minorEastAsia" w:hAnsiTheme="minorHAnsi" w:cstheme="minorBidi"/>
               <w:noProof/>
-              <w:sz w:val="22"/>
+              <w:szCs w:val="24"/>
               <w:lang w:val="en-PK" w:eastAsia="en-PK"/>
             </w:rPr>
           </w:pPr>
-          <w:hyperlink w:anchor="_Toc201567491" w:history="1">
+          <w:hyperlink w:anchor="_Toc201568965" w:history="1">
             <w:r>
               <w:rPr>
                 <w:rStyle w:val="Hyperlink"/>
                 <w:rFonts w:cs="Times New Roman"/>
                 <w:noProof/>
+                <w:szCs w:val="24"/>
               </w:rPr>
               <w:t>3.</w:t>
             </w:r>
@@ -414,6 +496,7 @@
                 <w:rStyle w:val="Hyperlink"/>
                 <w:rFonts w:cs="Times New Roman"/>
                 <w:noProof/>
+                <w:szCs w:val="24"/>
                 <w:lang w:val="en-PK"/>
               </w:rPr>
               <w:t>1. Core Functionality (Console &amp; GUI)</w:t>
@@ -422,6 +505,7 @@
               <w:rPr>
                 <w:noProof/>
                 <w:webHidden/>
+                <w:szCs w:val="24"/>
               </w:rPr>
               <w:tab/>
             </w:r>
@@ -429,6 +513,7 @@
               <w:rPr>
                 <w:noProof/>
                 <w:webHidden/>
+                <w:szCs w:val="24"/>
               </w:rPr>
               <w:fldChar w:fldCharType="begin"/>
             </w:r>
@@ -436,19 +521,22 @@
               <w:rPr>
                 <w:noProof/>
                 <w:webHidden/>
-              </w:rPr>
-              <w:instrText xml:space="preserve"> PAGEREF _Toc201567491 \h </w:instrText>
-            </w:r>
-            <w:r>
-              <w:rPr>
-                <w:noProof/>
-                <w:webHidden/>
-              </w:rPr>
-            </w:r>
-            <w:r>
-              <w:rPr>
-                <w:noProof/>
-                <w:webHidden/>
+                <w:szCs w:val="24"/>
+              </w:rPr>
+              <w:instrText xml:space="preserve"> PAGEREF _Toc201568965 \h </w:instrText>
+            </w:r>
+            <w:r>
+              <w:rPr>
+                <w:noProof/>
+                <w:webHidden/>
+                <w:szCs w:val="24"/>
+              </w:rPr>
+            </w:r>
+            <w:r>
+              <w:rPr>
+                <w:noProof/>
+                <w:webHidden/>
+                <w:szCs w:val="24"/>
               </w:rPr>
               <w:fldChar w:fldCharType="separate"/>
             </w:r>
@@ -456,13 +544,15 @@
               <w:rPr>
                 <w:noProof/>
                 <w:webHidden/>
-              </w:rPr>
-              <w:t>2</w:t>
-            </w:r>
-            <w:r>
-              <w:rPr>
-                <w:noProof/>
-                <w:webHidden/>
+                <w:szCs w:val="24"/>
+              </w:rPr>
+              <w:t>4</w:t>
+            </w:r>
+            <w:r>
+              <w:rPr>
+                <w:noProof/>
+                <w:webHidden/>
+                <w:szCs w:val="24"/>
               </w:rPr>
               <w:fldChar w:fldCharType="end"/>
             </w:r>
@@ -477,16 +567,17 @@
             <w:rPr>
               <w:rFonts w:asciiTheme="minorHAnsi" w:eastAsiaTheme="minorEastAsia" w:hAnsiTheme="minorHAnsi" w:cstheme="minorBidi"/>
               <w:noProof/>
-              <w:sz w:val="22"/>
+              <w:szCs w:val="24"/>
               <w:lang w:val="en-PK" w:eastAsia="en-PK"/>
             </w:rPr>
           </w:pPr>
-          <w:hyperlink w:anchor="_Toc201567492" w:history="1">
+          <w:hyperlink w:anchor="_Toc201568966" w:history="1">
             <w:r>
               <w:rPr>
                 <w:rStyle w:val="Hyperlink"/>
                 <w:rFonts w:cs="Times New Roman"/>
                 <w:noProof/>
+                <w:szCs w:val="24"/>
               </w:rPr>
               <w:t>3.</w:t>
             </w:r>
@@ -495,6 +586,7 @@
                 <w:rStyle w:val="Hyperlink"/>
                 <w:rFonts w:cs="Times New Roman"/>
                 <w:noProof/>
+                <w:szCs w:val="24"/>
                 <w:lang w:val="en-PK"/>
               </w:rPr>
               <w:t>2. GUI-Specific Features</w:t>
@@ -503,6 +595,7 @@
               <w:rPr>
                 <w:noProof/>
                 <w:webHidden/>
+                <w:szCs w:val="24"/>
               </w:rPr>
               <w:tab/>
             </w:r>
@@ -510,6 +603,7 @@
               <w:rPr>
                 <w:noProof/>
                 <w:webHidden/>
+                <w:szCs w:val="24"/>
               </w:rPr>
               <w:fldChar w:fldCharType="begin"/>
             </w:r>
@@ -517,19 +611,22 @@
               <w:rPr>
                 <w:noProof/>
                 <w:webHidden/>
-              </w:rPr>
-              <w:instrText xml:space="preserve"> PAGEREF _Toc201567492 \h </w:instrText>
-            </w:r>
-            <w:r>
-              <w:rPr>
-                <w:noProof/>
-                <w:webHidden/>
-              </w:rPr>
-            </w:r>
-            <w:r>
-              <w:rPr>
-                <w:noProof/>
-                <w:webHidden/>
+                <w:szCs w:val="24"/>
+              </w:rPr>
+              <w:instrText xml:space="preserve"> PAGEREF _Toc201568966 \h </w:instrText>
+            </w:r>
+            <w:r>
+              <w:rPr>
+                <w:noProof/>
+                <w:webHidden/>
+                <w:szCs w:val="24"/>
+              </w:rPr>
+            </w:r>
+            <w:r>
+              <w:rPr>
+                <w:noProof/>
+                <w:webHidden/>
+                <w:szCs w:val="24"/>
               </w:rPr>
               <w:fldChar w:fldCharType="separate"/>
             </w:r>
@@ -537,13 +634,15 @@
               <w:rPr>
                 <w:noProof/>
                 <w:webHidden/>
-              </w:rPr>
-              <w:t>3</w:t>
-            </w:r>
-            <w:r>
-              <w:rPr>
-                <w:noProof/>
-                <w:webHidden/>
+                <w:szCs w:val="24"/>
+              </w:rPr>
+              <w:t>4</w:t>
+            </w:r>
+            <w:r>
+              <w:rPr>
+                <w:noProof/>
+                <w:webHidden/>
+                <w:szCs w:val="24"/>
               </w:rPr>
               <w:fldChar w:fldCharType="end"/>
             </w:r>
@@ -556,54 +655,72 @@
               <w:rFonts w:asciiTheme="minorHAnsi" w:eastAsiaTheme="minorEastAsia" w:hAnsiTheme="minorHAnsi" w:cstheme="minorBidi"/>
               <w:b w:val="0"/>
               <w:bCs w:val="0"/>
+              <w:sz w:val="24"/>
+              <w:szCs w:val="24"/>
               <w:lang w:val="en-PK" w:eastAsia="en-PK"/>
             </w:rPr>
           </w:pPr>
-          <w:hyperlink w:anchor="_Toc201567493" w:history="1">
+          <w:hyperlink w:anchor="_Toc201568967" w:history="1">
             <w:r>
               <w:rPr>
                 <w:rStyle w:val="Hyperlink"/>
+                <w:sz w:val="24"/>
+                <w:szCs w:val="24"/>
               </w:rPr>
               <w:t>4. OOP Concepts Implemented</w:t>
             </w:r>
             <w:r>
               <w:rPr>
                 <w:webHidden/>
+                <w:sz w:val="24"/>
+                <w:szCs w:val="24"/>
               </w:rPr>
               <w:tab/>
             </w:r>
             <w:r>
               <w:rPr>
                 <w:webHidden/>
+                <w:sz w:val="24"/>
+                <w:szCs w:val="24"/>
               </w:rPr>
               <w:fldChar w:fldCharType="begin"/>
             </w:r>
             <w:r>
               <w:rPr>
                 <w:webHidden/>
-              </w:rPr>
-              <w:instrText xml:space="preserve"> PAGEREF _Toc201567493 \h </w:instrText>
-            </w:r>
-            <w:r>
-              <w:rPr>
-                <w:webHidden/>
-              </w:rPr>
-            </w:r>
-            <w:r>
-              <w:rPr>
-                <w:webHidden/>
+                <w:sz w:val="24"/>
+                <w:szCs w:val="24"/>
+              </w:rPr>
+              <w:instrText xml:space="preserve"> PAGEREF _Toc201568967 \h </w:instrText>
+            </w:r>
+            <w:r>
+              <w:rPr>
+                <w:webHidden/>
+                <w:sz w:val="24"/>
+                <w:szCs w:val="24"/>
+              </w:rPr>
+            </w:r>
+            <w:r>
+              <w:rPr>
+                <w:webHidden/>
+                <w:sz w:val="24"/>
+                <w:szCs w:val="24"/>
               </w:rPr>
               <w:fldChar w:fldCharType="separate"/>
             </w:r>
             <w:r>
               <w:rPr>
                 <w:webHidden/>
-              </w:rPr>
-              <w:t>3</w:t>
-            </w:r>
-            <w:r>
-              <w:rPr>
-                <w:webHidden/>
+                <w:sz w:val="24"/>
+                <w:szCs w:val="24"/>
+              </w:rPr>
+              <w:t>5</w:t>
+            </w:r>
+            <w:r>
+              <w:rPr>
+                <w:webHidden/>
+                <w:sz w:val="24"/>
+                <w:szCs w:val="24"/>
               </w:rPr>
               <w:fldChar w:fldCharType="end"/>
             </w:r>
@@ -618,15 +735,16 @@
             <w:rPr>
               <w:rFonts w:asciiTheme="minorHAnsi" w:eastAsiaTheme="minorEastAsia" w:hAnsiTheme="minorHAnsi" w:cstheme="minorBidi"/>
               <w:noProof/>
-              <w:sz w:val="22"/>
+              <w:szCs w:val="24"/>
               <w:lang w:val="en-PK" w:eastAsia="en-PK"/>
             </w:rPr>
           </w:pPr>
-          <w:hyperlink w:anchor="_Toc201567494" w:history="1">
+          <w:hyperlink w:anchor="_Toc201568968" w:history="1">
             <w:r>
               <w:rPr>
                 <w:rStyle w:val="Hyperlink"/>
                 <w:noProof/>
+                <w:szCs w:val="24"/>
               </w:rPr>
               <w:t>4.</w:t>
             </w:r>
@@ -634,6 +752,7 @@
               <w:rPr>
                 <w:rStyle w:val="Hyperlink"/>
                 <w:noProof/>
+                <w:szCs w:val="24"/>
                 <w:lang w:val="en-PK"/>
               </w:rPr>
               <w:t>1</w:t>
@@ -642,6 +761,7 @@
               <w:rPr>
                 <w:rStyle w:val="Hyperlink"/>
                 <w:noProof/>
+                <w:szCs w:val="24"/>
               </w:rPr>
               <w:t xml:space="preserve"> </w:t>
             </w:r>
@@ -649,6 +769,7 @@
               <w:rPr>
                 <w:rStyle w:val="Hyperlink"/>
                 <w:noProof/>
+                <w:szCs w:val="24"/>
                 <w:lang w:val="en-PK"/>
               </w:rPr>
               <w:t>Inheritance</w:t>
@@ -657,6 +778,7 @@
               <w:rPr>
                 <w:noProof/>
                 <w:webHidden/>
+                <w:szCs w:val="24"/>
               </w:rPr>
               <w:tab/>
             </w:r>
@@ -664,6 +786,7 @@
               <w:rPr>
                 <w:noProof/>
                 <w:webHidden/>
+                <w:szCs w:val="24"/>
               </w:rPr>
               <w:fldChar w:fldCharType="begin"/>
             </w:r>
@@ -671,19 +794,22 @@
               <w:rPr>
                 <w:noProof/>
                 <w:webHidden/>
-              </w:rPr>
-              <w:instrText xml:space="preserve"> PAGEREF _Toc201567494 \h </w:instrText>
-            </w:r>
-            <w:r>
-              <w:rPr>
-                <w:noProof/>
-                <w:webHidden/>
-              </w:rPr>
-            </w:r>
-            <w:r>
-              <w:rPr>
-                <w:noProof/>
-                <w:webHidden/>
+                <w:szCs w:val="24"/>
+              </w:rPr>
+              <w:instrText xml:space="preserve"> PAGEREF _Toc201568968 \h </w:instrText>
+            </w:r>
+            <w:r>
+              <w:rPr>
+                <w:noProof/>
+                <w:webHidden/>
+                <w:szCs w:val="24"/>
+              </w:rPr>
+            </w:r>
+            <w:r>
+              <w:rPr>
+                <w:noProof/>
+                <w:webHidden/>
+                <w:szCs w:val="24"/>
               </w:rPr>
               <w:fldChar w:fldCharType="separate"/>
             </w:r>
@@ -691,13 +817,15 @@
               <w:rPr>
                 <w:noProof/>
                 <w:webHidden/>
-              </w:rPr>
-              <w:t>3</w:t>
-            </w:r>
-            <w:r>
-              <w:rPr>
-                <w:noProof/>
-                <w:webHidden/>
+                <w:szCs w:val="24"/>
+              </w:rPr>
+              <w:t>5</w:t>
+            </w:r>
+            <w:r>
+              <w:rPr>
+                <w:noProof/>
+                <w:webHidden/>
+                <w:szCs w:val="24"/>
               </w:rPr>
               <w:fldChar w:fldCharType="end"/>
             </w:r>
@@ -712,16 +840,17 @@
             <w:rPr>
               <w:rFonts w:asciiTheme="minorHAnsi" w:eastAsiaTheme="minorEastAsia" w:hAnsiTheme="minorHAnsi" w:cstheme="minorBidi"/>
               <w:noProof/>
-              <w:sz w:val="22"/>
+              <w:szCs w:val="24"/>
               <w:lang w:val="en-PK" w:eastAsia="en-PK"/>
             </w:rPr>
           </w:pPr>
-          <w:hyperlink w:anchor="_Toc201567495" w:history="1">
+          <w:hyperlink w:anchor="_Toc201568969" w:history="1">
             <w:r>
               <w:rPr>
                 <w:rStyle w:val="Hyperlink"/>
                 <w:rFonts w:cs="Times New Roman"/>
                 <w:noProof/>
+                <w:szCs w:val="24"/>
               </w:rPr>
               <w:t>4.2 Polymorphism</w:t>
             </w:r>
@@ -729,6 +858,7 @@
               <w:rPr>
                 <w:noProof/>
                 <w:webHidden/>
+                <w:szCs w:val="24"/>
               </w:rPr>
               <w:tab/>
             </w:r>
@@ -736,6 +866,7 @@
               <w:rPr>
                 <w:noProof/>
                 <w:webHidden/>
+                <w:szCs w:val="24"/>
               </w:rPr>
               <w:fldChar w:fldCharType="begin"/>
             </w:r>
@@ -743,19 +874,22 @@
               <w:rPr>
                 <w:noProof/>
                 <w:webHidden/>
-              </w:rPr>
-              <w:instrText xml:space="preserve"> PAGEREF _Toc201567495 \h </w:instrText>
-            </w:r>
-            <w:r>
-              <w:rPr>
-                <w:noProof/>
-                <w:webHidden/>
-              </w:rPr>
-            </w:r>
-            <w:r>
-              <w:rPr>
-                <w:noProof/>
-                <w:webHidden/>
+                <w:szCs w:val="24"/>
+              </w:rPr>
+              <w:instrText xml:space="preserve"> PAGEREF _Toc201568969 \h </w:instrText>
+            </w:r>
+            <w:r>
+              <w:rPr>
+                <w:noProof/>
+                <w:webHidden/>
+                <w:szCs w:val="24"/>
+              </w:rPr>
+            </w:r>
+            <w:r>
+              <w:rPr>
+                <w:noProof/>
+                <w:webHidden/>
+                <w:szCs w:val="24"/>
               </w:rPr>
               <w:fldChar w:fldCharType="separate"/>
             </w:r>
@@ -763,13 +897,15 @@
               <w:rPr>
                 <w:noProof/>
                 <w:webHidden/>
-              </w:rPr>
-              <w:t>4</w:t>
-            </w:r>
-            <w:r>
-              <w:rPr>
-                <w:noProof/>
-                <w:webHidden/>
+                <w:szCs w:val="24"/>
+              </w:rPr>
+              <w:t>5</w:t>
+            </w:r>
+            <w:r>
+              <w:rPr>
+                <w:noProof/>
+                <w:webHidden/>
+                <w:szCs w:val="24"/>
               </w:rPr>
               <w:fldChar w:fldCharType="end"/>
             </w:r>
@@ -784,16 +920,17 @@
             <w:rPr>
               <w:rFonts w:asciiTheme="minorHAnsi" w:eastAsiaTheme="minorEastAsia" w:hAnsiTheme="minorHAnsi" w:cstheme="minorBidi"/>
               <w:noProof/>
-              <w:sz w:val="22"/>
+              <w:szCs w:val="24"/>
               <w:lang w:val="en-PK" w:eastAsia="en-PK"/>
             </w:rPr>
           </w:pPr>
-          <w:hyperlink w:anchor="_Toc201567496" w:history="1">
+          <w:hyperlink w:anchor="_Toc201568970" w:history="1">
             <w:r>
               <w:rPr>
                 <w:rStyle w:val="Hyperlink"/>
                 <w:rFonts w:cs="Times New Roman"/>
                 <w:noProof/>
+                <w:szCs w:val="24"/>
               </w:rPr>
               <w:t>4.</w:t>
             </w:r>
@@ -802,6 +939,7 @@
                 <w:rStyle w:val="Hyperlink"/>
                 <w:rFonts w:cs="Times New Roman"/>
                 <w:noProof/>
+                <w:szCs w:val="24"/>
                 <w:lang w:val="en-PK"/>
               </w:rPr>
               <w:t>3. Encapsulation</w:t>
@@ -810,6 +948,7 @@
               <w:rPr>
                 <w:noProof/>
                 <w:webHidden/>
+                <w:szCs w:val="24"/>
               </w:rPr>
               <w:tab/>
             </w:r>
@@ -817,6 +956,7 @@
               <w:rPr>
                 <w:noProof/>
                 <w:webHidden/>
+                <w:szCs w:val="24"/>
               </w:rPr>
               <w:fldChar w:fldCharType="begin"/>
             </w:r>
@@ -824,19 +964,22 @@
               <w:rPr>
                 <w:noProof/>
                 <w:webHidden/>
-              </w:rPr>
-              <w:instrText xml:space="preserve"> PAGEREF _Toc201567496 \h </w:instrText>
-            </w:r>
-            <w:r>
-              <w:rPr>
-                <w:noProof/>
-                <w:webHidden/>
-              </w:rPr>
-            </w:r>
-            <w:r>
-              <w:rPr>
-                <w:noProof/>
-                <w:webHidden/>
+                <w:szCs w:val="24"/>
+              </w:rPr>
+              <w:instrText xml:space="preserve"> PAGEREF _Toc201568970 \h </w:instrText>
+            </w:r>
+            <w:r>
+              <w:rPr>
+                <w:noProof/>
+                <w:webHidden/>
+                <w:szCs w:val="24"/>
+              </w:rPr>
+            </w:r>
+            <w:r>
+              <w:rPr>
+                <w:noProof/>
+                <w:webHidden/>
+                <w:szCs w:val="24"/>
               </w:rPr>
               <w:fldChar w:fldCharType="separate"/>
             </w:r>
@@ -844,13 +987,15 @@
               <w:rPr>
                 <w:noProof/>
                 <w:webHidden/>
-              </w:rPr>
-              <w:t>4</w:t>
-            </w:r>
-            <w:r>
-              <w:rPr>
-                <w:noProof/>
-                <w:webHidden/>
+                <w:szCs w:val="24"/>
+              </w:rPr>
+              <w:t>5</w:t>
+            </w:r>
+            <w:r>
+              <w:rPr>
+                <w:noProof/>
+                <w:webHidden/>
+                <w:szCs w:val="24"/>
               </w:rPr>
               <w:fldChar w:fldCharType="end"/>
             </w:r>
@@ -865,16 +1010,17 @@
             <w:rPr>
               <w:rFonts w:asciiTheme="minorHAnsi" w:eastAsiaTheme="minorEastAsia" w:hAnsiTheme="minorHAnsi" w:cstheme="minorBidi"/>
               <w:noProof/>
-              <w:sz w:val="22"/>
+              <w:szCs w:val="24"/>
               <w:lang w:val="en-PK" w:eastAsia="en-PK"/>
             </w:rPr>
           </w:pPr>
-          <w:hyperlink w:anchor="_Toc201567497" w:history="1">
+          <w:hyperlink w:anchor="_Toc201568971" w:history="1">
             <w:r>
               <w:rPr>
                 <w:rStyle w:val="Hyperlink"/>
                 <w:rFonts w:cs="Times New Roman"/>
                 <w:noProof/>
+                <w:szCs w:val="24"/>
               </w:rPr>
               <w:t>4.</w:t>
             </w:r>
@@ -883,6 +1029,7 @@
                 <w:rStyle w:val="Hyperlink"/>
                 <w:rFonts w:cs="Times New Roman"/>
                 <w:noProof/>
+                <w:szCs w:val="24"/>
                 <w:lang w:val="en-PK"/>
               </w:rPr>
               <w:t>4. Abstraction</w:t>
@@ -891,6 +1038,7 @@
               <w:rPr>
                 <w:noProof/>
                 <w:webHidden/>
+                <w:szCs w:val="24"/>
               </w:rPr>
               <w:tab/>
             </w:r>
@@ -898,6 +1046,7 @@
               <w:rPr>
                 <w:noProof/>
                 <w:webHidden/>
+                <w:szCs w:val="24"/>
               </w:rPr>
               <w:fldChar w:fldCharType="begin"/>
             </w:r>
@@ -905,19 +1054,22 @@
               <w:rPr>
                 <w:noProof/>
                 <w:webHidden/>
-              </w:rPr>
-              <w:instrText xml:space="preserve"> PAGEREF _Toc201567497 \h </w:instrText>
-            </w:r>
-            <w:r>
-              <w:rPr>
-                <w:noProof/>
-                <w:webHidden/>
-              </w:rPr>
-            </w:r>
-            <w:r>
-              <w:rPr>
-                <w:noProof/>
-                <w:webHidden/>
+                <w:szCs w:val="24"/>
+              </w:rPr>
+              <w:instrText xml:space="preserve"> PAGEREF _Toc201568971 \h </w:instrText>
+            </w:r>
+            <w:r>
+              <w:rPr>
+                <w:noProof/>
+                <w:webHidden/>
+                <w:szCs w:val="24"/>
+              </w:rPr>
+            </w:r>
+            <w:r>
+              <w:rPr>
+                <w:noProof/>
+                <w:webHidden/>
+                <w:szCs w:val="24"/>
               </w:rPr>
               <w:fldChar w:fldCharType="separate"/>
             </w:r>
@@ -925,13 +1077,15 @@
               <w:rPr>
                 <w:noProof/>
                 <w:webHidden/>
-              </w:rPr>
-              <w:t>4</w:t>
-            </w:r>
-            <w:r>
-              <w:rPr>
-                <w:noProof/>
-                <w:webHidden/>
+                <w:szCs w:val="24"/>
+              </w:rPr>
+              <w:t>5</w:t>
+            </w:r>
+            <w:r>
+              <w:rPr>
+                <w:noProof/>
+                <w:webHidden/>
+                <w:szCs w:val="24"/>
               </w:rPr>
               <w:fldChar w:fldCharType="end"/>
             </w:r>
@@ -946,16 +1100,17 @@
             <w:rPr>
               <w:rFonts w:asciiTheme="minorHAnsi" w:eastAsiaTheme="minorEastAsia" w:hAnsiTheme="minorHAnsi" w:cstheme="minorBidi"/>
               <w:noProof/>
-              <w:sz w:val="22"/>
+              <w:szCs w:val="24"/>
               <w:lang w:val="en-PK" w:eastAsia="en-PK"/>
             </w:rPr>
           </w:pPr>
-          <w:hyperlink w:anchor="_Toc201567498" w:history="1">
+          <w:hyperlink w:anchor="_Toc201568972" w:history="1">
             <w:r>
               <w:rPr>
                 <w:rStyle w:val="Hyperlink"/>
                 <w:rFonts w:cs="Times New Roman"/>
                 <w:noProof/>
+                <w:szCs w:val="24"/>
               </w:rPr>
               <w:t>4.</w:t>
             </w:r>
@@ -964,6 +1119,7 @@
                 <w:rStyle w:val="Hyperlink"/>
                 <w:rFonts w:cs="Times New Roman"/>
                 <w:noProof/>
+                <w:szCs w:val="24"/>
                 <w:lang w:val="en-PK"/>
               </w:rPr>
               <w:t>5. Static Members</w:t>
@@ -972,6 +1128,7 @@
               <w:rPr>
                 <w:noProof/>
                 <w:webHidden/>
+                <w:szCs w:val="24"/>
               </w:rPr>
               <w:tab/>
             </w:r>
@@ -979,6 +1136,7 @@
               <w:rPr>
                 <w:noProof/>
                 <w:webHidden/>
+                <w:szCs w:val="24"/>
               </w:rPr>
               <w:fldChar w:fldCharType="begin"/>
             </w:r>
@@ -986,19 +1144,22 @@
               <w:rPr>
                 <w:noProof/>
                 <w:webHidden/>
-              </w:rPr>
-              <w:instrText xml:space="preserve"> PAGEREF _Toc201567498 \h </w:instrText>
-            </w:r>
-            <w:r>
-              <w:rPr>
-                <w:noProof/>
-                <w:webHidden/>
-              </w:rPr>
-            </w:r>
-            <w:r>
-              <w:rPr>
-                <w:noProof/>
-                <w:webHidden/>
+                <w:szCs w:val="24"/>
+              </w:rPr>
+              <w:instrText xml:space="preserve"> PAGEREF _Toc201568972 \h </w:instrText>
+            </w:r>
+            <w:r>
+              <w:rPr>
+                <w:noProof/>
+                <w:webHidden/>
+                <w:szCs w:val="24"/>
+              </w:rPr>
+            </w:r>
+            <w:r>
+              <w:rPr>
+                <w:noProof/>
+                <w:webHidden/>
+                <w:szCs w:val="24"/>
               </w:rPr>
               <w:fldChar w:fldCharType="separate"/>
             </w:r>
@@ -1006,13 +1167,15 @@
               <w:rPr>
                 <w:noProof/>
                 <w:webHidden/>
-              </w:rPr>
-              <w:t>4</w:t>
-            </w:r>
-            <w:r>
-              <w:rPr>
-                <w:noProof/>
-                <w:webHidden/>
+                <w:szCs w:val="24"/>
+              </w:rPr>
+              <w:t>5</w:t>
+            </w:r>
+            <w:r>
+              <w:rPr>
+                <w:noProof/>
+                <w:webHidden/>
+                <w:szCs w:val="24"/>
               </w:rPr>
               <w:fldChar w:fldCharType="end"/>
             </w:r>
@@ -1025,54 +1188,72 @@
               <w:rFonts w:asciiTheme="minorHAnsi" w:eastAsiaTheme="minorEastAsia" w:hAnsiTheme="minorHAnsi" w:cstheme="minorBidi"/>
               <w:b w:val="0"/>
               <w:bCs w:val="0"/>
+              <w:sz w:val="24"/>
+              <w:szCs w:val="24"/>
               <w:lang w:val="en-PK" w:eastAsia="en-PK"/>
             </w:rPr>
           </w:pPr>
-          <w:hyperlink w:anchor="_Toc201567499" w:history="1">
+          <w:hyperlink w:anchor="_Toc201568973" w:history="1">
             <w:r>
               <w:rPr>
                 <w:rStyle w:val="Hyperlink"/>
+                <w:sz w:val="24"/>
+                <w:szCs w:val="24"/>
               </w:rPr>
               <w:t>5. Code</w:t>
             </w:r>
             <w:r>
               <w:rPr>
                 <w:webHidden/>
+                <w:sz w:val="24"/>
+                <w:szCs w:val="24"/>
               </w:rPr>
               <w:tab/>
             </w:r>
             <w:r>
               <w:rPr>
                 <w:webHidden/>
+                <w:sz w:val="24"/>
+                <w:szCs w:val="24"/>
               </w:rPr>
               <w:fldChar w:fldCharType="begin"/>
             </w:r>
             <w:r>
               <w:rPr>
                 <w:webHidden/>
-              </w:rPr>
-              <w:instrText xml:space="preserve"> PAGEREF _Toc201567499 \h </w:instrText>
-            </w:r>
-            <w:r>
-              <w:rPr>
-                <w:webHidden/>
-              </w:rPr>
-            </w:r>
-            <w:r>
-              <w:rPr>
-                <w:webHidden/>
+                <w:sz w:val="24"/>
+                <w:szCs w:val="24"/>
+              </w:rPr>
+              <w:instrText xml:space="preserve"> PAGEREF _Toc201568973 \h </w:instrText>
+            </w:r>
+            <w:r>
+              <w:rPr>
+                <w:webHidden/>
+                <w:sz w:val="24"/>
+                <w:szCs w:val="24"/>
+              </w:rPr>
+            </w:r>
+            <w:r>
+              <w:rPr>
+                <w:webHidden/>
+                <w:sz w:val="24"/>
+                <w:szCs w:val="24"/>
               </w:rPr>
               <w:fldChar w:fldCharType="separate"/>
             </w:r>
             <w:r>
               <w:rPr>
                 <w:webHidden/>
-              </w:rPr>
-              <w:t>5</w:t>
-            </w:r>
-            <w:r>
-              <w:rPr>
-                <w:webHidden/>
+                <w:sz w:val="24"/>
+                <w:szCs w:val="24"/>
+              </w:rPr>
+              <w:t>6</w:t>
+            </w:r>
+            <w:r>
+              <w:rPr>
+                <w:webHidden/>
+                <w:sz w:val="24"/>
+                <w:szCs w:val="24"/>
               </w:rPr>
               <w:fldChar w:fldCharType="end"/>
             </w:r>
@@ -1087,15 +1268,16 @@
             <w:rPr>
               <w:rFonts w:asciiTheme="minorHAnsi" w:eastAsiaTheme="minorEastAsia" w:hAnsiTheme="minorHAnsi" w:cstheme="minorBidi"/>
               <w:noProof/>
-              <w:sz w:val="22"/>
+              <w:szCs w:val="24"/>
               <w:lang w:val="en-PK" w:eastAsia="en-PK"/>
             </w:rPr>
           </w:pPr>
-          <w:hyperlink w:anchor="_Toc201567500" w:history="1">
+          <w:hyperlink w:anchor="_Toc201568974" w:history="1">
             <w:r>
               <w:rPr>
                 <w:rStyle w:val="Hyperlink"/>
                 <w:noProof/>
+                <w:szCs w:val="24"/>
               </w:rPr>
               <w:t>5.1. Base Classes:</w:t>
             </w:r>
@@ -1103,6 +1285,7 @@
               <w:rPr>
                 <w:noProof/>
                 <w:webHidden/>
+                <w:szCs w:val="24"/>
               </w:rPr>
               <w:tab/>
             </w:r>
@@ -1110,6 +1293,7 @@
               <w:rPr>
                 <w:noProof/>
                 <w:webHidden/>
+                <w:szCs w:val="24"/>
               </w:rPr>
               <w:fldChar w:fldCharType="begin"/>
             </w:r>
@@ -1117,19 +1301,22 @@
               <w:rPr>
                 <w:noProof/>
                 <w:webHidden/>
-              </w:rPr>
-              <w:instrText xml:space="preserve"> PAGEREF _Toc201567500 \h </w:instrText>
-            </w:r>
-            <w:r>
-              <w:rPr>
-                <w:noProof/>
-                <w:webHidden/>
-              </w:rPr>
-            </w:r>
-            <w:r>
-              <w:rPr>
-                <w:noProof/>
-                <w:webHidden/>
+                <w:szCs w:val="24"/>
+              </w:rPr>
+              <w:instrText xml:space="preserve"> PAGEREF _Toc201568974 \h </w:instrText>
+            </w:r>
+            <w:r>
+              <w:rPr>
+                <w:noProof/>
+                <w:webHidden/>
+                <w:szCs w:val="24"/>
+              </w:rPr>
+            </w:r>
+            <w:r>
+              <w:rPr>
+                <w:noProof/>
+                <w:webHidden/>
+                <w:szCs w:val="24"/>
               </w:rPr>
               <w:fldChar w:fldCharType="separate"/>
             </w:r>
@@ -1137,13 +1324,15 @@
               <w:rPr>
                 <w:noProof/>
                 <w:webHidden/>
-              </w:rPr>
-              <w:t>5</w:t>
-            </w:r>
-            <w:r>
-              <w:rPr>
-                <w:noProof/>
-                <w:webHidden/>
+                <w:szCs w:val="24"/>
+              </w:rPr>
+              <w:t>6</w:t>
+            </w:r>
+            <w:r>
+              <w:rPr>
+                <w:noProof/>
+                <w:webHidden/>
+                <w:szCs w:val="24"/>
               </w:rPr>
               <w:fldChar w:fldCharType="end"/>
             </w:r>
@@ -1158,15 +1347,16 @@
             <w:rPr>
               <w:rFonts w:asciiTheme="minorHAnsi" w:eastAsiaTheme="minorEastAsia" w:hAnsiTheme="minorHAnsi" w:cstheme="minorBidi"/>
               <w:noProof/>
-              <w:sz w:val="22"/>
+              <w:szCs w:val="24"/>
               <w:lang w:val="en-PK" w:eastAsia="en-PK"/>
             </w:rPr>
           </w:pPr>
-          <w:hyperlink w:anchor="_Toc201567501" w:history="1">
+          <w:hyperlink w:anchor="_Toc201568975" w:history="1">
             <w:r>
               <w:rPr>
                 <w:rStyle w:val="Hyperlink"/>
                 <w:noProof/>
+                <w:szCs w:val="24"/>
               </w:rPr>
               <w:t>5.2. Derived Classes</w:t>
             </w:r>
@@ -1174,6 +1364,7 @@
               <w:rPr>
                 <w:noProof/>
                 <w:webHidden/>
+                <w:szCs w:val="24"/>
               </w:rPr>
               <w:tab/>
             </w:r>
@@ -1181,6 +1372,7 @@
               <w:rPr>
                 <w:noProof/>
                 <w:webHidden/>
+                <w:szCs w:val="24"/>
               </w:rPr>
               <w:fldChar w:fldCharType="begin"/>
             </w:r>
@@ -1188,19 +1380,22 @@
               <w:rPr>
                 <w:noProof/>
                 <w:webHidden/>
-              </w:rPr>
-              <w:instrText xml:space="preserve"> PAGEREF _Toc201567501 \h </w:instrText>
-            </w:r>
-            <w:r>
-              <w:rPr>
-                <w:noProof/>
-                <w:webHidden/>
-              </w:rPr>
-            </w:r>
-            <w:r>
-              <w:rPr>
-                <w:noProof/>
-                <w:webHidden/>
+                <w:szCs w:val="24"/>
+              </w:rPr>
+              <w:instrText xml:space="preserve"> PAGEREF _Toc201568975 \h </w:instrText>
+            </w:r>
+            <w:r>
+              <w:rPr>
+                <w:noProof/>
+                <w:webHidden/>
+                <w:szCs w:val="24"/>
+              </w:rPr>
+            </w:r>
+            <w:r>
+              <w:rPr>
+                <w:noProof/>
+                <w:webHidden/>
+                <w:szCs w:val="24"/>
               </w:rPr>
               <w:fldChar w:fldCharType="separate"/>
             </w:r>
@@ -1208,13 +1403,15 @@
               <w:rPr>
                 <w:noProof/>
                 <w:webHidden/>
-              </w:rPr>
-              <w:t>6</w:t>
-            </w:r>
-            <w:r>
-              <w:rPr>
-                <w:noProof/>
-                <w:webHidden/>
+                <w:szCs w:val="24"/>
+              </w:rPr>
+              <w:t>7</w:t>
+            </w:r>
+            <w:r>
+              <w:rPr>
+                <w:noProof/>
+                <w:webHidden/>
+                <w:szCs w:val="24"/>
               </w:rPr>
               <w:fldChar w:fldCharType="end"/>
             </w:r>
@@ -1227,54 +1424,72 @@
               <w:rFonts w:asciiTheme="minorHAnsi" w:eastAsiaTheme="minorEastAsia" w:hAnsiTheme="minorHAnsi" w:cstheme="minorBidi"/>
               <w:b w:val="0"/>
               <w:bCs w:val="0"/>
+              <w:sz w:val="24"/>
+              <w:szCs w:val="24"/>
               <w:lang w:val="en-PK" w:eastAsia="en-PK"/>
             </w:rPr>
           </w:pPr>
-          <w:hyperlink w:anchor="_Toc201567502" w:history="1">
+          <w:hyperlink w:anchor="_Toc201568976" w:history="1">
             <w:r>
               <w:rPr>
                 <w:rStyle w:val="Hyperlink"/>
+                <w:sz w:val="24"/>
+                <w:szCs w:val="24"/>
               </w:rPr>
               <w:t>6. Code + Output:</w:t>
             </w:r>
             <w:r>
               <w:rPr>
                 <w:webHidden/>
+                <w:sz w:val="24"/>
+                <w:szCs w:val="24"/>
               </w:rPr>
               <w:tab/>
             </w:r>
             <w:r>
               <w:rPr>
                 <w:webHidden/>
+                <w:sz w:val="24"/>
+                <w:szCs w:val="24"/>
               </w:rPr>
               <w:fldChar w:fldCharType="begin"/>
             </w:r>
             <w:r>
               <w:rPr>
                 <w:webHidden/>
-              </w:rPr>
-              <w:instrText xml:space="preserve"> PAGEREF _Toc201567502 \h </w:instrText>
-            </w:r>
-            <w:r>
-              <w:rPr>
-                <w:webHidden/>
-              </w:rPr>
-            </w:r>
-            <w:r>
-              <w:rPr>
-                <w:webHidden/>
+                <w:sz w:val="24"/>
+                <w:szCs w:val="24"/>
+              </w:rPr>
+              <w:instrText xml:space="preserve"> PAGEREF _Toc201568976 \h </w:instrText>
+            </w:r>
+            <w:r>
+              <w:rPr>
+                <w:webHidden/>
+                <w:sz w:val="24"/>
+                <w:szCs w:val="24"/>
+              </w:rPr>
+            </w:r>
+            <w:r>
+              <w:rPr>
+                <w:webHidden/>
+                <w:sz w:val="24"/>
+                <w:szCs w:val="24"/>
               </w:rPr>
               <w:fldChar w:fldCharType="separate"/>
             </w:r>
             <w:r>
               <w:rPr>
                 <w:webHidden/>
-              </w:rPr>
-              <w:t>9</w:t>
-            </w:r>
-            <w:r>
-              <w:rPr>
-                <w:webHidden/>
+                <w:sz w:val="24"/>
+                <w:szCs w:val="24"/>
+              </w:rPr>
+              <w:t>10</w:t>
+            </w:r>
+            <w:r>
+              <w:rPr>
+                <w:webHidden/>
+                <w:sz w:val="24"/>
+                <w:szCs w:val="24"/>
               </w:rPr>
               <w:fldChar w:fldCharType="end"/>
             </w:r>
@@ -1289,15 +1504,16 @@
             <w:rPr>
               <w:rFonts w:asciiTheme="minorHAnsi" w:eastAsiaTheme="minorEastAsia" w:hAnsiTheme="minorHAnsi" w:cstheme="minorBidi"/>
               <w:noProof/>
-              <w:sz w:val="22"/>
+              <w:szCs w:val="24"/>
               <w:lang w:val="en-PK" w:eastAsia="en-PK"/>
             </w:rPr>
           </w:pPr>
-          <w:hyperlink w:anchor="_Toc201567503" w:history="1">
+          <w:hyperlink w:anchor="_Toc201568977" w:history="1">
             <w:r>
               <w:rPr>
                 <w:rStyle w:val="Hyperlink"/>
                 <w:noProof/>
+                <w:szCs w:val="24"/>
               </w:rPr>
               <w:t>6.1. Day Simulation:</w:t>
             </w:r>
@@ -1305,6 +1521,7 @@
               <w:rPr>
                 <w:noProof/>
                 <w:webHidden/>
+                <w:szCs w:val="24"/>
               </w:rPr>
               <w:tab/>
             </w:r>
@@ -1312,6 +1529,7 @@
               <w:rPr>
                 <w:noProof/>
                 <w:webHidden/>
+                <w:szCs w:val="24"/>
               </w:rPr>
               <w:fldChar w:fldCharType="begin"/>
             </w:r>
@@ -1319,19 +1537,22 @@
               <w:rPr>
                 <w:noProof/>
                 <w:webHidden/>
-              </w:rPr>
-              <w:instrText xml:space="preserve"> PAGEREF _Toc201567503 \h </w:instrText>
-            </w:r>
-            <w:r>
-              <w:rPr>
-                <w:noProof/>
-                <w:webHidden/>
-              </w:rPr>
-            </w:r>
-            <w:r>
-              <w:rPr>
-                <w:noProof/>
-                <w:webHidden/>
+                <w:szCs w:val="24"/>
+              </w:rPr>
+              <w:instrText xml:space="preserve"> PAGEREF _Toc201568977 \h </w:instrText>
+            </w:r>
+            <w:r>
+              <w:rPr>
+                <w:noProof/>
+                <w:webHidden/>
+                <w:szCs w:val="24"/>
+              </w:rPr>
+            </w:r>
+            <w:r>
+              <w:rPr>
+                <w:noProof/>
+                <w:webHidden/>
+                <w:szCs w:val="24"/>
               </w:rPr>
               <w:fldChar w:fldCharType="separate"/>
             </w:r>
@@ -1339,13 +1560,15 @@
               <w:rPr>
                 <w:noProof/>
                 <w:webHidden/>
-              </w:rPr>
-              <w:t>9</w:t>
-            </w:r>
-            <w:r>
-              <w:rPr>
-                <w:noProof/>
-                <w:webHidden/>
+                <w:szCs w:val="24"/>
+              </w:rPr>
+              <w:t>10</w:t>
+            </w:r>
+            <w:r>
+              <w:rPr>
+                <w:noProof/>
+                <w:webHidden/>
+                <w:szCs w:val="24"/>
               </w:rPr>
               <w:fldChar w:fldCharType="end"/>
             </w:r>
@@ -1360,15 +1583,16 @@
             <w:rPr>
               <w:rFonts w:asciiTheme="minorHAnsi" w:eastAsiaTheme="minorEastAsia" w:hAnsiTheme="minorHAnsi" w:cstheme="minorBidi"/>
               <w:noProof/>
-              <w:sz w:val="22"/>
+              <w:szCs w:val="24"/>
               <w:lang w:val="en-PK" w:eastAsia="en-PK"/>
             </w:rPr>
           </w:pPr>
-          <w:hyperlink w:anchor="_Toc201567504" w:history="1">
+          <w:hyperlink w:anchor="_Toc201568978" w:history="1">
             <w:r>
               <w:rPr>
                 <w:rStyle w:val="Hyperlink"/>
                 <w:noProof/>
+                <w:szCs w:val="24"/>
               </w:rPr>
               <w:t>6.2. Market Transactions:</w:t>
             </w:r>
@@ -1376,6 +1600,7 @@
               <w:rPr>
                 <w:noProof/>
                 <w:webHidden/>
+                <w:szCs w:val="24"/>
               </w:rPr>
               <w:tab/>
             </w:r>
@@ -1383,6 +1608,7 @@
               <w:rPr>
                 <w:noProof/>
                 <w:webHidden/>
+                <w:szCs w:val="24"/>
               </w:rPr>
               <w:fldChar w:fldCharType="begin"/>
             </w:r>
@@ -1390,19 +1616,22 @@
               <w:rPr>
                 <w:noProof/>
                 <w:webHidden/>
-              </w:rPr>
-              <w:instrText xml:space="preserve"> PAGEREF _Toc201567504 \h </w:instrText>
-            </w:r>
-            <w:r>
-              <w:rPr>
-                <w:noProof/>
-                <w:webHidden/>
-              </w:rPr>
-            </w:r>
-            <w:r>
-              <w:rPr>
-                <w:noProof/>
-                <w:webHidden/>
+                <w:szCs w:val="24"/>
+              </w:rPr>
+              <w:instrText xml:space="preserve"> PAGEREF _Toc201568978 \h </w:instrText>
+            </w:r>
+            <w:r>
+              <w:rPr>
+                <w:noProof/>
+                <w:webHidden/>
+                <w:szCs w:val="24"/>
+              </w:rPr>
+            </w:r>
+            <w:r>
+              <w:rPr>
+                <w:noProof/>
+                <w:webHidden/>
+                <w:szCs w:val="24"/>
               </w:rPr>
               <w:fldChar w:fldCharType="separate"/>
             </w:r>
@@ -1410,13 +1639,15 @@
               <w:rPr>
                 <w:noProof/>
                 <w:webHidden/>
-              </w:rPr>
-              <w:t>10</w:t>
-            </w:r>
-            <w:r>
-              <w:rPr>
-                <w:noProof/>
-                <w:webHidden/>
+                <w:szCs w:val="24"/>
+              </w:rPr>
+              <w:t>11</w:t>
+            </w:r>
+            <w:r>
+              <w:rPr>
+                <w:noProof/>
+                <w:webHidden/>
+                <w:szCs w:val="24"/>
               </w:rPr>
               <w:fldChar w:fldCharType="end"/>
             </w:r>
@@ -1429,54 +1660,81 @@
               <w:rFonts w:asciiTheme="minorHAnsi" w:eastAsiaTheme="minorEastAsia" w:hAnsiTheme="minorHAnsi" w:cstheme="minorBidi"/>
               <w:b w:val="0"/>
               <w:bCs w:val="0"/>
+              <w:sz w:val="24"/>
+              <w:szCs w:val="24"/>
               <w:lang w:val="en-PK" w:eastAsia="en-PK"/>
             </w:rPr>
           </w:pPr>
-          <w:hyperlink w:anchor="_Toc201567505" w:history="1">
+          <w:hyperlink w:anchor="_Toc201568979" w:history="1">
             <w:r>
               <w:rPr>
                 <w:rStyle w:val="Hyperlink"/>
-              </w:rPr>
-              <w:t>7. Streamlit UI</w:t>
-            </w:r>
-            <w:r>
-              <w:rPr>
-                <w:webHidden/>
+                <w:sz w:val="24"/>
+                <w:szCs w:val="24"/>
+              </w:rPr>
+              <w:t xml:space="preserve">7. </w:t>
+            </w:r>
+            <w:r>
+              <w:rPr>
+                <w:rStyle w:val="Hyperlink"/>
+                <w:sz w:val="24"/>
+                <w:szCs w:val="24"/>
+                <w:lang w:val="en-PK"/>
+              </w:rPr>
+              <w:t>Streamlit UI</w:t>
+            </w:r>
+            <w:r>
+              <w:rPr>
+                <w:webHidden/>
+                <w:sz w:val="24"/>
+                <w:szCs w:val="24"/>
               </w:rPr>
               <w:tab/>
             </w:r>
             <w:r>
               <w:rPr>
                 <w:webHidden/>
+                <w:sz w:val="24"/>
+                <w:szCs w:val="24"/>
               </w:rPr>
               <w:fldChar w:fldCharType="begin"/>
             </w:r>
             <w:r>
               <w:rPr>
                 <w:webHidden/>
-              </w:rPr>
-              <w:instrText xml:space="preserve"> PAGEREF _Toc201567505 \h </w:instrText>
-            </w:r>
-            <w:r>
-              <w:rPr>
-                <w:webHidden/>
-              </w:rPr>
-            </w:r>
-            <w:r>
-              <w:rPr>
-                <w:webHidden/>
+                <w:sz w:val="24"/>
+                <w:szCs w:val="24"/>
+              </w:rPr>
+              <w:instrText xml:space="preserve"> PAGEREF _Toc201568979 \h </w:instrText>
+            </w:r>
+            <w:r>
+              <w:rPr>
+                <w:webHidden/>
+                <w:sz w:val="24"/>
+                <w:szCs w:val="24"/>
+              </w:rPr>
+            </w:r>
+            <w:r>
+              <w:rPr>
+                <w:webHidden/>
+                <w:sz w:val="24"/>
+                <w:szCs w:val="24"/>
               </w:rPr>
               <w:fldChar w:fldCharType="separate"/>
             </w:r>
             <w:r>
               <w:rPr>
                 <w:webHidden/>
-              </w:rPr>
-              <w:t>12</w:t>
-            </w:r>
-            <w:r>
-              <w:rPr>
-                <w:webHidden/>
+                <w:sz w:val="24"/>
+                <w:szCs w:val="24"/>
+              </w:rPr>
+              <w:t>13</w:t>
+            </w:r>
+            <w:r>
+              <w:rPr>
+                <w:webHidden/>
+                <w:sz w:val="24"/>
+                <w:szCs w:val="24"/>
               </w:rPr>
               <w:fldChar w:fldCharType="end"/>
             </w:r>
@@ -1491,16 +1749,17 @@
             <w:rPr>
               <w:rFonts w:asciiTheme="minorHAnsi" w:eastAsiaTheme="minorEastAsia" w:hAnsiTheme="minorHAnsi" w:cstheme="minorBidi"/>
               <w:noProof/>
-              <w:sz w:val="22"/>
+              <w:szCs w:val="24"/>
               <w:lang w:val="en-PK" w:eastAsia="en-PK"/>
             </w:rPr>
           </w:pPr>
-          <w:hyperlink w:anchor="_Toc201567506" w:history="1">
+          <w:hyperlink w:anchor="_Toc201568980" w:history="1">
             <w:r>
               <w:rPr>
                 <w:rStyle w:val="Hyperlink"/>
                 <w:rFonts w:eastAsia="Verdana"/>
                 <w:noProof/>
+                <w:szCs w:val="24"/>
               </w:rPr>
               <w:t>7.1 Dashboard</w:t>
             </w:r>
@@ -1508,6 +1767,7 @@
               <w:rPr>
                 <w:noProof/>
                 <w:webHidden/>
+                <w:szCs w:val="24"/>
               </w:rPr>
               <w:tab/>
             </w:r>
@@ -1515,6 +1775,7 @@
               <w:rPr>
                 <w:noProof/>
                 <w:webHidden/>
+                <w:szCs w:val="24"/>
               </w:rPr>
               <w:fldChar w:fldCharType="begin"/>
             </w:r>
@@ -1522,19 +1783,22 @@
               <w:rPr>
                 <w:noProof/>
                 <w:webHidden/>
-              </w:rPr>
-              <w:instrText xml:space="preserve"> PAGEREF _Toc201567506 \h </w:instrText>
-            </w:r>
-            <w:r>
-              <w:rPr>
-                <w:noProof/>
-                <w:webHidden/>
-              </w:rPr>
-            </w:r>
-            <w:r>
-              <w:rPr>
-                <w:noProof/>
-                <w:webHidden/>
+                <w:szCs w:val="24"/>
+              </w:rPr>
+              <w:instrText xml:space="preserve"> PAGEREF _Toc201568980 \h </w:instrText>
+            </w:r>
+            <w:r>
+              <w:rPr>
+                <w:noProof/>
+                <w:webHidden/>
+                <w:szCs w:val="24"/>
+              </w:rPr>
+            </w:r>
+            <w:r>
+              <w:rPr>
+                <w:noProof/>
+                <w:webHidden/>
+                <w:szCs w:val="24"/>
               </w:rPr>
               <w:fldChar w:fldCharType="separate"/>
             </w:r>
@@ -1542,13 +1806,15 @@
               <w:rPr>
                 <w:noProof/>
                 <w:webHidden/>
-              </w:rPr>
-              <w:t>12</w:t>
-            </w:r>
-            <w:r>
-              <w:rPr>
-                <w:noProof/>
-                <w:webHidden/>
+                <w:szCs w:val="24"/>
+              </w:rPr>
+              <w:t>13</w:t>
+            </w:r>
+            <w:r>
+              <w:rPr>
+                <w:noProof/>
+                <w:webHidden/>
+                <w:szCs w:val="24"/>
               </w:rPr>
               <w:fldChar w:fldCharType="end"/>
             </w:r>
@@ -1563,15 +1829,16 @@
             <w:rPr>
               <w:rFonts w:asciiTheme="minorHAnsi" w:eastAsiaTheme="minorEastAsia" w:hAnsiTheme="minorHAnsi" w:cstheme="minorBidi"/>
               <w:noProof/>
-              <w:sz w:val="22"/>
+              <w:szCs w:val="24"/>
               <w:lang w:val="en-PK" w:eastAsia="en-PK"/>
             </w:rPr>
           </w:pPr>
-          <w:hyperlink w:anchor="_Toc201567507" w:history="1">
+          <w:hyperlink w:anchor="_Toc201568981" w:history="1">
             <w:r>
               <w:rPr>
                 <w:rStyle w:val="Hyperlink"/>
                 <w:noProof/>
+                <w:szCs w:val="24"/>
               </w:rPr>
               <w:t>7.2 Market Panel:</w:t>
             </w:r>
@@ -1579,6 +1846,7 @@
               <w:rPr>
                 <w:noProof/>
                 <w:webHidden/>
+                <w:szCs w:val="24"/>
               </w:rPr>
               <w:tab/>
             </w:r>
@@ -1586,6 +1854,7 @@
               <w:rPr>
                 <w:noProof/>
                 <w:webHidden/>
+                <w:szCs w:val="24"/>
               </w:rPr>
               <w:fldChar w:fldCharType="begin"/>
             </w:r>
@@ -1593,19 +1862,22 @@
               <w:rPr>
                 <w:noProof/>
                 <w:webHidden/>
-              </w:rPr>
-              <w:instrText xml:space="preserve"> PAGEREF _Toc201567507 \h </w:instrText>
-            </w:r>
-            <w:r>
-              <w:rPr>
-                <w:noProof/>
-                <w:webHidden/>
-              </w:rPr>
-            </w:r>
-            <w:r>
-              <w:rPr>
-                <w:noProof/>
-                <w:webHidden/>
+                <w:szCs w:val="24"/>
+              </w:rPr>
+              <w:instrText xml:space="preserve"> PAGEREF _Toc201568981 \h </w:instrText>
+            </w:r>
+            <w:r>
+              <w:rPr>
+                <w:noProof/>
+                <w:webHidden/>
+                <w:szCs w:val="24"/>
+              </w:rPr>
+            </w:r>
+            <w:r>
+              <w:rPr>
+                <w:noProof/>
+                <w:webHidden/>
+                <w:szCs w:val="24"/>
               </w:rPr>
               <w:fldChar w:fldCharType="separate"/>
             </w:r>
@@ -1613,13 +1885,658 @@
               <w:rPr>
                 <w:noProof/>
                 <w:webHidden/>
-              </w:rPr>
-              <w:t>14</w:t>
-            </w:r>
-            <w:r>
-              <w:rPr>
-                <w:noProof/>
-                <w:webHidden/>
+                <w:szCs w:val="24"/>
+              </w:rPr>
+              <w:t>15</w:t>
+            </w:r>
+            <w:r>
+              <w:rPr>
+                <w:noProof/>
+                <w:webHidden/>
+                <w:szCs w:val="24"/>
+              </w:rPr>
+              <w:fldChar w:fldCharType="end"/>
+            </w:r>
+          </w:hyperlink>
+        </w:p>
+        <w:p>
+          <w:pPr>
+            <w:pStyle w:val="TOC1"/>
+            <w:rPr>
+              <w:rFonts w:asciiTheme="minorHAnsi" w:eastAsiaTheme="minorEastAsia" w:hAnsiTheme="minorHAnsi" w:cstheme="minorBidi"/>
+              <w:b w:val="0"/>
+              <w:bCs w:val="0"/>
+              <w:sz w:val="24"/>
+              <w:szCs w:val="24"/>
+              <w:lang w:val="en-PK" w:eastAsia="en-PK"/>
+            </w:rPr>
+          </w:pPr>
+          <w:hyperlink w:anchor="_Toc201568982" w:history="1">
+            <w:r>
+              <w:rPr>
+                <w:rStyle w:val="Hyperlink"/>
+                <w:sz w:val="24"/>
+                <w:szCs w:val="24"/>
+              </w:rPr>
+              <w:t>8. Automation Difference Between Console &amp; GUI Versions</w:t>
+            </w:r>
+            <w:r>
+              <w:rPr>
+                <w:webHidden/>
+                <w:sz w:val="24"/>
+                <w:szCs w:val="24"/>
+              </w:rPr>
+              <w:tab/>
+            </w:r>
+            <w:r>
+              <w:rPr>
+                <w:webHidden/>
+                <w:sz w:val="24"/>
+                <w:szCs w:val="24"/>
+              </w:rPr>
+              <w:fldChar w:fldCharType="begin"/>
+            </w:r>
+            <w:r>
+              <w:rPr>
+                <w:webHidden/>
+                <w:sz w:val="24"/>
+                <w:szCs w:val="24"/>
+              </w:rPr>
+              <w:instrText xml:space="preserve"> PAGEREF _Toc201568982 \h </w:instrText>
+            </w:r>
+            <w:r>
+              <w:rPr>
+                <w:webHidden/>
+                <w:sz w:val="24"/>
+                <w:szCs w:val="24"/>
+              </w:rPr>
+            </w:r>
+            <w:r>
+              <w:rPr>
+                <w:webHidden/>
+                <w:sz w:val="24"/>
+                <w:szCs w:val="24"/>
+              </w:rPr>
+              <w:fldChar w:fldCharType="separate"/>
+            </w:r>
+            <w:r>
+              <w:rPr>
+                <w:webHidden/>
+                <w:sz w:val="24"/>
+                <w:szCs w:val="24"/>
+              </w:rPr>
+              <w:t>15</w:t>
+            </w:r>
+            <w:r>
+              <w:rPr>
+                <w:webHidden/>
+                <w:sz w:val="24"/>
+                <w:szCs w:val="24"/>
+              </w:rPr>
+              <w:fldChar w:fldCharType="end"/>
+            </w:r>
+          </w:hyperlink>
+        </w:p>
+        <w:p>
+          <w:pPr>
+            <w:pStyle w:val="TOC2"/>
+            <w:tabs>
+              <w:tab w:val="right" w:leader="dot" w:pos="9634"/>
+            </w:tabs>
+            <w:rPr>
+              <w:rFonts w:asciiTheme="minorHAnsi" w:eastAsiaTheme="minorEastAsia" w:hAnsiTheme="minorHAnsi" w:cstheme="minorBidi"/>
+              <w:noProof/>
+              <w:szCs w:val="24"/>
+              <w:lang w:val="en-PK" w:eastAsia="en-PK"/>
+            </w:rPr>
+          </w:pPr>
+          <w:hyperlink w:anchor="_Toc201568983" w:history="1">
+            <w:r>
+              <w:rPr>
+                <w:rStyle w:val="Hyperlink"/>
+                <w:noProof/>
+                <w:szCs w:val="24"/>
+              </w:rPr>
+              <w:t>8.1 Command Line Interface:</w:t>
+            </w:r>
+            <w:r>
+              <w:rPr>
+                <w:noProof/>
+                <w:webHidden/>
+                <w:szCs w:val="24"/>
+              </w:rPr>
+              <w:tab/>
+            </w:r>
+            <w:r>
+              <w:rPr>
+                <w:noProof/>
+                <w:webHidden/>
+                <w:szCs w:val="24"/>
+              </w:rPr>
+              <w:fldChar w:fldCharType="begin"/>
+            </w:r>
+            <w:r>
+              <w:rPr>
+                <w:noProof/>
+                <w:webHidden/>
+                <w:szCs w:val="24"/>
+              </w:rPr>
+              <w:instrText xml:space="preserve"> PAGEREF _Toc201568983 \h </w:instrText>
+            </w:r>
+            <w:r>
+              <w:rPr>
+                <w:noProof/>
+                <w:webHidden/>
+                <w:szCs w:val="24"/>
+              </w:rPr>
+            </w:r>
+            <w:r>
+              <w:rPr>
+                <w:noProof/>
+                <w:webHidden/>
+                <w:szCs w:val="24"/>
+              </w:rPr>
+              <w:fldChar w:fldCharType="separate"/>
+            </w:r>
+            <w:r>
+              <w:rPr>
+                <w:noProof/>
+                <w:webHidden/>
+                <w:szCs w:val="24"/>
+              </w:rPr>
+              <w:t>16</w:t>
+            </w:r>
+            <w:r>
+              <w:rPr>
+                <w:noProof/>
+                <w:webHidden/>
+                <w:szCs w:val="24"/>
+              </w:rPr>
+              <w:fldChar w:fldCharType="end"/>
+            </w:r>
+          </w:hyperlink>
+        </w:p>
+        <w:p>
+          <w:pPr>
+            <w:pStyle w:val="TOC2"/>
+            <w:tabs>
+              <w:tab w:val="right" w:leader="dot" w:pos="9634"/>
+            </w:tabs>
+            <w:rPr>
+              <w:rFonts w:asciiTheme="minorHAnsi" w:eastAsiaTheme="minorEastAsia" w:hAnsiTheme="minorHAnsi" w:cstheme="minorBidi"/>
+              <w:noProof/>
+              <w:szCs w:val="24"/>
+              <w:lang w:val="en-PK" w:eastAsia="en-PK"/>
+            </w:rPr>
+          </w:pPr>
+          <w:hyperlink w:anchor="_Toc201568984" w:history="1">
+            <w:r>
+              <w:rPr>
+                <w:rStyle w:val="Hyperlink"/>
+                <w:noProof/>
+                <w:szCs w:val="24"/>
+              </w:rPr>
+              <w:t>8.2 Graphical User Interface:</w:t>
+            </w:r>
+            <w:r>
+              <w:rPr>
+                <w:noProof/>
+                <w:webHidden/>
+                <w:szCs w:val="24"/>
+              </w:rPr>
+              <w:tab/>
+            </w:r>
+            <w:r>
+              <w:rPr>
+                <w:noProof/>
+                <w:webHidden/>
+                <w:szCs w:val="24"/>
+              </w:rPr>
+              <w:fldChar w:fldCharType="begin"/>
+            </w:r>
+            <w:r>
+              <w:rPr>
+                <w:noProof/>
+                <w:webHidden/>
+                <w:szCs w:val="24"/>
+              </w:rPr>
+              <w:instrText xml:space="preserve"> PAGEREF _Toc201568984 \h </w:instrText>
+            </w:r>
+            <w:r>
+              <w:rPr>
+                <w:noProof/>
+                <w:webHidden/>
+                <w:szCs w:val="24"/>
+              </w:rPr>
+            </w:r>
+            <w:r>
+              <w:rPr>
+                <w:noProof/>
+                <w:webHidden/>
+                <w:szCs w:val="24"/>
+              </w:rPr>
+              <w:fldChar w:fldCharType="separate"/>
+            </w:r>
+            <w:r>
+              <w:rPr>
+                <w:noProof/>
+                <w:webHidden/>
+                <w:szCs w:val="24"/>
+              </w:rPr>
+              <w:t>16</w:t>
+            </w:r>
+            <w:r>
+              <w:rPr>
+                <w:noProof/>
+                <w:webHidden/>
+                <w:szCs w:val="24"/>
+              </w:rPr>
+              <w:fldChar w:fldCharType="end"/>
+            </w:r>
+          </w:hyperlink>
+        </w:p>
+        <w:p>
+          <w:pPr>
+            <w:pStyle w:val="TOC1"/>
+            <w:rPr>
+              <w:rFonts w:asciiTheme="minorHAnsi" w:eastAsiaTheme="minorEastAsia" w:hAnsiTheme="minorHAnsi" w:cstheme="minorBidi"/>
+              <w:b w:val="0"/>
+              <w:bCs w:val="0"/>
+              <w:sz w:val="24"/>
+              <w:szCs w:val="24"/>
+              <w:lang w:val="en-PK" w:eastAsia="en-PK"/>
+            </w:rPr>
+          </w:pPr>
+          <w:hyperlink w:anchor="_Toc201568985" w:history="1">
+            <w:r>
+              <w:rPr>
+                <w:rStyle w:val="Hyperlink"/>
+                <w:sz w:val="24"/>
+                <w:szCs w:val="24"/>
+              </w:rPr>
+              <w:t>Conclusion</w:t>
+            </w:r>
+            <w:r>
+              <w:rPr>
+                <w:webHidden/>
+                <w:sz w:val="24"/>
+                <w:szCs w:val="24"/>
+              </w:rPr>
+              <w:tab/>
+            </w:r>
+            <w:r>
+              <w:rPr>
+                <w:webHidden/>
+                <w:sz w:val="24"/>
+                <w:szCs w:val="24"/>
+              </w:rPr>
+              <w:fldChar w:fldCharType="begin"/>
+            </w:r>
+            <w:r>
+              <w:rPr>
+                <w:webHidden/>
+                <w:sz w:val="24"/>
+                <w:szCs w:val="24"/>
+              </w:rPr>
+              <w:instrText xml:space="preserve"> PAGEREF _Toc201568985 \h </w:instrText>
+            </w:r>
+            <w:r>
+              <w:rPr>
+                <w:webHidden/>
+                <w:sz w:val="24"/>
+                <w:szCs w:val="24"/>
+              </w:rPr>
+            </w:r>
+            <w:r>
+              <w:rPr>
+                <w:webHidden/>
+                <w:sz w:val="24"/>
+                <w:szCs w:val="24"/>
+              </w:rPr>
+              <w:fldChar w:fldCharType="separate"/>
+            </w:r>
+            <w:r>
+              <w:rPr>
+                <w:webHidden/>
+                <w:sz w:val="24"/>
+                <w:szCs w:val="24"/>
+              </w:rPr>
+              <w:t>17</w:t>
+            </w:r>
+            <w:r>
+              <w:rPr>
+                <w:webHidden/>
+                <w:sz w:val="24"/>
+                <w:szCs w:val="24"/>
+              </w:rPr>
+              <w:fldChar w:fldCharType="end"/>
+            </w:r>
+          </w:hyperlink>
+        </w:p>
+        <w:p>
+          <w:pPr>
+            <w:pStyle w:val="TOC2"/>
+            <w:tabs>
+              <w:tab w:val="right" w:leader="dot" w:pos="9634"/>
+            </w:tabs>
+            <w:rPr>
+              <w:rFonts w:asciiTheme="minorHAnsi" w:eastAsiaTheme="minorEastAsia" w:hAnsiTheme="minorHAnsi" w:cstheme="minorBidi"/>
+              <w:noProof/>
+              <w:szCs w:val="24"/>
+              <w:lang w:val="en-PK" w:eastAsia="en-PK"/>
+            </w:rPr>
+          </w:pPr>
+          <w:hyperlink w:anchor="_Toc201568986" w:history="1">
+            <w:r>
+              <w:rPr>
+                <w:rStyle w:val="Hyperlink"/>
+                <w:rFonts w:eastAsia="Verdana"/>
+                <w:noProof/>
+                <w:szCs w:val="24"/>
+              </w:rPr>
+              <w:t>Key Achievements:</w:t>
+            </w:r>
+            <w:r>
+              <w:rPr>
+                <w:noProof/>
+                <w:webHidden/>
+                <w:szCs w:val="24"/>
+              </w:rPr>
+              <w:tab/>
+            </w:r>
+            <w:r>
+              <w:rPr>
+                <w:noProof/>
+                <w:webHidden/>
+                <w:szCs w:val="24"/>
+              </w:rPr>
+              <w:fldChar w:fldCharType="begin"/>
+            </w:r>
+            <w:r>
+              <w:rPr>
+                <w:noProof/>
+                <w:webHidden/>
+                <w:szCs w:val="24"/>
+              </w:rPr>
+              <w:instrText xml:space="preserve"> PAGEREF _Toc201568986 \h </w:instrText>
+            </w:r>
+            <w:r>
+              <w:rPr>
+                <w:noProof/>
+                <w:webHidden/>
+                <w:szCs w:val="24"/>
+              </w:rPr>
+            </w:r>
+            <w:r>
+              <w:rPr>
+                <w:noProof/>
+                <w:webHidden/>
+                <w:szCs w:val="24"/>
+              </w:rPr>
+              <w:fldChar w:fldCharType="separate"/>
+            </w:r>
+            <w:r>
+              <w:rPr>
+                <w:noProof/>
+                <w:webHidden/>
+                <w:szCs w:val="24"/>
+              </w:rPr>
+              <w:t>17</w:t>
+            </w:r>
+            <w:r>
+              <w:rPr>
+                <w:noProof/>
+                <w:webHidden/>
+                <w:szCs w:val="24"/>
+              </w:rPr>
+              <w:fldChar w:fldCharType="end"/>
+            </w:r>
+          </w:hyperlink>
+        </w:p>
+        <w:p>
+          <w:pPr>
+            <w:pStyle w:val="TOC3"/>
+            <w:tabs>
+              <w:tab w:val="right" w:leader="dot" w:pos="9634"/>
+            </w:tabs>
+            <w:rPr>
+              <w:noProof/>
+              <w:szCs w:val="24"/>
+            </w:rPr>
+          </w:pPr>
+          <w:hyperlink w:anchor="_Toc201568987" w:history="1">
+            <w:r>
+              <w:rPr>
+                <w:rStyle w:val="Hyperlink"/>
+                <w:noProof/>
+                <w:szCs w:val="24"/>
+              </w:rPr>
+              <w:t xml:space="preserve">1. </w:t>
+            </w:r>
+            <w:r>
+              <w:rPr>
+                <w:rStyle w:val="Hyperlink"/>
+                <w:noProof/>
+                <w:szCs w:val="24"/>
+                <w:lang w:val="en-PK"/>
+              </w:rPr>
+              <w:t>OOP + GUI Integration:</w:t>
+            </w:r>
+            <w:r>
+              <w:rPr>
+                <w:noProof/>
+                <w:webHidden/>
+                <w:szCs w:val="24"/>
+              </w:rPr>
+              <w:tab/>
+            </w:r>
+            <w:r>
+              <w:rPr>
+                <w:noProof/>
+                <w:webHidden/>
+                <w:szCs w:val="24"/>
+              </w:rPr>
+              <w:fldChar w:fldCharType="begin"/>
+            </w:r>
+            <w:r>
+              <w:rPr>
+                <w:noProof/>
+                <w:webHidden/>
+                <w:szCs w:val="24"/>
+              </w:rPr>
+              <w:instrText xml:space="preserve"> PAGEREF _Toc201568987 \h </w:instrText>
+            </w:r>
+            <w:r>
+              <w:rPr>
+                <w:noProof/>
+                <w:webHidden/>
+                <w:szCs w:val="24"/>
+              </w:rPr>
+            </w:r>
+            <w:r>
+              <w:rPr>
+                <w:noProof/>
+                <w:webHidden/>
+                <w:szCs w:val="24"/>
+              </w:rPr>
+              <w:fldChar w:fldCharType="separate"/>
+            </w:r>
+            <w:r>
+              <w:rPr>
+                <w:noProof/>
+                <w:webHidden/>
+                <w:szCs w:val="24"/>
+              </w:rPr>
+              <w:t>17</w:t>
+            </w:r>
+            <w:r>
+              <w:rPr>
+                <w:noProof/>
+                <w:webHidden/>
+                <w:szCs w:val="24"/>
+              </w:rPr>
+              <w:fldChar w:fldCharType="end"/>
+            </w:r>
+          </w:hyperlink>
+        </w:p>
+        <w:p>
+          <w:pPr>
+            <w:pStyle w:val="TOC3"/>
+            <w:tabs>
+              <w:tab w:val="right" w:leader="dot" w:pos="9634"/>
+            </w:tabs>
+            <w:rPr>
+              <w:noProof/>
+              <w:szCs w:val="24"/>
+            </w:rPr>
+          </w:pPr>
+          <w:hyperlink w:anchor="_Toc201568988" w:history="1">
+            <w:r>
+              <w:rPr>
+                <w:rStyle w:val="Hyperlink"/>
+                <w:noProof/>
+                <w:szCs w:val="24"/>
+              </w:rPr>
+              <w:t>2. Educational Value:</w:t>
+            </w:r>
+            <w:r>
+              <w:rPr>
+                <w:noProof/>
+                <w:webHidden/>
+                <w:szCs w:val="24"/>
+              </w:rPr>
+              <w:tab/>
+            </w:r>
+            <w:r>
+              <w:rPr>
+                <w:noProof/>
+                <w:webHidden/>
+                <w:szCs w:val="24"/>
+              </w:rPr>
+              <w:fldChar w:fldCharType="begin"/>
+            </w:r>
+            <w:r>
+              <w:rPr>
+                <w:noProof/>
+                <w:webHidden/>
+                <w:szCs w:val="24"/>
+              </w:rPr>
+              <w:instrText xml:space="preserve"> PAGEREF _Toc201568988 \h </w:instrText>
+            </w:r>
+            <w:r>
+              <w:rPr>
+                <w:noProof/>
+                <w:webHidden/>
+                <w:szCs w:val="24"/>
+              </w:rPr>
+            </w:r>
+            <w:r>
+              <w:rPr>
+                <w:noProof/>
+                <w:webHidden/>
+                <w:szCs w:val="24"/>
+              </w:rPr>
+              <w:fldChar w:fldCharType="separate"/>
+            </w:r>
+            <w:r>
+              <w:rPr>
+                <w:noProof/>
+                <w:webHidden/>
+                <w:szCs w:val="24"/>
+              </w:rPr>
+              <w:t>17</w:t>
+            </w:r>
+            <w:r>
+              <w:rPr>
+                <w:noProof/>
+                <w:webHidden/>
+                <w:szCs w:val="24"/>
+              </w:rPr>
+              <w:fldChar w:fldCharType="end"/>
+            </w:r>
+          </w:hyperlink>
+        </w:p>
+        <w:p>
+          <w:pPr>
+            <w:pStyle w:val="TOC3"/>
+            <w:tabs>
+              <w:tab w:val="right" w:leader="dot" w:pos="9634"/>
+            </w:tabs>
+            <w:rPr>
+              <w:noProof/>
+              <w:szCs w:val="24"/>
+            </w:rPr>
+          </w:pPr>
+          <w:hyperlink w:anchor="_Toc201568989" w:history="1">
+            <w:r>
+              <w:rPr>
+                <w:rStyle w:val="Hyperlink"/>
+                <w:noProof/>
+                <w:szCs w:val="24"/>
+              </w:rPr>
+              <w:t xml:space="preserve">3. </w:t>
+            </w:r>
+            <w:r>
+              <w:rPr>
+                <w:rStyle w:val="Hyperlink"/>
+                <w:noProof/>
+                <w:szCs w:val="24"/>
+                <w:lang w:val="en-PK"/>
+              </w:rPr>
+              <w:t>User-Centric Design:</w:t>
+            </w:r>
+            <w:r>
+              <w:rPr>
+                <w:noProof/>
+                <w:webHidden/>
+                <w:szCs w:val="24"/>
+              </w:rPr>
+              <w:tab/>
+            </w:r>
+            <w:r>
+              <w:rPr>
+                <w:noProof/>
+                <w:webHidden/>
+                <w:szCs w:val="24"/>
+              </w:rPr>
+              <w:fldChar w:fldCharType="begin"/>
+            </w:r>
+            <w:r>
+              <w:rPr>
+                <w:noProof/>
+                <w:webHidden/>
+                <w:szCs w:val="24"/>
+              </w:rPr>
+              <w:instrText xml:space="preserve"> PAGEREF _Toc201568989 \h </w:instrText>
+            </w:r>
+            <w:r>
+              <w:rPr>
+                <w:noProof/>
+                <w:webHidden/>
+                <w:szCs w:val="24"/>
+              </w:rPr>
+            </w:r>
+            <w:r>
+              <w:rPr>
+                <w:noProof/>
+                <w:webHidden/>
+                <w:szCs w:val="24"/>
+              </w:rPr>
+              <w:fldChar w:fldCharType="separate"/>
+            </w:r>
+            <w:r>
+              <w:rPr>
+                <w:noProof/>
+                <w:webHidden/>
+                <w:szCs w:val="24"/>
+              </w:rPr>
+              <w:t>17</w:t>
+            </w:r>
+            <w:r>
+              <w:rPr>
+                <w:noProof/>
+                <w:webHidden/>
+                <w:szCs w:val="24"/>
               </w:rPr>
               <w:fldChar w:fldCharType="end"/>
             </w:r>
@@ -1635,6 +2552,7 @@
               <w:b/>
               <w:bCs/>
               <w:noProof/>
+              <w:szCs w:val="24"/>
             </w:rPr>
             <w:fldChar w:fldCharType="end"/>
           </w:r>
@@ -1643,66 +2561,24 @@
     </w:sdt>
     <w:p>
       <w:pPr>
-        <w:pStyle w:val="Title"/>
-        <w:tabs>
-          <w:tab w:val="center" w:pos="4794"/>
-          <w:tab w:val="left" w:pos="6468"/>
-        </w:tabs>
-        <w:spacing w:line="360" w:lineRule="auto"/>
-        <w:jc w:val="both"/>
-        <w:rPr>
-          <w:rFonts w:ascii="Times New Roman" w:hAnsi="Times New Roman" w:cs="Times New Roman"/>
-        </w:rPr>
-      </w:pPr>
-    </w:p>
-    <w:p>
-      <w:pPr>
-        <w:pStyle w:val="BodyText"/>
-        <w:spacing w:before="20" w:line="360" w:lineRule="auto"/>
-        <w:ind w:left="4717"/>
-        <w:jc w:val="both"/>
-        <w:rPr>
-          <w:rFonts w:ascii="Times New Roman" w:hAnsi="Times New Roman" w:cs="Times New Roman"/>
-          <w:b w:val="0"/>
-          <w:bCs w:val="0"/>
-          <w:spacing w:val="-4"/>
-        </w:rPr>
-      </w:pPr>
-    </w:p>
-    <w:p>
-      <w:pPr>
-        <w:pStyle w:val="Title"/>
-        <w:spacing w:line="360" w:lineRule="auto"/>
-        <w:jc w:val="both"/>
-        <w:rPr>
-          <w:rFonts w:ascii="Times New Roman" w:hAnsi="Times New Roman" w:cs="Times New Roman"/>
-        </w:rPr>
-      </w:pPr>
-    </w:p>
-    <w:p>
-      <w:pPr>
-        <w:rPr>
-          <w:rFonts w:eastAsia="Verdana" w:cs="Times New Roman"/>
-          <w:b/>
-          <w:bCs/>
-          <w:color w:val="000000" w:themeColor="text1"/>
-          <w:sz w:val="28"/>
-          <w:szCs w:val="34"/>
-          <w:lang w:val="en-PK"/>
-        </w:rPr>
-      </w:pPr>
-      <w:bookmarkStart w:id="0" w:name="_Toc201567486"/>
-      <w:r>
-        <w:rPr>
-          <w:rFonts w:cs="Times New Roman"/>
-        </w:rPr>
-        <w:br w:type="page"/>
-      </w:r>
-    </w:p>
-    <w:p>
-      <w:pPr>
         <w:pStyle w:val="Heading1"/>
-        <w:jc w:val="both"/>
+        <w:rPr>
+          <w:rFonts w:cs="Times New Roman"/>
+        </w:rPr>
+      </w:pPr>
+      <w:bookmarkStart w:id="0" w:name="_Toc201568960"/>
+    </w:p>
+    <w:p>
+      <w:pPr>
+        <w:pStyle w:val="Heading1"/>
+        <w:rPr>
+          <w:rFonts w:cs="Times New Roman"/>
+        </w:rPr>
+      </w:pPr>
+    </w:p>
+    <w:p>
+      <w:pPr>
+        <w:pStyle w:val="Heading1"/>
         <w:rPr>
           <w:rFonts w:cs="Times New Roman"/>
         </w:rPr>
@@ -1725,7 +2601,7 @@
           <w:lang w:val="en-PK"/>
         </w:rPr>
       </w:pPr>
-      <w:bookmarkStart w:id="1" w:name="_Toc201567487"/>
+      <w:bookmarkStart w:id="1" w:name="_Toc201568961"/>
       <w:r>
         <w:rPr>
           <w:rFonts w:eastAsia="Verdana" w:cs="Times New Roman"/>
@@ -1877,7 +2753,7 @@
           <w:lang w:val="en-PK"/>
         </w:rPr>
       </w:pPr>
-      <w:bookmarkStart w:id="2" w:name="_Toc201567488"/>
+      <w:bookmarkStart w:id="2" w:name="_Toc201568962"/>
       <w:r>
         <w:rPr>
           <w:rFonts w:eastAsia="Verdana" w:cs="Times New Roman"/>
@@ -2033,13 +2909,12 @@
     <w:p>
       <w:pPr>
         <w:pStyle w:val="Heading1"/>
-        <w:jc w:val="both"/>
         <w:rPr>
           <w:rFonts w:cs="Times New Roman"/>
           <w:lang w:val="en-US"/>
         </w:rPr>
       </w:pPr>
-      <w:bookmarkStart w:id="3" w:name="_Toc201567489"/>
+      <w:bookmarkStart w:id="3" w:name="_Toc201568963"/>
       <w:r>
         <w:rPr>
           <w:rFonts w:cs="Times New Roman"/>
@@ -2259,7 +3134,6 @@
     <w:p>
       <w:pPr>
         <w:pStyle w:val="Heading1"/>
-        <w:jc w:val="both"/>
         <w:rPr>
           <w:rFonts w:cs="Times New Roman"/>
           <w:lang w:val="en-US"/>
@@ -2269,7 +3143,6 @@
     <w:p>
       <w:pPr>
         <w:pStyle w:val="Heading1"/>
-        <w:jc w:val="both"/>
         <w:rPr>
           <w:rFonts w:cs="Times New Roman"/>
           <w:lang w:val="en-US"/>
@@ -2279,7 +3152,6 @@
     <w:p>
       <w:pPr>
         <w:pStyle w:val="Heading1"/>
-        <w:jc w:val="both"/>
         <w:rPr>
           <w:rFonts w:cs="Times New Roman"/>
           <w:lang w:val="en-US"/>
@@ -2289,7 +3161,6 @@
     <w:p>
       <w:pPr>
         <w:pStyle w:val="Heading1"/>
-        <w:jc w:val="both"/>
         <w:rPr>
           <w:rFonts w:cs="Times New Roman"/>
           <w:lang w:val="en-US"/>
@@ -2299,13 +3170,12 @@
     <w:p>
       <w:pPr>
         <w:pStyle w:val="Heading1"/>
-        <w:jc w:val="both"/>
         <w:rPr>
           <w:rFonts w:cs="Times New Roman"/>
           <w:lang w:val="en-US"/>
         </w:rPr>
       </w:pPr>
-      <w:bookmarkStart w:id="4" w:name="_Toc201567490"/>
+      <w:bookmarkStart w:id="4" w:name="_Toc201568964"/>
       <w:r>
         <w:rPr>
           <w:rFonts w:cs="Times New Roman"/>
@@ -2331,7 +3201,7 @@
           <w:lang w:val="en-PK"/>
         </w:rPr>
       </w:pPr>
-      <w:bookmarkStart w:id="5" w:name="_Toc201567491"/>
+      <w:bookmarkStart w:id="5" w:name="_Toc201568965"/>
       <w:r>
         <w:rPr>
           <w:rFonts w:cs="Times New Roman"/>
@@ -2440,6 +3310,8 @@
           <w:ilvl w:val="1"/>
           <w:numId w:val="2"/>
         </w:numPr>
+        <w:spacing w:line="360" w:lineRule="auto"/>
+        <w:jc w:val="both"/>
         <w:rPr>
           <w:rFonts w:cs="Times New Roman"/>
           <w:lang w:val="en-PK"/>
@@ -2455,6 +3327,8 @@
     </w:p>
     <w:p>
       <w:pPr>
+        <w:spacing w:line="360" w:lineRule="auto"/>
+        <w:jc w:val="both"/>
         <w:rPr>
           <w:rFonts w:cs="Times New Roman"/>
           <w:lang w:val="en-PK"/>
@@ -2533,6 +3407,8 @@
           <w:ilvl w:val="1"/>
           <w:numId w:val="2"/>
         </w:numPr>
+        <w:spacing w:line="360" w:lineRule="auto"/>
+        <w:jc w:val="both"/>
         <w:rPr>
           <w:rFonts w:cs="Times New Roman"/>
           <w:lang w:val="en-PK"/>
@@ -2804,7 +3680,7 @@
           <w:lang w:val="en-PK"/>
         </w:rPr>
       </w:pPr>
-      <w:bookmarkStart w:id="6" w:name="_Toc201567492"/>
+      <w:bookmarkStart w:id="6" w:name="_Toc201568966"/>
       <w:r>
         <w:rPr>
           <w:rFonts w:cs="Times New Roman"/>
@@ -3013,7 +3889,6 @@
           <w:bCs/>
           <w:lang w:val="en-PK"/>
         </w:rPr>
-        <w:lastRenderedPageBreak/>
         <w:t>Notifications</w:t>
       </w:r>
     </w:p>
@@ -3051,12 +3926,11 @@
     <w:p>
       <w:pPr>
         <w:pStyle w:val="Heading1"/>
-        <w:jc w:val="both"/>
-        <w:rPr>
-          <w:rFonts w:cs="Times New Roman"/>
-        </w:rPr>
-      </w:pPr>
-      <w:bookmarkStart w:id="7" w:name="_Toc201567493"/>
+        <w:rPr>
+          <w:rFonts w:cs="Times New Roman"/>
+        </w:rPr>
+      </w:pPr>
+      <w:bookmarkStart w:id="7" w:name="_Toc201568967"/>
       <w:r>
         <w:rPr>
           <w:rFonts w:cs="Times New Roman"/>
@@ -3075,12 +3949,13 @@
     <w:p>
       <w:pPr>
         <w:spacing w:line="360" w:lineRule="auto"/>
+        <w:jc w:val="both"/>
         <w:rPr>
           <w:rStyle w:val="Heading2Char"/>
           <w:lang w:val="en-PK"/>
         </w:rPr>
       </w:pPr>
-      <w:bookmarkStart w:id="8" w:name="_Toc201567494"/>
+      <w:bookmarkStart w:id="8" w:name="_Toc201568968"/>
       <w:r>
         <w:rPr>
           <w:rStyle w:val="Heading2Char"/>
@@ -3145,12 +4020,13 @@
     <w:p>
       <w:pPr>
         <w:spacing w:line="360" w:lineRule="auto"/>
+        <w:jc w:val="both"/>
         <w:rPr>
           <w:rStyle w:val="Heading2Char"/>
           <w:rFonts w:cs="Times New Roman"/>
         </w:rPr>
       </w:pPr>
-      <w:bookmarkStart w:id="9" w:name="_Toc201567495"/>
+      <w:bookmarkStart w:id="9" w:name="_Toc201568969"/>
       <w:r>
         <w:rPr>
           <w:rStyle w:val="Heading2Char"/>
@@ -3228,13 +4104,14 @@
     <w:p>
       <w:pPr>
         <w:spacing w:line="360" w:lineRule="auto"/>
+        <w:jc w:val="both"/>
         <w:rPr>
           <w:rStyle w:val="Heading2Char"/>
           <w:rFonts w:cs="Times New Roman"/>
           <w:lang w:val="en-PK"/>
         </w:rPr>
       </w:pPr>
-      <w:bookmarkStart w:id="10" w:name="_Toc201567496"/>
+      <w:bookmarkStart w:id="10" w:name="_Toc201568970"/>
       <w:r>
         <w:rPr>
           <w:rStyle w:val="Heading2Char"/>
@@ -3304,13 +4181,14 @@
     <w:p>
       <w:pPr>
         <w:spacing w:line="360" w:lineRule="auto"/>
+        <w:jc w:val="both"/>
         <w:rPr>
           <w:rStyle w:val="Heading2Char"/>
           <w:rFonts w:cs="Times New Roman"/>
           <w:lang w:val="en-PK"/>
         </w:rPr>
       </w:pPr>
-      <w:bookmarkStart w:id="11" w:name="_Toc201567497"/>
+      <w:bookmarkStart w:id="11" w:name="_Toc201568971"/>
       <w:r>
         <w:rPr>
           <w:rStyle w:val="Heading2Char"/>
@@ -3368,13 +4246,14 @@
     <w:p>
       <w:pPr>
         <w:spacing w:line="360" w:lineRule="auto"/>
+        <w:jc w:val="both"/>
         <w:rPr>
           <w:rStyle w:val="Heading2Char"/>
           <w:rFonts w:cs="Times New Roman"/>
           <w:lang w:val="en-PK"/>
         </w:rPr>
       </w:pPr>
-      <w:bookmarkStart w:id="12" w:name="_Toc201567498"/>
+      <w:bookmarkStart w:id="12" w:name="_Toc201568972"/>
       <w:r>
         <w:rPr>
           <w:rStyle w:val="Heading2Char"/>
@@ -3453,6 +4332,7 @@
     <w:p>
       <w:pPr>
         <w:spacing w:line="360" w:lineRule="auto"/>
+        <w:jc w:val="both"/>
         <w:rPr>
           <w:rFonts w:cs="Times New Roman"/>
           <w:lang w:val="en-PK"/>
@@ -3515,1823 +4395,315 @@
       <w:pPr>
         <w:spacing w:line="360" w:lineRule="auto"/>
         <w:jc w:val="both"/>
-        <w:rPr>
-          <w:rFonts w:cs="Times New Roman"/>
-          <w:lang w:val="en-PK"/>
-        </w:rPr>
-      </w:pPr>
-    </w:p>
-    <w:p>
-      <w:pPr>
-        <w:spacing w:line="360" w:lineRule="auto"/>
-        <w:jc w:val="both"/>
-        <w:rPr>
-          <w:rFonts w:cs="Times New Roman"/>
-          <w:lang w:val="en-PK"/>
-        </w:rPr>
-      </w:pPr>
-    </w:p>
-    <w:p>
-      <w:pPr>
-        <w:spacing w:line="360" w:lineRule="auto"/>
-        <w:jc w:val="both"/>
-        <w:rPr>
-          <w:rFonts w:cs="Times New Roman"/>
-        </w:rPr>
-      </w:pPr>
-    </w:p>
-    <w:p>
-      <w:pPr>
-        <w:spacing w:line="360" w:lineRule="auto"/>
-        <w:jc w:val="both"/>
-        <w:rPr>
-          <w:rFonts w:eastAsia="Verdana" w:cs="Verdana"/>
+        <w:sectPr>
+          <w:footerReference w:type="default" r:id="rId8"/>
+          <w:type w:val="continuous"/>
+          <w:pgSz w:w="11910" w:h="16850"/>
+          <w:pgMar w:top="1080" w:right="1133" w:bottom="280" w:left="1133" w:header="720" w:footer="720" w:gutter="0"/>
+          <w:pgBorders w:display="notFirstPage" w:offsetFrom="page">
+            <w:top w:val="single" w:sz="12" w:space="24" w:color="auto"/>
+            <w:left w:val="single" w:sz="12" w:space="24" w:color="auto"/>
+            <w:bottom w:val="single" w:sz="12" w:space="24" w:color="auto"/>
+            <w:right w:val="single" w:sz="12" w:space="24" w:color="auto"/>
+          </w:pgBorders>
+          <w:cols w:space="720"/>
+          <w:docGrid w:linePitch="326"/>
+        </w:sectPr>
+      </w:pPr>
+    </w:p>
+    <w:p>
+      <w:pPr>
+        <w:pStyle w:val="Heading1"/>
+      </w:pPr>
+      <w:bookmarkStart w:id="13" w:name="_Toc201568985"/>
+      <w:r>
+        <w:lastRenderedPageBreak/>
+        <w:t>Conclusion</w:t>
+      </w:r>
+      <w:bookmarkEnd w:id="13"/>
+    </w:p>
+    <w:p>
+      <w:pPr>
+        <w:spacing w:line="360" w:lineRule="auto"/>
+        <w:jc w:val="both"/>
+        <w:rPr>
+          <w:lang w:val="en-PK"/>
+        </w:rPr>
+      </w:pPr>
+      <w:r>
+        <w:rPr>
+          <w:lang w:val="en-PK"/>
+        </w:rPr>
+        <w:t xml:space="preserve">The Digital Farm Management System effectively demonstrates the synergy between object-oriented programming (OOP) and interactive GUI design through </w:t>
+      </w:r>
+      <w:proofErr w:type="spellStart"/>
+      <w:r>
+        <w:rPr>
+          <w:lang w:val="en-PK"/>
+        </w:rPr>
+        <w:t>Streamlit</w:t>
+      </w:r>
+      <w:proofErr w:type="spellEnd"/>
+      <w:r>
+        <w:rPr>
+          <w:lang w:val="en-PK"/>
+        </w:rPr>
+        <w:t>. By leveraging OOP principles—inheritance, polymorphism, encapsulation, and abstraction—the project achieves a modular architecture that mirrors real-world farm operations.</w:t>
+      </w:r>
+    </w:p>
+    <w:p>
+      <w:pPr>
+        <w:pStyle w:val="Heading2"/>
+        <w:jc w:val="both"/>
+        <w:rPr>
+          <w:rFonts w:eastAsia="Verdana"/>
+        </w:rPr>
+      </w:pPr>
+      <w:bookmarkStart w:id="14" w:name="_Toc201568986"/>
+      <w:r>
+        <w:rPr>
+          <w:rFonts w:eastAsia="Verdana"/>
+        </w:rPr>
+        <w:t>Key Achievements:</w:t>
+      </w:r>
+      <w:bookmarkEnd w:id="14"/>
+    </w:p>
+    <w:p>
+      <w:pPr>
+        <w:pStyle w:val="Heading3"/>
+        <w:jc w:val="both"/>
+        <w:rPr>
+          <w:lang w:val="en-PK"/>
+        </w:rPr>
+      </w:pPr>
+      <w:bookmarkStart w:id="15" w:name="_Toc201568987"/>
+      <w:r>
+        <w:t xml:space="preserve">1. </w:t>
+      </w:r>
+      <w:r>
+        <w:rPr>
+          <w:lang w:val="en-PK"/>
+        </w:rPr>
+        <w:t>OOP + GUI Integration:</w:t>
+      </w:r>
+      <w:bookmarkEnd w:id="15"/>
+    </w:p>
+    <w:p>
+      <w:pPr>
+        <w:spacing w:line="360" w:lineRule="auto"/>
+        <w:jc w:val="both"/>
+        <w:rPr>
+          <w:lang w:val="en-PK"/>
+        </w:rPr>
+      </w:pPr>
+      <w:proofErr w:type="spellStart"/>
+      <w:r>
+        <w:rPr>
+          <w:lang w:val="en-PK"/>
+        </w:rPr>
+        <w:t>Streamlit’s</w:t>
+      </w:r>
+      <w:proofErr w:type="spellEnd"/>
+      <w:r>
+        <w:rPr>
+          <w:lang w:val="en-PK"/>
+        </w:rPr>
+        <w:t xml:space="preserve"> reactive components (buttons, progress bars) seamlessly interact with backend OOP logic (e.g., clicking "Feed Cow" triggers </w:t>
+      </w:r>
+      <w:proofErr w:type="spellStart"/>
+      <w:r>
+        <w:rPr>
+          <w:lang w:val="en-PK"/>
+        </w:rPr>
+        <w:t>Cow.feed</w:t>
+      </w:r>
+      <w:proofErr w:type="spellEnd"/>
+      <w:r>
+        <w:rPr>
+          <w:lang w:val="en-PK"/>
+        </w:rPr>
+        <w:t>() and updates health bars in real time).</w:t>
+      </w:r>
+    </w:p>
+    <w:p>
+      <w:pPr>
+        <w:spacing w:line="360" w:lineRule="auto"/>
+        <w:jc w:val="both"/>
+        <w:rPr>
+          <w:lang w:val="en-PK"/>
+        </w:rPr>
+      </w:pPr>
+      <w:r>
+        <w:rPr>
+          <w:lang w:val="en-PK"/>
+        </w:rPr>
+        <w:t>Session state (</w:t>
+      </w:r>
+      <w:proofErr w:type="spellStart"/>
+      <w:proofErr w:type="gramStart"/>
+      <w:r>
+        <w:rPr>
+          <w:lang w:val="en-PK"/>
+        </w:rPr>
+        <w:t>st.session</w:t>
+      </w:r>
+      <w:proofErr w:type="gramEnd"/>
+      <w:r>
+        <w:rPr>
+          <w:lang w:val="en-PK"/>
+        </w:rPr>
+        <w:t>_state</w:t>
+      </w:r>
+      <w:proofErr w:type="spellEnd"/>
+      <w:r>
+        <w:rPr>
+          <w:lang w:val="en-PK"/>
+        </w:rPr>
+        <w:t>) preserves object states across user interactions, bridging OOP and frontend dynamics.</w:t>
+      </w:r>
+    </w:p>
+    <w:p>
+      <w:pPr>
+        <w:pStyle w:val="Heading3"/>
+        <w:jc w:val="both"/>
+      </w:pPr>
+      <w:bookmarkStart w:id="16" w:name="_Toc201568988"/>
+      <w:r>
+        <w:t>2</w:t>
+      </w:r>
+      <w:r>
+        <w:rPr>
+          <w:rStyle w:val="Heading3Char"/>
           <w:b/>
-          <w:bCs/>
-          <w:color w:val="000000" w:themeColor="text1"/>
-          <w:sz w:val="28"/>
-          <w:szCs w:val="34"/>
-        </w:rPr>
-      </w:pPr>
-      <w:r>
-        <w:br w:type="page"/>
+        </w:rPr>
+        <w:t xml:space="preserve">. </w:t>
+      </w:r>
+      <w:r>
+        <w:t>Educational Value:</w:t>
+      </w:r>
+      <w:bookmarkEnd w:id="16"/>
+    </w:p>
+    <w:p>
+      <w:pPr>
+        <w:spacing w:line="360" w:lineRule="auto"/>
+        <w:jc w:val="both"/>
+        <w:rPr>
+          <w:lang w:val="en-PK"/>
+        </w:rPr>
+      </w:pPr>
+      <w:r>
+        <w:rPr>
+          <w:lang w:val="en-PK"/>
+        </w:rPr>
+        <w:t>Serves as a practical example of OOP scalability—new animals/crops can be added by extending base classes without modifying core logic.</w:t>
+      </w:r>
+    </w:p>
+    <w:p>
+      <w:pPr>
+        <w:spacing w:line="360" w:lineRule="auto"/>
+        <w:jc w:val="both"/>
+        <w:rPr>
+          <w:lang w:val="en-PK"/>
+        </w:rPr>
+      </w:pPr>
+      <w:r>
+        <w:rPr>
+          <w:lang w:val="en-PK"/>
+        </w:rPr>
+        <w:t>Demonstrates event-driven GUI design (e.g., market transactions triggering inventory updates).</w:t>
+      </w:r>
+    </w:p>
+    <w:p>
+      <w:pPr>
+        <w:pStyle w:val="Heading3"/>
+        <w:jc w:val="both"/>
+        <w:rPr>
+          <w:lang w:val="en-PK"/>
+        </w:rPr>
+      </w:pPr>
+      <w:bookmarkStart w:id="17" w:name="_Toc201568989"/>
+      <w:r>
+        <w:t xml:space="preserve">3. </w:t>
+      </w:r>
+      <w:r>
+        <w:rPr>
+          <w:lang w:val="en-PK"/>
+        </w:rPr>
+        <w:t>User-Centric Design:</w:t>
+      </w:r>
+      <w:bookmarkEnd w:id="17"/>
+    </w:p>
+    <w:p>
+      <w:pPr>
+        <w:spacing w:line="360" w:lineRule="auto"/>
+        <w:jc w:val="both"/>
+        <w:rPr>
+          <w:lang w:val="en-PK"/>
+        </w:rPr>
+      </w:pPr>
+      <w:r>
+        <w:rPr>
+          <w:lang w:val="en-PK"/>
+        </w:rPr>
+        <w:t>The GUI simplifies complex operations (e.g., health tracking via visual bars vs. console logs).</w:t>
+      </w:r>
+    </w:p>
+    <w:p>
+      <w:pPr>
+        <w:spacing w:line="360" w:lineRule="auto"/>
+        <w:jc w:val="both"/>
+        <w:rPr>
+          <w:lang w:val="en-PK"/>
+        </w:rPr>
+      </w:pPr>
+      <w:r>
+        <w:rPr>
+          <w:lang w:val="en-PK"/>
+        </w:rPr>
+        <w:t>Mobile-responsive layout ensures accessibility across devices.</w:t>
+      </w:r>
+    </w:p>
+    <w:p>
+      <w:pPr>
+        <w:spacing w:line="360" w:lineRule="auto"/>
+        <w:jc w:val="both"/>
+        <w:rPr>
+          <w:lang w:val="en-PK"/>
+        </w:rPr>
+      </w:pPr>
+      <w:r>
+        <w:t xml:space="preserve">The CLI provided efficient debugging during development, while the </w:t>
+      </w:r>
+      <w:proofErr w:type="spellStart"/>
+      <w:r>
+        <w:t>Streamlit</w:t>
+      </w:r>
+      <w:proofErr w:type="spellEnd"/>
+      <w:r>
+        <w:t xml:space="preserve"> GUI enhanced accessibility for end-users. Future work could unify both interfaces under a single architecture."</w:t>
       </w:r>
     </w:p>
     <w:p>
       <w:pPr>
         <w:pStyle w:val="Heading1"/>
-        <w:jc w:val="both"/>
-      </w:pPr>
-      <w:bookmarkStart w:id="13" w:name="_Toc201567499"/>
-      <w:r>
-        <w:rPr>
-          <w:lang w:val="en-US"/>
-        </w:rPr>
-        <w:lastRenderedPageBreak/>
-        <w:t xml:space="preserve">5. </w:t>
-      </w:r>
-      <w:r>
-        <w:t>Code</w:t>
-      </w:r>
-      <w:bookmarkEnd w:id="13"/>
-      <w:r>
-        <w:t xml:space="preserve"> </w:t>
-      </w:r>
-    </w:p>
-    <w:p>
-      <w:pPr>
-        <w:pStyle w:val="Heading2"/>
-        <w:jc w:val="both"/>
-      </w:pPr>
-      <w:bookmarkStart w:id="14" w:name="_Toc201567500"/>
-      <w:r>
-        <w:t>5.</w:t>
-      </w:r>
-      <w:r>
-        <w:t xml:space="preserve">1. </w:t>
-      </w:r>
-      <w:r>
-        <w:t>Base Classes:</w:t>
-      </w:r>
-      <w:bookmarkEnd w:id="14"/>
-    </w:p>
-    <w:p>
-      <w:pPr>
-        <w:spacing w:line="360" w:lineRule="auto"/>
-        <w:jc w:val="both"/>
-      </w:pPr>
-      <w:r>
-        <w:rPr>
-          <w:noProof/>
-        </w:rPr>
-        <w:drawing>
-          <wp:inline distT="0" distB="0" distL="0" distR="0" wp14:anchorId="611B0389" wp14:editId="245E7AE2">
-            <wp:extent cx="5753100" cy="2906395"/>
-            <wp:effectExtent l="0" t="0" r="0" b="8255"/>
-            <wp:docPr id="7" name="Picture 7"/>
-            <wp:cNvGraphicFramePr>
-              <a:graphicFrameLocks xmlns:a="http://schemas.openxmlformats.org/drawingml/2006/main" noChangeAspect="1"/>
-            </wp:cNvGraphicFramePr>
-            <a:graphic xmlns:a="http://schemas.openxmlformats.org/drawingml/2006/main">
-              <a:graphicData uri="http://schemas.openxmlformats.org/drawingml/2006/picture">
-                <pic:pic xmlns:pic="http://schemas.openxmlformats.org/drawingml/2006/picture">
-                  <pic:nvPicPr>
-                    <pic:cNvPr id="0" name="Picture 1"/>
-                    <pic:cNvPicPr>
-                      <a:picLocks noChangeAspect="1" noChangeArrowheads="1"/>
-                    </pic:cNvPicPr>
-                  </pic:nvPicPr>
-                  <pic:blipFill>
-                    <a:blip r:embed="rId8">
-                      <a:extLst>
-                        <a:ext uri="{28A0092B-C50C-407E-A947-70E740481C1C}">
-                          <a14:useLocalDpi xmlns:a14="http://schemas.microsoft.com/office/drawing/2010/main" val="0"/>
-                        </a:ext>
-                      </a:extLst>
-                    </a:blip>
-                    <a:srcRect/>
-                    <a:stretch>
-                      <a:fillRect/>
-                    </a:stretch>
-                  </pic:blipFill>
-                  <pic:spPr bwMode="auto">
-                    <a:xfrm>
-                      <a:off x="0" y="0"/>
-                      <a:ext cx="5762263" cy="2911024"/>
-                    </a:xfrm>
-                    <a:prstGeom prst="rect">
-                      <a:avLst/>
-                    </a:prstGeom>
-                    <a:noFill/>
-                    <a:ln>
-                      <a:noFill/>
-                    </a:ln>
-                  </pic:spPr>
-                </pic:pic>
-              </a:graphicData>
-            </a:graphic>
-          </wp:inline>
-        </w:drawing>
-      </w:r>
-    </w:p>
-    <w:p>
-      <w:pPr>
-        <w:spacing w:line="360" w:lineRule="auto"/>
-        <w:jc w:val="both"/>
-        <w:rPr>
-          <w:rFonts w:cs="Times New Roman"/>
-        </w:rPr>
-      </w:pPr>
-    </w:p>
-    <w:p>
-      <w:pPr>
-        <w:spacing w:line="360" w:lineRule="auto"/>
-        <w:jc w:val="both"/>
-        <w:rPr>
-          <w:rFonts w:cs="Times New Roman"/>
-        </w:rPr>
-      </w:pPr>
-      <w:r>
-        <w:rPr>
-          <w:rFonts w:cs="Times New Roman"/>
-          <w:noProof/>
-        </w:rPr>
-        <w:drawing>
-          <wp:inline distT="0" distB="0" distL="0" distR="0" wp14:anchorId="0E570A57" wp14:editId="7F361A97">
-            <wp:extent cx="5745480" cy="3380105"/>
-            <wp:effectExtent l="0" t="0" r="7620" b="0"/>
-            <wp:docPr id="9" name="Picture 9"/>
-            <wp:cNvGraphicFramePr>
-              <a:graphicFrameLocks xmlns:a="http://schemas.openxmlformats.org/drawingml/2006/main" noChangeAspect="1"/>
-            </wp:cNvGraphicFramePr>
-            <a:graphic xmlns:a="http://schemas.openxmlformats.org/drawingml/2006/main">
-              <a:graphicData uri="http://schemas.openxmlformats.org/drawingml/2006/picture">
-                <pic:pic xmlns:pic="http://schemas.openxmlformats.org/drawingml/2006/picture">
-                  <pic:nvPicPr>
-                    <pic:cNvPr id="0" name="Picture 3"/>
-                    <pic:cNvPicPr>
-                      <a:picLocks noChangeAspect="1" noChangeArrowheads="1"/>
-                    </pic:cNvPicPr>
-                  </pic:nvPicPr>
-                  <pic:blipFill>
-                    <a:blip r:embed="rId9">
-                      <a:extLst>
-                        <a:ext uri="{28A0092B-C50C-407E-A947-70E740481C1C}">
-                          <a14:useLocalDpi xmlns:a14="http://schemas.microsoft.com/office/drawing/2010/main" val="0"/>
-                        </a:ext>
-                      </a:extLst>
-                    </a:blip>
-                    <a:srcRect/>
-                    <a:stretch>
-                      <a:fillRect/>
-                    </a:stretch>
-                  </pic:blipFill>
-                  <pic:spPr bwMode="auto">
-                    <a:xfrm>
-                      <a:off x="0" y="0"/>
-                      <a:ext cx="5759167" cy="3388157"/>
-                    </a:xfrm>
-                    <a:prstGeom prst="rect">
-                      <a:avLst/>
-                    </a:prstGeom>
-                    <a:noFill/>
-                    <a:ln>
-                      <a:noFill/>
-                    </a:ln>
-                  </pic:spPr>
-                </pic:pic>
-              </a:graphicData>
-            </a:graphic>
-          </wp:inline>
-        </w:drawing>
-      </w:r>
-    </w:p>
-    <w:p>
-      <w:pPr>
-        <w:spacing w:line="360" w:lineRule="auto"/>
-        <w:jc w:val="both"/>
-        <w:rPr>
-          <w:rFonts w:cs="Times New Roman"/>
-        </w:rPr>
-      </w:pPr>
-    </w:p>
-    <w:p>
-      <w:pPr>
-        <w:spacing w:line="360" w:lineRule="auto"/>
-        <w:jc w:val="both"/>
-        <w:rPr>
-          <w:rFonts w:eastAsiaTheme="majorEastAsia" w:cstheme="majorBidi"/>
-          <w:b/>
-          <w:color w:val="000000" w:themeColor="text1"/>
-          <w:szCs w:val="26"/>
-        </w:rPr>
-      </w:pPr>
-      <w:r>
-        <w:br w:type="page"/>
-      </w:r>
-    </w:p>
-    <w:p>
-      <w:pPr>
-        <w:pStyle w:val="Heading2"/>
-        <w:jc w:val="both"/>
-      </w:pPr>
-      <w:bookmarkStart w:id="15" w:name="_Toc201567501"/>
-      <w:r>
-        <w:lastRenderedPageBreak/>
-        <w:t>5.</w:t>
-      </w:r>
-      <w:r>
-        <w:t>2. Derived Classes</w:t>
-      </w:r>
-      <w:bookmarkEnd w:id="15"/>
-    </w:p>
-    <w:p>
-      <w:pPr>
-        <w:spacing w:line="360" w:lineRule="auto"/>
-        <w:jc w:val="both"/>
-      </w:pPr>
-      <w:proofErr w:type="gramStart"/>
-      <w:r>
-        <w:t>First</w:t>
-      </w:r>
-      <w:proofErr w:type="gramEnd"/>
-      <w:r>
-        <w:t xml:space="preserve"> we’ll start with overridden </w:t>
-      </w:r>
-      <w:r>
-        <w:t>methods</w:t>
-      </w:r>
-      <w:r>
-        <w:t xml:space="preserve"> of derived classes</w:t>
-      </w:r>
-    </w:p>
-    <w:p>
-      <w:pPr>
-        <w:spacing w:line="360" w:lineRule="auto"/>
-        <w:jc w:val="both"/>
-      </w:pPr>
-      <w:r>
-        <w:t xml:space="preserve">Below is the code of </w:t>
-      </w:r>
-      <w:r>
-        <w:rPr>
-          <w:b/>
-          <w:bCs/>
-        </w:rPr>
-        <w:t>Cow</w:t>
-      </w:r>
-      <w:r>
-        <w:t xml:space="preserve"> child class</w:t>
-      </w:r>
-    </w:p>
-    <w:p>
-      <w:pPr>
-        <w:spacing w:line="360" w:lineRule="auto"/>
-        <w:jc w:val="both"/>
-      </w:pPr>
-      <w:r>
-        <w:rPr>
-          <w:noProof/>
-        </w:rPr>
-        <w:drawing>
-          <wp:inline distT="0" distB="0" distL="0" distR="0" wp14:anchorId="57E3C48B" wp14:editId="6345BA09">
-            <wp:extent cx="5463540" cy="2231683"/>
-            <wp:effectExtent l="0" t="0" r="3810" b="0"/>
-            <wp:docPr id="10" name="Picture 10"/>
-            <wp:cNvGraphicFramePr>
-              <a:graphicFrameLocks xmlns:a="http://schemas.openxmlformats.org/drawingml/2006/main" noChangeAspect="1"/>
-            </wp:cNvGraphicFramePr>
-            <a:graphic xmlns:a="http://schemas.openxmlformats.org/drawingml/2006/main">
-              <a:graphicData uri="http://schemas.openxmlformats.org/drawingml/2006/picture">
-                <pic:pic xmlns:pic="http://schemas.openxmlformats.org/drawingml/2006/picture">
-                  <pic:nvPicPr>
-                    <pic:cNvPr id="0" name="Picture 4"/>
-                    <pic:cNvPicPr>
-                      <a:picLocks noChangeAspect="1" noChangeArrowheads="1"/>
-                    </pic:cNvPicPr>
-                  </pic:nvPicPr>
-                  <pic:blipFill>
-                    <a:blip r:embed="rId10">
-                      <a:extLst>
-                        <a:ext uri="{28A0092B-C50C-407E-A947-70E740481C1C}">
-                          <a14:useLocalDpi xmlns:a14="http://schemas.microsoft.com/office/drawing/2010/main" val="0"/>
-                        </a:ext>
-                      </a:extLst>
-                    </a:blip>
-                    <a:srcRect/>
-                    <a:stretch>
-                      <a:fillRect/>
-                    </a:stretch>
-                  </pic:blipFill>
-                  <pic:spPr bwMode="auto">
-                    <a:xfrm>
-                      <a:off x="0" y="0"/>
-                      <a:ext cx="5485483" cy="2240646"/>
-                    </a:xfrm>
-                    <a:prstGeom prst="rect">
-                      <a:avLst/>
-                    </a:prstGeom>
-                    <a:noFill/>
-                    <a:ln>
-                      <a:noFill/>
-                    </a:ln>
-                  </pic:spPr>
-                </pic:pic>
-              </a:graphicData>
-            </a:graphic>
-          </wp:inline>
-        </w:drawing>
-      </w:r>
-    </w:p>
-    <w:p>
-      <w:pPr>
-        <w:spacing w:line="360" w:lineRule="auto"/>
-        <w:jc w:val="both"/>
-      </w:pPr>
-    </w:p>
-    <w:p>
-      <w:pPr>
-        <w:spacing w:line="360" w:lineRule="auto"/>
-        <w:jc w:val="both"/>
-      </w:pPr>
-      <w:r>
-        <w:rPr>
-          <w:noProof/>
-        </w:rPr>
-        <w:drawing>
-          <wp:inline distT="0" distB="0" distL="0" distR="0" wp14:anchorId="1FE4AA3E" wp14:editId="55C09752">
-            <wp:extent cx="5501640" cy="2940685"/>
-            <wp:effectExtent l="0" t="0" r="3810" b="0"/>
-            <wp:docPr id="11" name="Picture 11"/>
-            <wp:cNvGraphicFramePr>
-              <a:graphicFrameLocks xmlns:a="http://schemas.openxmlformats.org/drawingml/2006/main" noChangeAspect="1"/>
-            </wp:cNvGraphicFramePr>
-            <a:graphic xmlns:a="http://schemas.openxmlformats.org/drawingml/2006/main">
-              <a:graphicData uri="http://schemas.openxmlformats.org/drawingml/2006/picture">
-                <pic:pic xmlns:pic="http://schemas.openxmlformats.org/drawingml/2006/picture">
-                  <pic:nvPicPr>
-                    <pic:cNvPr id="0" name="Picture 5"/>
-                    <pic:cNvPicPr>
-                      <a:picLocks noChangeAspect="1" noChangeArrowheads="1"/>
-                    </pic:cNvPicPr>
-                  </pic:nvPicPr>
-                  <pic:blipFill>
-                    <a:blip r:embed="rId11">
-                      <a:extLst>
-                        <a:ext uri="{28A0092B-C50C-407E-A947-70E740481C1C}">
-                          <a14:useLocalDpi xmlns:a14="http://schemas.microsoft.com/office/drawing/2010/main" val="0"/>
-                        </a:ext>
-                      </a:extLst>
-                    </a:blip>
-                    <a:srcRect/>
-                    <a:stretch>
-                      <a:fillRect/>
-                    </a:stretch>
-                  </pic:blipFill>
-                  <pic:spPr bwMode="auto">
-                    <a:xfrm>
-                      <a:off x="0" y="0"/>
-                      <a:ext cx="5527772" cy="2954653"/>
-                    </a:xfrm>
-                    <a:prstGeom prst="rect">
-                      <a:avLst/>
-                    </a:prstGeom>
-                    <a:noFill/>
-                    <a:ln>
-                      <a:noFill/>
-                    </a:ln>
-                  </pic:spPr>
-                </pic:pic>
-              </a:graphicData>
-            </a:graphic>
-          </wp:inline>
-        </w:drawing>
-      </w:r>
-    </w:p>
-    <w:p>
-      <w:pPr>
-        <w:spacing w:line="360" w:lineRule="auto"/>
-        <w:jc w:val="both"/>
-      </w:pPr>
-    </w:p>
-    <w:p>
-      <w:pPr>
-        <w:spacing w:line="360" w:lineRule="auto"/>
-        <w:jc w:val="both"/>
-      </w:pPr>
-      <w:r>
-        <w:rPr>
-          <w:noProof/>
-        </w:rPr>
-        <w:lastRenderedPageBreak/>
-        <w:drawing>
-          <wp:inline distT="0" distB="0" distL="0" distR="0" wp14:anchorId="29C6615E" wp14:editId="20062F31">
-            <wp:extent cx="5485874" cy="2971800"/>
-            <wp:effectExtent l="0" t="0" r="635" b="0"/>
-            <wp:docPr id="12" name="Picture 12"/>
-            <wp:cNvGraphicFramePr>
-              <a:graphicFrameLocks xmlns:a="http://schemas.openxmlformats.org/drawingml/2006/main" noChangeAspect="1"/>
-            </wp:cNvGraphicFramePr>
-            <a:graphic xmlns:a="http://schemas.openxmlformats.org/drawingml/2006/main">
-              <a:graphicData uri="http://schemas.openxmlformats.org/drawingml/2006/picture">
-                <pic:pic xmlns:pic="http://schemas.openxmlformats.org/drawingml/2006/picture">
-                  <pic:nvPicPr>
-                    <pic:cNvPr id="0" name="Picture 6"/>
-                    <pic:cNvPicPr>
-                      <a:picLocks noChangeAspect="1" noChangeArrowheads="1"/>
-                    </pic:cNvPicPr>
-                  </pic:nvPicPr>
-                  <pic:blipFill>
-                    <a:blip r:embed="rId12">
-                      <a:extLst>
-                        <a:ext uri="{28A0092B-C50C-407E-A947-70E740481C1C}">
-                          <a14:useLocalDpi xmlns:a14="http://schemas.microsoft.com/office/drawing/2010/main" val="0"/>
-                        </a:ext>
-                      </a:extLst>
-                    </a:blip>
-                    <a:srcRect/>
-                    <a:stretch>
-                      <a:fillRect/>
-                    </a:stretch>
-                  </pic:blipFill>
-                  <pic:spPr bwMode="auto">
-                    <a:xfrm>
-                      <a:off x="0" y="0"/>
-                      <a:ext cx="5498657" cy="2978725"/>
-                    </a:xfrm>
-                    <a:prstGeom prst="rect">
-                      <a:avLst/>
-                    </a:prstGeom>
-                    <a:noFill/>
-                    <a:ln>
-                      <a:noFill/>
-                    </a:ln>
-                  </pic:spPr>
-                </pic:pic>
-              </a:graphicData>
-            </a:graphic>
-          </wp:inline>
-        </w:drawing>
-      </w:r>
-    </w:p>
-    <w:p>
-      <w:pPr>
-        <w:spacing w:line="360" w:lineRule="auto"/>
-        <w:jc w:val="both"/>
-        <w:rPr>
-          <w:rFonts w:cs="Times New Roman"/>
-        </w:rPr>
-      </w:pPr>
-    </w:p>
-    <w:p>
-      <w:pPr>
-        <w:spacing w:line="360" w:lineRule="auto"/>
-        <w:jc w:val="both"/>
-        <w:rPr>
-          <w:rFonts w:cs="Times New Roman"/>
-        </w:rPr>
-      </w:pPr>
-      <w:proofErr w:type="gramStart"/>
-      <w:r>
-        <w:rPr>
-          <w:rFonts w:cs="Times New Roman"/>
-        </w:rPr>
-        <w:t>Similarly</w:t>
-      </w:r>
-      <w:proofErr w:type="gramEnd"/>
-      <w:r>
-        <w:rPr>
-          <w:rFonts w:cs="Times New Roman"/>
-        </w:rPr>
-        <w:t xml:space="preserve"> now the code for the crop derive class</w:t>
-      </w:r>
-    </w:p>
-    <w:p>
-      <w:pPr>
-        <w:spacing w:line="360" w:lineRule="auto"/>
-        <w:jc w:val="both"/>
-        <w:rPr>
-          <w:rFonts w:cs="Times New Roman"/>
-        </w:rPr>
-      </w:pPr>
-      <w:r>
-        <w:rPr>
-          <w:rFonts w:cs="Times New Roman"/>
-        </w:rPr>
-        <w:t xml:space="preserve">Below is the code of </w:t>
-      </w:r>
-      <w:r>
-        <w:rPr>
-          <w:rFonts w:cs="Times New Roman"/>
-          <w:b/>
-          <w:bCs/>
-        </w:rPr>
-        <w:t>Wheat</w:t>
-      </w:r>
-      <w:r>
-        <w:rPr>
-          <w:rFonts w:cs="Times New Roman"/>
-        </w:rPr>
-        <w:t xml:space="preserve"> child class overridden methods</w:t>
-      </w:r>
-    </w:p>
-    <w:p>
-      <w:pPr>
-        <w:spacing w:line="360" w:lineRule="auto"/>
-        <w:jc w:val="both"/>
-        <w:rPr>
-          <w:rFonts w:cs="Times New Roman"/>
-        </w:rPr>
-      </w:pPr>
-    </w:p>
-    <w:p>
-      <w:pPr>
-        <w:spacing w:line="360" w:lineRule="auto"/>
-        <w:jc w:val="both"/>
-        <w:rPr>
-          <w:rFonts w:cs="Times New Roman"/>
-        </w:rPr>
-      </w:pPr>
-      <w:r>
-        <w:rPr>
-          <w:rFonts w:cs="Times New Roman"/>
-          <w:noProof/>
-        </w:rPr>
-        <w:drawing>
-          <wp:inline distT="0" distB="0" distL="0" distR="0" wp14:anchorId="253D29DC" wp14:editId="28D28E0B">
-            <wp:extent cx="5562600" cy="2217740"/>
-            <wp:effectExtent l="0" t="0" r="0" b="0"/>
-            <wp:docPr id="13" name="Picture 13"/>
-            <wp:cNvGraphicFramePr>
-              <a:graphicFrameLocks xmlns:a="http://schemas.openxmlformats.org/drawingml/2006/main" noChangeAspect="1"/>
-            </wp:cNvGraphicFramePr>
-            <a:graphic xmlns:a="http://schemas.openxmlformats.org/drawingml/2006/main">
-              <a:graphicData uri="http://schemas.openxmlformats.org/drawingml/2006/picture">
-                <pic:pic xmlns:pic="http://schemas.openxmlformats.org/drawingml/2006/picture">
-                  <pic:nvPicPr>
-                    <pic:cNvPr id="0" name="Picture 7"/>
-                    <pic:cNvPicPr>
-                      <a:picLocks noChangeAspect="1" noChangeArrowheads="1"/>
-                    </pic:cNvPicPr>
-                  </pic:nvPicPr>
-                  <pic:blipFill>
-                    <a:blip r:embed="rId13">
-                      <a:extLst>
-                        <a:ext uri="{28A0092B-C50C-407E-A947-70E740481C1C}">
-                          <a14:useLocalDpi xmlns:a14="http://schemas.microsoft.com/office/drawing/2010/main" val="0"/>
-                        </a:ext>
-                      </a:extLst>
-                    </a:blip>
-                    <a:srcRect/>
-                    <a:stretch>
-                      <a:fillRect/>
-                    </a:stretch>
-                  </pic:blipFill>
-                  <pic:spPr bwMode="auto">
-                    <a:xfrm>
-                      <a:off x="0" y="0"/>
-                      <a:ext cx="5611013" cy="2237042"/>
-                    </a:xfrm>
-                    <a:prstGeom prst="rect">
-                      <a:avLst/>
-                    </a:prstGeom>
-                    <a:noFill/>
-                    <a:ln>
-                      <a:noFill/>
-                    </a:ln>
-                  </pic:spPr>
-                </pic:pic>
-              </a:graphicData>
-            </a:graphic>
-          </wp:inline>
-        </w:drawing>
-      </w:r>
-    </w:p>
-    <w:p>
-      <w:pPr>
-        <w:spacing w:line="360" w:lineRule="auto"/>
-        <w:jc w:val="both"/>
-        <w:rPr>
-          <w:rFonts w:cs="Times New Roman"/>
-        </w:rPr>
-      </w:pPr>
-    </w:p>
-    <w:p>
-      <w:pPr>
-        <w:spacing w:line="360" w:lineRule="auto"/>
-        <w:jc w:val="both"/>
-        <w:rPr>
-          <w:rFonts w:cs="Times New Roman"/>
-        </w:rPr>
-      </w:pPr>
-      <w:r>
-        <w:rPr>
-          <w:rFonts w:cs="Times New Roman"/>
-          <w:noProof/>
-        </w:rPr>
-        <w:lastRenderedPageBreak/>
-        <w:drawing>
-          <wp:inline distT="0" distB="0" distL="0" distR="0" wp14:anchorId="2C9DB8CF" wp14:editId="7746281D">
-            <wp:extent cx="5570220" cy="3513935"/>
-            <wp:effectExtent l="0" t="0" r="0" b="0"/>
-            <wp:docPr id="14" name="Picture 14"/>
-            <wp:cNvGraphicFramePr>
-              <a:graphicFrameLocks xmlns:a="http://schemas.openxmlformats.org/drawingml/2006/main" noChangeAspect="1"/>
-            </wp:cNvGraphicFramePr>
-            <a:graphic xmlns:a="http://schemas.openxmlformats.org/drawingml/2006/main">
-              <a:graphicData uri="http://schemas.openxmlformats.org/drawingml/2006/picture">
-                <pic:pic xmlns:pic="http://schemas.openxmlformats.org/drawingml/2006/picture">
-                  <pic:nvPicPr>
-                    <pic:cNvPr id="0" name="Picture 8"/>
-                    <pic:cNvPicPr>
-                      <a:picLocks noChangeAspect="1" noChangeArrowheads="1"/>
-                    </pic:cNvPicPr>
-                  </pic:nvPicPr>
-                  <pic:blipFill>
-                    <a:blip r:embed="rId14">
-                      <a:extLst>
-                        <a:ext uri="{28A0092B-C50C-407E-A947-70E740481C1C}">
-                          <a14:useLocalDpi xmlns:a14="http://schemas.microsoft.com/office/drawing/2010/main" val="0"/>
-                        </a:ext>
-                      </a:extLst>
-                    </a:blip>
-                    <a:srcRect/>
-                    <a:stretch>
-                      <a:fillRect/>
-                    </a:stretch>
-                  </pic:blipFill>
-                  <pic:spPr bwMode="auto">
-                    <a:xfrm>
-                      <a:off x="0" y="0"/>
-                      <a:ext cx="5600485" cy="3533028"/>
-                    </a:xfrm>
-                    <a:prstGeom prst="rect">
-                      <a:avLst/>
-                    </a:prstGeom>
-                    <a:noFill/>
-                    <a:ln>
-                      <a:noFill/>
-                    </a:ln>
-                  </pic:spPr>
-                </pic:pic>
-              </a:graphicData>
-            </a:graphic>
-          </wp:inline>
-        </w:drawing>
-      </w:r>
-    </w:p>
-    <w:p>
-      <w:pPr>
-        <w:spacing w:line="360" w:lineRule="auto"/>
-        <w:jc w:val="both"/>
-      </w:pPr>
-    </w:p>
-    <w:p>
-      <w:pPr>
-        <w:spacing w:line="360" w:lineRule="auto"/>
-        <w:jc w:val="both"/>
-      </w:pPr>
-      <w:r>
-        <w:t xml:space="preserve">Variables (including static too) and objects </w:t>
-      </w:r>
-    </w:p>
-    <w:p>
-      <w:pPr>
-        <w:spacing w:line="360" w:lineRule="auto"/>
-        <w:jc w:val="both"/>
-      </w:pPr>
-    </w:p>
-    <w:p>
-      <w:pPr>
-        <w:spacing w:line="360" w:lineRule="auto"/>
-        <w:jc w:val="both"/>
-      </w:pPr>
-      <w:r>
-        <w:rPr>
-          <w:noProof/>
-        </w:rPr>
-        <w:drawing>
-          <wp:inline distT="0" distB="0" distL="0" distR="0" wp14:anchorId="4EB03328" wp14:editId="512E2046">
-            <wp:extent cx="5615043" cy="2956560"/>
-            <wp:effectExtent l="0" t="0" r="5080" b="0"/>
-            <wp:docPr id="15" name="Picture 15"/>
-            <wp:cNvGraphicFramePr>
-              <a:graphicFrameLocks xmlns:a="http://schemas.openxmlformats.org/drawingml/2006/main" noChangeAspect="1"/>
-            </wp:cNvGraphicFramePr>
-            <a:graphic xmlns:a="http://schemas.openxmlformats.org/drawingml/2006/main">
-              <a:graphicData uri="http://schemas.openxmlformats.org/drawingml/2006/picture">
-                <pic:pic xmlns:pic="http://schemas.openxmlformats.org/drawingml/2006/picture">
-                  <pic:nvPicPr>
-                    <pic:cNvPr id="0" name="Picture 9"/>
-                    <pic:cNvPicPr>
-                      <a:picLocks noChangeAspect="1" noChangeArrowheads="1"/>
-                    </pic:cNvPicPr>
-                  </pic:nvPicPr>
-                  <pic:blipFill>
-                    <a:blip r:embed="rId15">
-                      <a:extLst>
-                        <a:ext uri="{28A0092B-C50C-407E-A947-70E740481C1C}">
-                          <a14:useLocalDpi xmlns:a14="http://schemas.microsoft.com/office/drawing/2010/main" val="0"/>
-                        </a:ext>
-                      </a:extLst>
-                    </a:blip>
-                    <a:srcRect/>
-                    <a:stretch>
-                      <a:fillRect/>
-                    </a:stretch>
-                  </pic:blipFill>
-                  <pic:spPr bwMode="auto">
-                    <a:xfrm>
-                      <a:off x="0" y="0"/>
-                      <a:ext cx="5643810" cy="2971707"/>
-                    </a:xfrm>
-                    <a:prstGeom prst="rect">
-                      <a:avLst/>
-                    </a:prstGeom>
-                    <a:noFill/>
-                    <a:ln>
-                      <a:noFill/>
-                    </a:ln>
-                  </pic:spPr>
-                </pic:pic>
-              </a:graphicData>
-            </a:graphic>
-          </wp:inline>
-        </w:drawing>
-      </w:r>
-      <w:r>
-        <w:br w:type="page"/>
-      </w:r>
+      </w:pPr>
     </w:p>
     <w:p>
       <w:pPr>
         <w:pStyle w:val="Heading1"/>
-        <w:jc w:val="both"/>
-      </w:pPr>
-      <w:bookmarkStart w:id="16" w:name="_Toc201567502"/>
-      <w:r>
-        <w:rPr>
-          <w:lang w:val="en-US"/>
-        </w:rPr>
-        <w:lastRenderedPageBreak/>
-        <w:t xml:space="preserve">6. </w:t>
-      </w:r>
-      <w:r>
-        <w:t>Code + Output:</w:t>
-      </w:r>
-      <w:bookmarkEnd w:id="16"/>
-    </w:p>
-    <w:p>
-      <w:pPr>
-        <w:pStyle w:val="Heading2"/>
-        <w:jc w:val="both"/>
-      </w:pPr>
-      <w:bookmarkStart w:id="17" w:name="_Toc201567503"/>
-      <w:r>
-        <w:t>6.</w:t>
-      </w:r>
-      <w:r>
-        <w:t xml:space="preserve">1. </w:t>
-      </w:r>
-      <w:r>
-        <w:t>Day Simulation:</w:t>
-      </w:r>
-      <w:bookmarkEnd w:id="17"/>
-    </w:p>
-    <w:p>
-      <w:pPr>
-        <w:spacing w:line="360" w:lineRule="auto"/>
-        <w:jc w:val="both"/>
-      </w:pPr>
-    </w:p>
-    <w:p>
-      <w:pPr>
-        <w:spacing w:line="360" w:lineRule="auto"/>
-        <w:jc w:val="both"/>
-      </w:pPr>
-      <w:r>
-        <w:rPr>
-          <w:noProof/>
-        </w:rPr>
-        <w:drawing>
-          <wp:inline distT="0" distB="0" distL="0" distR="0" wp14:anchorId="43FBC2D5" wp14:editId="4336BC58">
-            <wp:extent cx="6111240" cy="2461260"/>
-            <wp:effectExtent l="0" t="0" r="3810" b="0"/>
-            <wp:docPr id="20" name="Picture 20"/>
-            <wp:cNvGraphicFramePr>
-              <a:graphicFrameLocks xmlns:a="http://schemas.openxmlformats.org/drawingml/2006/main" noChangeAspect="1"/>
-            </wp:cNvGraphicFramePr>
-            <a:graphic xmlns:a="http://schemas.openxmlformats.org/drawingml/2006/main">
-              <a:graphicData uri="http://schemas.openxmlformats.org/drawingml/2006/picture">
-                <pic:pic xmlns:pic="http://schemas.openxmlformats.org/drawingml/2006/picture">
-                  <pic:nvPicPr>
-                    <pic:cNvPr id="0" name="Picture 6"/>
-                    <pic:cNvPicPr>
-                      <a:picLocks noChangeAspect="1" noChangeArrowheads="1"/>
-                    </pic:cNvPicPr>
-                  </pic:nvPicPr>
-                  <pic:blipFill>
-                    <a:blip r:embed="rId16" cstate="print">
-                      <a:extLst>
-                        <a:ext uri="{28A0092B-C50C-407E-A947-70E740481C1C}">
-                          <a14:useLocalDpi xmlns:a14="http://schemas.microsoft.com/office/drawing/2010/main" val="0"/>
-                        </a:ext>
-                      </a:extLst>
-                    </a:blip>
-                    <a:srcRect/>
-                    <a:stretch>
-                      <a:fillRect/>
-                    </a:stretch>
-                  </pic:blipFill>
-                  <pic:spPr bwMode="auto">
-                    <a:xfrm>
-                      <a:off x="0" y="0"/>
-                      <a:ext cx="6111240" cy="2461260"/>
-                    </a:xfrm>
-                    <a:prstGeom prst="rect">
-                      <a:avLst/>
-                    </a:prstGeom>
-                    <a:noFill/>
-                    <a:ln>
-                      <a:noFill/>
-                    </a:ln>
-                  </pic:spPr>
-                </pic:pic>
-              </a:graphicData>
-            </a:graphic>
-          </wp:inline>
-        </w:drawing>
-      </w:r>
-    </w:p>
-    <w:p>
-      <w:pPr>
-        <w:spacing w:line="360" w:lineRule="auto"/>
-        <w:jc w:val="both"/>
-      </w:pPr>
-    </w:p>
-    <w:p>
-      <w:pPr>
-        <w:spacing w:line="360" w:lineRule="auto"/>
-        <w:jc w:val="both"/>
-      </w:pPr>
-      <w:r>
-        <w:rPr>
-          <w:noProof/>
-        </w:rPr>
-        <w:drawing>
-          <wp:inline distT="0" distB="0" distL="0" distR="0" wp14:anchorId="7F4DD949" wp14:editId="0DC34C6B">
-            <wp:extent cx="5591175" cy="3000332"/>
-            <wp:effectExtent l="0" t="0" r="0" b="0"/>
-            <wp:docPr id="23" name="Picture 23"/>
-            <wp:cNvGraphicFramePr>
-              <a:graphicFrameLocks xmlns:a="http://schemas.openxmlformats.org/drawingml/2006/main" noChangeAspect="1"/>
-            </wp:cNvGraphicFramePr>
-            <a:graphic xmlns:a="http://schemas.openxmlformats.org/drawingml/2006/main">
-              <a:graphicData uri="http://schemas.openxmlformats.org/drawingml/2006/picture">
-                <pic:pic xmlns:pic="http://schemas.openxmlformats.org/drawingml/2006/picture">
-                  <pic:nvPicPr>
-                    <pic:cNvPr id="0" name="Picture 9"/>
-                    <pic:cNvPicPr>
-                      <a:picLocks noChangeAspect="1" noChangeArrowheads="1"/>
-                    </pic:cNvPicPr>
-                  </pic:nvPicPr>
-                  <pic:blipFill>
-                    <a:blip r:embed="rId17">
-                      <a:extLst>
-                        <a:ext uri="{28A0092B-C50C-407E-A947-70E740481C1C}">
-                          <a14:useLocalDpi xmlns:a14="http://schemas.microsoft.com/office/drawing/2010/main" val="0"/>
-                        </a:ext>
-                      </a:extLst>
-                    </a:blip>
-                    <a:srcRect/>
-                    <a:stretch>
-                      <a:fillRect/>
-                    </a:stretch>
-                  </pic:blipFill>
-                  <pic:spPr bwMode="auto">
-                    <a:xfrm>
-                      <a:off x="0" y="0"/>
-                      <a:ext cx="5612395" cy="3011719"/>
-                    </a:xfrm>
-                    <a:prstGeom prst="rect">
-                      <a:avLst/>
-                    </a:prstGeom>
-                    <a:noFill/>
-                    <a:ln>
-                      <a:noFill/>
-                    </a:ln>
-                  </pic:spPr>
-                </pic:pic>
-              </a:graphicData>
-            </a:graphic>
-          </wp:inline>
-        </w:drawing>
-      </w:r>
-    </w:p>
-    <w:p>
-      <w:pPr>
-        <w:spacing w:line="360" w:lineRule="auto"/>
-        <w:jc w:val="both"/>
-      </w:pPr>
-    </w:p>
-    <w:p>
-      <w:pPr>
-        <w:spacing w:line="360" w:lineRule="auto"/>
-        <w:jc w:val="both"/>
-      </w:pPr>
-    </w:p>
-    <w:p>
-      <w:pPr>
-        <w:spacing w:line="360" w:lineRule="auto"/>
-        <w:jc w:val="both"/>
-      </w:pPr>
-      <w:r>
-        <w:rPr>
-          <w:noProof/>
-        </w:rPr>
-        <w:drawing>
-          <wp:inline distT="0" distB="0" distL="0" distR="0" wp14:anchorId="77EE9FAB" wp14:editId="5C5466A7">
-            <wp:extent cx="5591175" cy="1190625"/>
-            <wp:effectExtent l="0" t="0" r="0" b="9525"/>
-            <wp:docPr id="21" name="Picture 21"/>
-            <wp:cNvGraphicFramePr>
-              <a:graphicFrameLocks xmlns:a="http://schemas.openxmlformats.org/drawingml/2006/main" noChangeAspect="1"/>
-            </wp:cNvGraphicFramePr>
-            <a:graphic xmlns:a="http://schemas.openxmlformats.org/drawingml/2006/main">
-              <a:graphicData uri="http://schemas.openxmlformats.org/drawingml/2006/picture">
-                <pic:pic xmlns:pic="http://schemas.openxmlformats.org/drawingml/2006/picture">
-                  <pic:nvPicPr>
-                    <pic:cNvPr id="0" name="Picture 7"/>
-                    <pic:cNvPicPr>
-                      <a:picLocks noChangeAspect="1" noChangeArrowheads="1"/>
-                    </pic:cNvPicPr>
-                  </pic:nvPicPr>
-                  <pic:blipFill rotWithShape="1">
-                    <a:blip r:embed="rId18">
-                      <a:extLst>
-                        <a:ext uri="{28A0092B-C50C-407E-A947-70E740481C1C}">
-                          <a14:useLocalDpi xmlns:a14="http://schemas.microsoft.com/office/drawing/2010/main" val="0"/>
-                        </a:ext>
-                      </a:extLst>
-                    </a:blip>
-                    <a:srcRect t="54710"/>
-                    <a:stretch/>
-                  </pic:blipFill>
-                  <pic:spPr bwMode="auto">
-                    <a:xfrm>
-                      <a:off x="0" y="0"/>
-                      <a:ext cx="5697393" cy="1213244"/>
-                    </a:xfrm>
-                    <a:prstGeom prst="rect">
-                      <a:avLst/>
-                    </a:prstGeom>
-                    <a:noFill/>
-                    <a:ln>
-                      <a:noFill/>
-                    </a:ln>
-                    <a:extLst>
-                      <a:ext uri="{53640926-AAD7-44D8-BBD7-CCE9431645EC}">
-                        <a14:shadowObscured xmlns:a14="http://schemas.microsoft.com/office/drawing/2010/main"/>
-                      </a:ext>
-                    </a:extLst>
-                  </pic:spPr>
-                </pic:pic>
-              </a:graphicData>
-            </a:graphic>
-          </wp:inline>
-        </w:drawing>
-      </w:r>
-    </w:p>
-    <w:p>
-      <w:pPr>
-        <w:spacing w:line="360" w:lineRule="auto"/>
-        <w:jc w:val="both"/>
-      </w:pPr>
-    </w:p>
-    <w:p>
-      <w:pPr>
-        <w:spacing w:line="360" w:lineRule="auto"/>
-        <w:jc w:val="both"/>
-      </w:pPr>
-      <w:r>
-        <w:rPr>
-          <w:noProof/>
-        </w:rPr>
-        <w:lastRenderedPageBreak/>
-        <w:drawing>
-          <wp:inline distT="0" distB="0" distL="0" distR="0" wp14:anchorId="663742AB" wp14:editId="555ED426">
-            <wp:extent cx="5628005" cy="1276085"/>
-            <wp:effectExtent l="0" t="0" r="0" b="635"/>
-            <wp:docPr id="22" name="Picture 22"/>
-            <wp:cNvGraphicFramePr>
-              <a:graphicFrameLocks xmlns:a="http://schemas.openxmlformats.org/drawingml/2006/main" noChangeAspect="1"/>
-            </wp:cNvGraphicFramePr>
-            <a:graphic xmlns:a="http://schemas.openxmlformats.org/drawingml/2006/main">
-              <a:graphicData uri="http://schemas.openxmlformats.org/drawingml/2006/picture">
-                <pic:pic xmlns:pic="http://schemas.openxmlformats.org/drawingml/2006/picture">
-                  <pic:nvPicPr>
-                    <pic:cNvPr id="0" name="Picture 8"/>
-                    <pic:cNvPicPr>
-                      <a:picLocks noChangeAspect="1" noChangeArrowheads="1"/>
-                    </pic:cNvPicPr>
-                  </pic:nvPicPr>
-                  <pic:blipFill rotWithShape="1">
-                    <a:blip r:embed="rId19">
-                      <a:extLst>
-                        <a:ext uri="{28A0092B-C50C-407E-A947-70E740481C1C}">
-                          <a14:useLocalDpi xmlns:a14="http://schemas.microsoft.com/office/drawing/2010/main" val="0"/>
-                        </a:ext>
-                      </a:extLst>
-                    </a:blip>
-                    <a:srcRect t="53152"/>
-                    <a:stretch/>
-                  </pic:blipFill>
-                  <pic:spPr bwMode="auto">
-                    <a:xfrm>
-                      <a:off x="0" y="0"/>
-                      <a:ext cx="5643396" cy="1279575"/>
-                    </a:xfrm>
-                    <a:prstGeom prst="rect">
-                      <a:avLst/>
-                    </a:prstGeom>
-                    <a:noFill/>
-                    <a:ln>
-                      <a:noFill/>
-                    </a:ln>
-                    <a:extLst>
-                      <a:ext uri="{53640926-AAD7-44D8-BBD7-CCE9431645EC}">
-                        <a14:shadowObscured xmlns:a14="http://schemas.microsoft.com/office/drawing/2010/main"/>
-                      </a:ext>
-                    </a:extLst>
-                  </pic:spPr>
-                </pic:pic>
-              </a:graphicData>
-            </a:graphic>
-          </wp:inline>
-        </w:drawing>
-      </w:r>
-    </w:p>
-    <w:p>
-      <w:pPr>
-        <w:spacing w:line="360" w:lineRule="auto"/>
-        <w:jc w:val="both"/>
-      </w:pPr>
-    </w:p>
-    <w:p>
-      <w:pPr>
-        <w:pStyle w:val="Heading2"/>
-        <w:jc w:val="both"/>
-      </w:pPr>
-      <w:bookmarkStart w:id="18" w:name="_Toc201567504"/>
-      <w:r>
-        <w:t>6.</w:t>
-      </w:r>
-      <w:r>
-        <w:t xml:space="preserve">2. </w:t>
-      </w:r>
-      <w:r>
-        <w:t>Market Transactions:</w:t>
-      </w:r>
-      <w:bookmarkEnd w:id="18"/>
-    </w:p>
-    <w:p>
-      <w:pPr>
-        <w:spacing w:line="360" w:lineRule="auto"/>
-        <w:jc w:val="both"/>
-      </w:pPr>
-      <w:r>
-        <w:t>Buying goods</w:t>
-      </w:r>
-    </w:p>
-    <w:p>
-      <w:pPr>
-        <w:spacing w:line="360" w:lineRule="auto"/>
-        <w:jc w:val="both"/>
-      </w:pPr>
-      <w:r>
-        <w:rPr>
-          <w:noProof/>
-        </w:rPr>
-        <w:drawing>
-          <wp:inline distT="0" distB="0" distL="0" distR="0" wp14:anchorId="270AB374" wp14:editId="521F92F4">
-            <wp:extent cx="5696870" cy="2468880"/>
-            <wp:effectExtent l="0" t="0" r="0" b="7620"/>
-            <wp:docPr id="1" name="Picture 1"/>
-            <wp:cNvGraphicFramePr>
-              <a:graphicFrameLocks xmlns:a="http://schemas.openxmlformats.org/drawingml/2006/main" noChangeAspect="1"/>
-            </wp:cNvGraphicFramePr>
-            <a:graphic xmlns:a="http://schemas.openxmlformats.org/drawingml/2006/main">
-              <a:graphicData uri="http://schemas.openxmlformats.org/drawingml/2006/picture">
-                <pic:pic xmlns:pic="http://schemas.openxmlformats.org/drawingml/2006/picture">
-                  <pic:nvPicPr>
-                    <pic:cNvPr id="0" name="Picture 1"/>
-                    <pic:cNvPicPr>
-                      <a:picLocks noChangeAspect="1" noChangeArrowheads="1"/>
-                    </pic:cNvPicPr>
-                  </pic:nvPicPr>
-                  <pic:blipFill>
-                    <a:blip r:embed="rId20" cstate="print">
-                      <a:extLst>
-                        <a:ext uri="{28A0092B-C50C-407E-A947-70E740481C1C}">
-                          <a14:useLocalDpi xmlns:a14="http://schemas.microsoft.com/office/drawing/2010/main" val="0"/>
-                        </a:ext>
-                      </a:extLst>
-                    </a:blip>
-                    <a:srcRect/>
-                    <a:stretch>
-                      <a:fillRect/>
-                    </a:stretch>
-                  </pic:blipFill>
-                  <pic:spPr bwMode="auto">
-                    <a:xfrm>
-                      <a:off x="0" y="0"/>
-                      <a:ext cx="5706568" cy="2473083"/>
-                    </a:xfrm>
-                    <a:prstGeom prst="rect">
-                      <a:avLst/>
-                    </a:prstGeom>
-                    <a:noFill/>
-                    <a:ln>
-                      <a:noFill/>
-                    </a:ln>
-                  </pic:spPr>
-                </pic:pic>
-              </a:graphicData>
-            </a:graphic>
-          </wp:inline>
-        </w:drawing>
-      </w:r>
-    </w:p>
-    <w:p>
-      <w:pPr>
-        <w:spacing w:line="360" w:lineRule="auto"/>
-        <w:jc w:val="both"/>
-      </w:pPr>
-      <w:r>
-        <w:rPr>
-          <w:noProof/>
-        </w:rPr>
-        <w:drawing>
-          <wp:inline distT="0" distB="0" distL="0" distR="0" wp14:anchorId="517CD541" wp14:editId="6DEB3FEF">
-            <wp:extent cx="5705475" cy="3306445"/>
-            <wp:effectExtent l="0" t="0" r="9525" b="8255"/>
-            <wp:docPr id="24" name="Picture 24"/>
-            <wp:cNvGraphicFramePr>
-              <a:graphicFrameLocks xmlns:a="http://schemas.openxmlformats.org/drawingml/2006/main" noChangeAspect="1"/>
-            </wp:cNvGraphicFramePr>
-            <a:graphic xmlns:a="http://schemas.openxmlformats.org/drawingml/2006/main">
-              <a:graphicData uri="http://schemas.openxmlformats.org/drawingml/2006/picture">
-                <pic:pic xmlns:pic="http://schemas.openxmlformats.org/drawingml/2006/picture">
-                  <pic:nvPicPr>
-                    <pic:cNvPr id="0" name="Picture 10"/>
-                    <pic:cNvPicPr>
-                      <a:picLocks noChangeAspect="1" noChangeArrowheads="1"/>
-                    </pic:cNvPicPr>
-                  </pic:nvPicPr>
-                  <pic:blipFill>
-                    <a:blip r:embed="rId21">
-                      <a:extLst>
-                        <a:ext uri="{28A0092B-C50C-407E-A947-70E740481C1C}">
-                          <a14:useLocalDpi xmlns:a14="http://schemas.microsoft.com/office/drawing/2010/main" val="0"/>
-                        </a:ext>
-                      </a:extLst>
-                    </a:blip>
-                    <a:srcRect/>
-                    <a:stretch>
-                      <a:fillRect/>
-                    </a:stretch>
-                  </pic:blipFill>
-                  <pic:spPr bwMode="auto">
-                    <a:xfrm>
-                      <a:off x="0" y="0"/>
-                      <a:ext cx="5719286" cy="3314449"/>
-                    </a:xfrm>
-                    <a:prstGeom prst="rect">
-                      <a:avLst/>
-                    </a:prstGeom>
-                    <a:noFill/>
-                    <a:ln>
-                      <a:noFill/>
-                    </a:ln>
-                  </pic:spPr>
-                </pic:pic>
-              </a:graphicData>
-            </a:graphic>
-          </wp:inline>
-        </w:drawing>
-      </w:r>
-    </w:p>
-    <w:p>
-      <w:pPr>
-        <w:spacing w:line="360" w:lineRule="auto"/>
-        <w:jc w:val="both"/>
-      </w:pPr>
-    </w:p>
-    <w:p>
-      <w:pPr>
-        <w:spacing w:line="360" w:lineRule="auto"/>
-        <w:jc w:val="both"/>
-      </w:pPr>
-    </w:p>
-    <w:p>
-      <w:pPr>
-        <w:spacing w:line="360" w:lineRule="auto"/>
-        <w:jc w:val="both"/>
-      </w:pPr>
-    </w:p>
-    <w:p>
-      <w:pPr>
-        <w:spacing w:line="360" w:lineRule="auto"/>
-        <w:jc w:val="both"/>
-      </w:pPr>
-    </w:p>
-    <w:p>
-      <w:pPr>
-        <w:spacing w:line="360" w:lineRule="auto"/>
-        <w:jc w:val="both"/>
-      </w:pPr>
-      <w:r>
-        <w:lastRenderedPageBreak/>
-        <w:t>Selling goods</w:t>
-      </w:r>
-    </w:p>
-    <w:p>
-      <w:pPr>
-        <w:spacing w:line="360" w:lineRule="auto"/>
-        <w:jc w:val="both"/>
-      </w:pPr>
-      <w:r>
-        <w:rPr>
-          <w:noProof/>
-        </w:rPr>
-        <w:drawing>
-          <wp:inline distT="0" distB="0" distL="0" distR="0" wp14:anchorId="6889F321" wp14:editId="09CFD5CE">
-            <wp:extent cx="5562600" cy="1683327"/>
-            <wp:effectExtent l="0" t="0" r="0" b="0"/>
-            <wp:docPr id="3" name="Picture 3"/>
-            <wp:cNvGraphicFramePr>
-              <a:graphicFrameLocks xmlns:a="http://schemas.openxmlformats.org/drawingml/2006/main" noChangeAspect="1"/>
-            </wp:cNvGraphicFramePr>
-            <a:graphic xmlns:a="http://schemas.openxmlformats.org/drawingml/2006/main">
-              <a:graphicData uri="http://schemas.openxmlformats.org/drawingml/2006/picture">
-                <pic:pic xmlns:pic="http://schemas.openxmlformats.org/drawingml/2006/picture">
-                  <pic:nvPicPr>
-                    <pic:cNvPr id="0" name="Picture 3"/>
-                    <pic:cNvPicPr>
-                      <a:picLocks noChangeAspect="1" noChangeArrowheads="1"/>
-                    </pic:cNvPicPr>
-                  </pic:nvPicPr>
-                  <pic:blipFill>
-                    <a:blip r:embed="rId22" cstate="print">
-                      <a:extLst>
-                        <a:ext uri="{28A0092B-C50C-407E-A947-70E740481C1C}">
-                          <a14:useLocalDpi xmlns:a14="http://schemas.microsoft.com/office/drawing/2010/main" val="0"/>
-                        </a:ext>
-                      </a:extLst>
-                    </a:blip>
-                    <a:srcRect/>
-                    <a:stretch>
-                      <a:fillRect/>
-                    </a:stretch>
-                  </pic:blipFill>
-                  <pic:spPr bwMode="auto">
-                    <a:xfrm>
-                      <a:off x="0" y="0"/>
-                      <a:ext cx="5571026" cy="1685877"/>
-                    </a:xfrm>
-                    <a:prstGeom prst="rect">
-                      <a:avLst/>
-                    </a:prstGeom>
-                    <a:noFill/>
-                    <a:ln>
-                      <a:noFill/>
-                    </a:ln>
-                  </pic:spPr>
-                </pic:pic>
-              </a:graphicData>
-            </a:graphic>
-          </wp:inline>
-        </w:drawing>
-      </w:r>
-      <w:r>
-        <w:br/>
-      </w:r>
-      <w:r>
-        <w:rPr>
-          <w:noProof/>
-        </w:rPr>
-        <w:drawing>
-          <wp:inline distT="0" distB="0" distL="0" distR="0" wp14:anchorId="43FC827B" wp14:editId="493BA0E2">
-            <wp:extent cx="5554980" cy="2844570"/>
-            <wp:effectExtent l="0" t="0" r="7620" b="0"/>
-            <wp:docPr id="25" name="Picture 25"/>
-            <wp:cNvGraphicFramePr>
-              <a:graphicFrameLocks xmlns:a="http://schemas.openxmlformats.org/drawingml/2006/main" noChangeAspect="1"/>
-            </wp:cNvGraphicFramePr>
-            <a:graphic xmlns:a="http://schemas.openxmlformats.org/drawingml/2006/main">
-              <a:graphicData uri="http://schemas.openxmlformats.org/drawingml/2006/picture">
-                <pic:pic xmlns:pic="http://schemas.openxmlformats.org/drawingml/2006/picture">
-                  <pic:nvPicPr>
-                    <pic:cNvPr id="0" name="Picture 11"/>
-                    <pic:cNvPicPr>
-                      <a:picLocks noChangeAspect="1" noChangeArrowheads="1"/>
-                    </pic:cNvPicPr>
-                  </pic:nvPicPr>
-                  <pic:blipFill>
-                    <a:blip r:embed="rId23">
-                      <a:extLst>
-                        <a:ext uri="{28A0092B-C50C-407E-A947-70E740481C1C}">
-                          <a14:useLocalDpi xmlns:a14="http://schemas.microsoft.com/office/drawing/2010/main" val="0"/>
-                        </a:ext>
-                      </a:extLst>
-                    </a:blip>
-                    <a:srcRect/>
-                    <a:stretch>
-                      <a:fillRect/>
-                    </a:stretch>
-                  </pic:blipFill>
-                  <pic:spPr bwMode="auto">
-                    <a:xfrm>
-                      <a:off x="0" y="0"/>
-                      <a:ext cx="5573097" cy="2853847"/>
-                    </a:xfrm>
-                    <a:prstGeom prst="rect">
-                      <a:avLst/>
-                    </a:prstGeom>
-                    <a:noFill/>
-                    <a:ln>
-                      <a:noFill/>
-                    </a:ln>
-                  </pic:spPr>
-                </pic:pic>
-              </a:graphicData>
-            </a:graphic>
-          </wp:inline>
-        </w:drawing>
-      </w:r>
-    </w:p>
-    <w:p>
-      <w:pPr>
-        <w:pStyle w:val="BodyText"/>
-        <w:spacing w:before="20" w:line="360" w:lineRule="auto"/>
-        <w:ind w:left="4717"/>
-        <w:jc w:val="both"/>
-        <w:rPr>
-          <w:rFonts w:ascii="Montserrat" w:hAnsi="Montserrat"/>
-          <w:b w:val="0"/>
-          <w:bCs w:val="0"/>
-        </w:rPr>
-      </w:pPr>
-    </w:p>
-    <w:p>
-      <w:pPr>
-        <w:rPr>
-          <w:rFonts w:eastAsia="Verdana" w:cs="Verdana"/>
-          <w:b/>
-          <w:bCs/>
-          <w:color w:val="000000" w:themeColor="text1"/>
-          <w:sz w:val="28"/>
-          <w:szCs w:val="34"/>
-        </w:rPr>
-      </w:pPr>
-      <w:r>
-        <w:br w:type="page"/>
-      </w:r>
-    </w:p>
-    <w:p>
-      <w:pPr>
-        <w:pStyle w:val="Heading1"/>
-        <w:jc w:val="both"/>
-      </w:pPr>
-      <w:bookmarkStart w:id="19" w:name="_Toc201567505"/>
-      <w:r>
-        <w:rPr>
-          <w:lang w:val="en-US"/>
-        </w:rPr>
-        <w:lastRenderedPageBreak/>
-        <w:t xml:space="preserve">7. </w:t>
-      </w:r>
-      <w:proofErr w:type="spellStart"/>
-      <w:r>
-        <w:t>Streamlit</w:t>
-      </w:r>
-      <w:proofErr w:type="spellEnd"/>
-      <w:r>
-        <w:t xml:space="preserve"> UI</w:t>
-      </w:r>
-      <w:bookmarkEnd w:id="19"/>
-    </w:p>
-    <w:p>
-      <w:pPr>
-        <w:spacing w:line="360" w:lineRule="auto"/>
-        <w:jc w:val="both"/>
-      </w:pPr>
-      <w:r>
-        <w:t xml:space="preserve">After building the basic console version of my Digital Farm Management System, I decided to improve the user experience by adding a Graphical User Interface (GUI) using the </w:t>
-      </w:r>
-      <w:proofErr w:type="spellStart"/>
-      <w:r>
-        <w:t>Streamlit</w:t>
-      </w:r>
-      <w:proofErr w:type="spellEnd"/>
-      <w:r>
-        <w:t xml:space="preserve"> </w:t>
-      </w:r>
-      <w:r>
-        <w:t xml:space="preserve">software </w:t>
-      </w:r>
-      <w:r>
-        <w:t>in C++. The purpose of this was to make the system more interactive, beginner-friendly, and closer to how real applications work visually.</w:t>
-      </w:r>
-    </w:p>
-    <w:p>
-      <w:pPr>
-        <w:spacing w:line="360" w:lineRule="auto"/>
-        <w:jc w:val="both"/>
-      </w:pPr>
-    </w:p>
-    <w:p>
-      <w:pPr>
-        <w:spacing w:line="360" w:lineRule="auto"/>
-        <w:jc w:val="both"/>
-      </w:pPr>
-      <w:r>
-        <w:t>In the GUI version, actions like feeding animals, planting crops, and checking balances are done through buttons, message boxes, and input fields, instead of typing commands in the console. This makes the simulation easier to use and more engaging, especially for users who may not be comfortable with text-based interfaces.</w:t>
-      </w:r>
-    </w:p>
-    <w:p>
-      <w:pPr>
-        <w:spacing w:line="360" w:lineRule="auto"/>
-        <w:jc w:val="both"/>
-      </w:pPr>
-    </w:p>
-    <w:p>
-      <w:pPr>
-        <w:spacing w:line="360" w:lineRule="auto"/>
-        <w:jc w:val="both"/>
-      </w:pPr>
-      <w:r>
-        <w:t xml:space="preserve">Even though the backend logic of the farm was originally written in C++, using </w:t>
-      </w:r>
-      <w:proofErr w:type="spellStart"/>
-      <w:r>
-        <w:t>Streamlit</w:t>
-      </w:r>
-      <w:proofErr w:type="spellEnd"/>
-      <w:r>
-        <w:t xml:space="preserve"> helped me present the same concepts in a cleaner, more user-friendly way. This experience taught me how frontend and backend systems can work together, and how Python can be used to quickly build interfaces on top of existing logic.</w:t>
-      </w:r>
-    </w:p>
-    <w:p>
-      <w:pPr>
-        <w:spacing w:line="360" w:lineRule="auto"/>
-        <w:jc w:val="both"/>
-      </w:pPr>
-    </w:p>
-    <w:p>
-      <w:pPr>
-        <w:pStyle w:val="Heading2"/>
-        <w:jc w:val="both"/>
-        <w:rPr>
-          <w:rFonts w:eastAsia="Verdana"/>
-        </w:rPr>
-      </w:pPr>
-      <w:bookmarkStart w:id="20" w:name="_Toc201567506"/>
-      <w:r>
-        <w:rPr>
-          <w:rFonts w:eastAsia="Verdana"/>
-        </w:rPr>
-        <w:t xml:space="preserve">7.1 </w:t>
-      </w:r>
-      <w:r>
-        <w:rPr>
-          <w:rFonts w:eastAsia="Verdana"/>
-        </w:rPr>
-        <w:t>Dashboard</w:t>
-      </w:r>
-      <w:bookmarkEnd w:id="20"/>
-    </w:p>
-    <w:p>
-      <w:pPr>
-        <w:spacing w:line="360" w:lineRule="auto"/>
-        <w:jc w:val="both"/>
-      </w:pPr>
-      <w:r>
-        <w:rPr>
-          <w:noProof/>
-        </w:rPr>
-        <w:drawing>
-          <wp:inline distT="0" distB="0" distL="0" distR="0" wp14:anchorId="3C4832F4" wp14:editId="6718D958">
-            <wp:extent cx="6297098" cy="2781300"/>
-            <wp:effectExtent l="0" t="0" r="8890" b="0"/>
-            <wp:docPr id="26" name="Picture 26"/>
-            <wp:cNvGraphicFramePr>
-              <a:graphicFrameLocks xmlns:a="http://schemas.openxmlformats.org/drawingml/2006/main" noChangeAspect="1"/>
-            </wp:cNvGraphicFramePr>
-            <a:graphic xmlns:a="http://schemas.openxmlformats.org/drawingml/2006/main">
-              <a:graphicData uri="http://schemas.openxmlformats.org/drawingml/2006/picture">
-                <pic:pic xmlns:pic="http://schemas.openxmlformats.org/drawingml/2006/picture">
-                  <pic:nvPicPr>
-                    <pic:cNvPr id="0" name="Picture 12"/>
-                    <pic:cNvPicPr>
-                      <a:picLocks noChangeAspect="1" noChangeArrowheads="1"/>
-                    </pic:cNvPicPr>
-                  </pic:nvPicPr>
-                  <pic:blipFill>
-                    <a:blip r:embed="rId24" cstate="print">
-                      <a:extLst>
-                        <a:ext uri="{28A0092B-C50C-407E-A947-70E740481C1C}">
-                          <a14:useLocalDpi xmlns:a14="http://schemas.microsoft.com/office/drawing/2010/main" val="0"/>
-                        </a:ext>
-                      </a:extLst>
-                    </a:blip>
-                    <a:srcRect/>
-                    <a:stretch>
-                      <a:fillRect/>
-                    </a:stretch>
-                  </pic:blipFill>
-                  <pic:spPr bwMode="auto">
-                    <a:xfrm>
-                      <a:off x="0" y="0"/>
-                      <a:ext cx="6311400" cy="2787617"/>
-                    </a:xfrm>
-                    <a:prstGeom prst="rect">
-                      <a:avLst/>
-                    </a:prstGeom>
-                    <a:noFill/>
-                    <a:ln>
-                      <a:noFill/>
-                    </a:ln>
-                  </pic:spPr>
-                </pic:pic>
-              </a:graphicData>
-            </a:graphic>
-          </wp:inline>
-        </w:drawing>
-      </w:r>
-    </w:p>
-    <w:p>
-      <w:pPr>
-        <w:spacing w:line="360" w:lineRule="auto"/>
-        <w:jc w:val="both"/>
-      </w:pPr>
-    </w:p>
-    <w:p>
-      <w:pPr>
-        <w:spacing w:line="360" w:lineRule="auto"/>
-        <w:jc w:val="both"/>
-      </w:pPr>
-      <w:r>
-        <w:rPr>
-          <w:noProof/>
-        </w:rPr>
-        <w:lastRenderedPageBreak/>
-        <w:drawing>
-          <wp:inline distT="0" distB="0" distL="0" distR="0" wp14:anchorId="1A962CD1" wp14:editId="45A0A4AA">
-            <wp:extent cx="5394960" cy="3627993"/>
-            <wp:effectExtent l="0" t="0" r="0" b="0"/>
-            <wp:docPr id="27" name="Picture 27"/>
-            <wp:cNvGraphicFramePr>
-              <a:graphicFrameLocks xmlns:a="http://schemas.openxmlformats.org/drawingml/2006/main" noChangeAspect="1"/>
-            </wp:cNvGraphicFramePr>
-            <a:graphic xmlns:a="http://schemas.openxmlformats.org/drawingml/2006/main">
-              <a:graphicData uri="http://schemas.openxmlformats.org/drawingml/2006/picture">
-                <pic:pic xmlns:pic="http://schemas.openxmlformats.org/drawingml/2006/picture">
-                  <pic:nvPicPr>
-                    <pic:cNvPr id="0" name="Picture 13"/>
-                    <pic:cNvPicPr>
-                      <a:picLocks noChangeAspect="1" noChangeArrowheads="1"/>
-                    </pic:cNvPicPr>
-                  </pic:nvPicPr>
-                  <pic:blipFill>
-                    <a:blip r:embed="rId25">
-                      <a:extLst>
-                        <a:ext uri="{28A0092B-C50C-407E-A947-70E740481C1C}">
-                          <a14:useLocalDpi xmlns:a14="http://schemas.microsoft.com/office/drawing/2010/main" val="0"/>
-                        </a:ext>
-                      </a:extLst>
-                    </a:blip>
-                    <a:srcRect/>
-                    <a:stretch>
-                      <a:fillRect/>
-                    </a:stretch>
-                  </pic:blipFill>
-                  <pic:spPr bwMode="auto">
-                    <a:xfrm>
-                      <a:off x="0" y="0"/>
-                      <a:ext cx="5405828" cy="3635301"/>
-                    </a:xfrm>
-                    <a:prstGeom prst="rect">
-                      <a:avLst/>
-                    </a:prstGeom>
-                    <a:noFill/>
-                    <a:ln>
-                      <a:noFill/>
-                    </a:ln>
-                  </pic:spPr>
-                </pic:pic>
-              </a:graphicData>
-            </a:graphic>
-          </wp:inline>
-        </w:drawing>
-      </w:r>
-    </w:p>
-    <w:p>
-      <w:pPr>
-        <w:spacing w:line="360" w:lineRule="auto"/>
-        <w:jc w:val="both"/>
-      </w:pPr>
-    </w:p>
-    <w:p>
-      <w:pPr>
-        <w:spacing w:line="360" w:lineRule="auto"/>
-        <w:jc w:val="both"/>
-      </w:pPr>
-      <w:r>
-        <w:t>Simulation stats after some days</w:t>
-      </w:r>
-    </w:p>
-    <w:p>
-      <w:pPr>
-        <w:spacing w:line="360" w:lineRule="auto"/>
-        <w:jc w:val="both"/>
-      </w:pPr>
-      <w:r>
-        <w:rPr>
-          <w:noProof/>
-        </w:rPr>
-        <w:drawing>
-          <wp:inline distT="0" distB="0" distL="0" distR="0" wp14:anchorId="2188053A" wp14:editId="7319F804">
-            <wp:extent cx="6118860" cy="2705100"/>
-            <wp:effectExtent l="0" t="0" r="0" b="0"/>
-            <wp:docPr id="28" name="Picture 28"/>
-            <wp:cNvGraphicFramePr>
-              <a:graphicFrameLocks xmlns:a="http://schemas.openxmlformats.org/drawingml/2006/main" noChangeAspect="1"/>
-            </wp:cNvGraphicFramePr>
-            <a:graphic xmlns:a="http://schemas.openxmlformats.org/drawingml/2006/main">
-              <a:graphicData uri="http://schemas.openxmlformats.org/drawingml/2006/picture">
-                <pic:pic xmlns:pic="http://schemas.openxmlformats.org/drawingml/2006/picture">
-                  <pic:nvPicPr>
-                    <pic:cNvPr id="0" name="Picture 14"/>
-                    <pic:cNvPicPr>
-                      <a:picLocks noChangeAspect="1" noChangeArrowheads="1"/>
-                    </pic:cNvPicPr>
-                  </pic:nvPicPr>
-                  <pic:blipFill>
-                    <a:blip r:embed="rId26" cstate="print">
-                      <a:extLst>
-                        <a:ext uri="{28A0092B-C50C-407E-A947-70E740481C1C}">
-                          <a14:useLocalDpi xmlns:a14="http://schemas.microsoft.com/office/drawing/2010/main" val="0"/>
-                        </a:ext>
-                      </a:extLst>
-                    </a:blip>
-                    <a:srcRect/>
-                    <a:stretch>
-                      <a:fillRect/>
-                    </a:stretch>
-                  </pic:blipFill>
-                  <pic:spPr bwMode="auto">
-                    <a:xfrm>
-                      <a:off x="0" y="0"/>
-                      <a:ext cx="6118860" cy="2705100"/>
-                    </a:xfrm>
-                    <a:prstGeom prst="rect">
-                      <a:avLst/>
-                    </a:prstGeom>
-                    <a:noFill/>
-                    <a:ln>
-                      <a:noFill/>
-                    </a:ln>
-                  </pic:spPr>
-                </pic:pic>
-              </a:graphicData>
-            </a:graphic>
-          </wp:inline>
-        </w:drawing>
-      </w:r>
-    </w:p>
-    <w:p>
-      <w:pPr>
-        <w:spacing w:line="360" w:lineRule="auto"/>
-        <w:jc w:val="both"/>
-      </w:pPr>
-    </w:p>
-    <w:p>
-      <w:pPr>
-        <w:pStyle w:val="Heading2"/>
-        <w:jc w:val="both"/>
-      </w:pPr>
-    </w:p>
-    <w:p>
-      <w:pPr>
-        <w:pStyle w:val="Heading2"/>
-        <w:jc w:val="both"/>
-      </w:pPr>
-      <w:bookmarkStart w:id="21" w:name="_Toc201567507"/>
-      <w:r>
-        <w:t xml:space="preserve">7.2 </w:t>
-      </w:r>
-      <w:r>
-        <w:t>Market Panel:</w:t>
-      </w:r>
-      <w:bookmarkEnd w:id="21"/>
-    </w:p>
-    <w:p>
-      <w:pPr>
-        <w:spacing w:line="360" w:lineRule="auto"/>
-        <w:jc w:val="both"/>
-      </w:pPr>
-      <w:r>
-        <w:rPr>
-          <w:noProof/>
-        </w:rPr>
-        <w:drawing>
-          <wp:inline distT="0" distB="0" distL="0" distR="0" wp14:anchorId="5335C0C7" wp14:editId="274F0CCA">
-            <wp:extent cx="5836920" cy="3707135"/>
-            <wp:effectExtent l="0" t="0" r="0" b="7620"/>
-            <wp:docPr id="30" name="Picture 30"/>
-            <wp:cNvGraphicFramePr>
-              <a:graphicFrameLocks xmlns:a="http://schemas.openxmlformats.org/drawingml/2006/main" noChangeAspect="1"/>
-            </wp:cNvGraphicFramePr>
-            <a:graphic xmlns:a="http://schemas.openxmlformats.org/drawingml/2006/main">
-              <a:graphicData uri="http://schemas.openxmlformats.org/drawingml/2006/picture">
-                <pic:pic xmlns:pic="http://schemas.openxmlformats.org/drawingml/2006/picture">
-                  <pic:nvPicPr>
-                    <pic:cNvPr id="0" name="Picture 16"/>
-                    <pic:cNvPicPr>
-                      <a:picLocks noChangeAspect="1" noChangeArrowheads="1"/>
-                    </pic:cNvPicPr>
-                  </pic:nvPicPr>
-                  <pic:blipFill>
-                    <a:blip r:embed="rId27">
-                      <a:extLst>
-                        <a:ext uri="{28A0092B-C50C-407E-A947-70E740481C1C}">
-                          <a14:useLocalDpi xmlns:a14="http://schemas.microsoft.com/office/drawing/2010/main" val="0"/>
-                        </a:ext>
-                      </a:extLst>
-                    </a:blip>
-                    <a:srcRect/>
-                    <a:stretch>
-                      <a:fillRect/>
-                    </a:stretch>
-                  </pic:blipFill>
-                  <pic:spPr bwMode="auto">
-                    <a:xfrm>
-                      <a:off x="0" y="0"/>
-                      <a:ext cx="5843684" cy="3711431"/>
-                    </a:xfrm>
-                    <a:prstGeom prst="rect">
-                      <a:avLst/>
-                    </a:prstGeom>
-                    <a:noFill/>
-                    <a:ln>
-                      <a:noFill/>
-                    </a:ln>
-                  </pic:spPr>
-                </pic:pic>
-              </a:graphicData>
-            </a:graphic>
-          </wp:inline>
-        </w:drawing>
-      </w:r>
-    </w:p>
-    <w:p>
-      <w:pPr>
-        <w:pStyle w:val="Heading1"/>
-        <w:jc w:val="both"/>
       </w:pPr>
     </w:p>
     <w:sectPr>
-      <w:footerReference w:type="default" r:id="rId28"/>
-      <w:type w:val="continuous"/>
+      <w:footerReference w:type="default" r:id="rId9"/>
       <w:pgSz w:w="11910" w:h="16850"/>
       <w:pgMar w:top="1080" w:right="1133" w:bottom="280" w:left="1133" w:header="720" w:footer="720" w:gutter="0"/>
-      <w:pgBorders w:display="notFirstPage" w:offsetFrom="page">
+      <w:pgBorders w:offsetFrom="page">
         <w:top w:val="single" w:sz="12" w:space="24" w:color="auto"/>
         <w:left w:val="single" w:sz="12" w:space="24" w:color="auto"/>
         <w:bottom w:val="single" w:sz="12" w:space="24" w:color="auto"/>
         <w:right w:val="single" w:sz="12" w:space="24" w:color="auto"/>
       </w:pgBorders>
+      <w:pgNumType w:start="16"/>
       <w:cols w:space="720"/>
     </w:sectPr>
   </w:body>
@@ -5435,6 +4807,96 @@
 </w:ftr>
 </file>
 
+<file path=word/footer2.xml><?xml version="1.0" encoding="utf-8"?>
+<w:ftr xmlns:wpc="http://schemas.microsoft.com/office/word/2010/wordprocessingCanvas" xmlns:cx="http://schemas.microsoft.com/office/drawing/2014/chartex" xmlns:cx1="http://schemas.microsoft.com/office/drawing/2015/9/8/chartex" xmlns:cx2="http://schemas.microsoft.com/office/drawing/2015/10/21/chartex" xmlns:cx3="http://schemas.microsoft.com/office/drawing/2016/5/9/chartex" xmlns:cx4="http://schemas.microsoft.com/office/drawing/2016/5/10/chartex" xmlns:cx5="http://schemas.microsoft.com/office/drawing/2016/5/11/chartex" xmlns:cx6="http://schemas.microsoft.com/office/drawing/2016/5/12/chartex" xmlns:cx7="http://schemas.microsoft.com/office/drawing/2016/5/13/chartex" xmlns:cx8="http://schemas.microsoft.com/office/drawing/2016/5/14/chartex" xmlns:mc="http://schemas.openxmlformats.org/markup-compatibility/2006" xmlns:aink="http://schemas.microsoft.com/office/drawing/2016/ink" xmlns:am3d="http://schemas.microsoft.com/office/drawing/2017/model3d" xmlns:o="urn:schemas-microsoft-com:office:office" xmlns:r="http://schemas.openxmlformats.org/officeDocument/2006/relationships" xmlns:m="http://schemas.openxmlformats.org/officeDocument/2006/math" xmlns:v="urn:schemas-microsoft-com:vml" xmlns:wp14="http://schemas.microsoft.com/office/word/2010/wordprocessingDrawing" xmlns:wp="http://schemas.openxmlformats.org/drawingml/2006/wordprocessingDrawing" xmlns:w10="urn:schemas-microsoft-com:office:word" xmlns:w="http://schemas.openxmlformats.org/wordprocessingml/2006/main" xmlns:w14="http://schemas.microsoft.com/office/word/2010/wordml" xmlns:w15="http://schemas.microsoft.com/office/word/2012/wordml" xmlns:w16cex="http://schemas.microsoft.com/office/word/2018/wordml/cex" xmlns:w16cid="http://schemas.microsoft.com/office/word/2016/wordml/cid" xmlns:w16="http://schemas.microsoft.com/office/word/2018/wordml" xmlns:w16sdtdh="http://schemas.microsoft.com/office/word/2020/wordml/sdtdatahash" xmlns:w16se="http://schemas.microsoft.com/office/word/2015/wordml/symex" xmlns:wpg="http://schemas.microsoft.com/office/word/2010/wordprocessingGroup" xmlns:wpi="http://schemas.microsoft.com/office/word/2010/wordprocessingInk" xmlns:wne="http://schemas.microsoft.com/office/word/2006/wordml" xmlns:wps="http://schemas.microsoft.com/office/word/2010/wordprocessingShape" mc:Ignorable="w14 w15 w16se w16cid w16 w16cex w16sdtdh wp14">
+  <w:sdt>
+    <w:sdtPr>
+      <w:id w:val="-1581895334"/>
+      <w:docPartObj>
+        <w:docPartGallery w:val="Page Numbers (Bottom of Page)"/>
+        <w:docPartUnique/>
+      </w:docPartObj>
+    </w:sdtPr>
+    <w:sdtEndPr>
+      <w:rPr>
+        <w:color w:val="7F7F7F" w:themeColor="background1" w:themeShade="7F"/>
+        <w:spacing w:val="60"/>
+      </w:rPr>
+    </w:sdtEndPr>
+    <w:sdtContent>
+      <w:p>
+        <w:pPr>
+          <w:pStyle w:val="Footer"/>
+          <w:pBdr>
+            <w:top w:val="single" w:sz="4" w:space="1" w:color="D9D9D9" w:themeColor="background1" w:themeShade="D9"/>
+          </w:pBdr>
+          <w:rPr>
+            <w:b/>
+            <w:bCs/>
+          </w:rPr>
+        </w:pPr>
+        <w:r>
+          <w:rPr>
+            <w:b/>
+            <w:bCs/>
+          </w:rPr>
+          <w:fldChar w:fldCharType="begin"/>
+        </w:r>
+        <w:r>
+          <w:rPr>
+            <w:b/>
+            <w:bCs/>
+          </w:rPr>
+          <w:instrText xml:space="preserve"> PAGE   \* MERGEFORMAT </w:instrText>
+        </w:r>
+        <w:r>
+          <w:rPr>
+            <w:b/>
+            <w:bCs/>
+          </w:rPr>
+          <w:fldChar w:fldCharType="separate"/>
+        </w:r>
+        <w:r>
+          <w:rPr>
+            <w:b/>
+            <w:bCs/>
+            <w:noProof/>
+          </w:rPr>
+          <w:t>2</w:t>
+        </w:r>
+        <w:r>
+          <w:rPr>
+            <w:b/>
+            <w:bCs/>
+            <w:noProof/>
+          </w:rPr>
+          <w:fldChar w:fldCharType="end"/>
+        </w:r>
+        <w:r>
+          <w:rPr>
+            <w:b/>
+            <w:bCs/>
+          </w:rPr>
+          <w:t xml:space="preserve"> | </w:t>
+        </w:r>
+        <w:r>
+          <w:rPr>
+            <w:color w:val="7F7F7F" w:themeColor="background1" w:themeShade="7F"/>
+            <w:spacing w:val="60"/>
+          </w:rPr>
+          <w:t>Page</w:t>
+        </w:r>
+      </w:p>
+    </w:sdtContent>
+  </w:sdt>
+  <w:p>
+    <w:pPr>
+      <w:pStyle w:val="Footer"/>
+    </w:pPr>
+  </w:p>
+</w:ftr>
+</file>
+
 <file path=word/footnotes.xml><?xml version="1.0" encoding="utf-8"?>
 <w:footnotes xmlns:wpc="http://schemas.microsoft.com/office/word/2010/wordprocessingCanvas" xmlns:cx="http://schemas.microsoft.com/office/drawing/2014/chartex" xmlns:cx1="http://schemas.microsoft.com/office/drawing/2015/9/8/chartex" xmlns:cx2="http://schemas.microsoft.com/office/drawing/2015/10/21/chartex" xmlns:cx3="http://schemas.microsoft.com/office/drawing/2016/5/9/chartex" xmlns:cx4="http://schemas.microsoft.com/office/drawing/2016/5/10/chartex" xmlns:cx5="http://schemas.microsoft.com/office/drawing/2016/5/11/chartex" xmlns:cx6="http://schemas.microsoft.com/office/drawing/2016/5/12/chartex" xmlns:cx7="http://schemas.microsoft.com/office/drawing/2016/5/13/chartex" xmlns:cx8="http://schemas.microsoft.com/office/drawing/2016/5/14/chartex" xmlns:mc="http://schemas.openxmlformats.org/markup-compatibility/2006" xmlns:aink="http://schemas.microsoft.com/office/drawing/2016/ink" xmlns:am3d="http://schemas.microsoft.com/office/drawing/2017/model3d" xmlns:o="urn:schemas-microsoft-com:office:office" xmlns:r="http://schemas.openxmlformats.org/officeDocument/2006/relationships" xmlns:m="http://schemas.openxmlformats.org/officeDocument/2006/math" xmlns:v="urn:schemas-microsoft-com:vml" xmlns:wp14="http://schemas.microsoft.com/office/word/2010/wordprocessingDrawing" xmlns:wp="http://schemas.openxmlformats.org/drawingml/2006/wordprocessingDrawing" xmlns:w10="urn:schemas-microsoft-com:office:word" xmlns:w="http://schemas.openxmlformats.org/wordprocessingml/2006/main" xmlns:w14="http://schemas.microsoft.com/office/word/2010/wordml" xmlns:w15="http://schemas.microsoft.com/office/word/2012/wordml" xmlns:w16cex="http://schemas.microsoft.com/office/word/2018/wordml/cex" xmlns:w16cid="http://schemas.microsoft.com/office/word/2016/wordml/cid" xmlns:w16="http://schemas.microsoft.com/office/word/2018/wordml" xmlns:w16sdtdh="http://schemas.microsoft.com/office/word/2020/wordml/sdtdatahash" xmlns:w16se="http://schemas.microsoft.com/office/word/2015/wordml/symex" xmlns:wpg="http://schemas.microsoft.com/office/word/2010/wordprocessingGroup" xmlns:wpi="http://schemas.microsoft.com/office/word/2010/wordprocessingInk" xmlns:wne="http://schemas.microsoft.com/office/word/2006/wordml" xmlns:wps="http://schemas.microsoft.com/office/word/2010/wordprocessingShape" mc:Ignorable="w14 w15 w16se w16cid w16 w16cex w16sdtdh wp14">
   <w:footnote w:type="separator" w:id="-1">
@@ -5904,6 +5366,385 @@
     </w:lvl>
   </w:abstractNum>
   <w:abstractNum w:abstractNumId="3" w15:restartNumberingAfterBreak="0">
+    <w:nsid w:val="1E5D0642"/>
+    <w:multiLevelType w:val="multilevel"/>
+    <w:tmpl w:val="8474DCD8"/>
+    <w:lvl w:ilvl="0">
+      <w:start w:val="1"/>
+      <w:numFmt w:val="bullet"/>
+      <w:lvlText w:val=""/>
+      <w:lvlJc w:val="left"/>
+      <w:pPr>
+        <w:tabs>
+          <w:tab w:val="num" w:pos="720"/>
+        </w:tabs>
+        <w:ind w:left="720" w:hanging="360"/>
+      </w:pPr>
+      <w:rPr>
+        <w:rFonts w:ascii="Symbol" w:hAnsi="Symbol" w:hint="default"/>
+        <w:sz w:val="20"/>
+      </w:rPr>
+    </w:lvl>
+    <w:lvl w:ilvl="1" w:tentative="1">
+      <w:start w:val="1"/>
+      <w:numFmt w:val="bullet"/>
+      <w:lvlText w:val="o"/>
+      <w:lvlJc w:val="left"/>
+      <w:pPr>
+        <w:tabs>
+          <w:tab w:val="num" w:pos="1440"/>
+        </w:tabs>
+        <w:ind w:left="1440" w:hanging="360"/>
+      </w:pPr>
+      <w:rPr>
+        <w:rFonts w:ascii="Courier New" w:hAnsi="Courier New" w:hint="default"/>
+        <w:sz w:val="20"/>
+      </w:rPr>
+    </w:lvl>
+    <w:lvl w:ilvl="2" w:tentative="1">
+      <w:start w:val="1"/>
+      <w:numFmt w:val="bullet"/>
+      <w:lvlText w:val=""/>
+      <w:lvlJc w:val="left"/>
+      <w:pPr>
+        <w:tabs>
+          <w:tab w:val="num" w:pos="2160"/>
+        </w:tabs>
+        <w:ind w:left="2160" w:hanging="360"/>
+      </w:pPr>
+      <w:rPr>
+        <w:rFonts w:ascii="Wingdings" w:hAnsi="Wingdings" w:hint="default"/>
+        <w:sz w:val="20"/>
+      </w:rPr>
+    </w:lvl>
+    <w:lvl w:ilvl="3" w:tentative="1">
+      <w:start w:val="1"/>
+      <w:numFmt w:val="bullet"/>
+      <w:lvlText w:val=""/>
+      <w:lvlJc w:val="left"/>
+      <w:pPr>
+        <w:tabs>
+          <w:tab w:val="num" w:pos="2880"/>
+        </w:tabs>
+        <w:ind w:left="2880" w:hanging="360"/>
+      </w:pPr>
+      <w:rPr>
+        <w:rFonts w:ascii="Wingdings" w:hAnsi="Wingdings" w:hint="default"/>
+        <w:sz w:val="20"/>
+      </w:rPr>
+    </w:lvl>
+    <w:lvl w:ilvl="4" w:tentative="1">
+      <w:start w:val="1"/>
+      <w:numFmt w:val="bullet"/>
+      <w:lvlText w:val=""/>
+      <w:lvlJc w:val="left"/>
+      <w:pPr>
+        <w:tabs>
+          <w:tab w:val="num" w:pos="3600"/>
+        </w:tabs>
+        <w:ind w:left="3600" w:hanging="360"/>
+      </w:pPr>
+      <w:rPr>
+        <w:rFonts w:ascii="Wingdings" w:hAnsi="Wingdings" w:hint="default"/>
+        <w:sz w:val="20"/>
+      </w:rPr>
+    </w:lvl>
+    <w:lvl w:ilvl="5" w:tentative="1">
+      <w:start w:val="1"/>
+      <w:numFmt w:val="bullet"/>
+      <w:lvlText w:val=""/>
+      <w:lvlJc w:val="left"/>
+      <w:pPr>
+        <w:tabs>
+          <w:tab w:val="num" w:pos="4320"/>
+        </w:tabs>
+        <w:ind w:left="4320" w:hanging="360"/>
+      </w:pPr>
+      <w:rPr>
+        <w:rFonts w:ascii="Wingdings" w:hAnsi="Wingdings" w:hint="default"/>
+        <w:sz w:val="20"/>
+      </w:rPr>
+    </w:lvl>
+    <w:lvl w:ilvl="6" w:tentative="1">
+      <w:start w:val="1"/>
+      <w:numFmt w:val="bullet"/>
+      <w:lvlText w:val=""/>
+      <w:lvlJc w:val="left"/>
+      <w:pPr>
+        <w:tabs>
+          <w:tab w:val="num" w:pos="5040"/>
+        </w:tabs>
+        <w:ind w:left="5040" w:hanging="360"/>
+      </w:pPr>
+      <w:rPr>
+        <w:rFonts w:ascii="Wingdings" w:hAnsi="Wingdings" w:hint="default"/>
+        <w:sz w:val="20"/>
+      </w:rPr>
+    </w:lvl>
+    <w:lvl w:ilvl="7" w:tentative="1">
+      <w:start w:val="1"/>
+      <w:numFmt w:val="bullet"/>
+      <w:lvlText w:val=""/>
+      <w:lvlJc w:val="left"/>
+      <w:pPr>
+        <w:tabs>
+          <w:tab w:val="num" w:pos="5760"/>
+        </w:tabs>
+        <w:ind w:left="5760" w:hanging="360"/>
+      </w:pPr>
+      <w:rPr>
+        <w:rFonts w:ascii="Wingdings" w:hAnsi="Wingdings" w:hint="default"/>
+        <w:sz w:val="20"/>
+      </w:rPr>
+    </w:lvl>
+    <w:lvl w:ilvl="8" w:tentative="1">
+      <w:start w:val="1"/>
+      <w:numFmt w:val="bullet"/>
+      <w:lvlText w:val=""/>
+      <w:lvlJc w:val="left"/>
+      <w:pPr>
+        <w:tabs>
+          <w:tab w:val="num" w:pos="6480"/>
+        </w:tabs>
+        <w:ind w:left="6480" w:hanging="360"/>
+      </w:pPr>
+      <w:rPr>
+        <w:rFonts w:ascii="Wingdings" w:hAnsi="Wingdings" w:hint="default"/>
+        <w:sz w:val="20"/>
+      </w:rPr>
+    </w:lvl>
+  </w:abstractNum>
+  <w:abstractNum w:abstractNumId="4" w15:restartNumberingAfterBreak="0">
+    <w:nsid w:val="2EF11871"/>
+    <w:multiLevelType w:val="multilevel"/>
+    <w:tmpl w:val="CDF47E7C"/>
+    <w:lvl w:ilvl="0">
+      <w:start w:val="1"/>
+      <w:numFmt w:val="decimal"/>
+      <w:lvlText w:val="%1."/>
+      <w:lvlJc w:val="left"/>
+      <w:pPr>
+        <w:tabs>
+          <w:tab w:val="num" w:pos="720"/>
+        </w:tabs>
+        <w:ind w:left="720" w:hanging="360"/>
+      </w:pPr>
+    </w:lvl>
+    <w:lvl w:ilvl="1">
+      <w:start w:val="1"/>
+      <w:numFmt w:val="bullet"/>
+      <w:lvlText w:val="o"/>
+      <w:lvlJc w:val="left"/>
+      <w:pPr>
+        <w:tabs>
+          <w:tab w:val="num" w:pos="1440"/>
+        </w:tabs>
+        <w:ind w:left="1440" w:hanging="360"/>
+      </w:pPr>
+      <w:rPr>
+        <w:rFonts w:ascii="Courier New" w:hAnsi="Courier New" w:hint="default"/>
+        <w:sz w:val="20"/>
+      </w:rPr>
+    </w:lvl>
+    <w:lvl w:ilvl="2" w:tentative="1">
+      <w:start w:val="1"/>
+      <w:numFmt w:val="decimal"/>
+      <w:lvlText w:val="%3."/>
+      <w:lvlJc w:val="left"/>
+      <w:pPr>
+        <w:tabs>
+          <w:tab w:val="num" w:pos="2160"/>
+        </w:tabs>
+        <w:ind w:left="2160" w:hanging="360"/>
+      </w:pPr>
+    </w:lvl>
+    <w:lvl w:ilvl="3" w:tentative="1">
+      <w:start w:val="1"/>
+      <w:numFmt w:val="decimal"/>
+      <w:lvlText w:val="%4."/>
+      <w:lvlJc w:val="left"/>
+      <w:pPr>
+        <w:tabs>
+          <w:tab w:val="num" w:pos="2880"/>
+        </w:tabs>
+        <w:ind w:left="2880" w:hanging="360"/>
+      </w:pPr>
+    </w:lvl>
+    <w:lvl w:ilvl="4" w:tentative="1">
+      <w:start w:val="1"/>
+      <w:numFmt w:val="decimal"/>
+      <w:lvlText w:val="%5."/>
+      <w:lvlJc w:val="left"/>
+      <w:pPr>
+        <w:tabs>
+          <w:tab w:val="num" w:pos="3600"/>
+        </w:tabs>
+        <w:ind w:left="3600" w:hanging="360"/>
+      </w:pPr>
+    </w:lvl>
+    <w:lvl w:ilvl="5" w:tentative="1">
+      <w:start w:val="1"/>
+      <w:numFmt w:val="decimal"/>
+      <w:lvlText w:val="%6."/>
+      <w:lvlJc w:val="left"/>
+      <w:pPr>
+        <w:tabs>
+          <w:tab w:val="num" w:pos="4320"/>
+        </w:tabs>
+        <w:ind w:left="4320" w:hanging="360"/>
+      </w:pPr>
+    </w:lvl>
+    <w:lvl w:ilvl="6" w:tentative="1">
+      <w:start w:val="1"/>
+      <w:numFmt w:val="decimal"/>
+      <w:lvlText w:val="%7."/>
+      <w:lvlJc w:val="left"/>
+      <w:pPr>
+        <w:tabs>
+          <w:tab w:val="num" w:pos="5040"/>
+        </w:tabs>
+        <w:ind w:left="5040" w:hanging="360"/>
+      </w:pPr>
+    </w:lvl>
+    <w:lvl w:ilvl="7" w:tentative="1">
+      <w:start w:val="1"/>
+      <w:numFmt w:val="decimal"/>
+      <w:lvlText w:val="%8."/>
+      <w:lvlJc w:val="left"/>
+      <w:pPr>
+        <w:tabs>
+          <w:tab w:val="num" w:pos="5760"/>
+        </w:tabs>
+        <w:ind w:left="5760" w:hanging="360"/>
+      </w:pPr>
+    </w:lvl>
+    <w:lvl w:ilvl="8" w:tentative="1">
+      <w:start w:val="1"/>
+      <w:numFmt w:val="decimal"/>
+      <w:lvlText w:val="%9."/>
+      <w:lvlJc w:val="left"/>
+      <w:pPr>
+        <w:tabs>
+          <w:tab w:val="num" w:pos="6480"/>
+        </w:tabs>
+        <w:ind w:left="6480" w:hanging="360"/>
+      </w:pPr>
+    </w:lvl>
+  </w:abstractNum>
+  <w:abstractNum w:abstractNumId="5" w15:restartNumberingAfterBreak="0">
+    <w:nsid w:val="4BA1228D"/>
+    <w:multiLevelType w:val="hybridMultilevel"/>
+    <w:tmpl w:val="80DA98A2"/>
+    <w:lvl w:ilvl="0" w:tplc="20000001">
+      <w:start w:val="1"/>
+      <w:numFmt w:val="bullet"/>
+      <w:lvlText w:val=""/>
+      <w:lvlJc w:val="left"/>
+      <w:pPr>
+        <w:ind w:left="720" w:hanging="360"/>
+      </w:pPr>
+      <w:rPr>
+        <w:rFonts w:ascii="Symbol" w:hAnsi="Symbol" w:hint="default"/>
+      </w:rPr>
+    </w:lvl>
+    <w:lvl w:ilvl="1" w:tplc="20000003" w:tentative="1">
+      <w:start w:val="1"/>
+      <w:numFmt w:val="bullet"/>
+      <w:lvlText w:val="o"/>
+      <w:lvlJc w:val="left"/>
+      <w:pPr>
+        <w:ind w:left="1440" w:hanging="360"/>
+      </w:pPr>
+      <w:rPr>
+        <w:rFonts w:ascii="Courier New" w:hAnsi="Courier New" w:cs="Courier New" w:hint="default"/>
+      </w:rPr>
+    </w:lvl>
+    <w:lvl w:ilvl="2" w:tplc="20000005" w:tentative="1">
+      <w:start w:val="1"/>
+      <w:numFmt w:val="bullet"/>
+      <w:lvlText w:val=""/>
+      <w:lvlJc w:val="left"/>
+      <w:pPr>
+        <w:ind w:left="2160" w:hanging="360"/>
+      </w:pPr>
+      <w:rPr>
+        <w:rFonts w:ascii="Wingdings" w:hAnsi="Wingdings" w:hint="default"/>
+      </w:rPr>
+    </w:lvl>
+    <w:lvl w:ilvl="3" w:tplc="20000001" w:tentative="1">
+      <w:start w:val="1"/>
+      <w:numFmt w:val="bullet"/>
+      <w:lvlText w:val=""/>
+      <w:lvlJc w:val="left"/>
+      <w:pPr>
+        <w:ind w:left="2880" w:hanging="360"/>
+      </w:pPr>
+      <w:rPr>
+        <w:rFonts w:ascii="Symbol" w:hAnsi="Symbol" w:hint="default"/>
+      </w:rPr>
+    </w:lvl>
+    <w:lvl w:ilvl="4" w:tplc="20000003" w:tentative="1">
+      <w:start w:val="1"/>
+      <w:numFmt w:val="bullet"/>
+      <w:lvlText w:val="o"/>
+      <w:lvlJc w:val="left"/>
+      <w:pPr>
+        <w:ind w:left="3600" w:hanging="360"/>
+      </w:pPr>
+      <w:rPr>
+        <w:rFonts w:ascii="Courier New" w:hAnsi="Courier New" w:cs="Courier New" w:hint="default"/>
+      </w:rPr>
+    </w:lvl>
+    <w:lvl w:ilvl="5" w:tplc="20000005" w:tentative="1">
+      <w:start w:val="1"/>
+      <w:numFmt w:val="bullet"/>
+      <w:lvlText w:val=""/>
+      <w:lvlJc w:val="left"/>
+      <w:pPr>
+        <w:ind w:left="4320" w:hanging="360"/>
+      </w:pPr>
+      <w:rPr>
+        <w:rFonts w:ascii="Wingdings" w:hAnsi="Wingdings" w:hint="default"/>
+      </w:rPr>
+    </w:lvl>
+    <w:lvl w:ilvl="6" w:tplc="20000001" w:tentative="1">
+      <w:start w:val="1"/>
+      <w:numFmt w:val="bullet"/>
+      <w:lvlText w:val=""/>
+      <w:lvlJc w:val="left"/>
+      <w:pPr>
+        <w:ind w:left="5040" w:hanging="360"/>
+      </w:pPr>
+      <w:rPr>
+        <w:rFonts w:ascii="Symbol" w:hAnsi="Symbol" w:hint="default"/>
+      </w:rPr>
+    </w:lvl>
+    <w:lvl w:ilvl="7" w:tplc="20000003" w:tentative="1">
+      <w:start w:val="1"/>
+      <w:numFmt w:val="bullet"/>
+      <w:lvlText w:val="o"/>
+      <w:lvlJc w:val="left"/>
+      <w:pPr>
+        <w:ind w:left="5760" w:hanging="360"/>
+      </w:pPr>
+      <w:rPr>
+        <w:rFonts w:ascii="Courier New" w:hAnsi="Courier New" w:cs="Courier New" w:hint="default"/>
+      </w:rPr>
+    </w:lvl>
+    <w:lvl w:ilvl="8" w:tplc="20000005" w:tentative="1">
+      <w:start w:val="1"/>
+      <w:numFmt w:val="bullet"/>
+      <w:lvlText w:val=""/>
+      <w:lvlJc w:val="left"/>
+      <w:pPr>
+        <w:ind w:left="6480" w:hanging="360"/>
+      </w:pPr>
+      <w:rPr>
+        <w:rFonts w:ascii="Wingdings" w:hAnsi="Wingdings" w:hint="default"/>
+      </w:rPr>
+    </w:lvl>
+  </w:abstractNum>
+  <w:abstractNum w:abstractNumId="6" w15:restartNumberingAfterBreak="0">
     <w:nsid w:val="51557124"/>
     <w:multiLevelType w:val="multilevel"/>
     <w:tmpl w:val="988CB25E"/>
@@ -6052,7 +5893,7 @@
       </w:rPr>
     </w:lvl>
   </w:abstractNum>
-  <w:abstractNum w:abstractNumId="4" w15:restartNumberingAfterBreak="0">
+  <w:abstractNum w:abstractNumId="7" w15:restartNumberingAfterBreak="0">
     <w:nsid w:val="727830AC"/>
     <w:multiLevelType w:val="multilevel"/>
     <w:tmpl w:val="D6342696"/>
@@ -6201,7 +6042,7 @@
       </w:rPr>
     </w:lvl>
   </w:abstractNum>
-  <w:abstractNum w:abstractNumId="5" w15:restartNumberingAfterBreak="0">
+  <w:abstractNum w:abstractNumId="8" w15:restartNumberingAfterBreak="0">
     <w:nsid w:val="7EF41B90"/>
     <w:multiLevelType w:val="multilevel"/>
     <w:tmpl w:val="2744D210"/>
@@ -6351,10 +6192,10 @@
     </w:lvl>
   </w:abstractNum>
   <w:num w:numId="1">
-    <w:abstractNumId w:val="4"/>
+    <w:abstractNumId w:val="7"/>
   </w:num>
   <w:num w:numId="2">
-    <w:abstractNumId w:val="5"/>
+    <w:abstractNumId w:val="8"/>
   </w:num>
   <w:num w:numId="3">
     <w:abstractNumId w:val="2"/>
@@ -6363,10 +6204,19 @@
     <w:abstractNumId w:val="1"/>
   </w:num>
   <w:num w:numId="5">
-    <w:abstractNumId w:val="3"/>
+    <w:abstractNumId w:val="6"/>
   </w:num>
   <w:num w:numId="6">
     <w:abstractNumId w:val="0"/>
+  </w:num>
+  <w:num w:numId="7">
+    <w:abstractNumId w:val="3"/>
+  </w:num>
+  <w:num w:numId="8">
+    <w:abstractNumId w:val="5"/>
+  </w:num>
+  <w:num w:numId="9">
+    <w:abstractNumId w:val="4"/>
   </w:num>
 </w:numbering>
 </file>
@@ -6771,7 +6621,7 @@
   <w:style w:type="paragraph" w:default="1" w:styleId="Normal">
     <w:name w:val="Normal"/>
     <w:qFormat/>
-    <w:rsid w:val="00B4500A"/>
+    <w:rsid w:val="00E07363"/>
     <w:rPr>
       <w:rFonts w:ascii="Times New Roman" w:eastAsia="Tahoma" w:hAnsi="Times New Roman" w:cs="Tahoma"/>
       <w:sz w:val="24"/>
@@ -6783,9 +6633,10 @@
     <w:autoRedefine/>
     <w:uiPriority w:val="9"/>
     <w:qFormat/>
-    <w:rsid w:val="002470CF"/>
+    <w:rsid w:val="007D40A7"/>
     <w:pPr>
       <w:spacing w:line="360" w:lineRule="auto"/>
+      <w:jc w:val="both"/>
       <w:outlineLvl w:val="0"/>
     </w:pPr>
     <w:rPr>
@@ -6826,20 +6677,21 @@
     <w:basedOn w:val="Normal"/>
     <w:next w:val="Normal"/>
     <w:link w:val="Heading3Char"/>
+    <w:autoRedefine/>
     <w:uiPriority w:val="9"/>
-    <w:semiHidden/>
     <w:unhideWhenUsed/>
     <w:qFormat/>
-    <w:rsid w:val="005076EF"/>
+    <w:rsid w:val="00E07363"/>
     <w:pPr>
       <w:keepNext/>
       <w:keepLines/>
-      <w:spacing w:before="40"/>
+      <w:spacing w:before="40" w:line="360" w:lineRule="auto"/>
       <w:outlineLvl w:val="2"/>
     </w:pPr>
     <w:rPr>
-      <w:rFonts w:asciiTheme="majorHAnsi" w:eastAsiaTheme="majorEastAsia" w:hAnsiTheme="majorHAnsi" w:cstheme="majorBidi"/>
-      <w:color w:val="243F60" w:themeColor="accent1" w:themeShade="7F"/>
+      <w:rFonts w:eastAsia="Verdana" w:cstheme="majorBidi"/>
+      <w:b/>
+      <w:color w:val="000000" w:themeColor="text1"/>
       <w:szCs w:val="24"/>
     </w:rPr>
   </w:style>
@@ -6869,6 +6721,7 @@
   <w:style w:type="character" w:default="1" w:styleId="DefaultParagraphFont">
     <w:name w:val="Default Paragraph Font"/>
     <w:uiPriority w:val="1"/>
+    <w:semiHidden/>
     <w:unhideWhenUsed/>
   </w:style>
   <w:style w:type="table" w:default="1" w:styleId="TableNormal">
@@ -6953,11 +6806,11 @@
     <w:basedOn w:val="DefaultParagraphFont"/>
     <w:link w:val="Heading3"/>
     <w:uiPriority w:val="9"/>
-    <w:semiHidden/>
-    <w:rsid w:val="005076EF"/>
+    <w:rsid w:val="00E07363"/>
     <w:rPr>
-      <w:rFonts w:asciiTheme="majorHAnsi" w:eastAsiaTheme="majorEastAsia" w:hAnsiTheme="majorHAnsi" w:cstheme="majorBidi"/>
-      <w:color w:val="243F60" w:themeColor="accent1" w:themeShade="7F"/>
+      <w:rFonts w:ascii="Times New Roman" w:eastAsia="Verdana" w:hAnsi="Times New Roman" w:cstheme="majorBidi"/>
+      <w:b/>
+      <w:color w:val="000000" w:themeColor="text1"/>
       <w:sz w:val="24"/>
       <w:szCs w:val="24"/>
     </w:rPr>
@@ -7100,6 +6953,49 @@
       <w:color w:val="0000FF" w:themeColor="hyperlink"/>
       <w:u w:val="single"/>
     </w:rPr>
+  </w:style>
+  <w:style w:type="paragraph" w:styleId="NormalWeb">
+    <w:name w:val="Normal (Web)"/>
+    <w:basedOn w:val="Normal"/>
+    <w:uiPriority w:val="99"/>
+    <w:semiHidden/>
+    <w:unhideWhenUsed/>
+    <w:rsid w:val="00B752E4"/>
+    <w:pPr>
+      <w:widowControl/>
+      <w:autoSpaceDE/>
+      <w:autoSpaceDN/>
+      <w:spacing w:before="100" w:beforeAutospacing="1" w:after="100" w:afterAutospacing="1"/>
+    </w:pPr>
+    <w:rPr>
+      <w:rFonts w:eastAsia="Times New Roman" w:cs="Times New Roman"/>
+      <w:szCs w:val="24"/>
+      <w:lang w:val="en-PK" w:eastAsia="en-PK"/>
+    </w:rPr>
+  </w:style>
+  <w:style w:type="character" w:styleId="Strong">
+    <w:name w:val="Strong"/>
+    <w:basedOn w:val="DefaultParagraphFont"/>
+    <w:uiPriority w:val="22"/>
+    <w:qFormat/>
+    <w:rsid w:val="00B752E4"/>
+    <w:rPr>
+      <w:b/>
+      <w:bCs/>
+    </w:rPr>
+  </w:style>
+  <w:style w:type="paragraph" w:styleId="TOC3">
+    <w:name w:val="toc 3"/>
+    <w:basedOn w:val="Normal"/>
+    <w:next w:val="Normal"/>
+    <w:autoRedefine/>
+    <w:uiPriority w:val="39"/>
+    <w:unhideWhenUsed/>
+    <w:rsid w:val="007A1E9F"/>
+    <w:pPr>
+      <w:spacing w:after="100"/>
+      <w:ind w:left="480"/>
+    </w:pPr>
   </w:style>
 </w:styles>
 </file>

--- a/Final report/Digital farm management system.docx
+++ b/Final report/Digital farm management system.docx
@@ -58,8 +58,6 @@
               <w:rFonts w:asciiTheme="minorHAnsi" w:eastAsiaTheme="minorEastAsia" w:hAnsiTheme="minorHAnsi" w:cstheme="minorBidi"/>
               <w:b w:val="0"/>
               <w:bCs w:val="0"/>
-              <w:sz w:val="24"/>
-              <w:szCs w:val="24"/>
               <w:lang w:val="en-PK" w:eastAsia="en-PK"/>
             </w:rPr>
           </w:pPr>
@@ -84,67 +82,51 @@
             </w:rPr>
             <w:fldChar w:fldCharType="separate"/>
           </w:r>
-          <w:hyperlink w:anchor="_Toc201568960" w:history="1">
+          <w:hyperlink w:anchor="_Toc201581809" w:history="1">
             <w:r>
               <w:rPr>
                 <w:rStyle w:val="Hyperlink"/>
-                <w:sz w:val="24"/>
-                <w:szCs w:val="24"/>
               </w:rPr>
               <w:t>1. Introduction</w:t>
             </w:r>
             <w:r>
               <w:rPr>
                 <w:webHidden/>
-                <w:sz w:val="24"/>
-                <w:szCs w:val="24"/>
               </w:rPr>
               <w:tab/>
             </w:r>
             <w:r>
               <w:rPr>
                 <w:webHidden/>
-                <w:sz w:val="24"/>
-                <w:szCs w:val="24"/>
               </w:rPr>
               <w:fldChar w:fldCharType="begin"/>
             </w:r>
             <w:r>
               <w:rPr>
                 <w:webHidden/>
-                <w:sz w:val="24"/>
-                <w:szCs w:val="24"/>
-              </w:rPr>
-              <w:instrText xml:space="preserve"> PAGEREF _Toc201568960 \h </w:instrText>
-            </w:r>
-            <w:r>
-              <w:rPr>
-                <w:webHidden/>
-                <w:sz w:val="24"/>
-                <w:szCs w:val="24"/>
-              </w:rPr>
-            </w:r>
-            <w:r>
-              <w:rPr>
-                <w:webHidden/>
-                <w:sz w:val="24"/>
-                <w:szCs w:val="24"/>
+              </w:rPr>
+              <w:instrText xml:space="preserve"> PAGEREF _Toc201581809 \h </w:instrText>
+            </w:r>
+            <w:r>
+              <w:rPr>
+                <w:webHidden/>
+              </w:rPr>
+            </w:r>
+            <w:r>
+              <w:rPr>
+                <w:webHidden/>
               </w:rPr>
               <w:fldChar w:fldCharType="separate"/>
             </w:r>
             <w:r>
               <w:rPr>
                 <w:webHidden/>
-                <w:sz w:val="24"/>
-                <w:szCs w:val="24"/>
-              </w:rPr>
-              <w:t>3</w:t>
-            </w:r>
-            <w:r>
-              <w:rPr>
-                <w:webHidden/>
-                <w:sz w:val="24"/>
-                <w:szCs w:val="24"/>
+              </w:rPr>
+              <w:t>1</w:t>
+            </w:r>
+            <w:r>
+              <w:rPr>
+                <w:webHidden/>
               </w:rPr>
               <w:fldChar w:fldCharType="end"/>
             </w:r>
@@ -159,17 +141,16 @@
             <w:rPr>
               <w:rFonts w:asciiTheme="minorHAnsi" w:eastAsiaTheme="minorEastAsia" w:hAnsiTheme="minorHAnsi" w:cstheme="minorBidi"/>
               <w:noProof/>
-              <w:szCs w:val="24"/>
+              <w:sz w:val="22"/>
               <w:lang w:val="en-PK" w:eastAsia="en-PK"/>
             </w:rPr>
           </w:pPr>
-          <w:hyperlink w:anchor="_Toc201568961" w:history="1">
+          <w:hyperlink w:anchor="_Toc201581810" w:history="1">
             <w:r>
               <w:rPr>
                 <w:rStyle w:val="Hyperlink"/>
                 <w:rFonts w:eastAsia="Verdana" w:cs="Times New Roman"/>
                 <w:noProof/>
-                <w:szCs w:val="24"/>
                 <w:lang w:val="en-PK"/>
               </w:rPr>
               <w:t>1.1 Project Overview</w:t>
@@ -178,7 +159,6 @@
               <w:rPr>
                 <w:noProof/>
                 <w:webHidden/>
-                <w:szCs w:val="24"/>
               </w:rPr>
               <w:tab/>
             </w:r>
@@ -186,7 +166,6 @@
               <w:rPr>
                 <w:noProof/>
                 <w:webHidden/>
-                <w:szCs w:val="24"/>
               </w:rPr>
               <w:fldChar w:fldCharType="begin"/>
             </w:r>
@@ -194,22 +173,19 @@
               <w:rPr>
                 <w:noProof/>
                 <w:webHidden/>
-                <w:szCs w:val="24"/>
-              </w:rPr>
-              <w:instrText xml:space="preserve"> PAGEREF _Toc201568961 \h </w:instrText>
-            </w:r>
-            <w:r>
-              <w:rPr>
-                <w:noProof/>
-                <w:webHidden/>
-                <w:szCs w:val="24"/>
-              </w:rPr>
-            </w:r>
-            <w:r>
-              <w:rPr>
-                <w:noProof/>
-                <w:webHidden/>
-                <w:szCs w:val="24"/>
+              </w:rPr>
+              <w:instrText xml:space="preserve"> PAGEREF _Toc201581810 \h </w:instrText>
+            </w:r>
+            <w:r>
+              <w:rPr>
+                <w:noProof/>
+                <w:webHidden/>
+              </w:rPr>
+            </w:r>
+            <w:r>
+              <w:rPr>
+                <w:noProof/>
+                <w:webHidden/>
               </w:rPr>
               <w:fldChar w:fldCharType="separate"/>
             </w:r>
@@ -217,15 +193,13 @@
               <w:rPr>
                 <w:noProof/>
                 <w:webHidden/>
-                <w:szCs w:val="24"/>
-              </w:rPr>
-              <w:t>3</w:t>
-            </w:r>
-            <w:r>
-              <w:rPr>
-                <w:noProof/>
-                <w:webHidden/>
-                <w:szCs w:val="24"/>
+              </w:rPr>
+              <w:t>2</w:t>
+            </w:r>
+            <w:r>
+              <w:rPr>
+                <w:noProof/>
+                <w:webHidden/>
               </w:rPr>
               <w:fldChar w:fldCharType="end"/>
             </w:r>
@@ -240,17 +214,16 @@
             <w:rPr>
               <w:rFonts w:asciiTheme="minorHAnsi" w:eastAsiaTheme="minorEastAsia" w:hAnsiTheme="minorHAnsi" w:cstheme="minorBidi"/>
               <w:noProof/>
-              <w:szCs w:val="24"/>
+              <w:sz w:val="22"/>
               <w:lang w:val="en-PK" w:eastAsia="en-PK"/>
             </w:rPr>
           </w:pPr>
-          <w:hyperlink w:anchor="_Toc201568962" w:history="1">
+          <w:hyperlink w:anchor="_Toc201581811" w:history="1">
             <w:r>
               <w:rPr>
                 <w:rStyle w:val="Hyperlink"/>
                 <w:rFonts w:eastAsia="Verdana" w:cs="Times New Roman"/>
                 <w:noProof/>
-                <w:szCs w:val="24"/>
                 <w:lang w:val="en-PK"/>
               </w:rPr>
               <w:t>1.2 Objectives</w:t>
@@ -259,7 +232,6 @@
               <w:rPr>
                 <w:noProof/>
                 <w:webHidden/>
-                <w:szCs w:val="24"/>
               </w:rPr>
               <w:tab/>
             </w:r>
@@ -267,7 +239,6 @@
               <w:rPr>
                 <w:noProof/>
                 <w:webHidden/>
-                <w:szCs w:val="24"/>
               </w:rPr>
               <w:fldChar w:fldCharType="begin"/>
             </w:r>
@@ -275,22 +246,19 @@
               <w:rPr>
                 <w:noProof/>
                 <w:webHidden/>
-                <w:szCs w:val="24"/>
-              </w:rPr>
-              <w:instrText xml:space="preserve"> PAGEREF _Toc201568962 \h </w:instrText>
-            </w:r>
-            <w:r>
-              <w:rPr>
-                <w:noProof/>
-                <w:webHidden/>
-                <w:szCs w:val="24"/>
-              </w:rPr>
-            </w:r>
-            <w:r>
-              <w:rPr>
-                <w:noProof/>
-                <w:webHidden/>
-                <w:szCs w:val="24"/>
+              </w:rPr>
+              <w:instrText xml:space="preserve"> PAGEREF _Toc201581811 \h </w:instrText>
+            </w:r>
+            <w:r>
+              <w:rPr>
+                <w:noProof/>
+                <w:webHidden/>
+              </w:rPr>
+            </w:r>
+            <w:r>
+              <w:rPr>
+                <w:noProof/>
+                <w:webHidden/>
               </w:rPr>
               <w:fldChar w:fldCharType="separate"/>
             </w:r>
@@ -298,15 +266,13 @@
               <w:rPr>
                 <w:noProof/>
                 <w:webHidden/>
-                <w:szCs w:val="24"/>
-              </w:rPr>
-              <w:t>3</w:t>
-            </w:r>
-            <w:r>
-              <w:rPr>
-                <w:noProof/>
-                <w:webHidden/>
-                <w:szCs w:val="24"/>
+              </w:rPr>
+              <w:t>2</w:t>
+            </w:r>
+            <w:r>
+              <w:rPr>
+                <w:noProof/>
+                <w:webHidden/>
               </w:rPr>
               <w:fldChar w:fldCharType="end"/>
             </w:r>
@@ -319,72 +285,54 @@
               <w:rFonts w:asciiTheme="minorHAnsi" w:eastAsiaTheme="minorEastAsia" w:hAnsiTheme="minorHAnsi" w:cstheme="minorBidi"/>
               <w:b w:val="0"/>
               <w:bCs w:val="0"/>
-              <w:sz w:val="24"/>
-              <w:szCs w:val="24"/>
               <w:lang w:val="en-PK" w:eastAsia="en-PK"/>
             </w:rPr>
           </w:pPr>
-          <w:hyperlink w:anchor="_Toc201568963" w:history="1">
+          <w:hyperlink w:anchor="_Toc201581812" w:history="1">
             <w:r>
               <w:rPr>
                 <w:rStyle w:val="Hyperlink"/>
-                <w:sz w:val="24"/>
-                <w:szCs w:val="24"/>
               </w:rPr>
               <w:t>2. Problem Solution</w:t>
             </w:r>
             <w:r>
               <w:rPr>
                 <w:webHidden/>
-                <w:sz w:val="24"/>
-                <w:szCs w:val="24"/>
               </w:rPr>
               <w:tab/>
             </w:r>
             <w:r>
               <w:rPr>
                 <w:webHidden/>
-                <w:sz w:val="24"/>
-                <w:szCs w:val="24"/>
               </w:rPr>
               <w:fldChar w:fldCharType="begin"/>
             </w:r>
             <w:r>
               <w:rPr>
                 <w:webHidden/>
-                <w:sz w:val="24"/>
-                <w:szCs w:val="24"/>
-              </w:rPr>
-              <w:instrText xml:space="preserve"> PAGEREF _Toc201568963 \h </w:instrText>
-            </w:r>
-            <w:r>
-              <w:rPr>
-                <w:webHidden/>
-                <w:sz w:val="24"/>
-                <w:szCs w:val="24"/>
-              </w:rPr>
-            </w:r>
-            <w:r>
-              <w:rPr>
-                <w:webHidden/>
-                <w:sz w:val="24"/>
-                <w:szCs w:val="24"/>
+              </w:rPr>
+              <w:instrText xml:space="preserve"> PAGEREF _Toc201581812 \h </w:instrText>
+            </w:r>
+            <w:r>
+              <w:rPr>
+                <w:webHidden/>
+              </w:rPr>
+            </w:r>
+            <w:r>
+              <w:rPr>
+                <w:webHidden/>
               </w:rPr>
               <w:fldChar w:fldCharType="separate"/>
             </w:r>
             <w:r>
               <w:rPr>
                 <w:webHidden/>
-                <w:sz w:val="24"/>
-                <w:szCs w:val="24"/>
-              </w:rPr>
-              <w:t>3</w:t>
-            </w:r>
-            <w:r>
-              <w:rPr>
-                <w:webHidden/>
-                <w:sz w:val="24"/>
-                <w:szCs w:val="24"/>
+              </w:rPr>
+              <w:t>2</w:t>
+            </w:r>
+            <w:r>
+              <w:rPr>
+                <w:webHidden/>
               </w:rPr>
               <w:fldChar w:fldCharType="end"/>
             </w:r>
@@ -397,72 +345,54 @@
               <w:rFonts w:asciiTheme="minorHAnsi" w:eastAsiaTheme="minorEastAsia" w:hAnsiTheme="minorHAnsi" w:cstheme="minorBidi"/>
               <w:b w:val="0"/>
               <w:bCs w:val="0"/>
-              <w:sz w:val="24"/>
-              <w:szCs w:val="24"/>
               <w:lang w:val="en-PK" w:eastAsia="en-PK"/>
             </w:rPr>
           </w:pPr>
-          <w:hyperlink w:anchor="_Toc201568964" w:history="1">
+          <w:hyperlink w:anchor="_Toc201581813" w:history="1">
             <w:r>
               <w:rPr>
                 <w:rStyle w:val="Hyperlink"/>
-                <w:sz w:val="24"/>
-                <w:szCs w:val="24"/>
               </w:rPr>
               <w:t>3. Features</w:t>
             </w:r>
             <w:r>
               <w:rPr>
                 <w:webHidden/>
-                <w:sz w:val="24"/>
-                <w:szCs w:val="24"/>
               </w:rPr>
               <w:tab/>
             </w:r>
             <w:r>
               <w:rPr>
                 <w:webHidden/>
-                <w:sz w:val="24"/>
-                <w:szCs w:val="24"/>
               </w:rPr>
               <w:fldChar w:fldCharType="begin"/>
             </w:r>
             <w:r>
               <w:rPr>
                 <w:webHidden/>
-                <w:sz w:val="24"/>
-                <w:szCs w:val="24"/>
-              </w:rPr>
-              <w:instrText xml:space="preserve"> PAGEREF _Toc201568964 \h </w:instrText>
-            </w:r>
-            <w:r>
-              <w:rPr>
-                <w:webHidden/>
-                <w:sz w:val="24"/>
-                <w:szCs w:val="24"/>
-              </w:rPr>
-            </w:r>
-            <w:r>
-              <w:rPr>
-                <w:webHidden/>
-                <w:sz w:val="24"/>
-                <w:szCs w:val="24"/>
+              </w:rPr>
+              <w:instrText xml:space="preserve"> PAGEREF _Toc201581813 \h </w:instrText>
+            </w:r>
+            <w:r>
+              <w:rPr>
+                <w:webHidden/>
+              </w:rPr>
+            </w:r>
+            <w:r>
+              <w:rPr>
+                <w:webHidden/>
               </w:rPr>
               <w:fldChar w:fldCharType="separate"/>
             </w:r>
             <w:r>
               <w:rPr>
                 <w:webHidden/>
-                <w:sz w:val="24"/>
-                <w:szCs w:val="24"/>
-              </w:rPr>
-              <w:t>4</w:t>
-            </w:r>
-            <w:r>
-              <w:rPr>
-                <w:webHidden/>
-                <w:sz w:val="24"/>
-                <w:szCs w:val="24"/>
+              </w:rPr>
+              <w:t>2</w:t>
+            </w:r>
+            <w:r>
+              <w:rPr>
+                <w:webHidden/>
               </w:rPr>
               <w:fldChar w:fldCharType="end"/>
             </w:r>
@@ -477,17 +407,16 @@
             <w:rPr>
               <w:rFonts w:asciiTheme="minorHAnsi" w:eastAsiaTheme="minorEastAsia" w:hAnsiTheme="minorHAnsi" w:cstheme="minorBidi"/>
               <w:noProof/>
-              <w:szCs w:val="24"/>
+              <w:sz w:val="22"/>
               <w:lang w:val="en-PK" w:eastAsia="en-PK"/>
             </w:rPr>
           </w:pPr>
-          <w:hyperlink w:anchor="_Toc201568965" w:history="1">
+          <w:hyperlink w:anchor="_Toc201581814" w:history="1">
             <w:r>
               <w:rPr>
                 <w:rStyle w:val="Hyperlink"/>
                 <w:rFonts w:cs="Times New Roman"/>
                 <w:noProof/>
-                <w:szCs w:val="24"/>
               </w:rPr>
               <w:t>3.</w:t>
             </w:r>
@@ -496,7 +425,6 @@
                 <w:rStyle w:val="Hyperlink"/>
                 <w:rFonts w:cs="Times New Roman"/>
                 <w:noProof/>
-                <w:szCs w:val="24"/>
                 <w:lang w:val="en-PK"/>
               </w:rPr>
               <w:t>1. Core Functionality (Console &amp; GUI)</w:t>
@@ -505,7 +433,6 @@
               <w:rPr>
                 <w:noProof/>
                 <w:webHidden/>
-                <w:szCs w:val="24"/>
               </w:rPr>
               <w:tab/>
             </w:r>
@@ -513,7 +440,6 @@
               <w:rPr>
                 <w:noProof/>
                 <w:webHidden/>
-                <w:szCs w:val="24"/>
               </w:rPr>
               <w:fldChar w:fldCharType="begin"/>
             </w:r>
@@ -521,22 +447,19 @@
               <w:rPr>
                 <w:noProof/>
                 <w:webHidden/>
-                <w:szCs w:val="24"/>
-              </w:rPr>
-              <w:instrText xml:space="preserve"> PAGEREF _Toc201568965 \h </w:instrText>
-            </w:r>
-            <w:r>
-              <w:rPr>
-                <w:noProof/>
-                <w:webHidden/>
-                <w:szCs w:val="24"/>
-              </w:rPr>
-            </w:r>
-            <w:r>
-              <w:rPr>
-                <w:noProof/>
-                <w:webHidden/>
-                <w:szCs w:val="24"/>
+              </w:rPr>
+              <w:instrText xml:space="preserve"> PAGEREF _Toc201581814 \h </w:instrText>
+            </w:r>
+            <w:r>
+              <w:rPr>
+                <w:noProof/>
+                <w:webHidden/>
+              </w:rPr>
+            </w:r>
+            <w:r>
+              <w:rPr>
+                <w:noProof/>
+                <w:webHidden/>
               </w:rPr>
               <w:fldChar w:fldCharType="separate"/>
             </w:r>
@@ -544,15 +467,13 @@
               <w:rPr>
                 <w:noProof/>
                 <w:webHidden/>
-                <w:szCs w:val="24"/>
-              </w:rPr>
-              <w:t>4</w:t>
-            </w:r>
-            <w:r>
-              <w:rPr>
-                <w:noProof/>
-                <w:webHidden/>
-                <w:szCs w:val="24"/>
+              </w:rPr>
+              <w:t>3</w:t>
+            </w:r>
+            <w:r>
+              <w:rPr>
+                <w:noProof/>
+                <w:webHidden/>
               </w:rPr>
               <w:fldChar w:fldCharType="end"/>
             </w:r>
@@ -567,17 +488,16 @@
             <w:rPr>
               <w:rFonts w:asciiTheme="minorHAnsi" w:eastAsiaTheme="minorEastAsia" w:hAnsiTheme="minorHAnsi" w:cstheme="minorBidi"/>
               <w:noProof/>
-              <w:szCs w:val="24"/>
+              <w:sz w:val="22"/>
               <w:lang w:val="en-PK" w:eastAsia="en-PK"/>
             </w:rPr>
           </w:pPr>
-          <w:hyperlink w:anchor="_Toc201568966" w:history="1">
+          <w:hyperlink w:anchor="_Toc201581815" w:history="1">
             <w:r>
               <w:rPr>
                 <w:rStyle w:val="Hyperlink"/>
                 <w:rFonts w:cs="Times New Roman"/>
                 <w:noProof/>
-                <w:szCs w:val="24"/>
               </w:rPr>
               <w:t>3.</w:t>
             </w:r>
@@ -586,7 +506,6 @@
                 <w:rStyle w:val="Hyperlink"/>
                 <w:rFonts w:cs="Times New Roman"/>
                 <w:noProof/>
-                <w:szCs w:val="24"/>
                 <w:lang w:val="en-PK"/>
               </w:rPr>
               <w:t>2. GUI-Specific Features</w:t>
@@ -595,7 +514,6 @@
               <w:rPr>
                 <w:noProof/>
                 <w:webHidden/>
-                <w:szCs w:val="24"/>
               </w:rPr>
               <w:tab/>
             </w:r>
@@ -603,7 +521,6 @@
               <w:rPr>
                 <w:noProof/>
                 <w:webHidden/>
-                <w:szCs w:val="24"/>
               </w:rPr>
               <w:fldChar w:fldCharType="begin"/>
             </w:r>
@@ -611,22 +528,19 @@
               <w:rPr>
                 <w:noProof/>
                 <w:webHidden/>
-                <w:szCs w:val="24"/>
-              </w:rPr>
-              <w:instrText xml:space="preserve"> PAGEREF _Toc201568966 \h </w:instrText>
-            </w:r>
-            <w:r>
-              <w:rPr>
-                <w:noProof/>
-                <w:webHidden/>
-                <w:szCs w:val="24"/>
-              </w:rPr>
-            </w:r>
-            <w:r>
-              <w:rPr>
-                <w:noProof/>
-                <w:webHidden/>
-                <w:szCs w:val="24"/>
+              </w:rPr>
+              <w:instrText xml:space="preserve"> PAGEREF _Toc201581815 \h </w:instrText>
+            </w:r>
+            <w:r>
+              <w:rPr>
+                <w:noProof/>
+                <w:webHidden/>
+              </w:rPr>
+            </w:r>
+            <w:r>
+              <w:rPr>
+                <w:noProof/>
+                <w:webHidden/>
               </w:rPr>
               <w:fldChar w:fldCharType="separate"/>
             </w:r>
@@ -634,15 +548,13 @@
               <w:rPr>
                 <w:noProof/>
                 <w:webHidden/>
-                <w:szCs w:val="24"/>
-              </w:rPr>
-              <w:t>4</w:t>
-            </w:r>
-            <w:r>
-              <w:rPr>
-                <w:noProof/>
-                <w:webHidden/>
-                <w:szCs w:val="24"/>
+              </w:rPr>
+              <w:t>3</w:t>
+            </w:r>
+            <w:r>
+              <w:rPr>
+                <w:noProof/>
+                <w:webHidden/>
               </w:rPr>
               <w:fldChar w:fldCharType="end"/>
             </w:r>
@@ -655,72 +567,54 @@
               <w:rFonts w:asciiTheme="minorHAnsi" w:eastAsiaTheme="minorEastAsia" w:hAnsiTheme="minorHAnsi" w:cstheme="minorBidi"/>
               <w:b w:val="0"/>
               <w:bCs w:val="0"/>
-              <w:sz w:val="24"/>
-              <w:szCs w:val="24"/>
               <w:lang w:val="en-PK" w:eastAsia="en-PK"/>
             </w:rPr>
           </w:pPr>
-          <w:hyperlink w:anchor="_Toc201568967" w:history="1">
+          <w:hyperlink w:anchor="_Toc201581816" w:history="1">
             <w:r>
               <w:rPr>
                 <w:rStyle w:val="Hyperlink"/>
-                <w:sz w:val="24"/>
-                <w:szCs w:val="24"/>
               </w:rPr>
               <w:t>4. OOP Concepts Implemented</w:t>
             </w:r>
             <w:r>
               <w:rPr>
                 <w:webHidden/>
-                <w:sz w:val="24"/>
-                <w:szCs w:val="24"/>
               </w:rPr>
               <w:tab/>
             </w:r>
             <w:r>
               <w:rPr>
                 <w:webHidden/>
-                <w:sz w:val="24"/>
-                <w:szCs w:val="24"/>
               </w:rPr>
               <w:fldChar w:fldCharType="begin"/>
             </w:r>
             <w:r>
               <w:rPr>
                 <w:webHidden/>
-                <w:sz w:val="24"/>
-                <w:szCs w:val="24"/>
-              </w:rPr>
-              <w:instrText xml:space="preserve"> PAGEREF _Toc201568967 \h </w:instrText>
-            </w:r>
-            <w:r>
-              <w:rPr>
-                <w:webHidden/>
-                <w:sz w:val="24"/>
-                <w:szCs w:val="24"/>
-              </w:rPr>
-            </w:r>
-            <w:r>
-              <w:rPr>
-                <w:webHidden/>
-                <w:sz w:val="24"/>
-                <w:szCs w:val="24"/>
+              </w:rPr>
+              <w:instrText xml:space="preserve"> PAGEREF _Toc201581816 \h </w:instrText>
+            </w:r>
+            <w:r>
+              <w:rPr>
+                <w:webHidden/>
+              </w:rPr>
+            </w:r>
+            <w:r>
+              <w:rPr>
+                <w:webHidden/>
               </w:rPr>
               <w:fldChar w:fldCharType="separate"/>
             </w:r>
             <w:r>
               <w:rPr>
                 <w:webHidden/>
-                <w:sz w:val="24"/>
-                <w:szCs w:val="24"/>
-              </w:rPr>
-              <w:t>5</w:t>
-            </w:r>
-            <w:r>
-              <w:rPr>
-                <w:webHidden/>
-                <w:sz w:val="24"/>
-                <w:szCs w:val="24"/>
+              </w:rPr>
+              <w:t>4</w:t>
+            </w:r>
+            <w:r>
+              <w:rPr>
+                <w:webHidden/>
               </w:rPr>
               <w:fldChar w:fldCharType="end"/>
             </w:r>
@@ -735,16 +629,15 @@
             <w:rPr>
               <w:rFonts w:asciiTheme="minorHAnsi" w:eastAsiaTheme="minorEastAsia" w:hAnsiTheme="minorHAnsi" w:cstheme="minorBidi"/>
               <w:noProof/>
-              <w:szCs w:val="24"/>
+              <w:sz w:val="22"/>
               <w:lang w:val="en-PK" w:eastAsia="en-PK"/>
             </w:rPr>
           </w:pPr>
-          <w:hyperlink w:anchor="_Toc201568968" w:history="1">
+          <w:hyperlink w:anchor="_Toc201581817" w:history="1">
             <w:r>
               <w:rPr>
                 <w:rStyle w:val="Hyperlink"/>
                 <w:noProof/>
-                <w:szCs w:val="24"/>
               </w:rPr>
               <w:t>4.</w:t>
             </w:r>
@@ -752,7 +645,6 @@
               <w:rPr>
                 <w:rStyle w:val="Hyperlink"/>
                 <w:noProof/>
-                <w:szCs w:val="24"/>
                 <w:lang w:val="en-PK"/>
               </w:rPr>
               <w:t>1</w:t>
@@ -761,7 +653,6 @@
               <w:rPr>
                 <w:rStyle w:val="Hyperlink"/>
                 <w:noProof/>
-                <w:szCs w:val="24"/>
               </w:rPr>
               <w:t xml:space="preserve"> </w:t>
             </w:r>
@@ -769,7 +660,6 @@
               <w:rPr>
                 <w:rStyle w:val="Hyperlink"/>
                 <w:noProof/>
-                <w:szCs w:val="24"/>
                 <w:lang w:val="en-PK"/>
               </w:rPr>
               <w:t>Inheritance</w:t>
@@ -778,7 +668,6 @@
               <w:rPr>
                 <w:noProof/>
                 <w:webHidden/>
-                <w:szCs w:val="24"/>
               </w:rPr>
               <w:tab/>
             </w:r>
@@ -786,7 +675,6 @@
               <w:rPr>
                 <w:noProof/>
                 <w:webHidden/>
-                <w:szCs w:val="24"/>
               </w:rPr>
               <w:fldChar w:fldCharType="begin"/>
             </w:r>
@@ -794,22 +682,19 @@
               <w:rPr>
                 <w:noProof/>
                 <w:webHidden/>
-                <w:szCs w:val="24"/>
-              </w:rPr>
-              <w:instrText xml:space="preserve"> PAGEREF _Toc201568968 \h </w:instrText>
-            </w:r>
-            <w:r>
-              <w:rPr>
-                <w:noProof/>
-                <w:webHidden/>
-                <w:szCs w:val="24"/>
-              </w:rPr>
-            </w:r>
-            <w:r>
-              <w:rPr>
-                <w:noProof/>
-                <w:webHidden/>
-                <w:szCs w:val="24"/>
+              </w:rPr>
+              <w:instrText xml:space="preserve"> PAGEREF _Toc201581817 \h </w:instrText>
+            </w:r>
+            <w:r>
+              <w:rPr>
+                <w:noProof/>
+                <w:webHidden/>
+              </w:rPr>
+            </w:r>
+            <w:r>
+              <w:rPr>
+                <w:noProof/>
+                <w:webHidden/>
               </w:rPr>
               <w:fldChar w:fldCharType="separate"/>
             </w:r>
@@ -817,15 +702,13 @@
               <w:rPr>
                 <w:noProof/>
                 <w:webHidden/>
-                <w:szCs w:val="24"/>
-              </w:rPr>
-              <w:t>5</w:t>
-            </w:r>
-            <w:r>
-              <w:rPr>
-                <w:noProof/>
-                <w:webHidden/>
-                <w:szCs w:val="24"/>
+              </w:rPr>
+              <w:t>4</w:t>
+            </w:r>
+            <w:r>
+              <w:rPr>
+                <w:noProof/>
+                <w:webHidden/>
               </w:rPr>
               <w:fldChar w:fldCharType="end"/>
             </w:r>
@@ -840,17 +723,16 @@
             <w:rPr>
               <w:rFonts w:asciiTheme="minorHAnsi" w:eastAsiaTheme="minorEastAsia" w:hAnsiTheme="minorHAnsi" w:cstheme="minorBidi"/>
               <w:noProof/>
-              <w:szCs w:val="24"/>
+              <w:sz w:val="22"/>
               <w:lang w:val="en-PK" w:eastAsia="en-PK"/>
             </w:rPr>
           </w:pPr>
-          <w:hyperlink w:anchor="_Toc201568969" w:history="1">
+          <w:hyperlink w:anchor="_Toc201581818" w:history="1">
             <w:r>
               <w:rPr>
                 <w:rStyle w:val="Hyperlink"/>
                 <w:rFonts w:cs="Times New Roman"/>
                 <w:noProof/>
-                <w:szCs w:val="24"/>
               </w:rPr>
               <w:t>4.2 Polymorphism</w:t>
             </w:r>
@@ -858,7 +740,6 @@
               <w:rPr>
                 <w:noProof/>
                 <w:webHidden/>
-                <w:szCs w:val="24"/>
               </w:rPr>
               <w:tab/>
             </w:r>
@@ -866,7 +747,6 @@
               <w:rPr>
                 <w:noProof/>
                 <w:webHidden/>
-                <w:szCs w:val="24"/>
               </w:rPr>
               <w:fldChar w:fldCharType="begin"/>
             </w:r>
@@ -874,22 +754,19 @@
               <w:rPr>
                 <w:noProof/>
                 <w:webHidden/>
-                <w:szCs w:val="24"/>
-              </w:rPr>
-              <w:instrText xml:space="preserve"> PAGEREF _Toc201568969 \h </w:instrText>
-            </w:r>
-            <w:r>
-              <w:rPr>
-                <w:noProof/>
-                <w:webHidden/>
-                <w:szCs w:val="24"/>
-              </w:rPr>
-            </w:r>
-            <w:r>
-              <w:rPr>
-                <w:noProof/>
-                <w:webHidden/>
-                <w:szCs w:val="24"/>
+              </w:rPr>
+              <w:instrText xml:space="preserve"> PAGEREF _Toc201581818 \h </w:instrText>
+            </w:r>
+            <w:r>
+              <w:rPr>
+                <w:noProof/>
+                <w:webHidden/>
+              </w:rPr>
+            </w:r>
+            <w:r>
+              <w:rPr>
+                <w:noProof/>
+                <w:webHidden/>
               </w:rPr>
               <w:fldChar w:fldCharType="separate"/>
             </w:r>
@@ -897,15 +774,13 @@
               <w:rPr>
                 <w:noProof/>
                 <w:webHidden/>
-                <w:szCs w:val="24"/>
-              </w:rPr>
-              <w:t>5</w:t>
-            </w:r>
-            <w:r>
-              <w:rPr>
-                <w:noProof/>
-                <w:webHidden/>
-                <w:szCs w:val="24"/>
+              </w:rPr>
+              <w:t>4</w:t>
+            </w:r>
+            <w:r>
+              <w:rPr>
+                <w:noProof/>
+                <w:webHidden/>
               </w:rPr>
               <w:fldChar w:fldCharType="end"/>
             </w:r>
@@ -920,17 +795,16 @@
             <w:rPr>
               <w:rFonts w:asciiTheme="minorHAnsi" w:eastAsiaTheme="minorEastAsia" w:hAnsiTheme="minorHAnsi" w:cstheme="minorBidi"/>
               <w:noProof/>
-              <w:szCs w:val="24"/>
+              <w:sz w:val="22"/>
               <w:lang w:val="en-PK" w:eastAsia="en-PK"/>
             </w:rPr>
           </w:pPr>
-          <w:hyperlink w:anchor="_Toc201568970" w:history="1">
+          <w:hyperlink w:anchor="_Toc201581819" w:history="1">
             <w:r>
               <w:rPr>
                 <w:rStyle w:val="Hyperlink"/>
                 <w:rFonts w:cs="Times New Roman"/>
                 <w:noProof/>
-                <w:szCs w:val="24"/>
               </w:rPr>
               <w:t>4.</w:t>
             </w:r>
@@ -939,7 +813,6 @@
                 <w:rStyle w:val="Hyperlink"/>
                 <w:rFonts w:cs="Times New Roman"/>
                 <w:noProof/>
-                <w:szCs w:val="24"/>
                 <w:lang w:val="en-PK"/>
               </w:rPr>
               <w:t>3. Encapsulation</w:t>
@@ -948,7 +821,6 @@
               <w:rPr>
                 <w:noProof/>
                 <w:webHidden/>
-                <w:szCs w:val="24"/>
               </w:rPr>
               <w:tab/>
             </w:r>
@@ -956,7 +828,6 @@
               <w:rPr>
                 <w:noProof/>
                 <w:webHidden/>
-                <w:szCs w:val="24"/>
               </w:rPr>
               <w:fldChar w:fldCharType="begin"/>
             </w:r>
@@ -964,22 +835,19 @@
               <w:rPr>
                 <w:noProof/>
                 <w:webHidden/>
-                <w:szCs w:val="24"/>
-              </w:rPr>
-              <w:instrText xml:space="preserve"> PAGEREF _Toc201568970 \h </w:instrText>
-            </w:r>
-            <w:r>
-              <w:rPr>
-                <w:noProof/>
-                <w:webHidden/>
-                <w:szCs w:val="24"/>
-              </w:rPr>
-            </w:r>
-            <w:r>
-              <w:rPr>
-                <w:noProof/>
-                <w:webHidden/>
-                <w:szCs w:val="24"/>
+              </w:rPr>
+              <w:instrText xml:space="preserve"> PAGEREF _Toc201581819 \h </w:instrText>
+            </w:r>
+            <w:r>
+              <w:rPr>
+                <w:noProof/>
+                <w:webHidden/>
+              </w:rPr>
+            </w:r>
+            <w:r>
+              <w:rPr>
+                <w:noProof/>
+                <w:webHidden/>
               </w:rPr>
               <w:fldChar w:fldCharType="separate"/>
             </w:r>
@@ -987,15 +855,13 @@
               <w:rPr>
                 <w:noProof/>
                 <w:webHidden/>
-                <w:szCs w:val="24"/>
-              </w:rPr>
-              <w:t>5</w:t>
-            </w:r>
-            <w:r>
-              <w:rPr>
-                <w:noProof/>
-                <w:webHidden/>
-                <w:szCs w:val="24"/>
+              </w:rPr>
+              <w:t>4</w:t>
+            </w:r>
+            <w:r>
+              <w:rPr>
+                <w:noProof/>
+                <w:webHidden/>
               </w:rPr>
               <w:fldChar w:fldCharType="end"/>
             </w:r>
@@ -1010,17 +876,16 @@
             <w:rPr>
               <w:rFonts w:asciiTheme="minorHAnsi" w:eastAsiaTheme="minorEastAsia" w:hAnsiTheme="minorHAnsi" w:cstheme="minorBidi"/>
               <w:noProof/>
-              <w:szCs w:val="24"/>
+              <w:sz w:val="22"/>
               <w:lang w:val="en-PK" w:eastAsia="en-PK"/>
             </w:rPr>
           </w:pPr>
-          <w:hyperlink w:anchor="_Toc201568971" w:history="1">
+          <w:hyperlink w:anchor="_Toc201581820" w:history="1">
             <w:r>
               <w:rPr>
                 <w:rStyle w:val="Hyperlink"/>
                 <w:rFonts w:cs="Times New Roman"/>
                 <w:noProof/>
-                <w:szCs w:val="24"/>
               </w:rPr>
               <w:t>4.</w:t>
             </w:r>
@@ -1029,7 +894,6 @@
                 <w:rStyle w:val="Hyperlink"/>
                 <w:rFonts w:cs="Times New Roman"/>
                 <w:noProof/>
-                <w:szCs w:val="24"/>
                 <w:lang w:val="en-PK"/>
               </w:rPr>
               <w:t>4. Abstraction</w:t>
@@ -1038,7 +902,6 @@
               <w:rPr>
                 <w:noProof/>
                 <w:webHidden/>
-                <w:szCs w:val="24"/>
               </w:rPr>
               <w:tab/>
             </w:r>
@@ -1046,7 +909,6 @@
               <w:rPr>
                 <w:noProof/>
                 <w:webHidden/>
-                <w:szCs w:val="24"/>
               </w:rPr>
               <w:fldChar w:fldCharType="begin"/>
             </w:r>
@@ -1054,22 +916,19 @@
               <w:rPr>
                 <w:noProof/>
                 <w:webHidden/>
-                <w:szCs w:val="24"/>
-              </w:rPr>
-              <w:instrText xml:space="preserve"> PAGEREF _Toc201568971 \h </w:instrText>
-            </w:r>
-            <w:r>
-              <w:rPr>
-                <w:noProof/>
-                <w:webHidden/>
-                <w:szCs w:val="24"/>
-              </w:rPr>
-            </w:r>
-            <w:r>
-              <w:rPr>
-                <w:noProof/>
-                <w:webHidden/>
-                <w:szCs w:val="24"/>
+              </w:rPr>
+              <w:instrText xml:space="preserve"> PAGEREF _Toc201581820 \h </w:instrText>
+            </w:r>
+            <w:r>
+              <w:rPr>
+                <w:noProof/>
+                <w:webHidden/>
+              </w:rPr>
+            </w:r>
+            <w:r>
+              <w:rPr>
+                <w:noProof/>
+                <w:webHidden/>
               </w:rPr>
               <w:fldChar w:fldCharType="separate"/>
             </w:r>
@@ -1077,15 +936,13 @@
               <w:rPr>
                 <w:noProof/>
                 <w:webHidden/>
-                <w:szCs w:val="24"/>
-              </w:rPr>
-              <w:t>5</w:t>
-            </w:r>
-            <w:r>
-              <w:rPr>
-                <w:noProof/>
-                <w:webHidden/>
-                <w:szCs w:val="24"/>
+              </w:rPr>
+              <w:t>4</w:t>
+            </w:r>
+            <w:r>
+              <w:rPr>
+                <w:noProof/>
+                <w:webHidden/>
               </w:rPr>
               <w:fldChar w:fldCharType="end"/>
             </w:r>
@@ -1100,17 +957,16 @@
             <w:rPr>
               <w:rFonts w:asciiTheme="minorHAnsi" w:eastAsiaTheme="minorEastAsia" w:hAnsiTheme="minorHAnsi" w:cstheme="minorBidi"/>
               <w:noProof/>
-              <w:szCs w:val="24"/>
+              <w:sz w:val="22"/>
               <w:lang w:val="en-PK" w:eastAsia="en-PK"/>
             </w:rPr>
           </w:pPr>
-          <w:hyperlink w:anchor="_Toc201568972" w:history="1">
+          <w:hyperlink w:anchor="_Toc201581821" w:history="1">
             <w:r>
               <w:rPr>
                 <w:rStyle w:val="Hyperlink"/>
                 <w:rFonts w:cs="Times New Roman"/>
                 <w:noProof/>
-                <w:szCs w:val="24"/>
               </w:rPr>
               <w:t>4.</w:t>
             </w:r>
@@ -1119,7 +975,6 @@
                 <w:rStyle w:val="Hyperlink"/>
                 <w:rFonts w:cs="Times New Roman"/>
                 <w:noProof/>
-                <w:szCs w:val="24"/>
                 <w:lang w:val="en-PK"/>
               </w:rPr>
               <w:t>5. Static Members</w:t>
@@ -1128,7 +983,6 @@
               <w:rPr>
                 <w:noProof/>
                 <w:webHidden/>
-                <w:szCs w:val="24"/>
               </w:rPr>
               <w:tab/>
             </w:r>
@@ -1136,7 +990,6 @@
               <w:rPr>
                 <w:noProof/>
                 <w:webHidden/>
-                <w:szCs w:val="24"/>
               </w:rPr>
               <w:fldChar w:fldCharType="begin"/>
             </w:r>
@@ -1144,22 +997,19 @@
               <w:rPr>
                 <w:noProof/>
                 <w:webHidden/>
-                <w:szCs w:val="24"/>
-              </w:rPr>
-              <w:instrText xml:space="preserve"> PAGEREF _Toc201568972 \h </w:instrText>
-            </w:r>
-            <w:r>
-              <w:rPr>
-                <w:noProof/>
-                <w:webHidden/>
-                <w:szCs w:val="24"/>
-              </w:rPr>
-            </w:r>
-            <w:r>
-              <w:rPr>
-                <w:noProof/>
-                <w:webHidden/>
-                <w:szCs w:val="24"/>
+              </w:rPr>
+              <w:instrText xml:space="preserve"> PAGEREF _Toc201581821 \h </w:instrText>
+            </w:r>
+            <w:r>
+              <w:rPr>
+                <w:noProof/>
+                <w:webHidden/>
+              </w:rPr>
+            </w:r>
+            <w:r>
+              <w:rPr>
+                <w:noProof/>
+                <w:webHidden/>
               </w:rPr>
               <w:fldChar w:fldCharType="separate"/>
             </w:r>
@@ -1167,15 +1017,13 @@
               <w:rPr>
                 <w:noProof/>
                 <w:webHidden/>
-                <w:szCs w:val="24"/>
-              </w:rPr>
-              <w:t>5</w:t>
-            </w:r>
-            <w:r>
-              <w:rPr>
-                <w:noProof/>
-                <w:webHidden/>
-                <w:szCs w:val="24"/>
+              </w:rPr>
+              <w:t>4</w:t>
+            </w:r>
+            <w:r>
+              <w:rPr>
+                <w:noProof/>
+                <w:webHidden/>
               </w:rPr>
               <w:fldChar w:fldCharType="end"/>
             </w:r>
@@ -1188,72 +1036,63 @@
               <w:rFonts w:asciiTheme="minorHAnsi" w:eastAsiaTheme="minorEastAsia" w:hAnsiTheme="minorHAnsi" w:cstheme="minorBidi"/>
               <w:b w:val="0"/>
               <w:bCs w:val="0"/>
-              <w:sz w:val="24"/>
-              <w:szCs w:val="24"/>
               <w:lang w:val="en-PK" w:eastAsia="en-PK"/>
             </w:rPr>
           </w:pPr>
-          <w:hyperlink w:anchor="_Toc201568973" w:history="1">
+          <w:hyperlink w:anchor="_Toc201581822" w:history="1">
             <w:r>
               <w:rPr>
                 <w:rStyle w:val="Hyperlink"/>
-                <w:sz w:val="24"/>
-                <w:szCs w:val="24"/>
-              </w:rPr>
-              <w:t>5. Code</w:t>
-            </w:r>
-            <w:r>
-              <w:rPr>
-                <w:webHidden/>
-                <w:sz w:val="24"/>
-                <w:szCs w:val="24"/>
+                <w:rFonts w:eastAsia="Verdana"/>
+              </w:rPr>
+              <w:t xml:space="preserve">5. </w:t>
+            </w:r>
+            <w:r>
+              <w:rPr>
+                <w:rStyle w:val="Hyperlink"/>
+                <w:rFonts w:eastAsia="Verdana"/>
+                <w:lang w:val="en-PK"/>
+              </w:rPr>
+              <w:t>Code</w:t>
+            </w:r>
+            <w:r>
+              <w:rPr>
+                <w:webHidden/>
               </w:rPr>
               <w:tab/>
             </w:r>
             <w:r>
               <w:rPr>
                 <w:webHidden/>
-                <w:sz w:val="24"/>
-                <w:szCs w:val="24"/>
               </w:rPr>
               <w:fldChar w:fldCharType="begin"/>
             </w:r>
             <w:r>
               <w:rPr>
                 <w:webHidden/>
-                <w:sz w:val="24"/>
-                <w:szCs w:val="24"/>
-              </w:rPr>
-              <w:instrText xml:space="preserve"> PAGEREF _Toc201568973 \h </w:instrText>
-            </w:r>
-            <w:r>
-              <w:rPr>
-                <w:webHidden/>
-                <w:sz w:val="24"/>
-                <w:szCs w:val="24"/>
-              </w:rPr>
-            </w:r>
-            <w:r>
-              <w:rPr>
-                <w:webHidden/>
-                <w:sz w:val="24"/>
-                <w:szCs w:val="24"/>
+              </w:rPr>
+              <w:instrText xml:space="preserve"> PAGEREF _Toc201581822 \h </w:instrText>
+            </w:r>
+            <w:r>
+              <w:rPr>
+                <w:webHidden/>
+              </w:rPr>
+            </w:r>
+            <w:r>
+              <w:rPr>
+                <w:webHidden/>
               </w:rPr>
               <w:fldChar w:fldCharType="separate"/>
             </w:r>
             <w:r>
               <w:rPr>
                 <w:webHidden/>
-                <w:sz w:val="24"/>
-                <w:szCs w:val="24"/>
-              </w:rPr>
-              <w:t>6</w:t>
-            </w:r>
-            <w:r>
-              <w:rPr>
-                <w:webHidden/>
-                <w:sz w:val="24"/>
-                <w:szCs w:val="24"/>
+              </w:rPr>
+              <w:t>4</w:t>
+            </w:r>
+            <w:r>
+              <w:rPr>
+                <w:webHidden/>
               </w:rPr>
               <w:fldChar w:fldCharType="end"/>
             </w:r>
@@ -1268,16 +1107,17 @@
             <w:rPr>
               <w:rFonts w:asciiTheme="minorHAnsi" w:eastAsiaTheme="minorEastAsia" w:hAnsiTheme="minorHAnsi" w:cstheme="minorBidi"/>
               <w:noProof/>
-              <w:szCs w:val="24"/>
+              <w:sz w:val="22"/>
               <w:lang w:val="en-PK" w:eastAsia="en-PK"/>
             </w:rPr>
           </w:pPr>
-          <w:hyperlink w:anchor="_Toc201568974" w:history="1">
+          <w:hyperlink w:anchor="_Toc201581823" w:history="1">
             <w:r>
               <w:rPr>
                 <w:rStyle w:val="Hyperlink"/>
-                <w:noProof/>
-                <w:szCs w:val="24"/>
+                <w:rFonts w:eastAsia="Times New Roman" w:cs="Times New Roman"/>
+                <w:b/>
+                <w:noProof/>
               </w:rPr>
               <w:t>5.1. Base Classes:</w:t>
             </w:r>
@@ -1285,7 +1125,6 @@
               <w:rPr>
                 <w:noProof/>
                 <w:webHidden/>
-                <w:szCs w:val="24"/>
               </w:rPr>
               <w:tab/>
             </w:r>
@@ -1293,7 +1132,6 @@
               <w:rPr>
                 <w:noProof/>
                 <w:webHidden/>
-                <w:szCs w:val="24"/>
               </w:rPr>
               <w:fldChar w:fldCharType="begin"/>
             </w:r>
@@ -1301,22 +1139,19 @@
               <w:rPr>
                 <w:noProof/>
                 <w:webHidden/>
-                <w:szCs w:val="24"/>
-              </w:rPr>
-              <w:instrText xml:space="preserve"> PAGEREF _Toc201568974 \h </w:instrText>
-            </w:r>
-            <w:r>
-              <w:rPr>
-                <w:noProof/>
-                <w:webHidden/>
-                <w:szCs w:val="24"/>
-              </w:rPr>
-            </w:r>
-            <w:r>
-              <w:rPr>
-                <w:noProof/>
-                <w:webHidden/>
-                <w:szCs w:val="24"/>
+              </w:rPr>
+              <w:instrText xml:space="preserve"> PAGEREF _Toc201581823 \h </w:instrText>
+            </w:r>
+            <w:r>
+              <w:rPr>
+                <w:noProof/>
+                <w:webHidden/>
+              </w:rPr>
+            </w:r>
+            <w:r>
+              <w:rPr>
+                <w:noProof/>
+                <w:webHidden/>
               </w:rPr>
               <w:fldChar w:fldCharType="separate"/>
             </w:r>
@@ -1324,15 +1159,13 @@
               <w:rPr>
                 <w:noProof/>
                 <w:webHidden/>
-                <w:szCs w:val="24"/>
-              </w:rPr>
-              <w:t>6</w:t>
-            </w:r>
-            <w:r>
-              <w:rPr>
-                <w:noProof/>
-                <w:webHidden/>
-                <w:szCs w:val="24"/>
+              </w:rPr>
+              <w:t>5</w:t>
+            </w:r>
+            <w:r>
+              <w:rPr>
+                <w:noProof/>
+                <w:webHidden/>
               </w:rPr>
               <w:fldChar w:fldCharType="end"/>
             </w:r>
@@ -1347,16 +1180,17 @@
             <w:rPr>
               <w:rFonts w:asciiTheme="minorHAnsi" w:eastAsiaTheme="minorEastAsia" w:hAnsiTheme="minorHAnsi" w:cstheme="minorBidi"/>
               <w:noProof/>
-              <w:szCs w:val="24"/>
+              <w:sz w:val="22"/>
               <w:lang w:val="en-PK" w:eastAsia="en-PK"/>
             </w:rPr>
           </w:pPr>
-          <w:hyperlink w:anchor="_Toc201568975" w:history="1">
+          <w:hyperlink w:anchor="_Toc201581824" w:history="1">
             <w:r>
               <w:rPr>
                 <w:rStyle w:val="Hyperlink"/>
-                <w:noProof/>
-                <w:szCs w:val="24"/>
+                <w:rFonts w:eastAsia="Times New Roman" w:cs="Times New Roman"/>
+                <w:b/>
+                <w:noProof/>
               </w:rPr>
               <w:t>5.2. Derived Classes</w:t>
             </w:r>
@@ -1364,7 +1198,6 @@
               <w:rPr>
                 <w:noProof/>
                 <w:webHidden/>
-                <w:szCs w:val="24"/>
               </w:rPr>
               <w:tab/>
             </w:r>
@@ -1372,7 +1205,6 @@
               <w:rPr>
                 <w:noProof/>
                 <w:webHidden/>
-                <w:szCs w:val="24"/>
               </w:rPr>
               <w:fldChar w:fldCharType="begin"/>
             </w:r>
@@ -1380,22 +1212,19 @@
               <w:rPr>
                 <w:noProof/>
                 <w:webHidden/>
-                <w:szCs w:val="24"/>
-              </w:rPr>
-              <w:instrText xml:space="preserve"> PAGEREF _Toc201568975 \h </w:instrText>
-            </w:r>
-            <w:r>
-              <w:rPr>
-                <w:noProof/>
-                <w:webHidden/>
-                <w:szCs w:val="24"/>
-              </w:rPr>
-            </w:r>
-            <w:r>
-              <w:rPr>
-                <w:noProof/>
-                <w:webHidden/>
-                <w:szCs w:val="24"/>
+              </w:rPr>
+              <w:instrText xml:space="preserve"> PAGEREF _Toc201581824 \h </w:instrText>
+            </w:r>
+            <w:r>
+              <w:rPr>
+                <w:noProof/>
+                <w:webHidden/>
+              </w:rPr>
+            </w:r>
+            <w:r>
+              <w:rPr>
+                <w:noProof/>
+                <w:webHidden/>
               </w:rPr>
               <w:fldChar w:fldCharType="separate"/>
             </w:r>
@@ -1403,15 +1232,13 @@
               <w:rPr>
                 <w:noProof/>
                 <w:webHidden/>
-                <w:szCs w:val="24"/>
-              </w:rPr>
-              <w:t>7</w:t>
-            </w:r>
-            <w:r>
-              <w:rPr>
-                <w:noProof/>
-                <w:webHidden/>
-                <w:szCs w:val="24"/>
+              </w:rPr>
+              <w:t>6</w:t>
+            </w:r>
+            <w:r>
+              <w:rPr>
+                <w:noProof/>
+                <w:webHidden/>
               </w:rPr>
               <w:fldChar w:fldCharType="end"/>
             </w:r>
@@ -1424,72 +1251,63 @@
               <w:rFonts w:asciiTheme="minorHAnsi" w:eastAsiaTheme="minorEastAsia" w:hAnsiTheme="minorHAnsi" w:cstheme="minorBidi"/>
               <w:b w:val="0"/>
               <w:bCs w:val="0"/>
-              <w:sz w:val="24"/>
-              <w:szCs w:val="24"/>
               <w:lang w:val="en-PK" w:eastAsia="en-PK"/>
             </w:rPr>
           </w:pPr>
-          <w:hyperlink w:anchor="_Toc201568976" w:history="1">
+          <w:hyperlink w:anchor="_Toc201581825" w:history="1">
             <w:r>
               <w:rPr>
                 <w:rStyle w:val="Hyperlink"/>
-                <w:sz w:val="24"/>
-                <w:szCs w:val="24"/>
-              </w:rPr>
-              <w:t>6. Code + Output:</w:t>
-            </w:r>
-            <w:r>
-              <w:rPr>
-                <w:webHidden/>
-                <w:sz w:val="24"/>
-                <w:szCs w:val="24"/>
+                <w:rFonts w:eastAsia="Verdana"/>
+              </w:rPr>
+              <w:t xml:space="preserve">6. </w:t>
+            </w:r>
+            <w:r>
+              <w:rPr>
+                <w:rStyle w:val="Hyperlink"/>
+                <w:rFonts w:eastAsia="Verdana"/>
+                <w:lang w:val="en-PK"/>
+              </w:rPr>
+              <w:t>Code + Output:</w:t>
+            </w:r>
+            <w:r>
+              <w:rPr>
+                <w:webHidden/>
               </w:rPr>
               <w:tab/>
             </w:r>
             <w:r>
               <w:rPr>
                 <w:webHidden/>
-                <w:sz w:val="24"/>
-                <w:szCs w:val="24"/>
               </w:rPr>
               <w:fldChar w:fldCharType="begin"/>
             </w:r>
             <w:r>
               <w:rPr>
                 <w:webHidden/>
-                <w:sz w:val="24"/>
-                <w:szCs w:val="24"/>
-              </w:rPr>
-              <w:instrText xml:space="preserve"> PAGEREF _Toc201568976 \h </w:instrText>
-            </w:r>
-            <w:r>
-              <w:rPr>
-                <w:webHidden/>
-                <w:sz w:val="24"/>
-                <w:szCs w:val="24"/>
-              </w:rPr>
-            </w:r>
-            <w:r>
-              <w:rPr>
-                <w:webHidden/>
-                <w:sz w:val="24"/>
-                <w:szCs w:val="24"/>
+              </w:rPr>
+              <w:instrText xml:space="preserve"> PAGEREF _Toc201581825 \h </w:instrText>
+            </w:r>
+            <w:r>
+              <w:rPr>
+                <w:webHidden/>
+              </w:rPr>
+            </w:r>
+            <w:r>
+              <w:rPr>
+                <w:webHidden/>
               </w:rPr>
               <w:fldChar w:fldCharType="separate"/>
             </w:r>
             <w:r>
               <w:rPr>
                 <w:webHidden/>
-                <w:sz w:val="24"/>
-                <w:szCs w:val="24"/>
-              </w:rPr>
-              <w:t>10</w:t>
-            </w:r>
-            <w:r>
-              <w:rPr>
-                <w:webHidden/>
-                <w:sz w:val="24"/>
-                <w:szCs w:val="24"/>
+              </w:rPr>
+              <w:t>9</w:t>
+            </w:r>
+            <w:r>
+              <w:rPr>
+                <w:webHidden/>
               </w:rPr>
               <w:fldChar w:fldCharType="end"/>
             </w:r>
@@ -1504,16 +1322,17 @@
             <w:rPr>
               <w:rFonts w:asciiTheme="minorHAnsi" w:eastAsiaTheme="minorEastAsia" w:hAnsiTheme="minorHAnsi" w:cstheme="minorBidi"/>
               <w:noProof/>
-              <w:szCs w:val="24"/>
+              <w:sz w:val="22"/>
               <w:lang w:val="en-PK" w:eastAsia="en-PK"/>
             </w:rPr>
           </w:pPr>
-          <w:hyperlink w:anchor="_Toc201568977" w:history="1">
+          <w:hyperlink w:anchor="_Toc201581826" w:history="1">
             <w:r>
               <w:rPr>
                 <w:rStyle w:val="Hyperlink"/>
-                <w:noProof/>
-                <w:szCs w:val="24"/>
+                <w:rFonts w:eastAsia="Times New Roman" w:cs="Times New Roman"/>
+                <w:b/>
+                <w:noProof/>
               </w:rPr>
               <w:t>6.1. Day Simulation:</w:t>
             </w:r>
@@ -1521,7 +1340,6 @@
               <w:rPr>
                 <w:noProof/>
                 <w:webHidden/>
-                <w:szCs w:val="24"/>
               </w:rPr>
               <w:tab/>
             </w:r>
@@ -1529,7 +1347,6 @@
               <w:rPr>
                 <w:noProof/>
                 <w:webHidden/>
-                <w:szCs w:val="24"/>
               </w:rPr>
               <w:fldChar w:fldCharType="begin"/>
             </w:r>
@@ -1537,22 +1354,19 @@
               <w:rPr>
                 <w:noProof/>
                 <w:webHidden/>
-                <w:szCs w:val="24"/>
-              </w:rPr>
-              <w:instrText xml:space="preserve"> PAGEREF _Toc201568977 \h </w:instrText>
-            </w:r>
-            <w:r>
-              <w:rPr>
-                <w:noProof/>
-                <w:webHidden/>
-                <w:szCs w:val="24"/>
-              </w:rPr>
-            </w:r>
-            <w:r>
-              <w:rPr>
-                <w:noProof/>
-                <w:webHidden/>
-                <w:szCs w:val="24"/>
+              </w:rPr>
+              <w:instrText xml:space="preserve"> PAGEREF _Toc201581826 \h </w:instrText>
+            </w:r>
+            <w:r>
+              <w:rPr>
+                <w:noProof/>
+                <w:webHidden/>
+              </w:rPr>
+            </w:r>
+            <w:r>
+              <w:rPr>
+                <w:noProof/>
+                <w:webHidden/>
               </w:rPr>
               <w:fldChar w:fldCharType="separate"/>
             </w:r>
@@ -1560,15 +1374,13 @@
               <w:rPr>
                 <w:noProof/>
                 <w:webHidden/>
-                <w:szCs w:val="24"/>
-              </w:rPr>
-              <w:t>10</w:t>
-            </w:r>
-            <w:r>
-              <w:rPr>
-                <w:noProof/>
-                <w:webHidden/>
-                <w:szCs w:val="24"/>
+              </w:rPr>
+              <w:t>9</w:t>
+            </w:r>
+            <w:r>
+              <w:rPr>
+                <w:noProof/>
+                <w:webHidden/>
               </w:rPr>
               <w:fldChar w:fldCharType="end"/>
             </w:r>
@@ -1583,16 +1395,17 @@
             <w:rPr>
               <w:rFonts w:asciiTheme="minorHAnsi" w:eastAsiaTheme="minorEastAsia" w:hAnsiTheme="minorHAnsi" w:cstheme="minorBidi"/>
               <w:noProof/>
-              <w:szCs w:val="24"/>
+              <w:sz w:val="22"/>
               <w:lang w:val="en-PK" w:eastAsia="en-PK"/>
             </w:rPr>
           </w:pPr>
-          <w:hyperlink w:anchor="_Toc201568978" w:history="1">
+          <w:hyperlink w:anchor="_Toc201581827" w:history="1">
             <w:r>
               <w:rPr>
                 <w:rStyle w:val="Hyperlink"/>
-                <w:noProof/>
-                <w:szCs w:val="24"/>
+                <w:rFonts w:eastAsia="Times New Roman" w:cs="Times New Roman"/>
+                <w:b/>
+                <w:noProof/>
               </w:rPr>
               <w:t>6.2. Market Transactions:</w:t>
             </w:r>
@@ -1600,7 +1413,6 @@
               <w:rPr>
                 <w:noProof/>
                 <w:webHidden/>
-                <w:szCs w:val="24"/>
               </w:rPr>
               <w:tab/>
             </w:r>
@@ -1608,7 +1420,6 @@
               <w:rPr>
                 <w:noProof/>
                 <w:webHidden/>
-                <w:szCs w:val="24"/>
               </w:rPr>
               <w:fldChar w:fldCharType="begin"/>
             </w:r>
@@ -1616,22 +1427,19 @@
               <w:rPr>
                 <w:noProof/>
                 <w:webHidden/>
-                <w:szCs w:val="24"/>
-              </w:rPr>
-              <w:instrText xml:space="preserve"> PAGEREF _Toc201568978 \h </w:instrText>
-            </w:r>
-            <w:r>
-              <w:rPr>
-                <w:noProof/>
-                <w:webHidden/>
-                <w:szCs w:val="24"/>
-              </w:rPr>
-            </w:r>
-            <w:r>
-              <w:rPr>
-                <w:noProof/>
-                <w:webHidden/>
-                <w:szCs w:val="24"/>
+              </w:rPr>
+              <w:instrText xml:space="preserve"> PAGEREF _Toc201581827 \h </w:instrText>
+            </w:r>
+            <w:r>
+              <w:rPr>
+                <w:noProof/>
+                <w:webHidden/>
+              </w:rPr>
+            </w:r>
+            <w:r>
+              <w:rPr>
+                <w:noProof/>
+                <w:webHidden/>
               </w:rPr>
               <w:fldChar w:fldCharType="separate"/>
             </w:r>
@@ -1639,102 +1447,13 @@
               <w:rPr>
                 <w:noProof/>
                 <w:webHidden/>
-                <w:szCs w:val="24"/>
-              </w:rPr>
-              <w:t>11</w:t>
-            </w:r>
-            <w:r>
-              <w:rPr>
-                <w:noProof/>
-                <w:webHidden/>
-                <w:szCs w:val="24"/>
-              </w:rPr>
-              <w:fldChar w:fldCharType="end"/>
-            </w:r>
-          </w:hyperlink>
-        </w:p>
-        <w:p>
-          <w:pPr>
-            <w:pStyle w:val="TOC1"/>
-            <w:rPr>
-              <w:rFonts w:asciiTheme="minorHAnsi" w:eastAsiaTheme="minorEastAsia" w:hAnsiTheme="minorHAnsi" w:cstheme="minorBidi"/>
-              <w:b w:val="0"/>
-              <w:bCs w:val="0"/>
-              <w:sz w:val="24"/>
-              <w:szCs w:val="24"/>
-              <w:lang w:val="en-PK" w:eastAsia="en-PK"/>
-            </w:rPr>
-          </w:pPr>
-          <w:hyperlink w:anchor="_Toc201568979" w:history="1">
-            <w:r>
-              <w:rPr>
-                <w:rStyle w:val="Hyperlink"/>
-                <w:sz w:val="24"/>
-                <w:szCs w:val="24"/>
-              </w:rPr>
-              <w:t xml:space="preserve">7. </w:t>
-            </w:r>
-            <w:r>
-              <w:rPr>
-                <w:rStyle w:val="Hyperlink"/>
-                <w:sz w:val="24"/>
-                <w:szCs w:val="24"/>
-                <w:lang w:val="en-PK"/>
-              </w:rPr>
-              <w:t>Streamlit UI</w:t>
-            </w:r>
-            <w:r>
-              <w:rPr>
-                <w:webHidden/>
-                <w:sz w:val="24"/>
-                <w:szCs w:val="24"/>
-              </w:rPr>
-              <w:tab/>
-            </w:r>
-            <w:r>
-              <w:rPr>
-                <w:webHidden/>
-                <w:sz w:val="24"/>
-                <w:szCs w:val="24"/>
-              </w:rPr>
-              <w:fldChar w:fldCharType="begin"/>
-            </w:r>
-            <w:r>
-              <w:rPr>
-                <w:webHidden/>
-                <w:sz w:val="24"/>
-                <w:szCs w:val="24"/>
-              </w:rPr>
-              <w:instrText xml:space="preserve"> PAGEREF _Toc201568979 \h </w:instrText>
-            </w:r>
-            <w:r>
-              <w:rPr>
-                <w:webHidden/>
-                <w:sz w:val="24"/>
-                <w:szCs w:val="24"/>
-              </w:rPr>
-            </w:r>
-            <w:r>
-              <w:rPr>
-                <w:webHidden/>
-                <w:sz w:val="24"/>
-                <w:szCs w:val="24"/>
-              </w:rPr>
-              <w:fldChar w:fldCharType="separate"/>
-            </w:r>
-            <w:r>
-              <w:rPr>
-                <w:webHidden/>
-                <w:sz w:val="24"/>
-                <w:szCs w:val="24"/>
-              </w:rPr>
-              <w:t>13</w:t>
-            </w:r>
-            <w:r>
-              <w:rPr>
-                <w:webHidden/>
-                <w:sz w:val="24"/>
-                <w:szCs w:val="24"/>
+              </w:rPr>
+              <w:t>10</w:t>
+            </w:r>
+            <w:r>
+              <w:rPr>
+                <w:noProof/>
+                <w:webHidden/>
               </w:rPr>
               <w:fldChar w:fldCharType="end"/>
             </w:r>
@@ -1749,17 +1468,17 @@
             <w:rPr>
               <w:rFonts w:asciiTheme="minorHAnsi" w:eastAsiaTheme="minorEastAsia" w:hAnsiTheme="minorHAnsi" w:cstheme="minorBidi"/>
               <w:noProof/>
-              <w:szCs w:val="24"/>
+              <w:sz w:val="22"/>
               <w:lang w:val="en-PK" w:eastAsia="en-PK"/>
             </w:rPr>
           </w:pPr>
-          <w:hyperlink w:anchor="_Toc201568980" w:history="1">
+          <w:hyperlink w:anchor="_Toc201581828" w:history="1">
             <w:r>
               <w:rPr>
                 <w:rStyle w:val="Hyperlink"/>
-                <w:rFonts w:eastAsia="Verdana"/>
-                <w:noProof/>
-                <w:szCs w:val="24"/>
+                <w:rFonts w:eastAsia="Verdana" w:cs="Times New Roman"/>
+                <w:b/>
+                <w:noProof/>
               </w:rPr>
               <w:t>7.1 Dashboard</w:t>
             </w:r>
@@ -1767,7 +1486,6 @@
               <w:rPr>
                 <w:noProof/>
                 <w:webHidden/>
-                <w:szCs w:val="24"/>
               </w:rPr>
               <w:tab/>
             </w:r>
@@ -1775,7 +1493,6 @@
               <w:rPr>
                 <w:noProof/>
                 <w:webHidden/>
-                <w:szCs w:val="24"/>
               </w:rPr>
               <w:fldChar w:fldCharType="begin"/>
             </w:r>
@@ -1783,22 +1500,19 @@
               <w:rPr>
                 <w:noProof/>
                 <w:webHidden/>
-                <w:szCs w:val="24"/>
-              </w:rPr>
-              <w:instrText xml:space="preserve"> PAGEREF _Toc201568980 \h </w:instrText>
-            </w:r>
-            <w:r>
-              <w:rPr>
-                <w:noProof/>
-                <w:webHidden/>
-                <w:szCs w:val="24"/>
-              </w:rPr>
-            </w:r>
-            <w:r>
-              <w:rPr>
-                <w:noProof/>
-                <w:webHidden/>
-                <w:szCs w:val="24"/>
+              </w:rPr>
+              <w:instrText xml:space="preserve"> PAGEREF _Toc201581828 \h </w:instrText>
+            </w:r>
+            <w:r>
+              <w:rPr>
+                <w:noProof/>
+                <w:webHidden/>
+              </w:rPr>
+            </w:r>
+            <w:r>
+              <w:rPr>
+                <w:noProof/>
+                <w:webHidden/>
               </w:rPr>
               <w:fldChar w:fldCharType="separate"/>
             </w:r>
@@ -1806,15 +1520,13 @@
               <w:rPr>
                 <w:noProof/>
                 <w:webHidden/>
-                <w:szCs w:val="24"/>
-              </w:rPr>
-              <w:t>13</w:t>
-            </w:r>
-            <w:r>
-              <w:rPr>
-                <w:noProof/>
-                <w:webHidden/>
-                <w:szCs w:val="24"/>
+              </w:rPr>
+              <w:t>12</w:t>
+            </w:r>
+            <w:r>
+              <w:rPr>
+                <w:noProof/>
+                <w:webHidden/>
               </w:rPr>
               <w:fldChar w:fldCharType="end"/>
             </w:r>
@@ -1829,16 +1541,17 @@
             <w:rPr>
               <w:rFonts w:asciiTheme="minorHAnsi" w:eastAsiaTheme="minorEastAsia" w:hAnsiTheme="minorHAnsi" w:cstheme="minorBidi"/>
               <w:noProof/>
-              <w:szCs w:val="24"/>
+              <w:sz w:val="22"/>
               <w:lang w:val="en-PK" w:eastAsia="en-PK"/>
             </w:rPr>
           </w:pPr>
-          <w:hyperlink w:anchor="_Toc201568981" w:history="1">
+          <w:hyperlink w:anchor="_Toc201581829" w:history="1">
             <w:r>
               <w:rPr>
                 <w:rStyle w:val="Hyperlink"/>
-                <w:noProof/>
-                <w:szCs w:val="24"/>
+                <w:rFonts w:eastAsia="Times New Roman" w:cs="Times New Roman"/>
+                <w:b/>
+                <w:noProof/>
               </w:rPr>
               <w:t>7.2 Market Panel:</w:t>
             </w:r>
@@ -1846,7 +1559,6 @@
               <w:rPr>
                 <w:noProof/>
                 <w:webHidden/>
-                <w:szCs w:val="24"/>
               </w:rPr>
               <w:tab/>
             </w:r>
@@ -1854,7 +1566,6 @@
               <w:rPr>
                 <w:noProof/>
                 <w:webHidden/>
-                <w:szCs w:val="24"/>
               </w:rPr>
               <w:fldChar w:fldCharType="begin"/>
             </w:r>
@@ -1862,22 +1573,19 @@
               <w:rPr>
                 <w:noProof/>
                 <w:webHidden/>
-                <w:szCs w:val="24"/>
-              </w:rPr>
-              <w:instrText xml:space="preserve"> PAGEREF _Toc201568981 \h </w:instrText>
-            </w:r>
-            <w:r>
-              <w:rPr>
-                <w:noProof/>
-                <w:webHidden/>
-                <w:szCs w:val="24"/>
-              </w:rPr>
-            </w:r>
-            <w:r>
-              <w:rPr>
-                <w:noProof/>
-                <w:webHidden/>
-                <w:szCs w:val="24"/>
+              </w:rPr>
+              <w:instrText xml:space="preserve"> PAGEREF _Toc201581829 \h </w:instrText>
+            </w:r>
+            <w:r>
+              <w:rPr>
+                <w:noProof/>
+                <w:webHidden/>
+              </w:rPr>
+            </w:r>
+            <w:r>
+              <w:rPr>
+                <w:noProof/>
+                <w:webHidden/>
               </w:rPr>
               <w:fldChar w:fldCharType="separate"/>
             </w:r>
@@ -1885,15 +1593,13 @@
               <w:rPr>
                 <w:noProof/>
                 <w:webHidden/>
-                <w:szCs w:val="24"/>
-              </w:rPr>
-              <w:t>15</w:t>
-            </w:r>
-            <w:r>
-              <w:rPr>
-                <w:noProof/>
-                <w:webHidden/>
-                <w:szCs w:val="24"/>
+              </w:rPr>
+              <w:t>14</w:t>
+            </w:r>
+            <w:r>
+              <w:rPr>
+                <w:noProof/>
+                <w:webHidden/>
               </w:rPr>
               <w:fldChar w:fldCharType="end"/>
             </w:r>
@@ -1906,72 +1612,63 @@
               <w:rFonts w:asciiTheme="minorHAnsi" w:eastAsiaTheme="minorEastAsia" w:hAnsiTheme="minorHAnsi" w:cstheme="minorBidi"/>
               <w:b w:val="0"/>
               <w:bCs w:val="0"/>
-              <w:sz w:val="24"/>
-              <w:szCs w:val="24"/>
               <w:lang w:val="en-PK" w:eastAsia="en-PK"/>
             </w:rPr>
           </w:pPr>
-          <w:hyperlink w:anchor="_Toc201568982" w:history="1">
+          <w:hyperlink w:anchor="_Toc201581830" w:history="1">
             <w:r>
               <w:rPr>
                 <w:rStyle w:val="Hyperlink"/>
-                <w:sz w:val="24"/>
-                <w:szCs w:val="24"/>
-              </w:rPr>
-              <w:t>8. Automation Difference Between Console &amp; GUI Versions</w:t>
-            </w:r>
-            <w:r>
-              <w:rPr>
-                <w:webHidden/>
-                <w:sz w:val="24"/>
-                <w:szCs w:val="24"/>
+                <w:rFonts w:eastAsia="Verdana"/>
+              </w:rPr>
+              <w:t xml:space="preserve">8. </w:t>
+            </w:r>
+            <w:r>
+              <w:rPr>
+                <w:rStyle w:val="Hyperlink"/>
+                <w:rFonts w:eastAsia="Verdana"/>
+                <w:lang w:val="en-PK"/>
+              </w:rPr>
+              <w:t>Automation Difference Between Console &amp; GUI Versions</w:t>
+            </w:r>
+            <w:r>
+              <w:rPr>
+                <w:webHidden/>
               </w:rPr>
               <w:tab/>
             </w:r>
             <w:r>
               <w:rPr>
                 <w:webHidden/>
-                <w:sz w:val="24"/>
-                <w:szCs w:val="24"/>
               </w:rPr>
               <w:fldChar w:fldCharType="begin"/>
             </w:r>
             <w:r>
               <w:rPr>
                 <w:webHidden/>
-                <w:sz w:val="24"/>
-                <w:szCs w:val="24"/>
-              </w:rPr>
-              <w:instrText xml:space="preserve"> PAGEREF _Toc201568982 \h </w:instrText>
-            </w:r>
-            <w:r>
-              <w:rPr>
-                <w:webHidden/>
-                <w:sz w:val="24"/>
-                <w:szCs w:val="24"/>
-              </w:rPr>
-            </w:r>
-            <w:r>
-              <w:rPr>
-                <w:webHidden/>
-                <w:sz w:val="24"/>
-                <w:szCs w:val="24"/>
+              </w:rPr>
+              <w:instrText xml:space="preserve"> PAGEREF _Toc201581830 \h </w:instrText>
+            </w:r>
+            <w:r>
+              <w:rPr>
+                <w:webHidden/>
+              </w:rPr>
+            </w:r>
+            <w:r>
+              <w:rPr>
+                <w:webHidden/>
               </w:rPr>
               <w:fldChar w:fldCharType="separate"/>
             </w:r>
             <w:r>
               <w:rPr>
                 <w:webHidden/>
-                <w:sz w:val="24"/>
-                <w:szCs w:val="24"/>
-              </w:rPr>
-              <w:t>15</w:t>
-            </w:r>
-            <w:r>
-              <w:rPr>
-                <w:webHidden/>
-                <w:sz w:val="24"/>
-                <w:szCs w:val="24"/>
+              </w:rPr>
+              <w:t>14</w:t>
+            </w:r>
+            <w:r>
+              <w:rPr>
+                <w:webHidden/>
               </w:rPr>
               <w:fldChar w:fldCharType="end"/>
             </w:r>
@@ -1986,16 +1683,17 @@
             <w:rPr>
               <w:rFonts w:asciiTheme="minorHAnsi" w:eastAsiaTheme="minorEastAsia" w:hAnsiTheme="minorHAnsi" w:cstheme="minorBidi"/>
               <w:noProof/>
-              <w:szCs w:val="24"/>
+              <w:sz w:val="22"/>
               <w:lang w:val="en-PK" w:eastAsia="en-PK"/>
             </w:rPr>
           </w:pPr>
-          <w:hyperlink w:anchor="_Toc201568983" w:history="1">
+          <w:hyperlink w:anchor="_Toc201581831" w:history="1">
             <w:r>
               <w:rPr>
                 <w:rStyle w:val="Hyperlink"/>
-                <w:noProof/>
-                <w:szCs w:val="24"/>
+                <w:rFonts w:eastAsia="Times New Roman" w:cs="Times New Roman"/>
+                <w:b/>
+                <w:noProof/>
               </w:rPr>
               <w:t>8.1 Command Line Interface:</w:t>
             </w:r>
@@ -2003,7 +1701,6 @@
               <w:rPr>
                 <w:noProof/>
                 <w:webHidden/>
-                <w:szCs w:val="24"/>
               </w:rPr>
               <w:tab/>
             </w:r>
@@ -2011,7 +1708,6 @@
               <w:rPr>
                 <w:noProof/>
                 <w:webHidden/>
-                <w:szCs w:val="24"/>
               </w:rPr>
               <w:fldChar w:fldCharType="begin"/>
             </w:r>
@@ -2019,22 +1715,19 @@
               <w:rPr>
                 <w:noProof/>
                 <w:webHidden/>
-                <w:szCs w:val="24"/>
-              </w:rPr>
-              <w:instrText xml:space="preserve"> PAGEREF _Toc201568983 \h </w:instrText>
-            </w:r>
-            <w:r>
-              <w:rPr>
-                <w:noProof/>
-                <w:webHidden/>
-                <w:szCs w:val="24"/>
-              </w:rPr>
-            </w:r>
-            <w:r>
-              <w:rPr>
-                <w:noProof/>
-                <w:webHidden/>
-                <w:szCs w:val="24"/>
+              </w:rPr>
+              <w:instrText xml:space="preserve"> PAGEREF _Toc201581831 \h </w:instrText>
+            </w:r>
+            <w:r>
+              <w:rPr>
+                <w:noProof/>
+                <w:webHidden/>
+              </w:rPr>
+            </w:r>
+            <w:r>
+              <w:rPr>
+                <w:noProof/>
+                <w:webHidden/>
               </w:rPr>
               <w:fldChar w:fldCharType="separate"/>
             </w:r>
@@ -2042,15 +1735,13 @@
               <w:rPr>
                 <w:noProof/>
                 <w:webHidden/>
-                <w:szCs w:val="24"/>
-              </w:rPr>
-              <w:t>16</w:t>
-            </w:r>
-            <w:r>
-              <w:rPr>
-                <w:noProof/>
-                <w:webHidden/>
-                <w:szCs w:val="24"/>
+              </w:rPr>
+              <w:t>15</w:t>
+            </w:r>
+            <w:r>
+              <w:rPr>
+                <w:noProof/>
+                <w:webHidden/>
               </w:rPr>
               <w:fldChar w:fldCharType="end"/>
             </w:r>
@@ -2065,16 +1756,17 @@
             <w:rPr>
               <w:rFonts w:asciiTheme="minorHAnsi" w:eastAsiaTheme="minorEastAsia" w:hAnsiTheme="minorHAnsi" w:cstheme="minorBidi"/>
               <w:noProof/>
-              <w:szCs w:val="24"/>
+              <w:sz w:val="22"/>
               <w:lang w:val="en-PK" w:eastAsia="en-PK"/>
             </w:rPr>
           </w:pPr>
-          <w:hyperlink w:anchor="_Toc201568984" w:history="1">
+          <w:hyperlink w:anchor="_Toc201581832" w:history="1">
             <w:r>
               <w:rPr>
                 <w:rStyle w:val="Hyperlink"/>
-                <w:noProof/>
-                <w:szCs w:val="24"/>
+                <w:rFonts w:eastAsia="Times New Roman" w:cs="Times New Roman"/>
+                <w:b/>
+                <w:noProof/>
               </w:rPr>
               <w:t>8.2 Graphical User Interface:</w:t>
             </w:r>
@@ -2082,7 +1774,6 @@
               <w:rPr>
                 <w:noProof/>
                 <w:webHidden/>
-                <w:szCs w:val="24"/>
               </w:rPr>
               <w:tab/>
             </w:r>
@@ -2090,7 +1781,6 @@
               <w:rPr>
                 <w:noProof/>
                 <w:webHidden/>
-                <w:szCs w:val="24"/>
               </w:rPr>
               <w:fldChar w:fldCharType="begin"/>
             </w:r>
@@ -2098,22 +1788,19 @@
               <w:rPr>
                 <w:noProof/>
                 <w:webHidden/>
-                <w:szCs w:val="24"/>
-              </w:rPr>
-              <w:instrText xml:space="preserve"> PAGEREF _Toc201568984 \h </w:instrText>
-            </w:r>
-            <w:r>
-              <w:rPr>
-                <w:noProof/>
-                <w:webHidden/>
-                <w:szCs w:val="24"/>
-              </w:rPr>
-            </w:r>
-            <w:r>
-              <w:rPr>
-                <w:noProof/>
-                <w:webHidden/>
-                <w:szCs w:val="24"/>
+              </w:rPr>
+              <w:instrText xml:space="preserve"> PAGEREF _Toc201581832 \h </w:instrText>
+            </w:r>
+            <w:r>
+              <w:rPr>
+                <w:noProof/>
+                <w:webHidden/>
+              </w:rPr>
+            </w:r>
+            <w:r>
+              <w:rPr>
+                <w:noProof/>
+                <w:webHidden/>
               </w:rPr>
               <w:fldChar w:fldCharType="separate"/>
             </w:r>
@@ -2121,15 +1808,13 @@
               <w:rPr>
                 <w:noProof/>
                 <w:webHidden/>
-                <w:szCs w:val="24"/>
-              </w:rPr>
-              <w:t>16</w:t>
-            </w:r>
-            <w:r>
-              <w:rPr>
-                <w:noProof/>
-                <w:webHidden/>
-                <w:szCs w:val="24"/>
+              </w:rPr>
+              <w:t>15</w:t>
+            </w:r>
+            <w:r>
+              <w:rPr>
+                <w:noProof/>
+                <w:webHidden/>
               </w:rPr>
               <w:fldChar w:fldCharType="end"/>
             </w:r>
@@ -2142,72 +1827,54 @@
               <w:rFonts w:asciiTheme="minorHAnsi" w:eastAsiaTheme="minorEastAsia" w:hAnsiTheme="minorHAnsi" w:cstheme="minorBidi"/>
               <w:b w:val="0"/>
               <w:bCs w:val="0"/>
-              <w:sz w:val="24"/>
-              <w:szCs w:val="24"/>
               <w:lang w:val="en-PK" w:eastAsia="en-PK"/>
             </w:rPr>
           </w:pPr>
-          <w:hyperlink w:anchor="_Toc201568985" w:history="1">
+          <w:hyperlink w:anchor="_Toc201581833" w:history="1">
             <w:r>
               <w:rPr>
                 <w:rStyle w:val="Hyperlink"/>
-                <w:sz w:val="24"/>
-                <w:szCs w:val="24"/>
               </w:rPr>
               <w:t>Conclusion</w:t>
             </w:r>
             <w:r>
               <w:rPr>
                 <w:webHidden/>
-                <w:sz w:val="24"/>
-                <w:szCs w:val="24"/>
               </w:rPr>
               <w:tab/>
             </w:r>
             <w:r>
               <w:rPr>
                 <w:webHidden/>
-                <w:sz w:val="24"/>
-                <w:szCs w:val="24"/>
               </w:rPr>
               <w:fldChar w:fldCharType="begin"/>
             </w:r>
             <w:r>
               <w:rPr>
                 <w:webHidden/>
-                <w:sz w:val="24"/>
-                <w:szCs w:val="24"/>
-              </w:rPr>
-              <w:instrText xml:space="preserve"> PAGEREF _Toc201568985 \h </w:instrText>
-            </w:r>
-            <w:r>
-              <w:rPr>
-                <w:webHidden/>
-                <w:sz w:val="24"/>
-                <w:szCs w:val="24"/>
-              </w:rPr>
-            </w:r>
-            <w:r>
-              <w:rPr>
-                <w:webHidden/>
-                <w:sz w:val="24"/>
-                <w:szCs w:val="24"/>
+              </w:rPr>
+              <w:instrText xml:space="preserve"> PAGEREF _Toc201581833 \h </w:instrText>
+            </w:r>
+            <w:r>
+              <w:rPr>
+                <w:webHidden/>
+              </w:rPr>
+            </w:r>
+            <w:r>
+              <w:rPr>
+                <w:webHidden/>
               </w:rPr>
               <w:fldChar w:fldCharType="separate"/>
             </w:r>
             <w:r>
               <w:rPr>
                 <w:webHidden/>
-                <w:sz w:val="24"/>
-                <w:szCs w:val="24"/>
-              </w:rPr>
-              <w:t>17</w:t>
-            </w:r>
-            <w:r>
-              <w:rPr>
-                <w:webHidden/>
-                <w:sz w:val="24"/>
-                <w:szCs w:val="24"/>
+              </w:rPr>
+              <w:t>16</w:t>
+            </w:r>
+            <w:r>
+              <w:rPr>
+                <w:webHidden/>
               </w:rPr>
               <w:fldChar w:fldCharType="end"/>
             </w:r>
@@ -2222,17 +1889,16 @@
             <w:rPr>
               <w:rFonts w:asciiTheme="minorHAnsi" w:eastAsiaTheme="minorEastAsia" w:hAnsiTheme="minorHAnsi" w:cstheme="minorBidi"/>
               <w:noProof/>
-              <w:szCs w:val="24"/>
+              <w:sz w:val="22"/>
               <w:lang w:val="en-PK" w:eastAsia="en-PK"/>
             </w:rPr>
           </w:pPr>
-          <w:hyperlink w:anchor="_Toc201568986" w:history="1">
+          <w:hyperlink w:anchor="_Toc201581834" w:history="1">
             <w:r>
               <w:rPr>
                 <w:rStyle w:val="Hyperlink"/>
                 <w:rFonts w:eastAsia="Verdana"/>
                 <w:noProof/>
-                <w:szCs w:val="24"/>
               </w:rPr>
               <w:t>Key Achievements:</w:t>
             </w:r>
@@ -2240,7 +1906,6 @@
               <w:rPr>
                 <w:noProof/>
                 <w:webHidden/>
-                <w:szCs w:val="24"/>
               </w:rPr>
               <w:tab/>
             </w:r>
@@ -2248,7 +1913,6 @@
               <w:rPr>
                 <w:noProof/>
                 <w:webHidden/>
-                <w:szCs w:val="24"/>
               </w:rPr>
               <w:fldChar w:fldCharType="begin"/>
             </w:r>
@@ -2256,22 +1920,19 @@
               <w:rPr>
                 <w:noProof/>
                 <w:webHidden/>
-                <w:szCs w:val="24"/>
-              </w:rPr>
-              <w:instrText xml:space="preserve"> PAGEREF _Toc201568986 \h </w:instrText>
-            </w:r>
-            <w:r>
-              <w:rPr>
-                <w:noProof/>
-                <w:webHidden/>
-                <w:szCs w:val="24"/>
-              </w:rPr>
-            </w:r>
-            <w:r>
-              <w:rPr>
-                <w:noProof/>
-                <w:webHidden/>
-                <w:szCs w:val="24"/>
+              </w:rPr>
+              <w:instrText xml:space="preserve"> PAGEREF _Toc201581834 \h </w:instrText>
+            </w:r>
+            <w:r>
+              <w:rPr>
+                <w:noProof/>
+                <w:webHidden/>
+              </w:rPr>
+            </w:r>
+            <w:r>
+              <w:rPr>
+                <w:noProof/>
+                <w:webHidden/>
               </w:rPr>
               <w:fldChar w:fldCharType="separate"/>
             </w:r>
@@ -2279,15 +1940,13 @@
               <w:rPr>
                 <w:noProof/>
                 <w:webHidden/>
-                <w:szCs w:val="24"/>
-              </w:rPr>
-              <w:t>17</w:t>
-            </w:r>
-            <w:r>
-              <w:rPr>
-                <w:noProof/>
-                <w:webHidden/>
-                <w:szCs w:val="24"/>
+              </w:rPr>
+              <w:t>16</w:t>
+            </w:r>
+            <w:r>
+              <w:rPr>
+                <w:noProof/>
+                <w:webHidden/>
               </w:rPr>
               <w:fldChar w:fldCharType="end"/>
             </w:r>
@@ -2300,16 +1959,17 @@
               <w:tab w:val="right" w:leader="dot" w:pos="9634"/>
             </w:tabs>
             <w:rPr>
+              <w:rFonts w:asciiTheme="minorHAnsi" w:eastAsiaTheme="minorEastAsia" w:hAnsiTheme="minorHAnsi" w:cstheme="minorBidi"/>
               <w:noProof/>
-              <w:szCs w:val="24"/>
+              <w:sz w:val="22"/>
+              <w:lang w:val="en-PK" w:eastAsia="en-PK"/>
             </w:rPr>
           </w:pPr>
-          <w:hyperlink w:anchor="_Toc201568987" w:history="1">
+          <w:hyperlink w:anchor="_Toc201581835" w:history="1">
             <w:r>
               <w:rPr>
                 <w:rStyle w:val="Hyperlink"/>
                 <w:noProof/>
-                <w:szCs w:val="24"/>
               </w:rPr>
               <w:t xml:space="preserve">1. </w:t>
             </w:r>
@@ -2317,7 +1977,6 @@
               <w:rPr>
                 <w:rStyle w:val="Hyperlink"/>
                 <w:noProof/>
-                <w:szCs w:val="24"/>
                 <w:lang w:val="en-PK"/>
               </w:rPr>
               <w:t>OOP + GUI Integration:</w:t>
@@ -2326,7 +1985,6 @@
               <w:rPr>
                 <w:noProof/>
                 <w:webHidden/>
-                <w:szCs w:val="24"/>
               </w:rPr>
               <w:tab/>
             </w:r>
@@ -2334,7 +1992,6 @@
               <w:rPr>
                 <w:noProof/>
                 <w:webHidden/>
-                <w:szCs w:val="24"/>
               </w:rPr>
               <w:fldChar w:fldCharType="begin"/>
             </w:r>
@@ -2342,22 +1999,19 @@
               <w:rPr>
                 <w:noProof/>
                 <w:webHidden/>
-                <w:szCs w:val="24"/>
-              </w:rPr>
-              <w:instrText xml:space="preserve"> PAGEREF _Toc201568987 \h </w:instrText>
-            </w:r>
-            <w:r>
-              <w:rPr>
-                <w:noProof/>
-                <w:webHidden/>
-                <w:szCs w:val="24"/>
-              </w:rPr>
-            </w:r>
-            <w:r>
-              <w:rPr>
-                <w:noProof/>
-                <w:webHidden/>
-                <w:szCs w:val="24"/>
+              </w:rPr>
+              <w:instrText xml:space="preserve"> PAGEREF _Toc201581835 \h </w:instrText>
+            </w:r>
+            <w:r>
+              <w:rPr>
+                <w:noProof/>
+                <w:webHidden/>
+              </w:rPr>
+            </w:r>
+            <w:r>
+              <w:rPr>
+                <w:noProof/>
+                <w:webHidden/>
               </w:rPr>
               <w:fldChar w:fldCharType="separate"/>
             </w:r>
@@ -2365,15 +2019,13 @@
               <w:rPr>
                 <w:noProof/>
                 <w:webHidden/>
-                <w:szCs w:val="24"/>
-              </w:rPr>
-              <w:t>17</w:t>
-            </w:r>
-            <w:r>
-              <w:rPr>
-                <w:noProof/>
-                <w:webHidden/>
-                <w:szCs w:val="24"/>
+              </w:rPr>
+              <w:t>16</w:t>
+            </w:r>
+            <w:r>
+              <w:rPr>
+                <w:noProof/>
+                <w:webHidden/>
               </w:rPr>
               <w:fldChar w:fldCharType="end"/>
             </w:r>
@@ -2386,16 +2038,17 @@
               <w:tab w:val="right" w:leader="dot" w:pos="9634"/>
             </w:tabs>
             <w:rPr>
+              <w:rFonts w:asciiTheme="minorHAnsi" w:eastAsiaTheme="minorEastAsia" w:hAnsiTheme="minorHAnsi" w:cstheme="minorBidi"/>
               <w:noProof/>
-              <w:szCs w:val="24"/>
+              <w:sz w:val="22"/>
+              <w:lang w:val="en-PK" w:eastAsia="en-PK"/>
             </w:rPr>
           </w:pPr>
-          <w:hyperlink w:anchor="_Toc201568988" w:history="1">
+          <w:hyperlink w:anchor="_Toc201581836" w:history="1">
             <w:r>
               <w:rPr>
                 <w:rStyle w:val="Hyperlink"/>
                 <w:noProof/>
-                <w:szCs w:val="24"/>
               </w:rPr>
               <w:t>2. Educational Value:</w:t>
             </w:r>
@@ -2403,7 +2056,6 @@
               <w:rPr>
                 <w:noProof/>
                 <w:webHidden/>
-                <w:szCs w:val="24"/>
               </w:rPr>
               <w:tab/>
             </w:r>
@@ -2411,7 +2063,6 @@
               <w:rPr>
                 <w:noProof/>
                 <w:webHidden/>
-                <w:szCs w:val="24"/>
               </w:rPr>
               <w:fldChar w:fldCharType="begin"/>
             </w:r>
@@ -2419,22 +2070,19 @@
               <w:rPr>
                 <w:noProof/>
                 <w:webHidden/>
-                <w:szCs w:val="24"/>
-              </w:rPr>
-              <w:instrText xml:space="preserve"> PAGEREF _Toc201568988 \h </w:instrText>
-            </w:r>
-            <w:r>
-              <w:rPr>
-                <w:noProof/>
-                <w:webHidden/>
-                <w:szCs w:val="24"/>
-              </w:rPr>
-            </w:r>
-            <w:r>
-              <w:rPr>
-                <w:noProof/>
-                <w:webHidden/>
-                <w:szCs w:val="24"/>
+              </w:rPr>
+              <w:instrText xml:space="preserve"> PAGEREF _Toc201581836 \h </w:instrText>
+            </w:r>
+            <w:r>
+              <w:rPr>
+                <w:noProof/>
+                <w:webHidden/>
+              </w:rPr>
+            </w:r>
+            <w:r>
+              <w:rPr>
+                <w:noProof/>
+                <w:webHidden/>
               </w:rPr>
               <w:fldChar w:fldCharType="separate"/>
             </w:r>
@@ -2442,15 +2090,13 @@
               <w:rPr>
                 <w:noProof/>
                 <w:webHidden/>
-                <w:szCs w:val="24"/>
-              </w:rPr>
-              <w:t>17</w:t>
-            </w:r>
-            <w:r>
-              <w:rPr>
-                <w:noProof/>
-                <w:webHidden/>
-                <w:szCs w:val="24"/>
+              </w:rPr>
+              <w:t>16</w:t>
+            </w:r>
+            <w:r>
+              <w:rPr>
+                <w:noProof/>
+                <w:webHidden/>
               </w:rPr>
               <w:fldChar w:fldCharType="end"/>
             </w:r>
@@ -2463,16 +2109,17 @@
               <w:tab w:val="right" w:leader="dot" w:pos="9634"/>
             </w:tabs>
             <w:rPr>
+              <w:rFonts w:asciiTheme="minorHAnsi" w:eastAsiaTheme="minorEastAsia" w:hAnsiTheme="minorHAnsi" w:cstheme="minorBidi"/>
               <w:noProof/>
-              <w:szCs w:val="24"/>
+              <w:sz w:val="22"/>
+              <w:lang w:val="en-PK" w:eastAsia="en-PK"/>
             </w:rPr>
           </w:pPr>
-          <w:hyperlink w:anchor="_Toc201568989" w:history="1">
+          <w:hyperlink w:anchor="_Toc201581837" w:history="1">
             <w:r>
               <w:rPr>
                 <w:rStyle w:val="Hyperlink"/>
                 <w:noProof/>
-                <w:szCs w:val="24"/>
               </w:rPr>
               <w:t xml:space="preserve">3. </w:t>
             </w:r>
@@ -2480,7 +2127,6 @@
               <w:rPr>
                 <w:rStyle w:val="Hyperlink"/>
                 <w:noProof/>
-                <w:szCs w:val="24"/>
                 <w:lang w:val="en-PK"/>
               </w:rPr>
               <w:t>User-Centric Design:</w:t>
@@ -2489,7 +2135,6 @@
               <w:rPr>
                 <w:noProof/>
                 <w:webHidden/>
-                <w:szCs w:val="24"/>
               </w:rPr>
               <w:tab/>
             </w:r>
@@ -2497,7 +2142,6 @@
               <w:rPr>
                 <w:noProof/>
                 <w:webHidden/>
-                <w:szCs w:val="24"/>
               </w:rPr>
               <w:fldChar w:fldCharType="begin"/>
             </w:r>
@@ -2505,22 +2149,19 @@
               <w:rPr>
                 <w:noProof/>
                 <w:webHidden/>
-                <w:szCs w:val="24"/>
-              </w:rPr>
-              <w:instrText xml:space="preserve"> PAGEREF _Toc201568989 \h </w:instrText>
-            </w:r>
-            <w:r>
-              <w:rPr>
-                <w:noProof/>
-                <w:webHidden/>
-                <w:szCs w:val="24"/>
-              </w:rPr>
-            </w:r>
-            <w:r>
-              <w:rPr>
-                <w:noProof/>
-                <w:webHidden/>
-                <w:szCs w:val="24"/>
+              </w:rPr>
+              <w:instrText xml:space="preserve"> PAGEREF _Toc201581837 \h </w:instrText>
+            </w:r>
+            <w:r>
+              <w:rPr>
+                <w:noProof/>
+                <w:webHidden/>
+              </w:rPr>
+            </w:r>
+            <w:r>
+              <w:rPr>
+                <w:noProof/>
+                <w:webHidden/>
               </w:rPr>
               <w:fldChar w:fldCharType="separate"/>
             </w:r>
@@ -2528,15 +2169,13 @@
               <w:rPr>
                 <w:noProof/>
                 <w:webHidden/>
-                <w:szCs w:val="24"/>
-              </w:rPr>
-              <w:t>17</w:t>
-            </w:r>
-            <w:r>
-              <w:rPr>
-                <w:noProof/>
-                <w:webHidden/>
-                <w:szCs w:val="24"/>
+              </w:rPr>
+              <w:t>16</w:t>
+            </w:r>
+            <w:r>
+              <w:rPr>
+                <w:noProof/>
+                <w:webHidden/>
               </w:rPr>
               <w:fldChar w:fldCharType="end"/>
             </w:r>
@@ -2566,7 +2205,6 @@
           <w:rFonts w:cs="Times New Roman"/>
         </w:rPr>
       </w:pPr>
-      <w:bookmarkStart w:id="0" w:name="_Toc201568960"/>
     </w:p>
     <w:p>
       <w:pPr>
@@ -2575,6 +2213,15 @@
           <w:rFonts w:cs="Times New Roman"/>
         </w:rPr>
       </w:pPr>
+    </w:p>
+    <w:p>
+      <w:pPr>
+        <w:pStyle w:val="Heading1"/>
+        <w:rPr>
+          <w:rFonts w:cs="Times New Roman"/>
+        </w:rPr>
+      </w:pPr>
+      <w:bookmarkStart w:id="0" w:name="_Toc201581809"/>
     </w:p>
     <w:p>
       <w:pPr>
@@ -2601,7 +2248,7 @@
           <w:lang w:val="en-PK"/>
         </w:rPr>
       </w:pPr>
-      <w:bookmarkStart w:id="1" w:name="_Toc201568961"/>
+      <w:bookmarkStart w:id="1" w:name="_Toc201581810"/>
       <w:r>
         <w:rPr>
           <w:rFonts w:eastAsia="Verdana" w:cs="Times New Roman"/>
@@ -2753,7 +2400,7 @@
           <w:lang w:val="en-PK"/>
         </w:rPr>
       </w:pPr>
-      <w:bookmarkStart w:id="2" w:name="_Toc201568962"/>
+      <w:bookmarkStart w:id="2" w:name="_Toc201581811"/>
       <w:r>
         <w:rPr>
           <w:rFonts w:eastAsia="Verdana" w:cs="Times New Roman"/>
@@ -2914,7 +2561,7 @@
           <w:lang w:val="en-US"/>
         </w:rPr>
       </w:pPr>
-      <w:bookmarkStart w:id="3" w:name="_Toc201568963"/>
+      <w:bookmarkStart w:id="3" w:name="_Toc201581812"/>
       <w:r>
         <w:rPr>
           <w:rFonts w:cs="Times New Roman"/>
@@ -3175,7 +2822,7 @@
           <w:lang w:val="en-US"/>
         </w:rPr>
       </w:pPr>
-      <w:bookmarkStart w:id="4" w:name="_Toc201568964"/>
+      <w:bookmarkStart w:id="4" w:name="_Toc201581813"/>
       <w:r>
         <w:rPr>
           <w:rFonts w:cs="Times New Roman"/>
@@ -3201,7 +2848,7 @@
           <w:lang w:val="en-PK"/>
         </w:rPr>
       </w:pPr>
-      <w:bookmarkStart w:id="5" w:name="_Toc201568965"/>
+      <w:bookmarkStart w:id="5" w:name="_Toc201581814"/>
       <w:r>
         <w:rPr>
           <w:rFonts w:cs="Times New Roman"/>
@@ -3680,7 +3327,7 @@
           <w:lang w:val="en-PK"/>
         </w:rPr>
       </w:pPr>
-      <w:bookmarkStart w:id="6" w:name="_Toc201568966"/>
+      <w:bookmarkStart w:id="6" w:name="_Toc201581815"/>
       <w:r>
         <w:rPr>
           <w:rFonts w:cs="Times New Roman"/>
@@ -3930,7 +3577,7 @@
           <w:rFonts w:cs="Times New Roman"/>
         </w:rPr>
       </w:pPr>
-      <w:bookmarkStart w:id="7" w:name="_Toc201568967"/>
+      <w:bookmarkStart w:id="7" w:name="_Toc201581816"/>
       <w:r>
         <w:rPr>
           <w:rFonts w:cs="Times New Roman"/>
@@ -3955,7 +3602,7 @@
           <w:lang w:val="en-PK"/>
         </w:rPr>
       </w:pPr>
-      <w:bookmarkStart w:id="8" w:name="_Toc201568968"/>
+      <w:bookmarkStart w:id="8" w:name="_Toc201581817"/>
       <w:r>
         <w:rPr>
           <w:rStyle w:val="Heading2Char"/>
@@ -4026,7 +3673,7 @@
           <w:rFonts w:cs="Times New Roman"/>
         </w:rPr>
       </w:pPr>
-      <w:bookmarkStart w:id="9" w:name="_Toc201568969"/>
+      <w:bookmarkStart w:id="9" w:name="_Toc201581818"/>
       <w:r>
         <w:rPr>
           <w:rStyle w:val="Heading2Char"/>
@@ -4111,7 +3758,7 @@
           <w:lang w:val="en-PK"/>
         </w:rPr>
       </w:pPr>
-      <w:bookmarkStart w:id="10" w:name="_Toc201568970"/>
+      <w:bookmarkStart w:id="10" w:name="_Toc201581819"/>
       <w:r>
         <w:rPr>
           <w:rStyle w:val="Heading2Char"/>
@@ -4188,7 +3835,7 @@
           <w:lang w:val="en-PK"/>
         </w:rPr>
       </w:pPr>
-      <w:bookmarkStart w:id="11" w:name="_Toc201568971"/>
+      <w:bookmarkStart w:id="11" w:name="_Toc201581820"/>
       <w:r>
         <w:rPr>
           <w:rStyle w:val="Heading2Char"/>
@@ -4253,7 +3900,7 @@
           <w:lang w:val="en-PK"/>
         </w:rPr>
       </w:pPr>
-      <w:bookmarkStart w:id="12" w:name="_Toc201568972"/>
+      <w:bookmarkStart w:id="12" w:name="_Toc201581821"/>
       <w:r>
         <w:rPr>
           <w:rStyle w:val="Heading2Char"/>
@@ -4395,8 +4042,2797 @@
       <w:pPr>
         <w:spacing w:line="360" w:lineRule="auto"/>
         <w:jc w:val="both"/>
+        <w:rPr>
+          <w:rFonts w:cs="Times New Roman"/>
+          <w:lang w:val="en-PK"/>
+        </w:rPr>
+      </w:pPr>
+    </w:p>
+    <w:p>
+      <w:pPr>
+        <w:spacing w:line="360" w:lineRule="auto"/>
+        <w:jc w:val="both"/>
+        <w:rPr>
+          <w:rFonts w:cs="Times New Roman"/>
+          <w:lang w:val="en-PK"/>
+        </w:rPr>
+      </w:pPr>
+    </w:p>
+    <w:p>
+      <w:pPr>
+        <w:spacing w:line="360" w:lineRule="auto"/>
+        <w:jc w:val="both"/>
+        <w:rPr>
+          <w:rFonts w:cs="Times New Roman"/>
+          <w:lang w:val="en-PK"/>
+        </w:rPr>
+      </w:pPr>
+    </w:p>
+    <w:p>
+      <w:pPr>
+        <w:spacing w:line="360" w:lineRule="auto"/>
+        <w:jc w:val="both"/>
+        <w:rPr>
+          <w:rFonts w:cs="Times New Roman"/>
+          <w:lang w:val="en-PK"/>
+        </w:rPr>
+      </w:pPr>
+    </w:p>
+    <w:p>
+      <w:pPr>
+        <w:spacing w:line="360" w:lineRule="auto"/>
+        <w:jc w:val="both"/>
+        <w:rPr>
+          <w:rFonts w:cs="Times New Roman"/>
+          <w:lang w:val="en-PK"/>
+        </w:rPr>
+      </w:pPr>
+    </w:p>
+    <w:p>
+      <w:pPr>
+        <w:spacing w:line="360" w:lineRule="auto"/>
+        <w:jc w:val="both"/>
+        <w:rPr>
+          <w:rFonts w:cs="Times New Roman"/>
+          <w:lang w:val="en-PK"/>
+        </w:rPr>
+      </w:pPr>
+    </w:p>
+    <w:p>
+      <w:pPr>
+        <w:spacing w:line="360" w:lineRule="auto"/>
+        <w:jc w:val="both"/>
+        <w:rPr>
+          <w:rFonts w:cs="Times New Roman"/>
+          <w:lang w:val="en-PK"/>
+        </w:rPr>
+      </w:pPr>
+    </w:p>
+    <w:p>
+      <w:pPr>
+        <w:spacing w:line="360" w:lineRule="auto"/>
+        <w:jc w:val="both"/>
+        <w:rPr>
+          <w:rFonts w:cs="Times New Roman"/>
+          <w:lang w:val="en-PK"/>
+        </w:rPr>
+      </w:pPr>
+    </w:p>
+    <w:p>
+      <w:pPr>
+        <w:spacing w:line="360" w:lineRule="auto"/>
+        <w:jc w:val="both"/>
+        <w:outlineLvl w:val="0"/>
+        <w:rPr>
+          <w:rFonts w:eastAsia="Verdana" w:cs="Times New Roman"/>
+          <w:b/>
+          <w:bCs/>
+          <w:color w:val="000000"/>
+          <w:sz w:val="28"/>
+          <w:szCs w:val="34"/>
+          <w:lang w:val="en-PK"/>
+        </w:rPr>
+      </w:pPr>
+      <w:bookmarkStart w:id="13" w:name="_Toc201581822"/>
+      <w:r>
+        <w:rPr>
+          <w:rFonts w:eastAsia="Verdana" w:cs="Times New Roman"/>
+          <w:b/>
+          <w:bCs/>
+          <w:color w:val="000000"/>
+          <w:sz w:val="28"/>
+          <w:szCs w:val="34"/>
+        </w:rPr>
+        <w:lastRenderedPageBreak/>
+        <w:t xml:space="preserve">5. </w:t>
+      </w:r>
+      <w:r>
+        <w:rPr>
+          <w:rFonts w:eastAsia="Verdana" w:cs="Times New Roman"/>
+          <w:b/>
+          <w:bCs/>
+          <w:color w:val="000000"/>
+          <w:sz w:val="28"/>
+          <w:szCs w:val="34"/>
+          <w:lang w:val="en-PK"/>
+        </w:rPr>
+        <w:t>Code</w:t>
+      </w:r>
+      <w:bookmarkEnd w:id="13"/>
+      <w:r>
+        <w:rPr>
+          <w:rFonts w:eastAsia="Verdana" w:cs="Times New Roman"/>
+          <w:b/>
+          <w:bCs/>
+          <w:color w:val="000000"/>
+          <w:sz w:val="28"/>
+          <w:szCs w:val="34"/>
+          <w:lang w:val="en-PK"/>
+        </w:rPr>
+        <w:t xml:space="preserve"> </w:t>
+      </w:r>
+    </w:p>
+    <w:p>
+      <w:pPr>
+        <w:keepNext/>
+        <w:keepLines/>
+        <w:spacing w:before="40" w:line="360" w:lineRule="auto"/>
+        <w:jc w:val="both"/>
+        <w:outlineLvl w:val="1"/>
+        <w:rPr>
+          <w:rFonts w:eastAsia="Times New Roman" w:cs="Times New Roman"/>
+          <w:b/>
+          <w:color w:val="000000"/>
+          <w:szCs w:val="26"/>
+        </w:rPr>
+      </w:pPr>
+      <w:bookmarkStart w:id="14" w:name="_Toc201581823"/>
+      <w:r>
+        <w:rPr>
+          <w:rFonts w:eastAsia="Times New Roman" w:cs="Times New Roman"/>
+          <w:b/>
+          <w:color w:val="000000"/>
+          <w:szCs w:val="26"/>
+        </w:rPr>
+        <w:t>5.1. Base Classes:</w:t>
+      </w:r>
+      <w:bookmarkEnd w:id="14"/>
+    </w:p>
+    <w:p>
+      <w:pPr>
+        <w:spacing w:line="360" w:lineRule="auto"/>
+        <w:jc w:val="both"/>
+        <w:rPr>
+          <w:rFonts w:cs="Times New Roman"/>
+        </w:rPr>
+      </w:pPr>
+      <w:r>
+        <w:rPr>
+          <w:rFonts w:cs="Times New Roman"/>
+          <w:noProof/>
+        </w:rPr>
+        <w:drawing>
+          <wp:inline distT="0" distB="0" distL="0" distR="0" wp14:anchorId="50FE5427" wp14:editId="47EF38DB">
+            <wp:extent cx="5753100" cy="2906395"/>
+            <wp:effectExtent l="0" t="0" r="0" b="8255"/>
+            <wp:docPr id="7" name="Picture 7"/>
+            <wp:cNvGraphicFramePr>
+              <a:graphicFrameLocks xmlns:a="http://schemas.openxmlformats.org/drawingml/2006/main" noChangeAspect="1"/>
+            </wp:cNvGraphicFramePr>
+            <a:graphic xmlns:a="http://schemas.openxmlformats.org/drawingml/2006/main">
+              <a:graphicData uri="http://schemas.openxmlformats.org/drawingml/2006/picture">
+                <pic:pic xmlns:pic="http://schemas.openxmlformats.org/drawingml/2006/picture">
+                  <pic:nvPicPr>
+                    <pic:cNvPr id="0" name="Picture 1"/>
+                    <pic:cNvPicPr>
+                      <a:picLocks noChangeAspect="1" noChangeArrowheads="1"/>
+                    </pic:cNvPicPr>
+                  </pic:nvPicPr>
+                  <pic:blipFill>
+                    <a:blip r:embed="rId8">
+                      <a:extLst>
+                        <a:ext uri="{28A0092B-C50C-407E-A947-70E740481C1C}">
+                          <a14:useLocalDpi xmlns:a14="http://schemas.microsoft.com/office/drawing/2010/main" val="0"/>
+                        </a:ext>
+                      </a:extLst>
+                    </a:blip>
+                    <a:srcRect/>
+                    <a:stretch>
+                      <a:fillRect/>
+                    </a:stretch>
+                  </pic:blipFill>
+                  <pic:spPr bwMode="auto">
+                    <a:xfrm>
+                      <a:off x="0" y="0"/>
+                      <a:ext cx="5762263" cy="2911024"/>
+                    </a:xfrm>
+                    <a:prstGeom prst="rect">
+                      <a:avLst/>
+                    </a:prstGeom>
+                    <a:noFill/>
+                    <a:ln>
+                      <a:noFill/>
+                    </a:ln>
+                  </pic:spPr>
+                </pic:pic>
+              </a:graphicData>
+            </a:graphic>
+          </wp:inline>
+        </w:drawing>
+      </w:r>
+    </w:p>
+    <w:p>
+      <w:pPr>
+        <w:spacing w:line="360" w:lineRule="auto"/>
+        <w:jc w:val="both"/>
+        <w:rPr>
+          <w:rFonts w:cs="Times New Roman"/>
+        </w:rPr>
+      </w:pPr>
+    </w:p>
+    <w:p>
+      <w:pPr>
+        <w:spacing w:line="360" w:lineRule="auto"/>
+        <w:jc w:val="both"/>
+        <w:rPr>
+          <w:rFonts w:cs="Times New Roman"/>
+        </w:rPr>
+      </w:pPr>
+      <w:r>
+        <w:rPr>
+          <w:rFonts w:cs="Times New Roman"/>
+          <w:noProof/>
+        </w:rPr>
+        <w:drawing>
+          <wp:inline distT="0" distB="0" distL="0" distR="0" wp14:anchorId="3F64F77C" wp14:editId="1F77264B">
+            <wp:extent cx="5745480" cy="3380105"/>
+            <wp:effectExtent l="0" t="0" r="7620" b="0"/>
+            <wp:docPr id="9" name="Picture 9"/>
+            <wp:cNvGraphicFramePr>
+              <a:graphicFrameLocks xmlns:a="http://schemas.openxmlformats.org/drawingml/2006/main" noChangeAspect="1"/>
+            </wp:cNvGraphicFramePr>
+            <a:graphic xmlns:a="http://schemas.openxmlformats.org/drawingml/2006/main">
+              <a:graphicData uri="http://schemas.openxmlformats.org/drawingml/2006/picture">
+                <pic:pic xmlns:pic="http://schemas.openxmlformats.org/drawingml/2006/picture">
+                  <pic:nvPicPr>
+                    <pic:cNvPr id="0" name="Picture 3"/>
+                    <pic:cNvPicPr>
+                      <a:picLocks noChangeAspect="1" noChangeArrowheads="1"/>
+                    </pic:cNvPicPr>
+                  </pic:nvPicPr>
+                  <pic:blipFill>
+                    <a:blip r:embed="rId9">
+                      <a:extLst>
+                        <a:ext uri="{28A0092B-C50C-407E-A947-70E740481C1C}">
+                          <a14:useLocalDpi xmlns:a14="http://schemas.microsoft.com/office/drawing/2010/main" val="0"/>
+                        </a:ext>
+                      </a:extLst>
+                    </a:blip>
+                    <a:srcRect/>
+                    <a:stretch>
+                      <a:fillRect/>
+                    </a:stretch>
+                  </pic:blipFill>
+                  <pic:spPr bwMode="auto">
+                    <a:xfrm>
+                      <a:off x="0" y="0"/>
+                      <a:ext cx="5759167" cy="3388157"/>
+                    </a:xfrm>
+                    <a:prstGeom prst="rect">
+                      <a:avLst/>
+                    </a:prstGeom>
+                    <a:noFill/>
+                    <a:ln>
+                      <a:noFill/>
+                    </a:ln>
+                  </pic:spPr>
+                </pic:pic>
+              </a:graphicData>
+            </a:graphic>
+          </wp:inline>
+        </w:drawing>
+      </w:r>
+    </w:p>
+    <w:p>
+      <w:pPr>
+        <w:spacing w:line="360" w:lineRule="auto"/>
+        <w:jc w:val="both"/>
+        <w:rPr>
+          <w:rFonts w:cs="Times New Roman"/>
+        </w:rPr>
+      </w:pPr>
+    </w:p>
+    <w:p>
+      <w:pPr>
+        <w:spacing w:line="360" w:lineRule="auto"/>
+        <w:jc w:val="both"/>
+        <w:rPr>
+          <w:rFonts w:eastAsia="Times New Roman" w:cs="Times New Roman"/>
+          <w:b/>
+          <w:color w:val="000000"/>
+          <w:szCs w:val="26"/>
+        </w:rPr>
+      </w:pPr>
+      <w:r>
+        <w:rPr>
+          <w:rFonts w:cs="Times New Roman"/>
+        </w:rPr>
+        <w:br w:type="page"/>
+      </w:r>
+    </w:p>
+    <w:p>
+      <w:pPr>
+        <w:keepNext/>
+        <w:keepLines/>
+        <w:spacing w:before="40" w:line="360" w:lineRule="auto"/>
+        <w:jc w:val="both"/>
+        <w:outlineLvl w:val="1"/>
+        <w:rPr>
+          <w:rFonts w:eastAsia="Times New Roman" w:cs="Times New Roman"/>
+          <w:b/>
+          <w:color w:val="000000"/>
+          <w:szCs w:val="26"/>
+        </w:rPr>
+      </w:pPr>
+      <w:bookmarkStart w:id="15" w:name="_Toc201581824"/>
+      <w:r>
+        <w:rPr>
+          <w:rFonts w:eastAsia="Times New Roman" w:cs="Times New Roman"/>
+          <w:b/>
+          <w:color w:val="000000"/>
+          <w:szCs w:val="26"/>
+        </w:rPr>
+        <w:lastRenderedPageBreak/>
+        <w:t>5.2. Derived Classes</w:t>
+      </w:r>
+      <w:bookmarkEnd w:id="15"/>
+    </w:p>
+    <w:p>
+      <w:pPr>
+        <w:spacing w:line="360" w:lineRule="auto"/>
+        <w:jc w:val="both"/>
+        <w:rPr>
+          <w:rFonts w:cs="Times New Roman"/>
+        </w:rPr>
+      </w:pPr>
+      <w:proofErr w:type="gramStart"/>
+      <w:r>
+        <w:rPr>
+          <w:rFonts w:cs="Times New Roman"/>
+        </w:rPr>
+        <w:t>First</w:t>
+      </w:r>
+      <w:proofErr w:type="gramEnd"/>
+      <w:r>
+        <w:rPr>
+          <w:rFonts w:cs="Times New Roman"/>
+        </w:rPr>
+        <w:t xml:space="preserve"> we’ll start with overridden methods of derived classes</w:t>
+      </w:r>
+    </w:p>
+    <w:p>
+      <w:pPr>
+        <w:spacing w:line="360" w:lineRule="auto"/>
+        <w:jc w:val="both"/>
+        <w:rPr>
+          <w:rFonts w:cs="Times New Roman"/>
+        </w:rPr>
+      </w:pPr>
+      <w:r>
+        <w:rPr>
+          <w:rFonts w:cs="Times New Roman"/>
+        </w:rPr>
+        <w:t xml:space="preserve">Below is the code of </w:t>
+      </w:r>
+      <w:r>
+        <w:rPr>
+          <w:rFonts w:cs="Times New Roman"/>
+          <w:b/>
+          <w:bCs/>
+        </w:rPr>
+        <w:t>Cow</w:t>
+      </w:r>
+      <w:r>
+        <w:rPr>
+          <w:rFonts w:cs="Times New Roman"/>
+        </w:rPr>
+        <w:t xml:space="preserve"> child class</w:t>
+      </w:r>
+    </w:p>
+    <w:p>
+      <w:pPr>
+        <w:spacing w:line="360" w:lineRule="auto"/>
+        <w:jc w:val="both"/>
+        <w:rPr>
+          <w:rFonts w:cs="Times New Roman"/>
+        </w:rPr>
+      </w:pPr>
+      <w:r>
+        <w:rPr>
+          <w:rFonts w:cs="Times New Roman"/>
+          <w:noProof/>
+        </w:rPr>
+        <w:drawing>
+          <wp:inline distT="0" distB="0" distL="0" distR="0" wp14:anchorId="3904C158" wp14:editId="067A2C5B">
+            <wp:extent cx="5463540" cy="2231683"/>
+            <wp:effectExtent l="0" t="0" r="3810" b="0"/>
+            <wp:docPr id="10" name="Picture 10"/>
+            <wp:cNvGraphicFramePr>
+              <a:graphicFrameLocks xmlns:a="http://schemas.openxmlformats.org/drawingml/2006/main" noChangeAspect="1"/>
+            </wp:cNvGraphicFramePr>
+            <a:graphic xmlns:a="http://schemas.openxmlformats.org/drawingml/2006/main">
+              <a:graphicData uri="http://schemas.openxmlformats.org/drawingml/2006/picture">
+                <pic:pic xmlns:pic="http://schemas.openxmlformats.org/drawingml/2006/picture">
+                  <pic:nvPicPr>
+                    <pic:cNvPr id="0" name="Picture 4"/>
+                    <pic:cNvPicPr>
+                      <a:picLocks noChangeAspect="1" noChangeArrowheads="1"/>
+                    </pic:cNvPicPr>
+                  </pic:nvPicPr>
+                  <pic:blipFill>
+                    <a:blip r:embed="rId10">
+                      <a:extLst>
+                        <a:ext uri="{28A0092B-C50C-407E-A947-70E740481C1C}">
+                          <a14:useLocalDpi xmlns:a14="http://schemas.microsoft.com/office/drawing/2010/main" val="0"/>
+                        </a:ext>
+                      </a:extLst>
+                    </a:blip>
+                    <a:srcRect/>
+                    <a:stretch>
+                      <a:fillRect/>
+                    </a:stretch>
+                  </pic:blipFill>
+                  <pic:spPr bwMode="auto">
+                    <a:xfrm>
+                      <a:off x="0" y="0"/>
+                      <a:ext cx="5485483" cy="2240646"/>
+                    </a:xfrm>
+                    <a:prstGeom prst="rect">
+                      <a:avLst/>
+                    </a:prstGeom>
+                    <a:noFill/>
+                    <a:ln>
+                      <a:noFill/>
+                    </a:ln>
+                  </pic:spPr>
+                </pic:pic>
+              </a:graphicData>
+            </a:graphic>
+          </wp:inline>
+        </w:drawing>
+      </w:r>
+    </w:p>
+    <w:p>
+      <w:pPr>
+        <w:spacing w:line="360" w:lineRule="auto"/>
+        <w:jc w:val="both"/>
+        <w:rPr>
+          <w:rFonts w:cs="Times New Roman"/>
+        </w:rPr>
+      </w:pPr>
+    </w:p>
+    <w:p>
+      <w:pPr>
+        <w:spacing w:line="360" w:lineRule="auto"/>
+        <w:jc w:val="both"/>
+        <w:rPr>
+          <w:rFonts w:cs="Times New Roman"/>
+        </w:rPr>
+      </w:pPr>
+      <w:r>
+        <w:rPr>
+          <w:rFonts w:cs="Times New Roman"/>
+          <w:noProof/>
+        </w:rPr>
+        <w:drawing>
+          <wp:inline distT="0" distB="0" distL="0" distR="0" wp14:anchorId="18045B4E" wp14:editId="7A2F744F">
+            <wp:extent cx="5501640" cy="2940685"/>
+            <wp:effectExtent l="0" t="0" r="3810" b="0"/>
+            <wp:docPr id="11" name="Picture 11"/>
+            <wp:cNvGraphicFramePr>
+              <a:graphicFrameLocks xmlns:a="http://schemas.openxmlformats.org/drawingml/2006/main" noChangeAspect="1"/>
+            </wp:cNvGraphicFramePr>
+            <a:graphic xmlns:a="http://schemas.openxmlformats.org/drawingml/2006/main">
+              <a:graphicData uri="http://schemas.openxmlformats.org/drawingml/2006/picture">
+                <pic:pic xmlns:pic="http://schemas.openxmlformats.org/drawingml/2006/picture">
+                  <pic:nvPicPr>
+                    <pic:cNvPr id="0" name="Picture 5"/>
+                    <pic:cNvPicPr>
+                      <a:picLocks noChangeAspect="1" noChangeArrowheads="1"/>
+                    </pic:cNvPicPr>
+                  </pic:nvPicPr>
+                  <pic:blipFill>
+                    <a:blip r:embed="rId11">
+                      <a:extLst>
+                        <a:ext uri="{28A0092B-C50C-407E-A947-70E740481C1C}">
+                          <a14:useLocalDpi xmlns:a14="http://schemas.microsoft.com/office/drawing/2010/main" val="0"/>
+                        </a:ext>
+                      </a:extLst>
+                    </a:blip>
+                    <a:srcRect/>
+                    <a:stretch>
+                      <a:fillRect/>
+                    </a:stretch>
+                  </pic:blipFill>
+                  <pic:spPr bwMode="auto">
+                    <a:xfrm>
+                      <a:off x="0" y="0"/>
+                      <a:ext cx="5527772" cy="2954653"/>
+                    </a:xfrm>
+                    <a:prstGeom prst="rect">
+                      <a:avLst/>
+                    </a:prstGeom>
+                    <a:noFill/>
+                    <a:ln>
+                      <a:noFill/>
+                    </a:ln>
+                  </pic:spPr>
+                </pic:pic>
+              </a:graphicData>
+            </a:graphic>
+          </wp:inline>
+        </w:drawing>
+      </w:r>
+    </w:p>
+    <w:p>
+      <w:pPr>
+        <w:spacing w:line="360" w:lineRule="auto"/>
+        <w:jc w:val="both"/>
+        <w:rPr>
+          <w:rFonts w:cs="Times New Roman"/>
+        </w:rPr>
+      </w:pPr>
+    </w:p>
+    <w:p>
+      <w:pPr>
+        <w:spacing w:line="360" w:lineRule="auto"/>
+        <w:jc w:val="both"/>
+        <w:rPr>
+          <w:rFonts w:cs="Times New Roman"/>
+        </w:rPr>
+      </w:pPr>
+      <w:r>
+        <w:rPr>
+          <w:rFonts w:cs="Times New Roman"/>
+          <w:noProof/>
+        </w:rPr>
+        <w:lastRenderedPageBreak/>
+        <w:drawing>
+          <wp:inline distT="0" distB="0" distL="0" distR="0" wp14:anchorId="098DE4A7" wp14:editId="23898827">
+            <wp:extent cx="5485874" cy="2971800"/>
+            <wp:effectExtent l="0" t="0" r="635" b="0"/>
+            <wp:docPr id="12" name="Picture 12"/>
+            <wp:cNvGraphicFramePr>
+              <a:graphicFrameLocks xmlns:a="http://schemas.openxmlformats.org/drawingml/2006/main" noChangeAspect="1"/>
+            </wp:cNvGraphicFramePr>
+            <a:graphic xmlns:a="http://schemas.openxmlformats.org/drawingml/2006/main">
+              <a:graphicData uri="http://schemas.openxmlformats.org/drawingml/2006/picture">
+                <pic:pic xmlns:pic="http://schemas.openxmlformats.org/drawingml/2006/picture">
+                  <pic:nvPicPr>
+                    <pic:cNvPr id="0" name="Picture 6"/>
+                    <pic:cNvPicPr>
+                      <a:picLocks noChangeAspect="1" noChangeArrowheads="1"/>
+                    </pic:cNvPicPr>
+                  </pic:nvPicPr>
+                  <pic:blipFill>
+                    <a:blip r:embed="rId12">
+                      <a:extLst>
+                        <a:ext uri="{28A0092B-C50C-407E-A947-70E740481C1C}">
+                          <a14:useLocalDpi xmlns:a14="http://schemas.microsoft.com/office/drawing/2010/main" val="0"/>
+                        </a:ext>
+                      </a:extLst>
+                    </a:blip>
+                    <a:srcRect/>
+                    <a:stretch>
+                      <a:fillRect/>
+                    </a:stretch>
+                  </pic:blipFill>
+                  <pic:spPr bwMode="auto">
+                    <a:xfrm>
+                      <a:off x="0" y="0"/>
+                      <a:ext cx="5498657" cy="2978725"/>
+                    </a:xfrm>
+                    <a:prstGeom prst="rect">
+                      <a:avLst/>
+                    </a:prstGeom>
+                    <a:noFill/>
+                    <a:ln>
+                      <a:noFill/>
+                    </a:ln>
+                  </pic:spPr>
+                </pic:pic>
+              </a:graphicData>
+            </a:graphic>
+          </wp:inline>
+        </w:drawing>
+      </w:r>
+    </w:p>
+    <w:p>
+      <w:pPr>
+        <w:spacing w:line="360" w:lineRule="auto"/>
+        <w:jc w:val="both"/>
+        <w:rPr>
+          <w:rFonts w:cs="Times New Roman"/>
+        </w:rPr>
+      </w:pPr>
+    </w:p>
+    <w:p>
+      <w:pPr>
+        <w:spacing w:line="360" w:lineRule="auto"/>
+        <w:jc w:val="both"/>
+        <w:rPr>
+          <w:rFonts w:cs="Times New Roman"/>
+        </w:rPr>
+      </w:pPr>
+      <w:proofErr w:type="gramStart"/>
+      <w:r>
+        <w:rPr>
+          <w:rFonts w:cs="Times New Roman"/>
+        </w:rPr>
+        <w:t>Similarly</w:t>
+      </w:r>
+      <w:proofErr w:type="gramEnd"/>
+      <w:r>
+        <w:rPr>
+          <w:rFonts w:cs="Times New Roman"/>
+        </w:rPr>
+        <w:t xml:space="preserve"> now the code for the crop derive class</w:t>
+      </w:r>
+    </w:p>
+    <w:p>
+      <w:pPr>
+        <w:spacing w:line="360" w:lineRule="auto"/>
+        <w:jc w:val="both"/>
+        <w:rPr>
+          <w:rFonts w:cs="Times New Roman"/>
+        </w:rPr>
+      </w:pPr>
+      <w:r>
+        <w:rPr>
+          <w:rFonts w:cs="Times New Roman"/>
+        </w:rPr>
+        <w:t xml:space="preserve">Below is the code of </w:t>
+      </w:r>
+      <w:r>
+        <w:rPr>
+          <w:rFonts w:cs="Times New Roman"/>
+          <w:b/>
+          <w:bCs/>
+        </w:rPr>
+        <w:t>Wheat</w:t>
+      </w:r>
+      <w:r>
+        <w:rPr>
+          <w:rFonts w:cs="Times New Roman"/>
+        </w:rPr>
+        <w:t xml:space="preserve"> child class overridden methods</w:t>
+      </w:r>
+    </w:p>
+    <w:p>
+      <w:pPr>
+        <w:spacing w:line="360" w:lineRule="auto"/>
+        <w:jc w:val="both"/>
+        <w:rPr>
+          <w:rFonts w:cs="Times New Roman"/>
+        </w:rPr>
+      </w:pPr>
+    </w:p>
+    <w:p>
+      <w:pPr>
+        <w:spacing w:line="360" w:lineRule="auto"/>
+        <w:jc w:val="both"/>
+        <w:rPr>
+          <w:rFonts w:cs="Times New Roman"/>
+        </w:rPr>
+      </w:pPr>
+      <w:r>
+        <w:rPr>
+          <w:rFonts w:cs="Times New Roman"/>
+          <w:noProof/>
+        </w:rPr>
+        <w:drawing>
+          <wp:inline distT="0" distB="0" distL="0" distR="0" wp14:anchorId="6E38FD75" wp14:editId="1B6061AD">
+            <wp:extent cx="5562600" cy="2217740"/>
+            <wp:effectExtent l="0" t="0" r="0" b="0"/>
+            <wp:docPr id="13" name="Picture 13"/>
+            <wp:cNvGraphicFramePr>
+              <a:graphicFrameLocks xmlns:a="http://schemas.openxmlformats.org/drawingml/2006/main" noChangeAspect="1"/>
+            </wp:cNvGraphicFramePr>
+            <a:graphic xmlns:a="http://schemas.openxmlformats.org/drawingml/2006/main">
+              <a:graphicData uri="http://schemas.openxmlformats.org/drawingml/2006/picture">
+                <pic:pic xmlns:pic="http://schemas.openxmlformats.org/drawingml/2006/picture">
+                  <pic:nvPicPr>
+                    <pic:cNvPr id="0" name="Picture 7"/>
+                    <pic:cNvPicPr>
+                      <a:picLocks noChangeAspect="1" noChangeArrowheads="1"/>
+                    </pic:cNvPicPr>
+                  </pic:nvPicPr>
+                  <pic:blipFill>
+                    <a:blip r:embed="rId13">
+                      <a:extLst>
+                        <a:ext uri="{28A0092B-C50C-407E-A947-70E740481C1C}">
+                          <a14:useLocalDpi xmlns:a14="http://schemas.microsoft.com/office/drawing/2010/main" val="0"/>
+                        </a:ext>
+                      </a:extLst>
+                    </a:blip>
+                    <a:srcRect/>
+                    <a:stretch>
+                      <a:fillRect/>
+                    </a:stretch>
+                  </pic:blipFill>
+                  <pic:spPr bwMode="auto">
+                    <a:xfrm>
+                      <a:off x="0" y="0"/>
+                      <a:ext cx="5611013" cy="2237042"/>
+                    </a:xfrm>
+                    <a:prstGeom prst="rect">
+                      <a:avLst/>
+                    </a:prstGeom>
+                    <a:noFill/>
+                    <a:ln>
+                      <a:noFill/>
+                    </a:ln>
+                  </pic:spPr>
+                </pic:pic>
+              </a:graphicData>
+            </a:graphic>
+          </wp:inline>
+        </w:drawing>
+      </w:r>
+    </w:p>
+    <w:p>
+      <w:pPr>
+        <w:spacing w:line="360" w:lineRule="auto"/>
+        <w:jc w:val="both"/>
+        <w:rPr>
+          <w:rFonts w:cs="Times New Roman"/>
+        </w:rPr>
+      </w:pPr>
+    </w:p>
+    <w:p>
+      <w:pPr>
+        <w:spacing w:line="360" w:lineRule="auto"/>
+        <w:jc w:val="both"/>
+        <w:rPr>
+          <w:rFonts w:cs="Times New Roman"/>
+        </w:rPr>
+      </w:pPr>
+      <w:r>
+        <w:rPr>
+          <w:rFonts w:cs="Times New Roman"/>
+          <w:noProof/>
+        </w:rPr>
+        <w:lastRenderedPageBreak/>
+        <w:drawing>
+          <wp:inline distT="0" distB="0" distL="0" distR="0" wp14:anchorId="5B8FDA2D" wp14:editId="38B1D042">
+            <wp:extent cx="5570220" cy="3513935"/>
+            <wp:effectExtent l="0" t="0" r="0" b="0"/>
+            <wp:docPr id="14" name="Picture 14"/>
+            <wp:cNvGraphicFramePr>
+              <a:graphicFrameLocks xmlns:a="http://schemas.openxmlformats.org/drawingml/2006/main" noChangeAspect="1"/>
+            </wp:cNvGraphicFramePr>
+            <a:graphic xmlns:a="http://schemas.openxmlformats.org/drawingml/2006/main">
+              <a:graphicData uri="http://schemas.openxmlformats.org/drawingml/2006/picture">
+                <pic:pic xmlns:pic="http://schemas.openxmlformats.org/drawingml/2006/picture">
+                  <pic:nvPicPr>
+                    <pic:cNvPr id="0" name="Picture 8"/>
+                    <pic:cNvPicPr>
+                      <a:picLocks noChangeAspect="1" noChangeArrowheads="1"/>
+                    </pic:cNvPicPr>
+                  </pic:nvPicPr>
+                  <pic:blipFill>
+                    <a:blip r:embed="rId14">
+                      <a:extLst>
+                        <a:ext uri="{28A0092B-C50C-407E-A947-70E740481C1C}">
+                          <a14:useLocalDpi xmlns:a14="http://schemas.microsoft.com/office/drawing/2010/main" val="0"/>
+                        </a:ext>
+                      </a:extLst>
+                    </a:blip>
+                    <a:srcRect/>
+                    <a:stretch>
+                      <a:fillRect/>
+                    </a:stretch>
+                  </pic:blipFill>
+                  <pic:spPr bwMode="auto">
+                    <a:xfrm>
+                      <a:off x="0" y="0"/>
+                      <a:ext cx="5600485" cy="3533028"/>
+                    </a:xfrm>
+                    <a:prstGeom prst="rect">
+                      <a:avLst/>
+                    </a:prstGeom>
+                    <a:noFill/>
+                    <a:ln>
+                      <a:noFill/>
+                    </a:ln>
+                  </pic:spPr>
+                </pic:pic>
+              </a:graphicData>
+            </a:graphic>
+          </wp:inline>
+        </w:drawing>
+      </w:r>
+    </w:p>
+    <w:p>
+      <w:pPr>
+        <w:spacing w:line="360" w:lineRule="auto"/>
+        <w:jc w:val="both"/>
+        <w:rPr>
+          <w:rFonts w:cs="Times New Roman"/>
+        </w:rPr>
+      </w:pPr>
+    </w:p>
+    <w:p>
+      <w:pPr>
+        <w:spacing w:line="360" w:lineRule="auto"/>
+        <w:jc w:val="both"/>
+        <w:rPr>
+          <w:rFonts w:cs="Times New Roman"/>
+        </w:rPr>
+      </w:pPr>
+      <w:r>
+        <w:rPr>
+          <w:rFonts w:cs="Times New Roman"/>
+        </w:rPr>
+        <w:t xml:space="preserve">Variables (including static too) and objects </w:t>
+      </w:r>
+    </w:p>
+    <w:p>
+      <w:pPr>
+        <w:spacing w:line="360" w:lineRule="auto"/>
+        <w:jc w:val="both"/>
+        <w:rPr>
+          <w:rFonts w:cs="Times New Roman"/>
+        </w:rPr>
+      </w:pPr>
+    </w:p>
+    <w:p>
+      <w:pPr>
+        <w:spacing w:line="360" w:lineRule="auto"/>
+        <w:jc w:val="both"/>
+        <w:rPr>
+          <w:rFonts w:cs="Times New Roman"/>
+        </w:rPr>
+      </w:pPr>
+      <w:r>
+        <w:rPr>
+          <w:rFonts w:cs="Times New Roman"/>
+          <w:noProof/>
+        </w:rPr>
+        <w:drawing>
+          <wp:inline distT="0" distB="0" distL="0" distR="0" wp14:anchorId="188F3AA3" wp14:editId="49C93DB4">
+            <wp:extent cx="5615043" cy="2956560"/>
+            <wp:effectExtent l="0" t="0" r="5080" b="0"/>
+            <wp:docPr id="15" name="Picture 15"/>
+            <wp:cNvGraphicFramePr>
+              <a:graphicFrameLocks xmlns:a="http://schemas.openxmlformats.org/drawingml/2006/main" noChangeAspect="1"/>
+            </wp:cNvGraphicFramePr>
+            <a:graphic xmlns:a="http://schemas.openxmlformats.org/drawingml/2006/main">
+              <a:graphicData uri="http://schemas.openxmlformats.org/drawingml/2006/picture">
+                <pic:pic xmlns:pic="http://schemas.openxmlformats.org/drawingml/2006/picture">
+                  <pic:nvPicPr>
+                    <pic:cNvPr id="0" name="Picture 9"/>
+                    <pic:cNvPicPr>
+                      <a:picLocks noChangeAspect="1" noChangeArrowheads="1"/>
+                    </pic:cNvPicPr>
+                  </pic:nvPicPr>
+                  <pic:blipFill>
+                    <a:blip r:embed="rId15">
+                      <a:extLst>
+                        <a:ext uri="{28A0092B-C50C-407E-A947-70E740481C1C}">
+                          <a14:useLocalDpi xmlns:a14="http://schemas.microsoft.com/office/drawing/2010/main" val="0"/>
+                        </a:ext>
+                      </a:extLst>
+                    </a:blip>
+                    <a:srcRect/>
+                    <a:stretch>
+                      <a:fillRect/>
+                    </a:stretch>
+                  </pic:blipFill>
+                  <pic:spPr bwMode="auto">
+                    <a:xfrm>
+                      <a:off x="0" y="0"/>
+                      <a:ext cx="5643810" cy="2971707"/>
+                    </a:xfrm>
+                    <a:prstGeom prst="rect">
+                      <a:avLst/>
+                    </a:prstGeom>
+                    <a:noFill/>
+                    <a:ln>
+                      <a:noFill/>
+                    </a:ln>
+                  </pic:spPr>
+                </pic:pic>
+              </a:graphicData>
+            </a:graphic>
+          </wp:inline>
+        </w:drawing>
+      </w:r>
+      <w:r>
+        <w:rPr>
+          <w:rFonts w:cs="Times New Roman"/>
+        </w:rPr>
+        <w:br w:type="page"/>
+      </w:r>
+    </w:p>
+    <w:p>
+      <w:pPr>
+        <w:spacing w:line="360" w:lineRule="auto"/>
+        <w:jc w:val="both"/>
+        <w:outlineLvl w:val="0"/>
+        <w:rPr>
+          <w:rFonts w:eastAsia="Verdana" w:cs="Times New Roman"/>
+          <w:b/>
+          <w:bCs/>
+          <w:color w:val="000000"/>
+          <w:sz w:val="28"/>
+          <w:szCs w:val="34"/>
+          <w:lang w:val="en-PK"/>
+        </w:rPr>
+      </w:pPr>
+      <w:bookmarkStart w:id="16" w:name="_Toc201581825"/>
+      <w:r>
+        <w:rPr>
+          <w:rFonts w:eastAsia="Verdana" w:cs="Times New Roman"/>
+          <w:b/>
+          <w:bCs/>
+          <w:color w:val="000000"/>
+          <w:sz w:val="28"/>
+          <w:szCs w:val="34"/>
+        </w:rPr>
+        <w:lastRenderedPageBreak/>
+        <w:t xml:space="preserve">6. </w:t>
+      </w:r>
+      <w:r>
+        <w:rPr>
+          <w:rFonts w:eastAsia="Verdana" w:cs="Times New Roman"/>
+          <w:b/>
+          <w:bCs/>
+          <w:color w:val="000000"/>
+          <w:sz w:val="28"/>
+          <w:szCs w:val="34"/>
+          <w:lang w:val="en-PK"/>
+        </w:rPr>
+        <w:t>Code + Output:</w:t>
+      </w:r>
+      <w:bookmarkEnd w:id="16"/>
+    </w:p>
+    <w:p>
+      <w:pPr>
+        <w:keepNext/>
+        <w:keepLines/>
+        <w:spacing w:before="40" w:line="360" w:lineRule="auto"/>
+        <w:jc w:val="both"/>
+        <w:outlineLvl w:val="1"/>
+        <w:rPr>
+          <w:rFonts w:eastAsia="Times New Roman" w:cs="Times New Roman"/>
+          <w:b/>
+          <w:color w:val="000000"/>
+          <w:szCs w:val="26"/>
+        </w:rPr>
+      </w:pPr>
+      <w:bookmarkStart w:id="17" w:name="_Toc201581826"/>
+      <w:r>
+        <w:rPr>
+          <w:rFonts w:eastAsia="Times New Roman" w:cs="Times New Roman"/>
+          <w:b/>
+          <w:color w:val="000000"/>
+          <w:szCs w:val="26"/>
+        </w:rPr>
+        <w:t>6.1. Day Simulation:</w:t>
+      </w:r>
+      <w:bookmarkEnd w:id="17"/>
+    </w:p>
+    <w:p>
+      <w:pPr>
+        <w:spacing w:line="360" w:lineRule="auto"/>
+        <w:jc w:val="both"/>
+        <w:rPr>
+          <w:rFonts w:cs="Times New Roman"/>
+        </w:rPr>
+      </w:pPr>
+    </w:p>
+    <w:p>
+      <w:pPr>
+        <w:spacing w:line="360" w:lineRule="auto"/>
+        <w:jc w:val="both"/>
+        <w:rPr>
+          <w:rFonts w:cs="Times New Roman"/>
+        </w:rPr>
+      </w:pPr>
+      <w:r>
+        <w:rPr>
+          <w:rFonts w:cs="Times New Roman"/>
+          <w:noProof/>
+        </w:rPr>
+        <w:drawing>
+          <wp:inline distT="0" distB="0" distL="0" distR="0" wp14:anchorId="48510EF6" wp14:editId="68B7D4C6">
+            <wp:extent cx="6111240" cy="2461260"/>
+            <wp:effectExtent l="0" t="0" r="3810" b="0"/>
+            <wp:docPr id="20" name="Picture 20"/>
+            <wp:cNvGraphicFramePr>
+              <a:graphicFrameLocks xmlns:a="http://schemas.openxmlformats.org/drawingml/2006/main" noChangeAspect="1"/>
+            </wp:cNvGraphicFramePr>
+            <a:graphic xmlns:a="http://schemas.openxmlformats.org/drawingml/2006/main">
+              <a:graphicData uri="http://schemas.openxmlformats.org/drawingml/2006/picture">
+                <pic:pic xmlns:pic="http://schemas.openxmlformats.org/drawingml/2006/picture">
+                  <pic:nvPicPr>
+                    <pic:cNvPr id="0" name="Picture 6"/>
+                    <pic:cNvPicPr>
+                      <a:picLocks noChangeAspect="1" noChangeArrowheads="1"/>
+                    </pic:cNvPicPr>
+                  </pic:nvPicPr>
+                  <pic:blipFill>
+                    <a:blip r:embed="rId16" cstate="print">
+                      <a:extLst>
+                        <a:ext uri="{28A0092B-C50C-407E-A947-70E740481C1C}">
+                          <a14:useLocalDpi xmlns:a14="http://schemas.microsoft.com/office/drawing/2010/main" val="0"/>
+                        </a:ext>
+                      </a:extLst>
+                    </a:blip>
+                    <a:srcRect/>
+                    <a:stretch>
+                      <a:fillRect/>
+                    </a:stretch>
+                  </pic:blipFill>
+                  <pic:spPr bwMode="auto">
+                    <a:xfrm>
+                      <a:off x="0" y="0"/>
+                      <a:ext cx="6111240" cy="2461260"/>
+                    </a:xfrm>
+                    <a:prstGeom prst="rect">
+                      <a:avLst/>
+                    </a:prstGeom>
+                    <a:noFill/>
+                    <a:ln>
+                      <a:noFill/>
+                    </a:ln>
+                  </pic:spPr>
+                </pic:pic>
+              </a:graphicData>
+            </a:graphic>
+          </wp:inline>
+        </w:drawing>
+      </w:r>
+    </w:p>
+    <w:p>
+      <w:pPr>
+        <w:spacing w:line="360" w:lineRule="auto"/>
+        <w:jc w:val="both"/>
+        <w:rPr>
+          <w:rFonts w:cs="Times New Roman"/>
+        </w:rPr>
+      </w:pPr>
+    </w:p>
+    <w:p>
+      <w:pPr>
+        <w:spacing w:line="360" w:lineRule="auto"/>
+        <w:jc w:val="both"/>
+        <w:rPr>
+          <w:rFonts w:cs="Times New Roman"/>
+        </w:rPr>
+      </w:pPr>
+      <w:r>
+        <w:rPr>
+          <w:rFonts w:cs="Times New Roman"/>
+          <w:noProof/>
+        </w:rPr>
+        <w:drawing>
+          <wp:inline distT="0" distB="0" distL="0" distR="0" wp14:anchorId="6F6A8EDC" wp14:editId="65F79371">
+            <wp:extent cx="5591175" cy="3000332"/>
+            <wp:effectExtent l="0" t="0" r="0" b="0"/>
+            <wp:docPr id="23" name="Picture 23"/>
+            <wp:cNvGraphicFramePr>
+              <a:graphicFrameLocks xmlns:a="http://schemas.openxmlformats.org/drawingml/2006/main" noChangeAspect="1"/>
+            </wp:cNvGraphicFramePr>
+            <a:graphic xmlns:a="http://schemas.openxmlformats.org/drawingml/2006/main">
+              <a:graphicData uri="http://schemas.openxmlformats.org/drawingml/2006/picture">
+                <pic:pic xmlns:pic="http://schemas.openxmlformats.org/drawingml/2006/picture">
+                  <pic:nvPicPr>
+                    <pic:cNvPr id="0" name="Picture 9"/>
+                    <pic:cNvPicPr>
+                      <a:picLocks noChangeAspect="1" noChangeArrowheads="1"/>
+                    </pic:cNvPicPr>
+                  </pic:nvPicPr>
+                  <pic:blipFill>
+                    <a:blip r:embed="rId17">
+                      <a:extLst>
+                        <a:ext uri="{28A0092B-C50C-407E-A947-70E740481C1C}">
+                          <a14:useLocalDpi xmlns:a14="http://schemas.microsoft.com/office/drawing/2010/main" val="0"/>
+                        </a:ext>
+                      </a:extLst>
+                    </a:blip>
+                    <a:srcRect/>
+                    <a:stretch>
+                      <a:fillRect/>
+                    </a:stretch>
+                  </pic:blipFill>
+                  <pic:spPr bwMode="auto">
+                    <a:xfrm>
+                      <a:off x="0" y="0"/>
+                      <a:ext cx="5612395" cy="3011719"/>
+                    </a:xfrm>
+                    <a:prstGeom prst="rect">
+                      <a:avLst/>
+                    </a:prstGeom>
+                    <a:noFill/>
+                    <a:ln>
+                      <a:noFill/>
+                    </a:ln>
+                  </pic:spPr>
+                </pic:pic>
+              </a:graphicData>
+            </a:graphic>
+          </wp:inline>
+        </w:drawing>
+      </w:r>
+    </w:p>
+    <w:p>
+      <w:pPr>
+        <w:spacing w:line="360" w:lineRule="auto"/>
+        <w:jc w:val="both"/>
+        <w:rPr>
+          <w:rFonts w:cs="Times New Roman"/>
+        </w:rPr>
+      </w:pPr>
+    </w:p>
+    <w:p>
+      <w:pPr>
+        <w:spacing w:line="360" w:lineRule="auto"/>
+        <w:jc w:val="both"/>
+        <w:rPr>
+          <w:rFonts w:cs="Times New Roman"/>
+        </w:rPr>
+      </w:pPr>
+    </w:p>
+    <w:p>
+      <w:pPr>
+        <w:spacing w:line="360" w:lineRule="auto"/>
+        <w:jc w:val="both"/>
+        <w:rPr>
+          <w:rFonts w:cs="Times New Roman"/>
+        </w:rPr>
+      </w:pPr>
+      <w:r>
+        <w:rPr>
+          <w:rFonts w:cs="Times New Roman"/>
+          <w:noProof/>
+        </w:rPr>
+        <w:drawing>
+          <wp:inline distT="0" distB="0" distL="0" distR="0" wp14:anchorId="65E04A43" wp14:editId="688DE1FA">
+            <wp:extent cx="5591175" cy="1190625"/>
+            <wp:effectExtent l="0" t="0" r="0" b="9525"/>
+            <wp:docPr id="21" name="Picture 21"/>
+            <wp:cNvGraphicFramePr>
+              <a:graphicFrameLocks xmlns:a="http://schemas.openxmlformats.org/drawingml/2006/main" noChangeAspect="1"/>
+            </wp:cNvGraphicFramePr>
+            <a:graphic xmlns:a="http://schemas.openxmlformats.org/drawingml/2006/main">
+              <a:graphicData uri="http://schemas.openxmlformats.org/drawingml/2006/picture">
+                <pic:pic xmlns:pic="http://schemas.openxmlformats.org/drawingml/2006/picture">
+                  <pic:nvPicPr>
+                    <pic:cNvPr id="0" name="Picture 7"/>
+                    <pic:cNvPicPr>
+                      <a:picLocks noChangeAspect="1" noChangeArrowheads="1"/>
+                    </pic:cNvPicPr>
+                  </pic:nvPicPr>
+                  <pic:blipFill rotWithShape="1">
+                    <a:blip r:embed="rId18">
+                      <a:extLst>
+                        <a:ext uri="{28A0092B-C50C-407E-A947-70E740481C1C}">
+                          <a14:useLocalDpi xmlns:a14="http://schemas.microsoft.com/office/drawing/2010/main" val="0"/>
+                        </a:ext>
+                      </a:extLst>
+                    </a:blip>
+                    <a:srcRect t="54710"/>
+                    <a:stretch/>
+                  </pic:blipFill>
+                  <pic:spPr bwMode="auto">
+                    <a:xfrm>
+                      <a:off x="0" y="0"/>
+                      <a:ext cx="5697393" cy="1213244"/>
+                    </a:xfrm>
+                    <a:prstGeom prst="rect">
+                      <a:avLst/>
+                    </a:prstGeom>
+                    <a:noFill/>
+                    <a:ln>
+                      <a:noFill/>
+                    </a:ln>
+                    <a:extLst>
+                      <a:ext uri="{53640926-AAD7-44D8-BBD7-CCE9431645EC}">
+                        <a14:shadowObscured xmlns:a14="http://schemas.microsoft.com/office/drawing/2010/main"/>
+                      </a:ext>
+                    </a:extLst>
+                  </pic:spPr>
+                </pic:pic>
+              </a:graphicData>
+            </a:graphic>
+          </wp:inline>
+        </w:drawing>
+      </w:r>
+    </w:p>
+    <w:p>
+      <w:pPr>
+        <w:spacing w:line="360" w:lineRule="auto"/>
+        <w:jc w:val="both"/>
+        <w:rPr>
+          <w:rFonts w:cs="Times New Roman"/>
+        </w:rPr>
+      </w:pPr>
+    </w:p>
+    <w:p>
+      <w:pPr>
+        <w:spacing w:line="360" w:lineRule="auto"/>
+        <w:jc w:val="both"/>
+        <w:rPr>
+          <w:rFonts w:cs="Times New Roman"/>
+        </w:rPr>
+      </w:pPr>
+      <w:r>
+        <w:rPr>
+          <w:rFonts w:cs="Times New Roman"/>
+          <w:noProof/>
+        </w:rPr>
+        <w:lastRenderedPageBreak/>
+        <w:drawing>
+          <wp:inline distT="0" distB="0" distL="0" distR="0" wp14:anchorId="26231468" wp14:editId="2AD2926E">
+            <wp:extent cx="5628005" cy="1276085"/>
+            <wp:effectExtent l="0" t="0" r="0" b="635"/>
+            <wp:docPr id="22" name="Picture 22"/>
+            <wp:cNvGraphicFramePr>
+              <a:graphicFrameLocks xmlns:a="http://schemas.openxmlformats.org/drawingml/2006/main" noChangeAspect="1"/>
+            </wp:cNvGraphicFramePr>
+            <a:graphic xmlns:a="http://schemas.openxmlformats.org/drawingml/2006/main">
+              <a:graphicData uri="http://schemas.openxmlformats.org/drawingml/2006/picture">
+                <pic:pic xmlns:pic="http://schemas.openxmlformats.org/drawingml/2006/picture">
+                  <pic:nvPicPr>
+                    <pic:cNvPr id="0" name="Picture 8"/>
+                    <pic:cNvPicPr>
+                      <a:picLocks noChangeAspect="1" noChangeArrowheads="1"/>
+                    </pic:cNvPicPr>
+                  </pic:nvPicPr>
+                  <pic:blipFill rotWithShape="1">
+                    <a:blip r:embed="rId19">
+                      <a:extLst>
+                        <a:ext uri="{28A0092B-C50C-407E-A947-70E740481C1C}">
+                          <a14:useLocalDpi xmlns:a14="http://schemas.microsoft.com/office/drawing/2010/main" val="0"/>
+                        </a:ext>
+                      </a:extLst>
+                    </a:blip>
+                    <a:srcRect t="53152"/>
+                    <a:stretch/>
+                  </pic:blipFill>
+                  <pic:spPr bwMode="auto">
+                    <a:xfrm>
+                      <a:off x="0" y="0"/>
+                      <a:ext cx="5643396" cy="1279575"/>
+                    </a:xfrm>
+                    <a:prstGeom prst="rect">
+                      <a:avLst/>
+                    </a:prstGeom>
+                    <a:noFill/>
+                    <a:ln>
+                      <a:noFill/>
+                    </a:ln>
+                    <a:extLst>
+                      <a:ext uri="{53640926-AAD7-44D8-BBD7-CCE9431645EC}">
+                        <a14:shadowObscured xmlns:a14="http://schemas.microsoft.com/office/drawing/2010/main"/>
+                      </a:ext>
+                    </a:extLst>
+                  </pic:spPr>
+                </pic:pic>
+              </a:graphicData>
+            </a:graphic>
+          </wp:inline>
+        </w:drawing>
+      </w:r>
+    </w:p>
+    <w:p>
+      <w:pPr>
+        <w:spacing w:line="360" w:lineRule="auto"/>
+        <w:jc w:val="both"/>
+        <w:rPr>
+          <w:rFonts w:cs="Times New Roman"/>
+        </w:rPr>
+      </w:pPr>
+    </w:p>
+    <w:p>
+      <w:pPr>
+        <w:keepNext/>
+        <w:keepLines/>
+        <w:spacing w:before="40" w:line="360" w:lineRule="auto"/>
+        <w:jc w:val="both"/>
+        <w:outlineLvl w:val="1"/>
+        <w:rPr>
+          <w:rFonts w:eastAsia="Times New Roman" w:cs="Times New Roman"/>
+          <w:b/>
+          <w:color w:val="000000"/>
+          <w:szCs w:val="26"/>
+        </w:rPr>
+      </w:pPr>
+      <w:bookmarkStart w:id="18" w:name="_Toc201581827"/>
+      <w:r>
+        <w:rPr>
+          <w:rFonts w:eastAsia="Times New Roman" w:cs="Times New Roman"/>
+          <w:b/>
+          <w:color w:val="000000"/>
+          <w:szCs w:val="26"/>
+        </w:rPr>
+        <w:t>6.2. Market Transactions:</w:t>
+      </w:r>
+      <w:bookmarkEnd w:id="18"/>
+    </w:p>
+    <w:p>
+      <w:pPr>
+        <w:spacing w:line="360" w:lineRule="auto"/>
+        <w:jc w:val="both"/>
+        <w:rPr>
+          <w:rFonts w:cs="Times New Roman"/>
+        </w:rPr>
+      </w:pPr>
+      <w:r>
+        <w:rPr>
+          <w:rFonts w:cs="Times New Roman"/>
+        </w:rPr>
+        <w:t>Buying goods</w:t>
+      </w:r>
+    </w:p>
+    <w:p>
+      <w:pPr>
+        <w:spacing w:line="360" w:lineRule="auto"/>
+        <w:jc w:val="both"/>
+        <w:rPr>
+          <w:rFonts w:cs="Times New Roman"/>
+        </w:rPr>
+      </w:pPr>
+      <w:r>
+        <w:rPr>
+          <w:rFonts w:cs="Times New Roman"/>
+          <w:noProof/>
+        </w:rPr>
+        <w:drawing>
+          <wp:inline distT="0" distB="0" distL="0" distR="0" wp14:anchorId="6B4845B9" wp14:editId="4EA7BA26">
+            <wp:extent cx="5696870" cy="2468880"/>
+            <wp:effectExtent l="0" t="0" r="0" b="7620"/>
+            <wp:docPr id="1" name="Picture 1"/>
+            <wp:cNvGraphicFramePr>
+              <a:graphicFrameLocks xmlns:a="http://schemas.openxmlformats.org/drawingml/2006/main" noChangeAspect="1"/>
+            </wp:cNvGraphicFramePr>
+            <a:graphic xmlns:a="http://schemas.openxmlformats.org/drawingml/2006/main">
+              <a:graphicData uri="http://schemas.openxmlformats.org/drawingml/2006/picture">
+                <pic:pic xmlns:pic="http://schemas.openxmlformats.org/drawingml/2006/picture">
+                  <pic:nvPicPr>
+                    <pic:cNvPr id="0" name="Picture 1"/>
+                    <pic:cNvPicPr>
+                      <a:picLocks noChangeAspect="1" noChangeArrowheads="1"/>
+                    </pic:cNvPicPr>
+                  </pic:nvPicPr>
+                  <pic:blipFill>
+                    <a:blip r:embed="rId20" cstate="print">
+                      <a:extLst>
+                        <a:ext uri="{28A0092B-C50C-407E-A947-70E740481C1C}">
+                          <a14:useLocalDpi xmlns:a14="http://schemas.microsoft.com/office/drawing/2010/main" val="0"/>
+                        </a:ext>
+                      </a:extLst>
+                    </a:blip>
+                    <a:srcRect/>
+                    <a:stretch>
+                      <a:fillRect/>
+                    </a:stretch>
+                  </pic:blipFill>
+                  <pic:spPr bwMode="auto">
+                    <a:xfrm>
+                      <a:off x="0" y="0"/>
+                      <a:ext cx="5706568" cy="2473083"/>
+                    </a:xfrm>
+                    <a:prstGeom prst="rect">
+                      <a:avLst/>
+                    </a:prstGeom>
+                    <a:noFill/>
+                    <a:ln>
+                      <a:noFill/>
+                    </a:ln>
+                  </pic:spPr>
+                </pic:pic>
+              </a:graphicData>
+            </a:graphic>
+          </wp:inline>
+        </w:drawing>
+      </w:r>
+    </w:p>
+    <w:p>
+      <w:pPr>
+        <w:spacing w:line="360" w:lineRule="auto"/>
+        <w:jc w:val="both"/>
+        <w:rPr>
+          <w:rFonts w:cs="Times New Roman"/>
+        </w:rPr>
+      </w:pPr>
+      <w:r>
+        <w:rPr>
+          <w:rFonts w:cs="Times New Roman"/>
+          <w:noProof/>
+        </w:rPr>
+        <w:drawing>
+          <wp:inline distT="0" distB="0" distL="0" distR="0" wp14:anchorId="139D2C08" wp14:editId="0FAEFBC9">
+            <wp:extent cx="5705475" cy="3306445"/>
+            <wp:effectExtent l="0" t="0" r="9525" b="8255"/>
+            <wp:docPr id="24" name="Picture 24"/>
+            <wp:cNvGraphicFramePr>
+              <a:graphicFrameLocks xmlns:a="http://schemas.openxmlformats.org/drawingml/2006/main" noChangeAspect="1"/>
+            </wp:cNvGraphicFramePr>
+            <a:graphic xmlns:a="http://schemas.openxmlformats.org/drawingml/2006/main">
+              <a:graphicData uri="http://schemas.openxmlformats.org/drawingml/2006/picture">
+                <pic:pic xmlns:pic="http://schemas.openxmlformats.org/drawingml/2006/picture">
+                  <pic:nvPicPr>
+                    <pic:cNvPr id="0" name="Picture 10"/>
+                    <pic:cNvPicPr>
+                      <a:picLocks noChangeAspect="1" noChangeArrowheads="1"/>
+                    </pic:cNvPicPr>
+                  </pic:nvPicPr>
+                  <pic:blipFill>
+                    <a:blip r:embed="rId21">
+                      <a:extLst>
+                        <a:ext uri="{28A0092B-C50C-407E-A947-70E740481C1C}">
+                          <a14:useLocalDpi xmlns:a14="http://schemas.microsoft.com/office/drawing/2010/main" val="0"/>
+                        </a:ext>
+                      </a:extLst>
+                    </a:blip>
+                    <a:srcRect/>
+                    <a:stretch>
+                      <a:fillRect/>
+                    </a:stretch>
+                  </pic:blipFill>
+                  <pic:spPr bwMode="auto">
+                    <a:xfrm>
+                      <a:off x="0" y="0"/>
+                      <a:ext cx="5719286" cy="3314449"/>
+                    </a:xfrm>
+                    <a:prstGeom prst="rect">
+                      <a:avLst/>
+                    </a:prstGeom>
+                    <a:noFill/>
+                    <a:ln>
+                      <a:noFill/>
+                    </a:ln>
+                  </pic:spPr>
+                </pic:pic>
+              </a:graphicData>
+            </a:graphic>
+          </wp:inline>
+        </w:drawing>
+      </w:r>
+    </w:p>
+    <w:p>
+      <w:pPr>
+        <w:spacing w:line="360" w:lineRule="auto"/>
+        <w:jc w:val="both"/>
+        <w:rPr>
+          <w:rFonts w:cs="Times New Roman"/>
+        </w:rPr>
+      </w:pPr>
+    </w:p>
+    <w:p>
+      <w:pPr>
+        <w:spacing w:line="360" w:lineRule="auto"/>
+        <w:jc w:val="both"/>
+        <w:rPr>
+          <w:rFonts w:cs="Times New Roman"/>
+        </w:rPr>
+      </w:pPr>
+    </w:p>
+    <w:p>
+      <w:pPr>
+        <w:spacing w:line="360" w:lineRule="auto"/>
+        <w:jc w:val="both"/>
+        <w:rPr>
+          <w:rFonts w:cs="Times New Roman"/>
+        </w:rPr>
+      </w:pPr>
+    </w:p>
+    <w:p>
+      <w:pPr>
+        <w:spacing w:line="360" w:lineRule="auto"/>
+        <w:jc w:val="both"/>
+        <w:rPr>
+          <w:rFonts w:cs="Times New Roman"/>
+        </w:rPr>
+      </w:pPr>
+    </w:p>
+    <w:p>
+      <w:pPr>
+        <w:spacing w:line="360" w:lineRule="auto"/>
+        <w:jc w:val="both"/>
+        <w:rPr>
+          <w:rFonts w:cs="Times New Roman"/>
+        </w:rPr>
+      </w:pPr>
+      <w:r>
+        <w:rPr>
+          <w:rFonts w:cs="Times New Roman"/>
+        </w:rPr>
+        <w:lastRenderedPageBreak/>
+        <w:t>Selling goods</w:t>
+      </w:r>
+    </w:p>
+    <w:p>
+      <w:pPr>
+        <w:spacing w:line="360" w:lineRule="auto"/>
+        <w:jc w:val="both"/>
+        <w:rPr>
+          <w:rFonts w:cs="Times New Roman"/>
+        </w:rPr>
+      </w:pPr>
+      <w:r>
+        <w:rPr>
+          <w:rFonts w:cs="Times New Roman"/>
+          <w:noProof/>
+        </w:rPr>
+        <w:drawing>
+          <wp:inline distT="0" distB="0" distL="0" distR="0" wp14:anchorId="46FE0F6F" wp14:editId="1BA2DEC2">
+            <wp:extent cx="5562600" cy="1683327"/>
+            <wp:effectExtent l="0" t="0" r="0" b="0"/>
+            <wp:docPr id="3" name="Picture 3"/>
+            <wp:cNvGraphicFramePr>
+              <a:graphicFrameLocks xmlns:a="http://schemas.openxmlformats.org/drawingml/2006/main" noChangeAspect="1"/>
+            </wp:cNvGraphicFramePr>
+            <a:graphic xmlns:a="http://schemas.openxmlformats.org/drawingml/2006/main">
+              <a:graphicData uri="http://schemas.openxmlformats.org/drawingml/2006/picture">
+                <pic:pic xmlns:pic="http://schemas.openxmlformats.org/drawingml/2006/picture">
+                  <pic:nvPicPr>
+                    <pic:cNvPr id="0" name="Picture 3"/>
+                    <pic:cNvPicPr>
+                      <a:picLocks noChangeAspect="1" noChangeArrowheads="1"/>
+                    </pic:cNvPicPr>
+                  </pic:nvPicPr>
+                  <pic:blipFill>
+                    <a:blip r:embed="rId22" cstate="print">
+                      <a:extLst>
+                        <a:ext uri="{28A0092B-C50C-407E-A947-70E740481C1C}">
+                          <a14:useLocalDpi xmlns:a14="http://schemas.microsoft.com/office/drawing/2010/main" val="0"/>
+                        </a:ext>
+                      </a:extLst>
+                    </a:blip>
+                    <a:srcRect/>
+                    <a:stretch>
+                      <a:fillRect/>
+                    </a:stretch>
+                  </pic:blipFill>
+                  <pic:spPr bwMode="auto">
+                    <a:xfrm>
+                      <a:off x="0" y="0"/>
+                      <a:ext cx="5571026" cy="1685877"/>
+                    </a:xfrm>
+                    <a:prstGeom prst="rect">
+                      <a:avLst/>
+                    </a:prstGeom>
+                    <a:noFill/>
+                    <a:ln>
+                      <a:noFill/>
+                    </a:ln>
+                  </pic:spPr>
+                </pic:pic>
+              </a:graphicData>
+            </a:graphic>
+          </wp:inline>
+        </w:drawing>
+      </w:r>
+      <w:r>
+        <w:rPr>
+          <w:rFonts w:cs="Times New Roman"/>
+        </w:rPr>
+        <w:br/>
+      </w:r>
+      <w:r>
+        <w:rPr>
+          <w:rFonts w:cs="Times New Roman"/>
+          <w:noProof/>
+        </w:rPr>
+        <w:drawing>
+          <wp:inline distT="0" distB="0" distL="0" distR="0" wp14:anchorId="52486C40" wp14:editId="3F6DC0CC">
+            <wp:extent cx="5554980" cy="2844570"/>
+            <wp:effectExtent l="0" t="0" r="7620" b="0"/>
+            <wp:docPr id="25" name="Picture 25"/>
+            <wp:cNvGraphicFramePr>
+              <a:graphicFrameLocks xmlns:a="http://schemas.openxmlformats.org/drawingml/2006/main" noChangeAspect="1"/>
+            </wp:cNvGraphicFramePr>
+            <a:graphic xmlns:a="http://schemas.openxmlformats.org/drawingml/2006/main">
+              <a:graphicData uri="http://schemas.openxmlformats.org/drawingml/2006/picture">
+                <pic:pic xmlns:pic="http://schemas.openxmlformats.org/drawingml/2006/picture">
+                  <pic:nvPicPr>
+                    <pic:cNvPr id="0" name="Picture 11"/>
+                    <pic:cNvPicPr>
+                      <a:picLocks noChangeAspect="1" noChangeArrowheads="1"/>
+                    </pic:cNvPicPr>
+                  </pic:nvPicPr>
+                  <pic:blipFill>
+                    <a:blip r:embed="rId23">
+                      <a:extLst>
+                        <a:ext uri="{28A0092B-C50C-407E-A947-70E740481C1C}">
+                          <a14:useLocalDpi xmlns:a14="http://schemas.microsoft.com/office/drawing/2010/main" val="0"/>
+                        </a:ext>
+                      </a:extLst>
+                    </a:blip>
+                    <a:srcRect/>
+                    <a:stretch>
+                      <a:fillRect/>
+                    </a:stretch>
+                  </pic:blipFill>
+                  <pic:spPr bwMode="auto">
+                    <a:xfrm>
+                      <a:off x="0" y="0"/>
+                      <a:ext cx="5573097" cy="2853847"/>
+                    </a:xfrm>
+                    <a:prstGeom prst="rect">
+                      <a:avLst/>
+                    </a:prstGeom>
+                    <a:noFill/>
+                    <a:ln>
+                      <a:noFill/>
+                    </a:ln>
+                  </pic:spPr>
+                </pic:pic>
+              </a:graphicData>
+            </a:graphic>
+          </wp:inline>
+        </w:drawing>
+      </w:r>
+    </w:p>
+    <w:p>
+      <w:pPr>
+        <w:spacing w:before="20" w:line="360" w:lineRule="auto"/>
+        <w:ind w:left="4717"/>
+        <w:jc w:val="both"/>
+        <w:rPr>
+          <w:rFonts w:cs="Times New Roman"/>
+          <w:sz w:val="27"/>
+          <w:szCs w:val="27"/>
+        </w:rPr>
+      </w:pPr>
+    </w:p>
+    <w:p>
+      <w:pPr>
+        <w:spacing w:line="360" w:lineRule="auto"/>
+        <w:jc w:val="both"/>
+        <w:rPr>
+          <w:rFonts w:eastAsia="Verdana" w:cs="Times New Roman"/>
+          <w:b/>
+          <w:bCs/>
+          <w:color w:val="000000"/>
+          <w:sz w:val="28"/>
+          <w:szCs w:val="34"/>
+        </w:rPr>
+      </w:pPr>
+      <w:r>
+        <w:rPr>
+          <w:rFonts w:cs="Times New Roman"/>
+        </w:rPr>
+        <w:br w:type="page"/>
+      </w:r>
+      <w:r>
+        <w:rPr>
+          <w:rFonts w:eastAsia="Verdana" w:cs="Times New Roman"/>
+          <w:b/>
+          <w:bCs/>
+          <w:color w:val="000000"/>
+          <w:sz w:val="28"/>
+          <w:szCs w:val="34"/>
+        </w:rPr>
+        <w:lastRenderedPageBreak/>
+        <w:t xml:space="preserve">7. </w:t>
+      </w:r>
+      <w:proofErr w:type="spellStart"/>
+      <w:r>
+        <w:rPr>
+          <w:rFonts w:eastAsia="Verdana" w:cs="Times New Roman"/>
+          <w:b/>
+          <w:bCs/>
+          <w:color w:val="000000"/>
+          <w:sz w:val="28"/>
+          <w:szCs w:val="34"/>
+          <w:lang w:val="en-PK"/>
+        </w:rPr>
+        <w:t>Streamlit</w:t>
+      </w:r>
+      <w:proofErr w:type="spellEnd"/>
+      <w:r>
+        <w:rPr>
+          <w:rFonts w:eastAsia="Verdana" w:cs="Times New Roman"/>
+          <w:b/>
+          <w:bCs/>
+          <w:color w:val="000000"/>
+          <w:sz w:val="28"/>
+          <w:szCs w:val="34"/>
+          <w:lang w:val="en-PK"/>
+        </w:rPr>
+        <w:t xml:space="preserve"> UI</w:t>
+      </w:r>
+    </w:p>
+    <w:p>
+      <w:pPr>
+        <w:spacing w:line="360" w:lineRule="auto"/>
+        <w:jc w:val="both"/>
+        <w:rPr>
+          <w:rFonts w:cs="Times New Roman"/>
+        </w:rPr>
+      </w:pPr>
+      <w:r>
+        <w:rPr>
+          <w:rFonts w:cs="Times New Roman"/>
+        </w:rPr>
+        <w:t xml:space="preserve">After building the basic console version of my Digital Farm Management System, I decided to improve the user experience by adding a Graphical User Interface (GUI) using the </w:t>
+      </w:r>
+      <w:proofErr w:type="spellStart"/>
+      <w:r>
+        <w:rPr>
+          <w:rFonts w:cs="Times New Roman"/>
+        </w:rPr>
+        <w:t>Streamlit</w:t>
+      </w:r>
+      <w:proofErr w:type="spellEnd"/>
+      <w:r>
+        <w:rPr>
+          <w:rFonts w:cs="Times New Roman"/>
+        </w:rPr>
+        <w:t xml:space="preserve"> software in C++. The purpose of this was to make the system more interactive, beginner-friendly, and closer to how real applications work visually.</w:t>
+      </w:r>
+    </w:p>
+    <w:p>
+      <w:pPr>
+        <w:spacing w:line="360" w:lineRule="auto"/>
+        <w:jc w:val="both"/>
+        <w:rPr>
+          <w:rFonts w:cs="Times New Roman"/>
+        </w:rPr>
+      </w:pPr>
+    </w:p>
+    <w:p>
+      <w:pPr>
+        <w:spacing w:line="360" w:lineRule="auto"/>
+        <w:jc w:val="both"/>
+        <w:rPr>
+          <w:rFonts w:cs="Times New Roman"/>
+        </w:rPr>
+      </w:pPr>
+      <w:r>
+        <w:rPr>
+          <w:rFonts w:cs="Times New Roman"/>
+        </w:rPr>
+        <w:t>In the GUI version, actions like feeding animals, planting crops, and checking balances are done through buttons, message boxes, and input fields, instead of typing commands in the console. This makes the simulation easier to use and more engaging, especially for users who may not be comfortable with text-based interfaces.</w:t>
+      </w:r>
+    </w:p>
+    <w:p>
+      <w:pPr>
+        <w:spacing w:line="360" w:lineRule="auto"/>
+        <w:jc w:val="both"/>
+        <w:rPr>
+          <w:rFonts w:cs="Times New Roman"/>
+        </w:rPr>
+      </w:pPr>
+    </w:p>
+    <w:p>
+      <w:pPr>
+        <w:spacing w:line="360" w:lineRule="auto"/>
+        <w:jc w:val="both"/>
+        <w:rPr>
+          <w:rFonts w:cs="Times New Roman"/>
+        </w:rPr>
+      </w:pPr>
+      <w:r>
+        <w:rPr>
+          <w:rFonts w:cs="Times New Roman"/>
+        </w:rPr>
+        <w:t xml:space="preserve">Even though the backend logic of the farm was originally written in C++, using </w:t>
+      </w:r>
+      <w:proofErr w:type="spellStart"/>
+      <w:r>
+        <w:rPr>
+          <w:rFonts w:cs="Times New Roman"/>
+        </w:rPr>
+        <w:t>Streamlit</w:t>
+      </w:r>
+      <w:proofErr w:type="spellEnd"/>
+      <w:r>
+        <w:rPr>
+          <w:rFonts w:cs="Times New Roman"/>
+        </w:rPr>
+        <w:t xml:space="preserve"> helped me present the same concepts in a cleaner, more user-friendly way. This experience taught me how frontend and backend systems can work together, and how Python can be used to quickly build interfaces on top of existing logic.</w:t>
+      </w:r>
+    </w:p>
+    <w:p>
+      <w:pPr>
+        <w:spacing w:line="360" w:lineRule="auto"/>
+        <w:jc w:val="both"/>
+        <w:rPr>
+          <w:rFonts w:cs="Times New Roman"/>
+        </w:rPr>
+      </w:pPr>
+    </w:p>
+    <w:p>
+      <w:pPr>
+        <w:keepNext/>
+        <w:keepLines/>
+        <w:spacing w:before="40" w:line="360" w:lineRule="auto"/>
+        <w:jc w:val="both"/>
+        <w:outlineLvl w:val="1"/>
+        <w:rPr>
+          <w:rFonts w:eastAsia="Verdana" w:cs="Times New Roman"/>
+          <w:b/>
+          <w:color w:val="000000"/>
+          <w:szCs w:val="26"/>
+        </w:rPr>
+      </w:pPr>
+      <w:bookmarkStart w:id="19" w:name="_Toc201581828"/>
+      <w:r>
+        <w:rPr>
+          <w:rFonts w:eastAsia="Verdana" w:cs="Times New Roman"/>
+          <w:b/>
+          <w:color w:val="000000"/>
+          <w:szCs w:val="26"/>
+        </w:rPr>
+        <w:t>7.1 Dashboard</w:t>
+      </w:r>
+      <w:bookmarkEnd w:id="19"/>
+    </w:p>
+    <w:p>
+      <w:pPr>
+        <w:spacing w:line="360" w:lineRule="auto"/>
+        <w:jc w:val="both"/>
+        <w:rPr>
+          <w:rFonts w:cs="Times New Roman"/>
+        </w:rPr>
+      </w:pPr>
+      <w:r>
+        <w:rPr>
+          <w:rFonts w:cs="Times New Roman"/>
+          <w:noProof/>
+        </w:rPr>
+        <w:drawing>
+          <wp:inline distT="0" distB="0" distL="0" distR="0" wp14:anchorId="708A1B03" wp14:editId="7D3B382C">
+            <wp:extent cx="6297098" cy="2781300"/>
+            <wp:effectExtent l="0" t="0" r="8890" b="0"/>
+            <wp:docPr id="26" name="Picture 26"/>
+            <wp:cNvGraphicFramePr>
+              <a:graphicFrameLocks xmlns:a="http://schemas.openxmlformats.org/drawingml/2006/main" noChangeAspect="1"/>
+            </wp:cNvGraphicFramePr>
+            <a:graphic xmlns:a="http://schemas.openxmlformats.org/drawingml/2006/main">
+              <a:graphicData uri="http://schemas.openxmlformats.org/drawingml/2006/picture">
+                <pic:pic xmlns:pic="http://schemas.openxmlformats.org/drawingml/2006/picture">
+                  <pic:nvPicPr>
+                    <pic:cNvPr id="0" name="Picture 12"/>
+                    <pic:cNvPicPr>
+                      <a:picLocks noChangeAspect="1" noChangeArrowheads="1"/>
+                    </pic:cNvPicPr>
+                  </pic:nvPicPr>
+                  <pic:blipFill>
+                    <a:blip r:embed="rId24" cstate="print">
+                      <a:extLst>
+                        <a:ext uri="{28A0092B-C50C-407E-A947-70E740481C1C}">
+                          <a14:useLocalDpi xmlns:a14="http://schemas.microsoft.com/office/drawing/2010/main" val="0"/>
+                        </a:ext>
+                      </a:extLst>
+                    </a:blip>
+                    <a:srcRect/>
+                    <a:stretch>
+                      <a:fillRect/>
+                    </a:stretch>
+                  </pic:blipFill>
+                  <pic:spPr bwMode="auto">
+                    <a:xfrm>
+                      <a:off x="0" y="0"/>
+                      <a:ext cx="6311400" cy="2787617"/>
+                    </a:xfrm>
+                    <a:prstGeom prst="rect">
+                      <a:avLst/>
+                    </a:prstGeom>
+                    <a:noFill/>
+                    <a:ln>
+                      <a:noFill/>
+                    </a:ln>
+                  </pic:spPr>
+                </pic:pic>
+              </a:graphicData>
+            </a:graphic>
+          </wp:inline>
+        </w:drawing>
+      </w:r>
+    </w:p>
+    <w:p>
+      <w:pPr>
+        <w:spacing w:line="360" w:lineRule="auto"/>
+        <w:jc w:val="both"/>
+        <w:rPr>
+          <w:rFonts w:cs="Times New Roman"/>
+        </w:rPr>
+      </w:pPr>
+    </w:p>
+    <w:p>
+      <w:pPr>
+        <w:spacing w:line="360" w:lineRule="auto"/>
+        <w:jc w:val="both"/>
+        <w:rPr>
+          <w:rFonts w:cs="Times New Roman"/>
+        </w:rPr>
+      </w:pPr>
+      <w:r>
+        <w:rPr>
+          <w:rFonts w:cs="Times New Roman"/>
+          <w:noProof/>
+        </w:rPr>
+        <w:lastRenderedPageBreak/>
+        <w:drawing>
+          <wp:inline distT="0" distB="0" distL="0" distR="0" wp14:anchorId="63E6FA60" wp14:editId="2F202199">
+            <wp:extent cx="5394960" cy="3627993"/>
+            <wp:effectExtent l="0" t="0" r="0" b="0"/>
+            <wp:docPr id="27" name="Picture 27"/>
+            <wp:cNvGraphicFramePr>
+              <a:graphicFrameLocks xmlns:a="http://schemas.openxmlformats.org/drawingml/2006/main" noChangeAspect="1"/>
+            </wp:cNvGraphicFramePr>
+            <a:graphic xmlns:a="http://schemas.openxmlformats.org/drawingml/2006/main">
+              <a:graphicData uri="http://schemas.openxmlformats.org/drawingml/2006/picture">
+                <pic:pic xmlns:pic="http://schemas.openxmlformats.org/drawingml/2006/picture">
+                  <pic:nvPicPr>
+                    <pic:cNvPr id="0" name="Picture 13"/>
+                    <pic:cNvPicPr>
+                      <a:picLocks noChangeAspect="1" noChangeArrowheads="1"/>
+                    </pic:cNvPicPr>
+                  </pic:nvPicPr>
+                  <pic:blipFill>
+                    <a:blip r:embed="rId25">
+                      <a:extLst>
+                        <a:ext uri="{28A0092B-C50C-407E-A947-70E740481C1C}">
+                          <a14:useLocalDpi xmlns:a14="http://schemas.microsoft.com/office/drawing/2010/main" val="0"/>
+                        </a:ext>
+                      </a:extLst>
+                    </a:blip>
+                    <a:srcRect/>
+                    <a:stretch>
+                      <a:fillRect/>
+                    </a:stretch>
+                  </pic:blipFill>
+                  <pic:spPr bwMode="auto">
+                    <a:xfrm>
+                      <a:off x="0" y="0"/>
+                      <a:ext cx="5405828" cy="3635301"/>
+                    </a:xfrm>
+                    <a:prstGeom prst="rect">
+                      <a:avLst/>
+                    </a:prstGeom>
+                    <a:noFill/>
+                    <a:ln>
+                      <a:noFill/>
+                    </a:ln>
+                  </pic:spPr>
+                </pic:pic>
+              </a:graphicData>
+            </a:graphic>
+          </wp:inline>
+        </w:drawing>
+      </w:r>
+    </w:p>
+    <w:p>
+      <w:pPr>
+        <w:spacing w:line="360" w:lineRule="auto"/>
+        <w:jc w:val="both"/>
+        <w:rPr>
+          <w:rFonts w:cs="Times New Roman"/>
+        </w:rPr>
+      </w:pPr>
+    </w:p>
+    <w:p>
+      <w:pPr>
+        <w:spacing w:line="360" w:lineRule="auto"/>
+        <w:jc w:val="both"/>
+        <w:rPr>
+          <w:rFonts w:cs="Times New Roman"/>
+        </w:rPr>
+      </w:pPr>
+      <w:r>
+        <w:rPr>
+          <w:rFonts w:cs="Times New Roman"/>
+        </w:rPr>
+        <w:t>Simulation stats after some days</w:t>
+      </w:r>
+    </w:p>
+    <w:p>
+      <w:pPr>
+        <w:spacing w:line="360" w:lineRule="auto"/>
+        <w:jc w:val="both"/>
+        <w:rPr>
+          <w:rFonts w:cs="Times New Roman"/>
+        </w:rPr>
+      </w:pPr>
+      <w:r>
+        <w:rPr>
+          <w:rFonts w:cs="Times New Roman"/>
+          <w:noProof/>
+        </w:rPr>
+        <w:drawing>
+          <wp:inline distT="0" distB="0" distL="0" distR="0" wp14:anchorId="7EB5B38F" wp14:editId="1BB67202">
+            <wp:extent cx="6118860" cy="2705100"/>
+            <wp:effectExtent l="0" t="0" r="0" b="0"/>
+            <wp:docPr id="28" name="Picture 28"/>
+            <wp:cNvGraphicFramePr>
+              <a:graphicFrameLocks xmlns:a="http://schemas.openxmlformats.org/drawingml/2006/main" noChangeAspect="1"/>
+            </wp:cNvGraphicFramePr>
+            <a:graphic xmlns:a="http://schemas.openxmlformats.org/drawingml/2006/main">
+              <a:graphicData uri="http://schemas.openxmlformats.org/drawingml/2006/picture">
+                <pic:pic xmlns:pic="http://schemas.openxmlformats.org/drawingml/2006/picture">
+                  <pic:nvPicPr>
+                    <pic:cNvPr id="0" name="Picture 14"/>
+                    <pic:cNvPicPr>
+                      <a:picLocks noChangeAspect="1" noChangeArrowheads="1"/>
+                    </pic:cNvPicPr>
+                  </pic:nvPicPr>
+                  <pic:blipFill>
+                    <a:blip r:embed="rId26" cstate="print">
+                      <a:extLst>
+                        <a:ext uri="{28A0092B-C50C-407E-A947-70E740481C1C}">
+                          <a14:useLocalDpi xmlns:a14="http://schemas.microsoft.com/office/drawing/2010/main" val="0"/>
+                        </a:ext>
+                      </a:extLst>
+                    </a:blip>
+                    <a:srcRect/>
+                    <a:stretch>
+                      <a:fillRect/>
+                    </a:stretch>
+                  </pic:blipFill>
+                  <pic:spPr bwMode="auto">
+                    <a:xfrm>
+                      <a:off x="0" y="0"/>
+                      <a:ext cx="6118860" cy="2705100"/>
+                    </a:xfrm>
+                    <a:prstGeom prst="rect">
+                      <a:avLst/>
+                    </a:prstGeom>
+                    <a:noFill/>
+                    <a:ln>
+                      <a:noFill/>
+                    </a:ln>
+                  </pic:spPr>
+                </pic:pic>
+              </a:graphicData>
+            </a:graphic>
+          </wp:inline>
+        </w:drawing>
+      </w:r>
+    </w:p>
+    <w:p>
+      <w:pPr>
+        <w:spacing w:line="360" w:lineRule="auto"/>
+        <w:jc w:val="both"/>
+        <w:rPr>
+          <w:rFonts w:cs="Times New Roman"/>
+        </w:rPr>
+      </w:pPr>
+    </w:p>
+    <w:p>
+      <w:pPr>
+        <w:keepNext/>
+        <w:keepLines/>
+        <w:spacing w:before="40" w:line="360" w:lineRule="auto"/>
+        <w:jc w:val="both"/>
+        <w:outlineLvl w:val="1"/>
+        <w:rPr>
+          <w:rFonts w:eastAsia="Times New Roman" w:cs="Times New Roman"/>
+          <w:b/>
+          <w:color w:val="000000"/>
+          <w:szCs w:val="26"/>
+        </w:rPr>
+      </w:pPr>
+    </w:p>
+    <w:p>
+      <w:pPr>
+        <w:keepNext/>
+        <w:keepLines/>
+        <w:spacing w:before="40" w:line="360" w:lineRule="auto"/>
+        <w:jc w:val="both"/>
+        <w:outlineLvl w:val="1"/>
+        <w:rPr>
+          <w:rFonts w:eastAsia="Times New Roman" w:cs="Times New Roman"/>
+          <w:b/>
+          <w:color w:val="000000"/>
+          <w:szCs w:val="26"/>
+        </w:rPr>
+      </w:pPr>
+      <w:bookmarkStart w:id="20" w:name="_Toc201581829"/>
+      <w:r>
+        <w:rPr>
+          <w:rFonts w:eastAsia="Times New Roman" w:cs="Times New Roman"/>
+          <w:b/>
+          <w:color w:val="000000"/>
+          <w:szCs w:val="26"/>
+        </w:rPr>
+        <w:t>7.2 Market Panel:</w:t>
+      </w:r>
+      <w:bookmarkEnd w:id="20"/>
+    </w:p>
+    <w:p>
+      <w:pPr>
+        <w:spacing w:line="360" w:lineRule="auto"/>
+        <w:jc w:val="both"/>
+        <w:rPr>
+          <w:rFonts w:cs="Times New Roman"/>
+        </w:rPr>
+      </w:pPr>
+      <w:r>
+        <w:rPr>
+          <w:rFonts w:cs="Times New Roman"/>
+          <w:noProof/>
+        </w:rPr>
+        <w:drawing>
+          <wp:inline distT="0" distB="0" distL="0" distR="0" wp14:anchorId="41407059" wp14:editId="6022D3F5">
+            <wp:extent cx="5836920" cy="3707135"/>
+            <wp:effectExtent l="0" t="0" r="0" b="7620"/>
+            <wp:docPr id="30" name="Picture 30"/>
+            <wp:cNvGraphicFramePr>
+              <a:graphicFrameLocks xmlns:a="http://schemas.openxmlformats.org/drawingml/2006/main" noChangeAspect="1"/>
+            </wp:cNvGraphicFramePr>
+            <a:graphic xmlns:a="http://schemas.openxmlformats.org/drawingml/2006/main">
+              <a:graphicData uri="http://schemas.openxmlformats.org/drawingml/2006/picture">
+                <pic:pic xmlns:pic="http://schemas.openxmlformats.org/drawingml/2006/picture">
+                  <pic:nvPicPr>
+                    <pic:cNvPr id="0" name="Picture 16"/>
+                    <pic:cNvPicPr>
+                      <a:picLocks noChangeAspect="1" noChangeArrowheads="1"/>
+                    </pic:cNvPicPr>
+                  </pic:nvPicPr>
+                  <pic:blipFill>
+                    <a:blip r:embed="rId27">
+                      <a:extLst>
+                        <a:ext uri="{28A0092B-C50C-407E-A947-70E740481C1C}">
+                          <a14:useLocalDpi xmlns:a14="http://schemas.microsoft.com/office/drawing/2010/main" val="0"/>
+                        </a:ext>
+                      </a:extLst>
+                    </a:blip>
+                    <a:srcRect/>
+                    <a:stretch>
+                      <a:fillRect/>
+                    </a:stretch>
+                  </pic:blipFill>
+                  <pic:spPr bwMode="auto">
+                    <a:xfrm>
+                      <a:off x="0" y="0"/>
+                      <a:ext cx="5843684" cy="3711431"/>
+                    </a:xfrm>
+                    <a:prstGeom prst="rect">
+                      <a:avLst/>
+                    </a:prstGeom>
+                    <a:noFill/>
+                    <a:ln>
+                      <a:noFill/>
+                    </a:ln>
+                  </pic:spPr>
+                </pic:pic>
+              </a:graphicData>
+            </a:graphic>
+          </wp:inline>
+        </w:drawing>
+      </w:r>
+    </w:p>
+    <w:p>
+      <w:pPr>
+        <w:spacing w:line="360" w:lineRule="auto"/>
+        <w:jc w:val="both"/>
+        <w:outlineLvl w:val="0"/>
+        <w:rPr>
+          <w:rFonts w:eastAsia="Verdana" w:cs="Times New Roman"/>
+          <w:b/>
+          <w:bCs/>
+          <w:color w:val="000000"/>
+          <w:sz w:val="28"/>
+          <w:szCs w:val="34"/>
+          <w:lang w:val="en-PK"/>
+        </w:rPr>
+      </w:pPr>
+    </w:p>
+    <w:p>
+      <w:pPr>
+        <w:spacing w:line="360" w:lineRule="auto"/>
+        <w:jc w:val="both"/>
+        <w:outlineLvl w:val="0"/>
+        <w:rPr>
+          <w:rFonts w:eastAsia="Times New Roman" w:cs="Times New Roman"/>
+          <w:b/>
+          <w:bCs/>
+          <w:color w:val="000000"/>
+          <w:sz w:val="27"/>
+          <w:szCs w:val="34"/>
+          <w:lang w:val="en-PK"/>
+        </w:rPr>
+      </w:pPr>
+      <w:bookmarkStart w:id="21" w:name="_Toc201581830"/>
+      <w:r>
+        <w:rPr>
+          <w:rFonts w:eastAsia="Verdana" w:cs="Times New Roman"/>
+          <w:b/>
+          <w:bCs/>
+          <w:color w:val="000000"/>
+          <w:sz w:val="28"/>
+          <w:szCs w:val="34"/>
+        </w:rPr>
+        <w:t xml:space="preserve">8. </w:t>
+      </w:r>
+      <w:r>
+        <w:rPr>
+          <w:rFonts w:eastAsia="Verdana" w:cs="Times New Roman"/>
+          <w:b/>
+          <w:bCs/>
+          <w:color w:val="000000"/>
+          <w:sz w:val="28"/>
+          <w:szCs w:val="34"/>
+          <w:lang w:val="en-PK"/>
+        </w:rPr>
+        <w:t>Automation Difference Between Console &amp; GUI Versions</w:t>
+      </w:r>
+      <w:bookmarkEnd w:id="21"/>
+    </w:p>
+    <w:p>
+      <w:pPr>
+        <w:spacing w:line="360" w:lineRule="auto"/>
+        <w:jc w:val="both"/>
+        <w:rPr>
+          <w:rFonts w:cs="Times New Roman"/>
+        </w:rPr>
+      </w:pPr>
+      <w:r>
+        <w:rPr>
+          <w:rFonts w:cs="Times New Roman"/>
+        </w:rPr>
+        <w:t xml:space="preserve">In the </w:t>
+      </w:r>
+      <w:r>
+        <w:rPr>
+          <w:rFonts w:cs="Times New Roman"/>
+          <w:b/>
+          <w:bCs/>
+        </w:rPr>
+        <w:t>C++ console version</w:t>
+      </w:r>
+      <w:r>
+        <w:rPr>
+          <w:rFonts w:cs="Times New Roman"/>
+        </w:rPr>
+        <w:t xml:space="preserve">, all tasks like feeding animals, watering crops, and harvesting are done </w:t>
+      </w:r>
+      <w:r>
+        <w:rPr>
+          <w:rFonts w:cs="Times New Roman"/>
+          <w:b/>
+          <w:bCs/>
+        </w:rPr>
+        <w:t>manually</w:t>
+      </w:r>
+      <w:r>
+        <w:rPr>
+          <w:rFonts w:cs="Times New Roman"/>
+        </w:rPr>
+        <w:t xml:space="preserve"> by the user. This was done to focus on implementing core logic using basic programming and object-oriented principles.</w:t>
+      </w:r>
+    </w:p>
+    <w:p>
+      <w:pPr>
+        <w:spacing w:line="360" w:lineRule="auto"/>
+        <w:jc w:val="both"/>
+        <w:rPr>
+          <w:rFonts w:cs="Times New Roman"/>
+        </w:rPr>
+      </w:pPr>
+      <w:r>
+        <w:rPr>
+          <w:rFonts w:cs="Times New Roman"/>
+        </w:rPr>
+        <w:t xml:space="preserve">In the </w:t>
+      </w:r>
+      <w:proofErr w:type="spellStart"/>
+      <w:r>
+        <w:rPr>
+          <w:rFonts w:cs="Times New Roman"/>
+          <w:b/>
+          <w:bCs/>
+        </w:rPr>
+        <w:t>Streamlit</w:t>
+      </w:r>
+      <w:proofErr w:type="spellEnd"/>
+      <w:r>
+        <w:rPr>
+          <w:rFonts w:cs="Times New Roman"/>
+          <w:b/>
+          <w:bCs/>
+        </w:rPr>
+        <w:t xml:space="preserve"> GUI version</w:t>
+      </w:r>
+      <w:r>
+        <w:rPr>
+          <w:rFonts w:cs="Times New Roman"/>
+        </w:rPr>
+        <w:t xml:space="preserve">, I introduced </w:t>
+      </w:r>
+      <w:r>
+        <w:rPr>
+          <w:rFonts w:cs="Times New Roman"/>
+          <w:b/>
+          <w:bCs/>
+        </w:rPr>
+        <w:t>optional automation</w:t>
+      </w:r>
+      <w:r>
+        <w:rPr>
+          <w:rFonts w:cs="Times New Roman"/>
+        </w:rPr>
+        <w:t xml:space="preserve"> using checkboxes for worker roles:</w:t>
+      </w:r>
+    </w:p>
+    <w:p>
+      <w:pPr>
+        <w:numPr>
+          <w:ilvl w:val="0"/>
+          <w:numId w:val="8"/>
+        </w:numPr>
+        <w:spacing w:line="360" w:lineRule="auto"/>
+        <w:jc w:val="both"/>
+        <w:rPr>
+          <w:rFonts w:cs="Times New Roman"/>
+        </w:rPr>
+      </w:pPr>
+      <w:r>
+        <w:rPr>
+          <w:rFonts w:cs="Times New Roman"/>
+        </w:rPr>
+        <w:t>Auto Feed Animals</w:t>
+      </w:r>
+    </w:p>
+    <w:p>
+      <w:pPr>
+        <w:numPr>
+          <w:ilvl w:val="0"/>
+          <w:numId w:val="8"/>
+        </w:numPr>
+        <w:spacing w:line="360" w:lineRule="auto"/>
+        <w:jc w:val="both"/>
+        <w:rPr>
+          <w:rFonts w:cs="Times New Roman"/>
+        </w:rPr>
+      </w:pPr>
+      <w:r>
+        <w:rPr>
+          <w:rFonts w:cs="Times New Roman"/>
+        </w:rPr>
+        <w:t>Auto Water Crops</w:t>
+      </w:r>
+    </w:p>
+    <w:p>
+      <w:pPr>
+        <w:numPr>
+          <w:ilvl w:val="0"/>
+          <w:numId w:val="8"/>
+        </w:numPr>
+        <w:spacing w:line="360" w:lineRule="auto"/>
+        <w:jc w:val="both"/>
+        <w:rPr>
+          <w:rFonts w:cs="Times New Roman"/>
+        </w:rPr>
+      </w:pPr>
+      <w:r>
+        <w:rPr>
+          <w:rFonts w:cs="Times New Roman"/>
+        </w:rPr>
+        <w:t>Auto Harvest Crops</w:t>
+      </w:r>
+    </w:p>
+    <w:p>
+      <w:pPr>
+        <w:spacing w:line="360" w:lineRule="auto"/>
+        <w:jc w:val="both"/>
+        <w:rPr>
+          <w:rFonts w:cs="Times New Roman"/>
+        </w:rPr>
+      </w:pPr>
+      <w:r>
+        <w:rPr>
+          <w:rFonts w:cs="Times New Roman"/>
+        </w:rPr>
+        <w:t>This simulates real-world farm automation, making the simulation more realistic and user-friendly. It also shows how the same logic can evolve with better user interfaces.</w:t>
+      </w:r>
+    </w:p>
+    <w:p>
+      <w:pPr>
+        <w:spacing w:line="360" w:lineRule="auto"/>
+        <w:jc w:val="both"/>
+        <w:rPr>
+          <w:rFonts w:cs="Times New Roman"/>
+        </w:rPr>
+      </w:pPr>
+    </w:p>
+    <w:p>
+      <w:pPr>
+        <w:spacing w:line="360" w:lineRule="auto"/>
+        <w:jc w:val="both"/>
+        <w:rPr>
+          <w:rFonts w:cs="Times New Roman"/>
+        </w:rPr>
+      </w:pPr>
+    </w:p>
+    <w:p>
+      <w:pPr>
+        <w:spacing w:line="360" w:lineRule="auto"/>
+        <w:jc w:val="both"/>
+        <w:rPr>
+          <w:rFonts w:cs="Times New Roman"/>
+        </w:rPr>
+      </w:pPr>
+    </w:p>
+    <w:p>
+      <w:pPr>
+        <w:spacing w:line="360" w:lineRule="auto"/>
+        <w:jc w:val="both"/>
+        <w:rPr>
+          <w:rFonts w:cs="Times New Roman"/>
+        </w:rPr>
+      </w:pPr>
+    </w:p>
+    <w:p>
+      <w:pPr>
+        <w:spacing w:line="360" w:lineRule="auto"/>
+        <w:jc w:val="both"/>
+        <w:rPr>
+          <w:rFonts w:cs="Times New Roman"/>
+        </w:rPr>
+      </w:pPr>
+    </w:p>
+    <w:p>
+      <w:pPr>
+        <w:spacing w:line="360" w:lineRule="auto"/>
+        <w:jc w:val="both"/>
+        <w:rPr>
+          <w:rFonts w:cs="Times New Roman"/>
+        </w:rPr>
+      </w:pPr>
+    </w:p>
+    <w:p>
+      <w:pPr>
+        <w:keepNext/>
+        <w:keepLines/>
+        <w:spacing w:before="40" w:line="360" w:lineRule="auto"/>
+        <w:jc w:val="both"/>
+        <w:outlineLvl w:val="1"/>
+        <w:rPr>
+          <w:rFonts w:eastAsia="Times New Roman" w:cs="Times New Roman"/>
+          <w:b/>
+          <w:color w:val="000000"/>
+          <w:szCs w:val="26"/>
+        </w:rPr>
+      </w:pPr>
+      <w:bookmarkStart w:id="22" w:name="_Toc201581831"/>
+      <w:r>
+        <w:rPr>
+          <w:rFonts w:eastAsia="Times New Roman" w:cs="Times New Roman"/>
+          <w:b/>
+          <w:color w:val="000000"/>
+          <w:szCs w:val="26"/>
+        </w:rPr>
+        <w:lastRenderedPageBreak/>
+        <w:t>8.1 Command Line Interface:</w:t>
+      </w:r>
+      <w:bookmarkEnd w:id="22"/>
+    </w:p>
+    <w:p>
+      <w:pPr>
+        <w:spacing w:line="360" w:lineRule="auto"/>
+        <w:jc w:val="both"/>
+        <w:rPr>
+          <w:rFonts w:cs="Times New Roman"/>
+        </w:rPr>
+      </w:pPr>
+      <w:r>
+        <w:rPr>
+          <w:rFonts w:cs="Times New Roman"/>
+          <w:noProof/>
+        </w:rPr>
+        <w:drawing>
+          <wp:inline distT="0" distB="0" distL="0" distR="0" wp14:anchorId="332A3EBD" wp14:editId="76B59F3D">
+            <wp:extent cx="4122420" cy="1135837"/>
+            <wp:effectExtent l="0" t="0" r="0" b="7620"/>
+            <wp:docPr id="4" name="Picture 4"/>
+            <wp:cNvGraphicFramePr>
+              <a:graphicFrameLocks xmlns:a="http://schemas.openxmlformats.org/drawingml/2006/main" noChangeAspect="1"/>
+            </wp:cNvGraphicFramePr>
+            <a:graphic xmlns:a="http://schemas.openxmlformats.org/drawingml/2006/main">
+              <a:graphicData uri="http://schemas.openxmlformats.org/drawingml/2006/picture">
+                <pic:pic xmlns:pic="http://schemas.openxmlformats.org/drawingml/2006/picture">
+                  <pic:nvPicPr>
+                    <pic:cNvPr id="0" name="Picture 4"/>
+                    <pic:cNvPicPr>
+                      <a:picLocks noChangeAspect="1" noChangeArrowheads="1"/>
+                    </pic:cNvPicPr>
+                  </pic:nvPicPr>
+                  <pic:blipFill>
+                    <a:blip r:embed="rId28">
+                      <a:extLst>
+                        <a:ext uri="{28A0092B-C50C-407E-A947-70E740481C1C}">
+                          <a14:useLocalDpi xmlns:a14="http://schemas.microsoft.com/office/drawing/2010/main" val="0"/>
+                        </a:ext>
+                      </a:extLst>
+                    </a:blip>
+                    <a:srcRect/>
+                    <a:stretch>
+                      <a:fillRect/>
+                    </a:stretch>
+                  </pic:blipFill>
+                  <pic:spPr bwMode="auto">
+                    <a:xfrm>
+                      <a:off x="0" y="0"/>
+                      <a:ext cx="4145215" cy="1142118"/>
+                    </a:xfrm>
+                    <a:prstGeom prst="rect">
+                      <a:avLst/>
+                    </a:prstGeom>
+                    <a:noFill/>
+                    <a:ln>
+                      <a:noFill/>
+                    </a:ln>
+                  </pic:spPr>
+                </pic:pic>
+              </a:graphicData>
+            </a:graphic>
+          </wp:inline>
+        </w:drawing>
+      </w:r>
+    </w:p>
+    <w:p>
+      <w:pPr>
+        <w:spacing w:line="360" w:lineRule="auto"/>
+        <w:jc w:val="both"/>
+        <w:rPr>
+          <w:rFonts w:cs="Times New Roman"/>
+        </w:rPr>
+      </w:pPr>
+      <w:r>
+        <w:rPr>
+          <w:rFonts w:cs="Times New Roman"/>
+          <w:noProof/>
+        </w:rPr>
+        <w:drawing>
+          <wp:inline distT="0" distB="0" distL="0" distR="0" wp14:anchorId="30AAEB69" wp14:editId="2815E58D">
+            <wp:extent cx="4084320" cy="1182891"/>
+            <wp:effectExtent l="0" t="0" r="0" b="0"/>
+            <wp:docPr id="5" name="Picture 5"/>
+            <wp:cNvGraphicFramePr>
+              <a:graphicFrameLocks xmlns:a="http://schemas.openxmlformats.org/drawingml/2006/main" noChangeAspect="1"/>
+            </wp:cNvGraphicFramePr>
+            <a:graphic xmlns:a="http://schemas.openxmlformats.org/drawingml/2006/main">
+              <a:graphicData uri="http://schemas.openxmlformats.org/drawingml/2006/picture">
+                <pic:pic xmlns:pic="http://schemas.openxmlformats.org/drawingml/2006/picture">
+                  <pic:nvPicPr>
+                    <pic:cNvPr id="0" name="Picture 5"/>
+                    <pic:cNvPicPr>
+                      <a:picLocks noChangeAspect="1" noChangeArrowheads="1"/>
+                    </pic:cNvPicPr>
+                  </pic:nvPicPr>
+                  <pic:blipFill>
+                    <a:blip r:embed="rId29">
+                      <a:extLst>
+                        <a:ext uri="{28A0092B-C50C-407E-A947-70E740481C1C}">
+                          <a14:useLocalDpi xmlns:a14="http://schemas.microsoft.com/office/drawing/2010/main" val="0"/>
+                        </a:ext>
+                      </a:extLst>
+                    </a:blip>
+                    <a:srcRect/>
+                    <a:stretch>
+                      <a:fillRect/>
+                    </a:stretch>
+                  </pic:blipFill>
+                  <pic:spPr bwMode="auto">
+                    <a:xfrm>
+                      <a:off x="0" y="0"/>
+                      <a:ext cx="4122922" cy="1194071"/>
+                    </a:xfrm>
+                    <a:prstGeom prst="rect">
+                      <a:avLst/>
+                    </a:prstGeom>
+                    <a:noFill/>
+                    <a:ln>
+                      <a:noFill/>
+                    </a:ln>
+                  </pic:spPr>
+                </pic:pic>
+              </a:graphicData>
+            </a:graphic>
+          </wp:inline>
+        </w:drawing>
+      </w:r>
+    </w:p>
+    <w:p>
+      <w:pPr>
+        <w:spacing w:line="360" w:lineRule="auto"/>
+        <w:jc w:val="both"/>
+        <w:rPr>
+          <w:rFonts w:cs="Times New Roman"/>
+        </w:rPr>
+      </w:pPr>
+      <w:r>
+        <w:rPr>
+          <w:rFonts w:cs="Times New Roman"/>
+          <w:noProof/>
+        </w:rPr>
+        <w:drawing>
+          <wp:inline distT="0" distB="0" distL="0" distR="0" wp14:anchorId="6B1413DC" wp14:editId="7C4ABD41">
+            <wp:extent cx="4107180" cy="1354361"/>
+            <wp:effectExtent l="0" t="0" r="7620" b="0"/>
+            <wp:docPr id="6" name="Picture 6"/>
+            <wp:cNvGraphicFramePr>
+              <a:graphicFrameLocks xmlns:a="http://schemas.openxmlformats.org/drawingml/2006/main" noChangeAspect="1"/>
+            </wp:cNvGraphicFramePr>
+            <a:graphic xmlns:a="http://schemas.openxmlformats.org/drawingml/2006/main">
+              <a:graphicData uri="http://schemas.openxmlformats.org/drawingml/2006/picture">
+                <pic:pic xmlns:pic="http://schemas.openxmlformats.org/drawingml/2006/picture">
+                  <pic:nvPicPr>
+                    <pic:cNvPr id="0" name="Picture 6"/>
+                    <pic:cNvPicPr>
+                      <a:picLocks noChangeAspect="1" noChangeArrowheads="1"/>
+                    </pic:cNvPicPr>
+                  </pic:nvPicPr>
+                  <pic:blipFill>
+                    <a:blip r:embed="rId30">
+                      <a:extLst>
+                        <a:ext uri="{28A0092B-C50C-407E-A947-70E740481C1C}">
+                          <a14:useLocalDpi xmlns:a14="http://schemas.microsoft.com/office/drawing/2010/main" val="0"/>
+                        </a:ext>
+                      </a:extLst>
+                    </a:blip>
+                    <a:srcRect/>
+                    <a:stretch>
+                      <a:fillRect/>
+                    </a:stretch>
+                  </pic:blipFill>
+                  <pic:spPr bwMode="auto">
+                    <a:xfrm>
+                      <a:off x="0" y="0"/>
+                      <a:ext cx="4126399" cy="1360699"/>
+                    </a:xfrm>
+                    <a:prstGeom prst="rect">
+                      <a:avLst/>
+                    </a:prstGeom>
+                    <a:noFill/>
+                    <a:ln>
+                      <a:noFill/>
+                    </a:ln>
+                  </pic:spPr>
+                </pic:pic>
+              </a:graphicData>
+            </a:graphic>
+          </wp:inline>
+        </w:drawing>
+      </w:r>
+    </w:p>
+    <w:p>
+      <w:pPr>
+        <w:spacing w:line="360" w:lineRule="auto"/>
+        <w:jc w:val="both"/>
+        <w:rPr>
+          <w:rFonts w:cs="Times New Roman"/>
+        </w:rPr>
+      </w:pPr>
+    </w:p>
+    <w:p>
+      <w:pPr>
+        <w:keepNext/>
+        <w:keepLines/>
+        <w:spacing w:before="40" w:line="360" w:lineRule="auto"/>
+        <w:jc w:val="both"/>
+        <w:outlineLvl w:val="1"/>
+        <w:rPr>
+          <w:rFonts w:eastAsia="Times New Roman" w:cs="Times New Roman"/>
+          <w:b/>
+          <w:color w:val="000000"/>
+          <w:szCs w:val="26"/>
+        </w:rPr>
+      </w:pPr>
+      <w:bookmarkStart w:id="23" w:name="_Toc201581832"/>
+      <w:r>
+        <w:rPr>
+          <w:rFonts w:eastAsia="Times New Roman" w:cs="Times New Roman"/>
+          <w:b/>
+          <w:color w:val="000000"/>
+          <w:szCs w:val="26"/>
+        </w:rPr>
+        <w:t>8.2 Graphical User Interface:</w:t>
+      </w:r>
+      <w:bookmarkEnd w:id="23"/>
+    </w:p>
+    <w:p>
+      <w:pPr>
+        <w:spacing w:line="360" w:lineRule="auto"/>
+        <w:jc w:val="both"/>
+        <w:rPr>
+          <w:rFonts w:cs="Times New Roman"/>
+        </w:rPr>
+      </w:pPr>
+    </w:p>
+    <w:p>
+      <w:pPr>
+        <w:spacing w:line="360" w:lineRule="auto"/>
+        <w:jc w:val="both"/>
+        <w:rPr>
+          <w:rFonts w:cs="Times New Roman"/>
+        </w:rPr>
+      </w:pPr>
+      <w:r>
+        <w:rPr>
+          <w:rFonts w:cs="Times New Roman"/>
+          <w:noProof/>
+        </w:rPr>
+        <w:drawing>
+          <wp:inline distT="0" distB="0" distL="0" distR="0" wp14:anchorId="5A4B5AD3" wp14:editId="17E8465E">
+            <wp:extent cx="5196840" cy="3514177"/>
+            <wp:effectExtent l="0" t="0" r="3810" b="0"/>
+            <wp:docPr id="17" name="Picture 17"/>
+            <wp:cNvGraphicFramePr>
+              <a:graphicFrameLocks xmlns:a="http://schemas.openxmlformats.org/drawingml/2006/main" noChangeAspect="1"/>
+            </wp:cNvGraphicFramePr>
+            <a:graphic xmlns:a="http://schemas.openxmlformats.org/drawingml/2006/main">
+              <a:graphicData uri="http://schemas.openxmlformats.org/drawingml/2006/picture">
+                <pic:pic xmlns:pic="http://schemas.openxmlformats.org/drawingml/2006/picture">
+                  <pic:nvPicPr>
+                    <pic:cNvPr id="0" name="Picture 9"/>
+                    <pic:cNvPicPr>
+                      <a:picLocks noChangeAspect="1" noChangeArrowheads="1"/>
+                    </pic:cNvPicPr>
+                  </pic:nvPicPr>
+                  <pic:blipFill>
+                    <a:blip r:embed="rId31">
+                      <a:extLst>
+                        <a:ext uri="{28A0092B-C50C-407E-A947-70E740481C1C}">
+                          <a14:useLocalDpi xmlns:a14="http://schemas.microsoft.com/office/drawing/2010/main" val="0"/>
+                        </a:ext>
+                      </a:extLst>
+                    </a:blip>
+                    <a:srcRect/>
+                    <a:stretch>
+                      <a:fillRect/>
+                    </a:stretch>
+                  </pic:blipFill>
+                  <pic:spPr bwMode="auto">
+                    <a:xfrm>
+                      <a:off x="0" y="0"/>
+                      <a:ext cx="5212519" cy="3524779"/>
+                    </a:xfrm>
+                    <a:prstGeom prst="rect">
+                      <a:avLst/>
+                    </a:prstGeom>
+                    <a:noFill/>
+                    <a:ln>
+                      <a:noFill/>
+                    </a:ln>
+                  </pic:spPr>
+                </pic:pic>
+              </a:graphicData>
+            </a:graphic>
+          </wp:inline>
+        </w:drawing>
+      </w:r>
+    </w:p>
+    <w:p>
+      <w:pPr>
+        <w:spacing w:line="360" w:lineRule="auto"/>
+        <w:jc w:val="both"/>
+        <w:rPr>
+          <w:rFonts w:cs="Times New Roman"/>
+          <w:lang w:val="en-PK"/>
+        </w:rPr>
+      </w:pPr>
+    </w:p>
+    <w:p>
+      <w:pPr>
+        <w:spacing w:line="360" w:lineRule="auto"/>
+        <w:jc w:val="both"/>
         <w:sectPr>
-          <w:footerReference w:type="default" r:id="rId8"/>
+          <w:headerReference w:type="even" r:id="rId32"/>
+          <w:headerReference w:type="default" r:id="rId33"/>
+          <w:footerReference w:type="even" r:id="rId34"/>
+          <w:footerReference w:type="default" r:id="rId35"/>
+          <w:headerReference w:type="first" r:id="rId36"/>
+          <w:footerReference w:type="first" r:id="rId37"/>
           <w:type w:val="continuous"/>
           <w:pgSz w:w="11910" w:h="16850"/>
           <w:pgMar w:top="1080" w:right="1133" w:bottom="280" w:left="1133" w:header="720" w:footer="720" w:gutter="0"/>
@@ -4407,20 +6843,31 @@
             <w:right w:val="single" w:sz="12" w:space="24" w:color="auto"/>
           </w:pgBorders>
           <w:cols w:space="720"/>
-          <w:docGrid w:linePitch="326"/>
         </w:sectPr>
       </w:pPr>
     </w:p>
     <w:p>
       <w:pPr>
+        <w:rPr>
+          <w:rFonts w:eastAsia="Verdana" w:cs="Verdana"/>
+          <w:b/>
+          <w:bCs/>
+          <w:color w:val="000000" w:themeColor="text1"/>
+          <w:sz w:val="28"/>
+          <w:szCs w:val="34"/>
+          <w:lang w:val="en-PK"/>
+        </w:rPr>
+      </w:pPr>
+    </w:p>
+    <w:p>
+      <w:pPr>
         <w:pStyle w:val="Heading1"/>
       </w:pPr>
-      <w:bookmarkStart w:id="13" w:name="_Toc201568985"/>
-      <w:r>
-        <w:lastRenderedPageBreak/>
+      <w:bookmarkStart w:id="24" w:name="_Toc201581833"/>
+      <w:r>
         <w:t>Conclusion</w:t>
       </w:r>
-      <w:bookmarkEnd w:id="13"/>
+      <w:bookmarkEnd w:id="24"/>
     </w:p>
     <w:p>
       <w:pPr>
@@ -4459,14 +6906,14 @@
           <w:rFonts w:eastAsia="Verdana"/>
         </w:rPr>
       </w:pPr>
-      <w:bookmarkStart w:id="14" w:name="_Toc201568986"/>
+      <w:bookmarkStart w:id="25" w:name="_Toc201581834"/>
       <w:r>
         <w:rPr>
           <w:rFonts w:eastAsia="Verdana"/>
         </w:rPr>
         <w:t>Key Achievements:</w:t>
       </w:r>
-      <w:bookmarkEnd w:id="14"/>
+      <w:bookmarkEnd w:id="25"/>
     </w:p>
     <w:p>
       <w:pPr>
@@ -4476,7 +6923,7 @@
           <w:lang w:val="en-PK"/>
         </w:rPr>
       </w:pPr>
-      <w:bookmarkStart w:id="15" w:name="_Toc201568987"/>
+      <w:bookmarkStart w:id="26" w:name="_Toc201581835"/>
       <w:r>
         <w:t xml:space="preserve">1. </w:t>
       </w:r>
@@ -4486,7 +6933,7 @@
         </w:rPr>
         <w:t>OOP + GUI Integration:</w:t>
       </w:r>
-      <w:bookmarkEnd w:id="15"/>
+      <w:bookmarkEnd w:id="26"/>
     </w:p>
     <w:p>
       <w:pPr>
@@ -4567,7 +7014,7 @@
         <w:pStyle w:val="Heading3"/>
         <w:jc w:val="both"/>
       </w:pPr>
-      <w:bookmarkStart w:id="16" w:name="_Toc201568988"/>
+      <w:bookmarkStart w:id="27" w:name="_Toc201581836"/>
       <w:r>
         <w:t>2</w:t>
       </w:r>
@@ -4581,7 +7028,7 @@
       <w:r>
         <w:t>Educational Value:</w:t>
       </w:r>
-      <w:bookmarkEnd w:id="16"/>
+      <w:bookmarkEnd w:id="27"/>
     </w:p>
     <w:p>
       <w:pPr>
@@ -4621,7 +7068,7 @@
           <w:lang w:val="en-PK"/>
         </w:rPr>
       </w:pPr>
-      <w:bookmarkStart w:id="17" w:name="_Toc201568989"/>
+      <w:bookmarkStart w:id="28" w:name="_Toc201581837"/>
       <w:r>
         <w:t xml:space="preserve">3. </w:t>
       </w:r>
@@ -4631,7 +7078,7 @@
         </w:rPr>
         <w:t>User-Centric Design:</w:t>
       </w:r>
-      <w:bookmarkEnd w:id="17"/>
+      <w:bookmarkEnd w:id="28"/>
     </w:p>
     <w:p>
       <w:pPr>
@@ -4694,7 +7141,7 @@
       </w:pPr>
     </w:p>
     <w:sectPr>
-      <w:footerReference w:type="default" r:id="rId9"/>
+      <w:footerReference w:type="default" r:id="rId38"/>
       <w:pgSz w:w="11910" w:h="16850"/>
       <w:pgMar w:top="1080" w:right="1133" w:bottom="280" w:left="1133" w:header="720" w:footer="720" w:gutter="0"/>
       <w:pgBorders w:offsetFrom="page">
@@ -4730,6 +7177,16 @@
 </file>
 
 <file path=word/footer1.xml><?xml version="1.0" encoding="utf-8"?>
+<w:ftr xmlns:wpc="http://schemas.microsoft.com/office/word/2010/wordprocessingCanvas" xmlns:cx="http://schemas.microsoft.com/office/drawing/2014/chartex" xmlns:cx1="http://schemas.microsoft.com/office/drawing/2015/9/8/chartex" xmlns:cx2="http://schemas.microsoft.com/office/drawing/2015/10/21/chartex" xmlns:cx3="http://schemas.microsoft.com/office/drawing/2016/5/9/chartex" xmlns:cx4="http://schemas.microsoft.com/office/drawing/2016/5/10/chartex" xmlns:cx5="http://schemas.microsoft.com/office/drawing/2016/5/11/chartex" xmlns:cx6="http://schemas.microsoft.com/office/drawing/2016/5/12/chartex" xmlns:cx7="http://schemas.microsoft.com/office/drawing/2016/5/13/chartex" xmlns:cx8="http://schemas.microsoft.com/office/drawing/2016/5/14/chartex" xmlns:mc="http://schemas.openxmlformats.org/markup-compatibility/2006" xmlns:aink="http://schemas.microsoft.com/office/drawing/2016/ink" xmlns:am3d="http://schemas.microsoft.com/office/drawing/2017/model3d" xmlns:o="urn:schemas-microsoft-com:office:office" xmlns:r="http://schemas.openxmlformats.org/officeDocument/2006/relationships" xmlns:m="http://schemas.openxmlformats.org/officeDocument/2006/math" xmlns:v="urn:schemas-microsoft-com:vml" xmlns:wp14="http://schemas.microsoft.com/office/word/2010/wordprocessingDrawing" xmlns:wp="http://schemas.openxmlformats.org/drawingml/2006/wordprocessingDrawing" xmlns:w10="urn:schemas-microsoft-com:office:word" xmlns:w="http://schemas.openxmlformats.org/wordprocessingml/2006/main" xmlns:w14="http://schemas.microsoft.com/office/word/2010/wordml" xmlns:w15="http://schemas.microsoft.com/office/word/2012/wordml" xmlns:w16cex="http://schemas.microsoft.com/office/word/2018/wordml/cex" xmlns:w16cid="http://schemas.microsoft.com/office/word/2016/wordml/cid" xmlns:w16="http://schemas.microsoft.com/office/word/2018/wordml" xmlns:w16sdtdh="http://schemas.microsoft.com/office/word/2020/wordml/sdtdatahash" xmlns:w16se="http://schemas.microsoft.com/office/word/2015/wordml/symex" xmlns:wpg="http://schemas.microsoft.com/office/word/2010/wordprocessingGroup" xmlns:wpi="http://schemas.microsoft.com/office/word/2010/wordprocessingInk" xmlns:wne="http://schemas.microsoft.com/office/word/2006/wordml" xmlns:wps="http://schemas.microsoft.com/office/word/2010/wordprocessingShape" mc:Ignorable="w14 w15 w16se w16cid w16 w16cex w16sdtdh wp14">
+  <w:p>
+    <w:pPr>
+      <w:pStyle w:val="Footer"/>
+    </w:pPr>
+  </w:p>
+</w:ftr>
+</file>
+
+<file path=word/footer2.xml><?xml version="1.0" encoding="utf-8"?>
 <w:ftr xmlns:wpc="http://schemas.microsoft.com/office/word/2010/wordprocessingCanvas" xmlns:cx="http://schemas.microsoft.com/office/drawing/2014/chartex" xmlns:cx1="http://schemas.microsoft.com/office/drawing/2015/9/8/chartex" xmlns:cx2="http://schemas.microsoft.com/office/drawing/2015/10/21/chartex" xmlns:cx3="http://schemas.microsoft.com/office/drawing/2016/5/9/chartex" xmlns:cx4="http://schemas.microsoft.com/office/drawing/2016/5/10/chartex" xmlns:cx5="http://schemas.microsoft.com/office/drawing/2016/5/11/chartex" xmlns:cx6="http://schemas.microsoft.com/office/drawing/2016/5/12/chartex" xmlns:cx7="http://schemas.microsoft.com/office/drawing/2016/5/13/chartex" xmlns:cx8="http://schemas.microsoft.com/office/drawing/2016/5/14/chartex" xmlns:mc="http://schemas.openxmlformats.org/markup-compatibility/2006" xmlns:aink="http://schemas.microsoft.com/office/drawing/2016/ink" xmlns:am3d="http://schemas.microsoft.com/office/drawing/2017/model3d" xmlns:o="urn:schemas-microsoft-com:office:office" xmlns:r="http://schemas.openxmlformats.org/officeDocument/2006/relationships" xmlns:m="http://schemas.openxmlformats.org/officeDocument/2006/math" xmlns:v="urn:schemas-microsoft-com:vml" xmlns:wp14="http://schemas.microsoft.com/office/word/2010/wordprocessingDrawing" xmlns:wp="http://schemas.openxmlformats.org/drawingml/2006/wordprocessingDrawing" xmlns:w10="urn:schemas-microsoft-com:office:word" xmlns:w="http://schemas.openxmlformats.org/wordprocessingml/2006/main" xmlns:w14="http://schemas.microsoft.com/office/word/2010/wordml" xmlns:w15="http://schemas.microsoft.com/office/word/2012/wordml" xmlns:w16cex="http://schemas.microsoft.com/office/word/2018/wordml/cex" xmlns:w16cid="http://schemas.microsoft.com/office/word/2016/wordml/cid" xmlns:w16="http://schemas.microsoft.com/office/word/2018/wordml" xmlns:w16sdtdh="http://schemas.microsoft.com/office/word/2020/wordml/sdtdatahash" xmlns:w16se="http://schemas.microsoft.com/office/word/2015/wordml/symex" xmlns:wpg="http://schemas.microsoft.com/office/word/2010/wordprocessingGroup" xmlns:wpi="http://schemas.microsoft.com/office/word/2010/wordprocessingInk" xmlns:wne="http://schemas.microsoft.com/office/word/2006/wordml" xmlns:wps="http://schemas.microsoft.com/office/word/2010/wordprocessingShape" mc:Ignorable="w14 w15 w16se w16cid w16 w16cex w16sdtdh wp14">
   <w:sdt>
     <w:sdtPr>
@@ -4807,7 +7264,17 @@
 </w:ftr>
 </file>
 
-<file path=word/footer2.xml><?xml version="1.0" encoding="utf-8"?>
+<file path=word/footer3.xml><?xml version="1.0" encoding="utf-8"?>
+<w:ftr xmlns:wpc="http://schemas.microsoft.com/office/word/2010/wordprocessingCanvas" xmlns:cx="http://schemas.microsoft.com/office/drawing/2014/chartex" xmlns:cx1="http://schemas.microsoft.com/office/drawing/2015/9/8/chartex" xmlns:cx2="http://schemas.microsoft.com/office/drawing/2015/10/21/chartex" xmlns:cx3="http://schemas.microsoft.com/office/drawing/2016/5/9/chartex" xmlns:cx4="http://schemas.microsoft.com/office/drawing/2016/5/10/chartex" xmlns:cx5="http://schemas.microsoft.com/office/drawing/2016/5/11/chartex" xmlns:cx6="http://schemas.microsoft.com/office/drawing/2016/5/12/chartex" xmlns:cx7="http://schemas.microsoft.com/office/drawing/2016/5/13/chartex" xmlns:cx8="http://schemas.microsoft.com/office/drawing/2016/5/14/chartex" xmlns:mc="http://schemas.openxmlformats.org/markup-compatibility/2006" xmlns:aink="http://schemas.microsoft.com/office/drawing/2016/ink" xmlns:am3d="http://schemas.microsoft.com/office/drawing/2017/model3d" xmlns:o="urn:schemas-microsoft-com:office:office" xmlns:r="http://schemas.openxmlformats.org/officeDocument/2006/relationships" xmlns:m="http://schemas.openxmlformats.org/officeDocument/2006/math" xmlns:v="urn:schemas-microsoft-com:vml" xmlns:wp14="http://schemas.microsoft.com/office/word/2010/wordprocessingDrawing" xmlns:wp="http://schemas.openxmlformats.org/drawingml/2006/wordprocessingDrawing" xmlns:w10="urn:schemas-microsoft-com:office:word" xmlns:w="http://schemas.openxmlformats.org/wordprocessingml/2006/main" xmlns:w14="http://schemas.microsoft.com/office/word/2010/wordml" xmlns:w15="http://schemas.microsoft.com/office/word/2012/wordml" xmlns:w16cex="http://schemas.microsoft.com/office/word/2018/wordml/cex" xmlns:w16cid="http://schemas.microsoft.com/office/word/2016/wordml/cid" xmlns:w16="http://schemas.microsoft.com/office/word/2018/wordml" xmlns:w16sdtdh="http://schemas.microsoft.com/office/word/2020/wordml/sdtdatahash" xmlns:w16se="http://schemas.microsoft.com/office/word/2015/wordml/symex" xmlns:wpg="http://schemas.microsoft.com/office/word/2010/wordprocessingGroup" xmlns:wpi="http://schemas.microsoft.com/office/word/2010/wordprocessingInk" xmlns:wne="http://schemas.microsoft.com/office/word/2006/wordml" xmlns:wps="http://schemas.microsoft.com/office/word/2010/wordprocessingShape" mc:Ignorable="w14 w15 w16se w16cid w16 w16cex w16sdtdh wp14">
+  <w:p>
+    <w:pPr>
+      <w:pStyle w:val="Footer"/>
+    </w:pPr>
+  </w:p>
+</w:ftr>
+</file>
+
+<file path=word/footer4.xml><?xml version="1.0" encoding="utf-8"?>
 <w:ftr xmlns:wpc="http://schemas.microsoft.com/office/word/2010/wordprocessingCanvas" xmlns:cx="http://schemas.microsoft.com/office/drawing/2014/chartex" xmlns:cx1="http://schemas.microsoft.com/office/drawing/2015/9/8/chartex" xmlns:cx2="http://schemas.microsoft.com/office/drawing/2015/10/21/chartex" xmlns:cx3="http://schemas.microsoft.com/office/drawing/2016/5/9/chartex" xmlns:cx4="http://schemas.microsoft.com/office/drawing/2016/5/10/chartex" xmlns:cx5="http://schemas.microsoft.com/office/drawing/2016/5/11/chartex" xmlns:cx6="http://schemas.microsoft.com/office/drawing/2016/5/12/chartex" xmlns:cx7="http://schemas.microsoft.com/office/drawing/2016/5/13/chartex" xmlns:cx8="http://schemas.microsoft.com/office/drawing/2016/5/14/chartex" xmlns:mc="http://schemas.openxmlformats.org/markup-compatibility/2006" xmlns:aink="http://schemas.microsoft.com/office/drawing/2016/ink" xmlns:am3d="http://schemas.microsoft.com/office/drawing/2017/model3d" xmlns:o="urn:schemas-microsoft-com:office:office" xmlns:r="http://schemas.openxmlformats.org/officeDocument/2006/relationships" xmlns:m="http://schemas.openxmlformats.org/officeDocument/2006/math" xmlns:v="urn:schemas-microsoft-com:vml" xmlns:wp14="http://schemas.microsoft.com/office/word/2010/wordprocessingDrawing" xmlns:wp="http://schemas.openxmlformats.org/drawingml/2006/wordprocessingDrawing" xmlns:w10="urn:schemas-microsoft-com:office:word" xmlns:w="http://schemas.openxmlformats.org/wordprocessingml/2006/main" xmlns:w14="http://schemas.microsoft.com/office/word/2010/wordml" xmlns:w15="http://schemas.microsoft.com/office/word/2012/wordml" xmlns:w16cex="http://schemas.microsoft.com/office/word/2018/wordml/cex" xmlns:w16cid="http://schemas.microsoft.com/office/word/2016/wordml/cid" xmlns:w16="http://schemas.microsoft.com/office/word/2018/wordml" xmlns:w16sdtdh="http://schemas.microsoft.com/office/word/2020/wordml/sdtdatahash" xmlns:w16se="http://schemas.microsoft.com/office/word/2015/wordml/symex" xmlns:wpg="http://schemas.microsoft.com/office/word/2010/wordprocessingGroup" xmlns:wpi="http://schemas.microsoft.com/office/word/2010/wordprocessingInk" xmlns:wne="http://schemas.microsoft.com/office/word/2006/wordml" xmlns:wps="http://schemas.microsoft.com/office/word/2010/wordprocessingShape" mc:Ignorable="w14 w15 w16se w16cid w16 w16cex w16sdtdh wp14">
   <w:sdt>
     <w:sdtPr>
@@ -4914,6 +7381,36 @@
     </w:p>
   </w:footnote>
 </w:footnotes>
+</file>
+
+<file path=word/header1.xml><?xml version="1.0" encoding="utf-8"?>
+<w:hdr xmlns:wpc="http://schemas.microsoft.com/office/word/2010/wordprocessingCanvas" xmlns:cx="http://schemas.microsoft.com/office/drawing/2014/chartex" xmlns:cx1="http://schemas.microsoft.com/office/drawing/2015/9/8/chartex" xmlns:cx2="http://schemas.microsoft.com/office/drawing/2015/10/21/chartex" xmlns:cx3="http://schemas.microsoft.com/office/drawing/2016/5/9/chartex" xmlns:cx4="http://schemas.microsoft.com/office/drawing/2016/5/10/chartex" xmlns:cx5="http://schemas.microsoft.com/office/drawing/2016/5/11/chartex" xmlns:cx6="http://schemas.microsoft.com/office/drawing/2016/5/12/chartex" xmlns:cx7="http://schemas.microsoft.com/office/drawing/2016/5/13/chartex" xmlns:cx8="http://schemas.microsoft.com/office/drawing/2016/5/14/chartex" xmlns:mc="http://schemas.openxmlformats.org/markup-compatibility/2006" xmlns:aink="http://schemas.microsoft.com/office/drawing/2016/ink" xmlns:am3d="http://schemas.microsoft.com/office/drawing/2017/model3d" xmlns:o="urn:schemas-microsoft-com:office:office" xmlns:r="http://schemas.openxmlformats.org/officeDocument/2006/relationships" xmlns:m="http://schemas.openxmlformats.org/officeDocument/2006/math" xmlns:v="urn:schemas-microsoft-com:vml" xmlns:wp14="http://schemas.microsoft.com/office/word/2010/wordprocessingDrawing" xmlns:wp="http://schemas.openxmlformats.org/drawingml/2006/wordprocessingDrawing" xmlns:w10="urn:schemas-microsoft-com:office:word" xmlns:w="http://schemas.openxmlformats.org/wordprocessingml/2006/main" xmlns:w14="http://schemas.microsoft.com/office/word/2010/wordml" xmlns:w15="http://schemas.microsoft.com/office/word/2012/wordml" xmlns:w16cex="http://schemas.microsoft.com/office/word/2018/wordml/cex" xmlns:w16cid="http://schemas.microsoft.com/office/word/2016/wordml/cid" xmlns:w16="http://schemas.microsoft.com/office/word/2018/wordml" xmlns:w16sdtdh="http://schemas.microsoft.com/office/word/2020/wordml/sdtdatahash" xmlns:w16se="http://schemas.microsoft.com/office/word/2015/wordml/symex" xmlns:wpg="http://schemas.microsoft.com/office/word/2010/wordprocessingGroup" xmlns:wpi="http://schemas.microsoft.com/office/word/2010/wordprocessingInk" xmlns:wne="http://schemas.microsoft.com/office/word/2006/wordml" xmlns:wps="http://schemas.microsoft.com/office/word/2010/wordprocessingShape" mc:Ignorable="w14 w15 w16se w16cid w16 w16cex w16sdtdh wp14">
+  <w:p>
+    <w:pPr>
+      <w:pStyle w:val="Header"/>
+    </w:pPr>
+  </w:p>
+</w:hdr>
+</file>
+
+<file path=word/header2.xml><?xml version="1.0" encoding="utf-8"?>
+<w:hdr xmlns:wpc="http://schemas.microsoft.com/office/word/2010/wordprocessingCanvas" xmlns:cx="http://schemas.microsoft.com/office/drawing/2014/chartex" xmlns:cx1="http://schemas.microsoft.com/office/drawing/2015/9/8/chartex" xmlns:cx2="http://schemas.microsoft.com/office/drawing/2015/10/21/chartex" xmlns:cx3="http://schemas.microsoft.com/office/drawing/2016/5/9/chartex" xmlns:cx4="http://schemas.microsoft.com/office/drawing/2016/5/10/chartex" xmlns:cx5="http://schemas.microsoft.com/office/drawing/2016/5/11/chartex" xmlns:cx6="http://schemas.microsoft.com/office/drawing/2016/5/12/chartex" xmlns:cx7="http://schemas.microsoft.com/office/drawing/2016/5/13/chartex" xmlns:cx8="http://schemas.microsoft.com/office/drawing/2016/5/14/chartex" xmlns:mc="http://schemas.openxmlformats.org/markup-compatibility/2006" xmlns:aink="http://schemas.microsoft.com/office/drawing/2016/ink" xmlns:am3d="http://schemas.microsoft.com/office/drawing/2017/model3d" xmlns:o="urn:schemas-microsoft-com:office:office" xmlns:r="http://schemas.openxmlformats.org/officeDocument/2006/relationships" xmlns:m="http://schemas.openxmlformats.org/officeDocument/2006/math" xmlns:v="urn:schemas-microsoft-com:vml" xmlns:wp14="http://schemas.microsoft.com/office/word/2010/wordprocessingDrawing" xmlns:wp="http://schemas.openxmlformats.org/drawingml/2006/wordprocessingDrawing" xmlns:w10="urn:schemas-microsoft-com:office:word" xmlns:w="http://schemas.openxmlformats.org/wordprocessingml/2006/main" xmlns:w14="http://schemas.microsoft.com/office/word/2010/wordml" xmlns:w15="http://schemas.microsoft.com/office/word/2012/wordml" xmlns:w16cex="http://schemas.microsoft.com/office/word/2018/wordml/cex" xmlns:w16cid="http://schemas.microsoft.com/office/word/2016/wordml/cid" xmlns:w16="http://schemas.microsoft.com/office/word/2018/wordml" xmlns:w16sdtdh="http://schemas.microsoft.com/office/word/2020/wordml/sdtdatahash" xmlns:w16se="http://schemas.microsoft.com/office/word/2015/wordml/symex" xmlns:wpg="http://schemas.microsoft.com/office/word/2010/wordprocessingGroup" xmlns:wpi="http://schemas.microsoft.com/office/word/2010/wordprocessingInk" xmlns:wne="http://schemas.microsoft.com/office/word/2006/wordml" xmlns:wps="http://schemas.microsoft.com/office/word/2010/wordprocessingShape" mc:Ignorable="w14 w15 w16se w16cid w16 w16cex w16sdtdh wp14">
+  <w:p>
+    <w:pPr>
+      <w:pStyle w:val="Header"/>
+    </w:pPr>
+  </w:p>
+</w:hdr>
+</file>
+
+<file path=word/header3.xml><?xml version="1.0" encoding="utf-8"?>
+<w:hdr xmlns:wpc="http://schemas.microsoft.com/office/word/2010/wordprocessingCanvas" xmlns:cx="http://schemas.microsoft.com/office/drawing/2014/chartex" xmlns:cx1="http://schemas.microsoft.com/office/drawing/2015/9/8/chartex" xmlns:cx2="http://schemas.microsoft.com/office/drawing/2015/10/21/chartex" xmlns:cx3="http://schemas.microsoft.com/office/drawing/2016/5/9/chartex" xmlns:cx4="http://schemas.microsoft.com/office/drawing/2016/5/10/chartex" xmlns:cx5="http://schemas.microsoft.com/office/drawing/2016/5/11/chartex" xmlns:cx6="http://schemas.microsoft.com/office/drawing/2016/5/12/chartex" xmlns:cx7="http://schemas.microsoft.com/office/drawing/2016/5/13/chartex" xmlns:cx8="http://schemas.microsoft.com/office/drawing/2016/5/14/chartex" xmlns:mc="http://schemas.openxmlformats.org/markup-compatibility/2006" xmlns:aink="http://schemas.microsoft.com/office/drawing/2016/ink" xmlns:am3d="http://schemas.microsoft.com/office/drawing/2017/model3d" xmlns:o="urn:schemas-microsoft-com:office:office" xmlns:r="http://schemas.openxmlformats.org/officeDocument/2006/relationships" xmlns:m="http://schemas.openxmlformats.org/officeDocument/2006/math" xmlns:v="urn:schemas-microsoft-com:vml" xmlns:wp14="http://schemas.microsoft.com/office/word/2010/wordprocessingDrawing" xmlns:wp="http://schemas.openxmlformats.org/drawingml/2006/wordprocessingDrawing" xmlns:w10="urn:schemas-microsoft-com:office:word" xmlns:w="http://schemas.openxmlformats.org/wordprocessingml/2006/main" xmlns:w14="http://schemas.microsoft.com/office/word/2010/wordml" xmlns:w15="http://schemas.microsoft.com/office/word/2012/wordml" xmlns:w16cex="http://schemas.microsoft.com/office/word/2018/wordml/cex" xmlns:w16cid="http://schemas.microsoft.com/office/word/2016/wordml/cid" xmlns:w16="http://schemas.microsoft.com/office/word/2018/wordml" xmlns:w16sdtdh="http://schemas.microsoft.com/office/word/2020/wordml/sdtdatahash" xmlns:w16se="http://schemas.microsoft.com/office/word/2015/wordml/symex" xmlns:wpg="http://schemas.microsoft.com/office/word/2010/wordprocessingGroup" xmlns:wpi="http://schemas.microsoft.com/office/word/2010/wordprocessingInk" xmlns:wne="http://schemas.microsoft.com/office/word/2006/wordml" xmlns:wps="http://schemas.microsoft.com/office/word/2010/wordprocessingShape" mc:Ignorable="w14 w15 w16se w16cid w16 w16cex w16sdtdh wp14">
+  <w:p>
+    <w:pPr>
+      <w:pStyle w:val="Header"/>
+    </w:pPr>
+  </w:p>
+</w:hdr>
 </file>
 
 <file path=word/numbering.xml><?xml version="1.0" encoding="utf-8"?>
@@ -6721,7 +9218,6 @@
   <w:style w:type="character" w:default="1" w:styleId="DefaultParagraphFont">
     <w:name w:val="Default Paragraph Font"/>
     <w:uiPriority w:val="1"/>
-    <w:semiHidden/>
     <w:unhideWhenUsed/>
   </w:style>
   <w:style w:type="table" w:default="1" w:styleId="TableNormal">
